--- a/Atestat.docx
+++ b/Atestat.docx
@@ -672,30 +672,186 @@
     </w:p>
     <w:p>
       <w:pPr>
-        <w:spacing w:line="360" w:lineRule="auto"/>
-        <w:jc w:val="both"/>
-        <w:rPr>
-          <w:rFonts w:ascii="Times New Roman" w:hAnsi="Times New Roman" w:cs="Times New Roman"/>
-        </w:rPr>
-      </w:pPr>
-    </w:p>
-    <w:p>
-      <w:pPr>
-        <w:spacing w:line="360" w:lineRule="auto"/>
-        <w:jc w:val="both"/>
-        <w:rPr>
-          <w:rFonts w:ascii="Times New Roman" w:hAnsi="Times New Roman" w:cs="Times New Roman"/>
-        </w:rPr>
-      </w:pPr>
-    </w:p>
-    <w:p>
-      <w:pPr>
-        <w:spacing w:line="360" w:lineRule="auto"/>
-        <w:jc w:val="both"/>
-        <w:rPr>
-          <w:rFonts w:ascii="Times New Roman" w:hAnsi="Times New Roman" w:cs="Times New Roman"/>
-        </w:rPr>
-      </w:pPr>
+        <w:rPr>
+          <w:rFonts w:ascii="Times New Roman" w:hAnsi="Times New Roman" w:cs="Times New Roman"/>
+        </w:rPr>
+      </w:pPr>
+      <w:r>
+        <w:rPr>
+          <w:rFonts w:ascii="Times New Roman" w:hAnsi="Times New Roman" w:cs="Times New Roman"/>
+        </w:rPr>
+        <w:br w:type="page"/>
+      </w:r>
+    </w:p>
+    <w:p>
+      <w:pPr>
+        <w:jc w:val="center"/>
+        <w:rPr>
+          <w:rFonts w:ascii="Times New Roman" w:hAnsi="Times New Roman" w:cs="Times New Roman"/>
+          <w:b/>
+          <w:bCs/>
+          <w:sz w:val="32"/>
+          <w:szCs w:val="32"/>
+        </w:rPr>
+      </w:pPr>
+      <w:r>
+        <w:rPr>
+          <w:rFonts w:ascii="Times New Roman" w:hAnsi="Times New Roman" w:cs="Times New Roman"/>
+          <w:b/>
+          <w:bCs/>
+          <w:sz w:val="32"/>
+          <w:szCs w:val="32"/>
+        </w:rPr>
+        <w:lastRenderedPageBreak/>
+        <w:t>Précis</w:t>
+      </w:r>
+    </w:p>
+    <w:p>
+      <w:pPr>
+        <w:spacing w:line="360" w:lineRule="auto"/>
+        <w:jc w:val="center"/>
+        <w:rPr>
+          <w:rFonts w:ascii="Times New Roman" w:hAnsi="Times New Roman" w:cs="Times New Roman"/>
+        </w:rPr>
+      </w:pPr>
+    </w:p>
+    <w:p>
+      <w:pPr>
+        <w:spacing w:line="360" w:lineRule="auto"/>
+        <w:jc w:val="center"/>
+        <w:rPr>
+          <w:rFonts w:ascii="Times New Roman" w:hAnsi="Times New Roman" w:cs="Times New Roman"/>
+        </w:rPr>
+      </w:pPr>
+    </w:p>
+    <w:p>
+      <w:pPr>
+        <w:spacing w:line="360" w:lineRule="auto"/>
+        <w:jc w:val="both"/>
+        <w:rPr>
+          <w:rFonts w:ascii="Times New Roman" w:hAnsi="Times New Roman" w:cs="Times New Roman"/>
+        </w:rPr>
+      </w:pPr>
+      <w:r>
+        <w:rPr>
+          <w:rFonts w:ascii="Times New Roman" w:hAnsi="Times New Roman" w:cs="Times New Roman"/>
+        </w:rPr>
+        <w:t>This paper ex</w:t>
+      </w:r>
+      <w:r>
+        <w:rPr>
+          <w:rFonts w:ascii="Times New Roman" w:hAnsi="Times New Roman" w:cs="Times New Roman"/>
+        </w:rPr>
+        <w:t>plores</w:t>
+      </w:r>
+      <w:r>
+        <w:rPr>
+          <w:rFonts w:ascii="Times New Roman" w:hAnsi="Times New Roman" w:cs="Times New Roman"/>
+        </w:rPr>
+        <w:t xml:space="preserve"> the impact of artificial intelligence on everyday life, focusing on how modern technologies influence work, personal routines, and </w:t>
+      </w:r>
+      <w:r>
+        <w:rPr>
+          <w:rFonts w:ascii="Times New Roman" w:hAnsi="Times New Roman" w:cs="Times New Roman"/>
+        </w:rPr>
+        <w:t>society</w:t>
+      </w:r>
+      <w:r>
+        <w:rPr>
+          <w:rFonts w:ascii="Times New Roman" w:hAnsi="Times New Roman" w:cs="Times New Roman"/>
+        </w:rPr>
+        <w:t>. Its purpose is to present both the benefits and the drawbacks of artificial intelligence, offering a balanced view of its growing role in contemporary life.</w:t>
+      </w:r>
+    </w:p>
+    <w:p>
+      <w:pPr>
+        <w:spacing w:line="360" w:lineRule="auto"/>
+        <w:jc w:val="both"/>
+        <w:rPr>
+          <w:rFonts w:ascii="Times New Roman" w:hAnsi="Times New Roman" w:cs="Times New Roman"/>
+        </w:rPr>
+      </w:pPr>
+      <w:r>
+        <w:rPr>
+          <w:rFonts w:ascii="Times New Roman" w:hAnsi="Times New Roman" w:cs="Times New Roman"/>
+          <w:b/>
+          <w:bCs/>
+        </w:rPr>
+        <w:t>Chapter 1 – Introduction</w:t>
+      </w:r>
+      <w:r>
+        <w:rPr>
+          <w:rFonts w:ascii="Times New Roman" w:hAnsi="Times New Roman" w:cs="Times New Roman"/>
+        </w:rPr>
+        <w:t xml:space="preserve"> outlines the development of artificial intelligence from its early theoretical origins to its widespread use today. It explains how technological progress and increased access to data have allowed AI to move from research environments into everyday applications.</w:t>
+      </w:r>
+    </w:p>
+    <w:p>
+      <w:pPr>
+        <w:spacing w:line="360" w:lineRule="auto"/>
+        <w:jc w:val="both"/>
+        <w:rPr>
+          <w:rFonts w:ascii="Times New Roman" w:hAnsi="Times New Roman" w:cs="Times New Roman"/>
+        </w:rPr>
+      </w:pPr>
+      <w:r>
+        <w:rPr>
+          <w:rFonts w:ascii="Times New Roman" w:hAnsi="Times New Roman" w:cs="Times New Roman"/>
+          <w:b/>
+          <w:bCs/>
+        </w:rPr>
+        <w:t>Chapter 2 – Benefits</w:t>
+      </w:r>
+      <w:r>
+        <w:rPr>
+          <w:rFonts w:ascii="Times New Roman" w:hAnsi="Times New Roman" w:cs="Times New Roman"/>
+        </w:rPr>
+        <w:t xml:space="preserve"> analyses the positive effects of artificial intelligence on daily life. The chapter discusses improvements in work environments through automation and increased flexibility, as well as enhancements in personal life through smart devices and digital services. It also examines the role of AI in the development of smart cities, focusing on more efficient transport systems, better energy management, and improved public services. Special attention is given to healthcare, where artificial intelligence supports early diagnosis, personalised treatment, and preventive care, contributing to a higher quality of life.</w:t>
+      </w:r>
+    </w:p>
+    <w:p>
+      <w:pPr>
+        <w:spacing w:line="360" w:lineRule="auto"/>
+        <w:jc w:val="both"/>
+        <w:rPr>
+          <w:rFonts w:ascii="Times New Roman" w:hAnsi="Times New Roman" w:cs="Times New Roman"/>
+        </w:rPr>
+      </w:pPr>
+      <w:r>
+        <w:rPr>
+          <w:rFonts w:ascii="Times New Roman" w:hAnsi="Times New Roman" w:cs="Times New Roman"/>
+          <w:b/>
+          <w:bCs/>
+        </w:rPr>
+        <w:t xml:space="preserve">Chapter 3 – </w:t>
+      </w:r>
+      <w:r>
+        <w:rPr>
+          <w:rFonts w:ascii="Times New Roman" w:hAnsi="Times New Roman" w:cs="Times New Roman"/>
+          <w:b/>
+          <w:bCs/>
+        </w:rPr>
+        <w:t>Drawbacks</w:t>
+      </w:r>
+      <w:r>
+        <w:rPr>
+          <w:rFonts w:ascii="Times New Roman" w:hAnsi="Times New Roman" w:cs="Times New Roman"/>
+        </w:rPr>
+        <w:t xml:space="preserve"> examines the negative consequences and risks associated with artificial intelligence in equal depth. It addresses concerns related to job displacement and economic inequality caused by automation, as well as the growing collection of personal data and the threat to individual privacy. The chapter also explores the ethical challenges of biased algorithms, unclear responsibility in AI decision-making, and increased dependence on technology. Furthermore, it considers the environmental impact of large-scale AI systems and the social effects of reduced human interaction in an increasingly digital world.</w:t>
+      </w:r>
+    </w:p>
+    <w:p>
+      <w:pPr>
+        <w:rPr>
+          <w:rFonts w:ascii="Times New Roman" w:hAnsi="Times New Roman" w:cs="Times New Roman"/>
+        </w:rPr>
+      </w:pPr>
+      <w:r>
+        <w:rPr>
+          <w:rFonts w:ascii="Times New Roman" w:hAnsi="Times New Roman" w:cs="Times New Roman"/>
+        </w:rPr>
+        <w:br w:type="page"/>
+      </w:r>
     </w:p>
     <w:p>
       <w:pPr>
@@ -939,7 +1095,7 @@
           <w:noProof/>
         </w:rPr>
         <w:drawing>
-          <wp:anchor distT="0" distB="0" distL="114300" distR="114300" simplePos="0" relativeHeight="251658240" behindDoc="1" locked="0" layoutInCell="1" allowOverlap="1" wp14:anchorId="73C9F2E9" wp14:editId="4AD0293F">
+          <wp:anchor distT="0" distB="0" distL="114300" distR="114300" simplePos="0" relativeHeight="251658240" behindDoc="1" locked="0" layoutInCell="1" allowOverlap="1" wp14:anchorId="73C9F2E9" wp14:editId="57E38D2E">
             <wp:simplePos x="0" y="0"/>
             <wp:positionH relativeFrom="margin">
               <wp:posOffset>-635</wp:posOffset>
@@ -1004,7 +1160,6 @@
     </w:p>
     <w:p>
       <w:pPr>
-        <w:jc w:val="center"/>
         <w:rPr>
           <w:rFonts w:ascii="Times New Roman" w:hAnsi="Times New Roman" w:cs="Times New Roman"/>
           <w:b/>
@@ -1013,10 +1168,7 @@
           <w:szCs w:val="32"/>
         </w:rPr>
       </w:pPr>
-    </w:p>
-    <w:p>
-      <w:pPr>
-        <w:jc w:val="center"/>
+      <w:r>
         <w:rPr>
           <w:rFonts w:ascii="Times New Roman" w:hAnsi="Times New Roman" w:cs="Times New Roman"/>
           <w:b/>
@@ -1024,8 +1176,12 @@
           <w:sz w:val="32"/>
           <w:szCs w:val="32"/>
         </w:rPr>
-      </w:pPr>
-      <w:r>
+        <w:br w:type="page"/>
+      </w:r>
+    </w:p>
+    <w:p>
+      <w:pPr>
+        <w:jc w:val="center"/>
         <w:rPr>
           <w:rFonts w:ascii="Times New Roman" w:hAnsi="Times New Roman" w:cs="Times New Roman"/>
           <w:b/>
@@ -1033,6 +1189,15 @@
           <w:sz w:val="32"/>
           <w:szCs w:val="32"/>
         </w:rPr>
+      </w:pPr>
+      <w:r>
+        <w:rPr>
+          <w:rFonts w:ascii="Times New Roman" w:hAnsi="Times New Roman" w:cs="Times New Roman"/>
+          <w:b/>
+          <w:bCs/>
+          <w:sz w:val="32"/>
+          <w:szCs w:val="32"/>
+        </w:rPr>
         <w:lastRenderedPageBreak/>
         <w:t>Chapter 2. Benefits</w:t>
       </w:r>
@@ -1961,7 +2126,7 @@
           <w:noProof/>
         </w:rPr>
         <w:drawing>
-          <wp:anchor distT="0" distB="0" distL="114300" distR="114300" simplePos="0" relativeHeight="251660288" behindDoc="1" locked="0" layoutInCell="1" allowOverlap="1" wp14:anchorId="239085BE" wp14:editId="34C6D46D">
+          <wp:anchor distT="0" distB="0" distL="114300" distR="114300" simplePos="0" relativeHeight="251660288" behindDoc="1" locked="0" layoutInCell="1" allowOverlap="1" wp14:anchorId="239085BE" wp14:editId="50CE75D0">
             <wp:simplePos x="0" y="0"/>
             <wp:positionH relativeFrom="margin">
               <wp:align>left</wp:align>
@@ -2116,12 +2281,16 @@
     </w:p>
     <w:p>
       <w:pPr>
-        <w:spacing w:line="360" w:lineRule="auto"/>
-        <w:jc w:val="both"/>
-        <w:rPr>
-          <w:rFonts w:ascii="Times New Roman" w:hAnsi="Times New Roman" w:cs="Times New Roman"/>
-        </w:rPr>
-      </w:pPr>
+        <w:rPr>
+          <w:rFonts w:ascii="Times New Roman" w:hAnsi="Times New Roman" w:cs="Times New Roman"/>
+        </w:rPr>
+      </w:pPr>
+      <w:r>
+        <w:rPr>
+          <w:rFonts w:ascii="Times New Roman" w:hAnsi="Times New Roman" w:cs="Times New Roman"/>
+        </w:rPr>
+        <w:br w:type="page"/>
+      </w:r>
     </w:p>
     <w:p>
       <w:pPr>
@@ -2576,7 +2745,21 @@
         <w:rPr>
           <w:rFonts w:ascii="Times New Roman" w:hAnsi="Times New Roman" w:cs="Times New Roman"/>
         </w:rPr>
-        <w:t>Socially, the spread of AI can also change the way people interact with each other. AI-powered chatbots and virtual assistants may make life easier, but they also risk reducing human contact. Some experts warn that as technology becomes more personal and responsive, it might replace genuine human relationships with artificial connections.</w:t>
+        <w:t xml:space="preserve">Socially, the spread of AI can also change the way people interact with each other. AI-powered chatbots and virtual assistants may make life easier, but they also risk reducing human contact. Some experts warn that as technology becomes more personal and </w:t>
+      </w:r>
+      <w:proofErr w:type="gramStart"/>
+      <w:r>
+        <w:rPr>
+          <w:rFonts w:ascii="Times New Roman" w:hAnsi="Times New Roman" w:cs="Times New Roman"/>
+        </w:rPr>
+        <w:t>responsive,</w:t>
+      </w:r>
+      <w:proofErr w:type="gramEnd"/>
+      <w:r>
+        <w:rPr>
+          <w:rFonts w:ascii="Times New Roman" w:hAnsi="Times New Roman" w:cs="Times New Roman"/>
+        </w:rPr>
+        <w:t xml:space="preserve"> it might replace genuine human relationships with artificial connections.</w:t>
       </w:r>
     </w:p>
     <w:p>
@@ -3030,12 +3213,16 @@
     </w:p>
     <w:p>
       <w:pPr>
-        <w:spacing w:line="360" w:lineRule="auto"/>
-        <w:jc w:val="both"/>
-        <w:rPr>
-          <w:rFonts w:ascii="Times New Roman" w:hAnsi="Times New Roman" w:cs="Times New Roman"/>
-        </w:rPr>
-      </w:pPr>
+        <w:rPr>
+          <w:rFonts w:ascii="Times New Roman" w:hAnsi="Times New Roman" w:cs="Times New Roman"/>
+        </w:rPr>
+      </w:pPr>
+      <w:r>
+        <w:rPr>
+          <w:rFonts w:ascii="Times New Roman" w:hAnsi="Times New Roman" w:cs="Times New Roman"/>
+        </w:rPr>
+        <w:br w:type="page"/>
+      </w:r>
     </w:p>
     <w:p>
       <w:pPr>
@@ -3873,7 +4060,6 @@
   <w:style w:type="character" w:default="1" w:styleId="DefaultParagraphFont">
     <w:name w:val="Default Paragraph Font"/>
     <w:uiPriority w:val="1"/>
-    <w:semiHidden/>
     <w:unhideWhenUsed/>
   </w:style>
   <w:style w:type="table" w:default="1" w:styleId="TableNormal">

--- a/Atestat.docx
+++ b/Atestat.docx
@@ -748,19 +748,7 @@
         <w:rPr>
           <w:rFonts w:ascii="Times New Roman" w:hAnsi="Times New Roman" w:cs="Times New Roman"/>
         </w:rPr>
-        <w:t xml:space="preserve"> the impact of artificial intelligence on everyday life, focusing on how modern technologies influence work, personal routines, and </w:t>
-      </w:r>
-      <w:r>
-        <w:rPr>
-          <w:rFonts w:ascii="Times New Roman" w:hAnsi="Times New Roman" w:cs="Times New Roman"/>
-        </w:rPr>
-        <w:t>society</w:t>
-      </w:r>
-      <w:r>
-        <w:rPr>
-          <w:rFonts w:ascii="Times New Roman" w:hAnsi="Times New Roman" w:cs="Times New Roman"/>
-        </w:rPr>
-        <w:t>. Its purpose is to present both the benefits and the drawbacks of artificial intelligence, offering a balanced view of its growing role in contemporary life.</w:t>
+        <w:t xml:space="preserve"> the impact of artificial intelligence on everyday life, focusing on how modern technologies influence work, personal routines, and society. Its purpose is to present both the benefits and the drawbacks of artificial intelligence, offering a balanced view of its growing role in contemporary life.</w:t>
       </w:r>
     </w:p>
     <w:p>
@@ -1095,7 +1083,7 @@
           <w:noProof/>
         </w:rPr>
         <w:drawing>
-          <wp:anchor distT="0" distB="0" distL="114300" distR="114300" simplePos="0" relativeHeight="251658240" behindDoc="1" locked="0" layoutInCell="1" allowOverlap="1" wp14:anchorId="73C9F2E9" wp14:editId="57E38D2E">
+          <wp:anchor distT="0" distB="0" distL="114300" distR="114300" simplePos="0" relativeHeight="251658240" behindDoc="1" locked="0" layoutInCell="1" allowOverlap="1" wp14:anchorId="73C9F2E9" wp14:editId="44D32547">
             <wp:simplePos x="0" y="0"/>
             <wp:positionH relativeFrom="margin">
               <wp:posOffset>-635</wp:posOffset>
@@ -3381,6 +3369,172 @@
           <w:szCs w:val="32"/>
         </w:rPr>
       </w:pPr>
+    </w:p>
+    <w:p>
+      <w:pPr>
+        <w:rPr>
+          <w:rFonts w:ascii="Times New Roman" w:hAnsi="Times New Roman" w:cs="Times New Roman"/>
+          <w:b/>
+          <w:bCs/>
+          <w:sz w:val="32"/>
+          <w:szCs w:val="32"/>
+        </w:rPr>
+      </w:pPr>
+      <w:r>
+        <w:rPr>
+          <w:rFonts w:ascii="Times New Roman" w:hAnsi="Times New Roman" w:cs="Times New Roman"/>
+          <w:b/>
+          <w:bCs/>
+          <w:sz w:val="32"/>
+          <w:szCs w:val="32"/>
+        </w:rPr>
+        <w:br w:type="page"/>
+      </w:r>
+    </w:p>
+    <w:p>
+      <w:pPr>
+        <w:jc w:val="center"/>
+        <w:rPr>
+          <w:rFonts w:ascii="Times New Roman" w:hAnsi="Times New Roman" w:cs="Times New Roman"/>
+          <w:b/>
+          <w:bCs/>
+          <w:sz w:val="32"/>
+          <w:szCs w:val="32"/>
+        </w:rPr>
+      </w:pPr>
+      <w:r>
+        <w:rPr>
+          <w:rFonts w:ascii="Times New Roman" w:hAnsi="Times New Roman" w:cs="Times New Roman"/>
+          <w:b/>
+          <w:bCs/>
+          <w:sz w:val="32"/>
+          <w:szCs w:val="32"/>
+        </w:rPr>
+        <w:lastRenderedPageBreak/>
+        <w:t>Biography</w:t>
+      </w:r>
+    </w:p>
+    <w:p>
+      <w:pPr>
+        <w:jc w:val="center"/>
+        <w:rPr>
+          <w:rFonts w:ascii="Times New Roman" w:hAnsi="Times New Roman" w:cs="Times New Roman"/>
+          <w:b/>
+          <w:bCs/>
+          <w:sz w:val="32"/>
+          <w:szCs w:val="32"/>
+        </w:rPr>
+      </w:pPr>
+    </w:p>
+    <w:p>
+      <w:pPr>
+        <w:jc w:val="center"/>
+        <w:rPr>
+          <w:rFonts w:ascii="Times New Roman" w:hAnsi="Times New Roman" w:cs="Times New Roman"/>
+          <w:b/>
+          <w:bCs/>
+          <w:sz w:val="32"/>
+          <w:szCs w:val="32"/>
+        </w:rPr>
+      </w:pPr>
+    </w:p>
+    <w:p>
+      <w:pPr>
+        <w:jc w:val="both"/>
+        <w:rPr>
+          <w:rFonts w:ascii="Times New Roman" w:hAnsi="Times New Roman" w:cs="Times New Roman"/>
+        </w:rPr>
+      </w:pPr>
+      <w:r>
+        <w:rPr>
+          <w:rFonts w:ascii="Times New Roman" w:hAnsi="Times New Roman" w:cs="Times New Roman"/>
+        </w:rPr>
+        <w:t xml:space="preserve">Fry, Hannah — Hello World: How to Be Human in the Age of the Machine, Black Swan (Transworld Publishers), London, 2018 </w:t>
+      </w:r>
+    </w:p>
+    <w:p>
+      <w:pPr>
+        <w:jc w:val="both"/>
+        <w:rPr>
+          <w:rFonts w:ascii="Times New Roman" w:hAnsi="Times New Roman" w:cs="Times New Roman"/>
+        </w:rPr>
+      </w:pPr>
+      <w:r>
+        <w:rPr>
+          <w:rFonts w:ascii="Times New Roman" w:hAnsi="Times New Roman" w:cs="Times New Roman"/>
+        </w:rPr>
+        <w:t xml:space="preserve">Tegmark, Max — Life 3.0: Being Human in the Age of Artificial Intelligence, Knopf, New York, 2017 </w:t>
+      </w:r>
+    </w:p>
+    <w:p>
+      <w:pPr>
+        <w:jc w:val="both"/>
+        <w:rPr>
+          <w:rFonts w:ascii="Times New Roman" w:hAnsi="Times New Roman" w:cs="Times New Roman"/>
+        </w:rPr>
+      </w:pPr>
+      <w:r>
+        <w:rPr>
+          <w:rFonts w:ascii="Times New Roman" w:hAnsi="Times New Roman" w:cs="Times New Roman"/>
+        </w:rPr>
+        <w:t xml:space="preserve">Bostrom, Nick — Superintelligence: Paths, Dangers, Strategies, Oxford University Press, Oxford, 2014 </w:t>
+      </w:r>
+    </w:p>
+    <w:p>
+      <w:pPr>
+        <w:jc w:val="both"/>
+        <w:rPr>
+          <w:rFonts w:ascii="Times New Roman" w:hAnsi="Times New Roman" w:cs="Times New Roman"/>
+        </w:rPr>
+      </w:pPr>
+      <w:r>
+        <w:rPr>
+          <w:rFonts w:ascii="Times New Roman" w:hAnsi="Times New Roman" w:cs="Times New Roman"/>
+        </w:rPr>
+        <w:t xml:space="preserve">Kislev, Elyakim — Relationships 5.0: How AI, VR, and Robots Will Reshape Our Emotional Lives, Oxford University Press, Oxford, 2022 </w:t>
+      </w:r>
+    </w:p>
+    <w:p>
+      <w:pPr>
+        <w:jc w:val="both"/>
+        <w:rPr>
+          <w:rFonts w:ascii="Times New Roman" w:hAnsi="Times New Roman" w:cs="Times New Roman"/>
+        </w:rPr>
+      </w:pPr>
+      <w:r>
+        <w:rPr>
+          <w:rFonts w:ascii="Times New Roman" w:hAnsi="Times New Roman" w:cs="Times New Roman"/>
+        </w:rPr>
+        <w:t xml:space="preserve">Gunkel, David J. — The Machine Question: Critical Perspectives on AI, Robots, and Ethics, MIT Press, Cambridge (MA), 2012 </w:t>
+      </w:r>
+    </w:p>
+    <w:p>
+      <w:pPr>
+        <w:jc w:val="both"/>
+        <w:rPr>
+          <w:rFonts w:ascii="Times New Roman" w:hAnsi="Times New Roman" w:cs="Times New Roman"/>
+        </w:rPr>
+      </w:pPr>
+      <w:r>
+        <w:rPr>
+          <w:rFonts w:ascii="Times New Roman" w:hAnsi="Times New Roman" w:cs="Times New Roman"/>
+        </w:rPr>
+        <w:t xml:space="preserve">Lee, Kai-Fu &amp; </w:t>
+      </w:r>
+      <w:proofErr w:type="spellStart"/>
+      <w:r>
+        <w:rPr>
+          <w:rFonts w:ascii="Times New Roman" w:hAnsi="Times New Roman" w:cs="Times New Roman"/>
+        </w:rPr>
+        <w:t>Qiufan</w:t>
+      </w:r>
+      <w:proofErr w:type="spellEnd"/>
+      <w:r>
+        <w:rPr>
+          <w:rFonts w:ascii="Times New Roman" w:hAnsi="Times New Roman" w:cs="Times New Roman"/>
+        </w:rPr>
+        <w:t>, Chen — AI 2041: Ten Visions for Our Future, (HarperCollins / unspecified in summary), (publication place — typically New York), 2021</w:t>
+      </w:r>
     </w:p>
     <w:p>
       <w:pPr>
@@ -4060,6 +4214,7 @@
   <w:style w:type="character" w:default="1" w:styleId="DefaultParagraphFont">
     <w:name w:val="Default Paragraph Font"/>
     <w:uiPriority w:val="1"/>
+    <w:semiHidden/>
     <w:unhideWhenUsed/>
   </w:style>
   <w:style w:type="table" w:default="1" w:styleId="TableNormal">

--- a/Atestat.docx
+++ b/Atestat.docx
@@ -13,7 +13,9 @@
           <w:szCs w:val="32"/>
         </w:rPr>
       </w:pPr>
-      <w:r>
+    </w:p>
+    <w:p>
+      <w:pPr>
         <w:rPr>
           <w:rFonts w:ascii="Times New Roman" w:hAnsi="Times New Roman" w:cs="Times New Roman"/>
           <w:b/>
@@ -21,12 +23,8 @@
           <w:sz w:val="32"/>
           <w:szCs w:val="32"/>
         </w:rPr>
-        <w:t>Argument</w:t>
-      </w:r>
-    </w:p>
-    <w:p>
-      <w:pPr>
-        <w:jc w:val="center"/>
+      </w:pPr>
+      <w:r>
         <w:rPr>
           <w:rFonts w:ascii="Times New Roman" w:hAnsi="Times New Roman" w:cs="Times New Roman"/>
           <w:b/>
@@ -34,13 +32,651 @@
           <w:sz w:val="32"/>
           <w:szCs w:val="32"/>
         </w:rPr>
-      </w:pPr>
+        <w:br w:type="page"/>
+      </w:r>
     </w:p>
     <w:p>
       <w:pPr>
         <w:jc w:val="center"/>
         <w:rPr>
           <w:rFonts w:ascii="Times New Roman" w:hAnsi="Times New Roman" w:cs="Times New Roman"/>
+          <w:b/>
+          <w:bCs/>
+          <w:sz w:val="32"/>
+          <w:szCs w:val="32"/>
+        </w:rPr>
+      </w:pPr>
+      <w:r>
+        <w:rPr>
+          <w:rFonts w:ascii="Times New Roman" w:hAnsi="Times New Roman" w:cs="Times New Roman"/>
+          <w:b/>
+          <w:bCs/>
+          <w:sz w:val="32"/>
+          <w:szCs w:val="32"/>
+        </w:rPr>
+        <w:lastRenderedPageBreak/>
+        <w:t>Table of Contents</w:t>
+      </w:r>
+    </w:p>
+    <w:p>
+      <w:pPr>
+        <w:jc w:val="center"/>
+        <w:rPr>
+          <w:rFonts w:ascii="Times New Roman" w:hAnsi="Times New Roman" w:cs="Times New Roman"/>
+          <w:b/>
+          <w:bCs/>
+          <w:sz w:val="32"/>
+          <w:szCs w:val="32"/>
+        </w:rPr>
+      </w:pPr>
+    </w:p>
+    <w:p>
+      <w:pPr>
+        <w:jc w:val="center"/>
+        <w:rPr>
+          <w:rFonts w:ascii="Times New Roman" w:hAnsi="Times New Roman" w:cs="Times New Roman"/>
+        </w:rPr>
+      </w:pPr>
+    </w:p>
+    <w:p>
+      <w:pPr>
+        <w:rPr>
+          <w:rFonts w:ascii="Times New Roman" w:hAnsi="Times New Roman" w:cs="Times New Roman"/>
+        </w:rPr>
+      </w:pPr>
+      <w:r>
+        <w:rPr>
+          <w:rFonts w:ascii="Times New Roman" w:hAnsi="Times New Roman" w:cs="Times New Roman"/>
+        </w:rPr>
+        <w:t>Argument</w:t>
+      </w:r>
+      <w:r>
+        <w:rPr>
+          <w:rFonts w:ascii="Times New Roman" w:hAnsi="Times New Roman" w:cs="Times New Roman"/>
+        </w:rPr>
+        <w:t>.....................................................................................................................................</w:t>
+      </w:r>
+      <w:r>
+        <w:rPr>
+          <w:rFonts w:ascii="Times New Roman" w:hAnsi="Times New Roman" w:cs="Times New Roman"/>
+        </w:rPr>
+        <w:t>3</w:t>
+      </w:r>
+    </w:p>
+    <w:p>
+      <w:pPr>
+        <w:rPr>
+          <w:rFonts w:ascii="Times New Roman" w:hAnsi="Times New Roman" w:cs="Times New Roman"/>
+        </w:rPr>
+      </w:pPr>
+      <w:r>
+        <w:rPr>
+          <w:rFonts w:ascii="Times New Roman" w:hAnsi="Times New Roman" w:cs="Times New Roman"/>
+        </w:rPr>
+        <w:t>Pr</w:t>
+      </w:r>
+      <w:r>
+        <w:rPr>
+          <w:rFonts w:ascii="Times New Roman" w:hAnsi="Times New Roman" w:cs="Times New Roman"/>
+        </w:rPr>
+        <w:t>é</w:t>
+      </w:r>
+      <w:r>
+        <w:rPr>
+          <w:rFonts w:ascii="Times New Roman" w:hAnsi="Times New Roman" w:cs="Times New Roman"/>
+        </w:rPr>
+        <w:t>cis</w:t>
+      </w:r>
+      <w:r>
+        <w:rPr>
+          <w:rFonts w:ascii="Times New Roman" w:hAnsi="Times New Roman" w:cs="Times New Roman"/>
+        </w:rPr>
+        <w:t>...........................................................................................................................................</w:t>
+      </w:r>
+      <w:r>
+        <w:rPr>
+          <w:rFonts w:ascii="Times New Roman" w:hAnsi="Times New Roman" w:cs="Times New Roman"/>
+        </w:rPr>
+        <w:t>4</w:t>
+      </w:r>
+    </w:p>
+    <w:p>
+      <w:pPr>
+        <w:rPr>
+          <w:rFonts w:ascii="Times New Roman" w:hAnsi="Times New Roman" w:cs="Times New Roman"/>
+        </w:rPr>
+      </w:pPr>
+      <w:r>
+        <w:rPr>
+          <w:rFonts w:ascii="Times New Roman" w:hAnsi="Times New Roman" w:cs="Times New Roman"/>
+        </w:rPr>
+        <w:t>Chapter 1 – Introduction</w:t>
+      </w:r>
+      <w:r>
+        <w:rPr>
+          <w:rFonts w:ascii="Times New Roman" w:hAnsi="Times New Roman" w:cs="Times New Roman"/>
+        </w:rPr>
+        <w:t>.............................................................................................................</w:t>
+      </w:r>
+      <w:r>
+        <w:rPr>
+          <w:rFonts w:ascii="Times New Roman" w:hAnsi="Times New Roman" w:cs="Times New Roman"/>
+        </w:rPr>
+        <w:t>5</w:t>
+      </w:r>
+    </w:p>
+    <w:p>
+      <w:pPr>
+        <w:rPr>
+          <w:rFonts w:ascii="Times New Roman" w:hAnsi="Times New Roman" w:cs="Times New Roman"/>
+        </w:rPr>
+      </w:pPr>
+      <w:r>
+        <w:rPr>
+          <w:rFonts w:ascii="Times New Roman" w:hAnsi="Times New Roman" w:cs="Times New Roman"/>
+        </w:rPr>
+        <w:t xml:space="preserve">Chapter </w:t>
+      </w:r>
+      <w:r>
+        <w:rPr>
+          <w:rFonts w:ascii="Times New Roman" w:hAnsi="Times New Roman" w:cs="Times New Roman"/>
+        </w:rPr>
+        <w:t>2</w:t>
+      </w:r>
+      <w:r>
+        <w:rPr>
+          <w:rFonts w:ascii="Times New Roman" w:hAnsi="Times New Roman" w:cs="Times New Roman"/>
+        </w:rPr>
+        <w:t xml:space="preserve"> – </w:t>
+      </w:r>
+      <w:r>
+        <w:rPr>
+          <w:rFonts w:ascii="Times New Roman" w:hAnsi="Times New Roman" w:cs="Times New Roman"/>
+        </w:rPr>
+        <w:t>Benefits</w:t>
+      </w:r>
+      <w:r>
+        <w:rPr>
+          <w:rFonts w:ascii="Times New Roman" w:hAnsi="Times New Roman" w:cs="Times New Roman"/>
+        </w:rPr>
+        <w:t>....................................................................................................................</w:t>
+      </w:r>
+      <w:r>
+        <w:rPr>
+          <w:rFonts w:ascii="Times New Roman" w:hAnsi="Times New Roman" w:cs="Times New Roman"/>
+        </w:rPr>
+        <w:t>6</w:t>
+      </w:r>
+    </w:p>
+    <w:p>
+      <w:pPr>
+        <w:rPr>
+          <w:rFonts w:ascii="Times New Roman" w:hAnsi="Times New Roman" w:cs="Times New Roman"/>
+        </w:rPr>
+      </w:pPr>
+      <w:r>
+        <w:rPr>
+          <w:rFonts w:ascii="Times New Roman" w:hAnsi="Times New Roman" w:cs="Times New Roman"/>
+        </w:rPr>
+        <w:tab/>
+      </w:r>
+      <w:r>
+        <w:rPr>
+          <w:rFonts w:ascii="Times New Roman" w:hAnsi="Times New Roman" w:cs="Times New Roman"/>
+        </w:rPr>
+        <w:t>2.1 Transforming Work Life</w:t>
+      </w:r>
+      <w:r>
+        <w:rPr>
+          <w:rFonts w:ascii="Times New Roman" w:hAnsi="Times New Roman" w:cs="Times New Roman"/>
+        </w:rPr>
+        <w:t>............................................................................................</w:t>
+      </w:r>
+      <w:r>
+        <w:rPr>
+          <w:rFonts w:ascii="Times New Roman" w:hAnsi="Times New Roman" w:cs="Times New Roman"/>
+        </w:rPr>
+        <w:t>6</w:t>
+      </w:r>
+    </w:p>
+    <w:p>
+      <w:pPr>
+        <w:rPr>
+          <w:rFonts w:ascii="Times New Roman" w:hAnsi="Times New Roman" w:cs="Times New Roman"/>
+        </w:rPr>
+      </w:pPr>
+      <w:r>
+        <w:rPr>
+          <w:rFonts w:ascii="Times New Roman" w:hAnsi="Times New Roman" w:cs="Times New Roman"/>
+        </w:rPr>
+        <w:tab/>
+      </w:r>
+      <w:r>
+        <w:rPr>
+          <w:rFonts w:ascii="Times New Roman" w:hAnsi="Times New Roman" w:cs="Times New Roman"/>
+        </w:rPr>
+        <w:t>2.2 Enhancing Personal Life</w:t>
+      </w:r>
+      <w:r>
+        <w:rPr>
+          <w:rFonts w:ascii="Times New Roman" w:hAnsi="Times New Roman" w:cs="Times New Roman"/>
+        </w:rPr>
+        <w:t>...........................................................................................</w:t>
+      </w:r>
+      <w:r>
+        <w:rPr>
+          <w:rFonts w:ascii="Times New Roman" w:hAnsi="Times New Roman" w:cs="Times New Roman"/>
+        </w:rPr>
+        <w:t>6</w:t>
+      </w:r>
+    </w:p>
+    <w:p>
+      <w:pPr>
+        <w:rPr>
+          <w:rFonts w:ascii="Times New Roman" w:hAnsi="Times New Roman" w:cs="Times New Roman"/>
+        </w:rPr>
+      </w:pPr>
+      <w:r>
+        <w:rPr>
+          <w:rFonts w:ascii="Times New Roman" w:hAnsi="Times New Roman" w:cs="Times New Roman"/>
+        </w:rPr>
+        <w:tab/>
+      </w:r>
+      <w:r>
+        <w:rPr>
+          <w:rFonts w:ascii="Times New Roman" w:hAnsi="Times New Roman" w:cs="Times New Roman"/>
+        </w:rPr>
+        <w:t>2.3 Healthcare and Wellbeing</w:t>
+      </w:r>
+      <w:r>
+        <w:rPr>
+          <w:rFonts w:ascii="Times New Roman" w:hAnsi="Times New Roman" w:cs="Times New Roman"/>
+        </w:rPr>
+        <w:t>..........................................................................................</w:t>
+      </w:r>
+      <w:r>
+        <w:rPr>
+          <w:rFonts w:ascii="Times New Roman" w:hAnsi="Times New Roman" w:cs="Times New Roman"/>
+        </w:rPr>
+        <w:t>7</w:t>
+      </w:r>
+    </w:p>
+    <w:p>
+      <w:pPr>
+        <w:rPr>
+          <w:rFonts w:ascii="Times New Roman" w:hAnsi="Times New Roman" w:cs="Times New Roman"/>
+        </w:rPr>
+      </w:pPr>
+      <w:r>
+        <w:rPr>
+          <w:rFonts w:ascii="Times New Roman" w:hAnsi="Times New Roman" w:cs="Times New Roman"/>
+        </w:rPr>
+        <w:tab/>
+      </w:r>
+      <w:r>
+        <w:rPr>
+          <w:rFonts w:ascii="Times New Roman" w:hAnsi="Times New Roman" w:cs="Times New Roman"/>
+        </w:rPr>
+        <w:t>2.4 Smart Cities and Urban Living</w:t>
+      </w:r>
+      <w:r>
+        <w:rPr>
+          <w:rFonts w:ascii="Times New Roman" w:hAnsi="Times New Roman" w:cs="Times New Roman"/>
+        </w:rPr>
+        <w:t>..................................................................................</w:t>
+      </w:r>
+      <w:r>
+        <w:rPr>
+          <w:rFonts w:ascii="Times New Roman" w:hAnsi="Times New Roman" w:cs="Times New Roman"/>
+        </w:rPr>
+        <w:t>7</w:t>
+      </w:r>
+    </w:p>
+    <w:p>
+      <w:pPr>
+        <w:rPr>
+          <w:rFonts w:ascii="Times New Roman" w:hAnsi="Times New Roman" w:cs="Times New Roman"/>
+        </w:rPr>
+      </w:pPr>
+      <w:r>
+        <w:rPr>
+          <w:rFonts w:ascii="Times New Roman" w:hAnsi="Times New Roman" w:cs="Times New Roman"/>
+        </w:rPr>
+        <w:tab/>
+      </w:r>
+      <w:r>
+        <w:rPr>
+          <w:rFonts w:ascii="Times New Roman" w:hAnsi="Times New Roman" w:cs="Times New Roman"/>
+        </w:rPr>
+        <w:t>2.5 Benefits for Society as a Whole</w:t>
+      </w:r>
+      <w:r>
+        <w:rPr>
+          <w:rFonts w:ascii="Times New Roman" w:hAnsi="Times New Roman" w:cs="Times New Roman"/>
+        </w:rPr>
+        <w:t>................................................................................</w:t>
+      </w:r>
+      <w:r>
+        <w:rPr>
+          <w:rFonts w:ascii="Times New Roman" w:hAnsi="Times New Roman" w:cs="Times New Roman"/>
+        </w:rPr>
+        <w:t>8</w:t>
+      </w:r>
+    </w:p>
+    <w:p>
+      <w:pPr>
+        <w:rPr>
+          <w:rFonts w:ascii="Times New Roman" w:hAnsi="Times New Roman" w:cs="Times New Roman"/>
+        </w:rPr>
+      </w:pPr>
+      <w:r>
+        <w:rPr>
+          <w:rFonts w:ascii="Times New Roman" w:hAnsi="Times New Roman" w:cs="Times New Roman"/>
+        </w:rPr>
+        <w:tab/>
+      </w:r>
+      <w:r>
+        <w:rPr>
+          <w:rFonts w:ascii="Times New Roman" w:hAnsi="Times New Roman" w:cs="Times New Roman"/>
+        </w:rPr>
+        <w:t>2.6 Looking Ahead</w:t>
+      </w:r>
+      <w:r>
+        <w:rPr>
+          <w:rFonts w:ascii="Times New Roman" w:hAnsi="Times New Roman" w:cs="Times New Roman"/>
+        </w:rPr>
+        <w:t>..........................................................................................................</w:t>
+      </w:r>
+      <w:r>
+        <w:rPr>
+          <w:rFonts w:ascii="Times New Roman" w:hAnsi="Times New Roman" w:cs="Times New Roman"/>
+        </w:rPr>
+        <w:t>9</w:t>
+      </w:r>
+    </w:p>
+    <w:p>
+      <w:pPr>
+        <w:rPr>
+          <w:rFonts w:ascii="Times New Roman" w:hAnsi="Times New Roman" w:cs="Times New Roman"/>
+        </w:rPr>
+      </w:pPr>
+      <w:r>
+        <w:rPr>
+          <w:rFonts w:ascii="Times New Roman" w:hAnsi="Times New Roman" w:cs="Times New Roman"/>
+        </w:rPr>
+        <w:t>Chapter 3 – Drawbacks</w:t>
+      </w:r>
+      <w:r>
+        <w:rPr>
+          <w:rFonts w:ascii="Times New Roman" w:hAnsi="Times New Roman" w:cs="Times New Roman"/>
+        </w:rPr>
+        <w:t>.............................................................................................................</w:t>
+      </w:r>
+      <w:r>
+        <w:rPr>
+          <w:rFonts w:ascii="Times New Roman" w:hAnsi="Times New Roman" w:cs="Times New Roman"/>
+        </w:rPr>
+        <w:t>10</w:t>
+      </w:r>
+    </w:p>
+    <w:p>
+      <w:pPr>
+        <w:rPr>
+          <w:rFonts w:ascii="Times New Roman" w:hAnsi="Times New Roman" w:cs="Times New Roman"/>
+        </w:rPr>
+      </w:pPr>
+      <w:r>
+        <w:rPr>
+          <w:rFonts w:ascii="Times New Roman" w:hAnsi="Times New Roman" w:cs="Times New Roman"/>
+        </w:rPr>
+        <w:tab/>
+      </w:r>
+      <w:r>
+        <w:rPr>
+          <w:rFonts w:ascii="Times New Roman" w:hAnsi="Times New Roman" w:cs="Times New Roman"/>
+        </w:rPr>
+        <w:t>3.1 Job Loss and Economical Inequality</w:t>
+      </w:r>
+      <w:r>
+        <w:rPr>
+          <w:rFonts w:ascii="Times New Roman" w:hAnsi="Times New Roman" w:cs="Times New Roman"/>
+        </w:rPr>
+        <w:t>.......................................................................</w:t>
+      </w:r>
+      <w:r>
+        <w:rPr>
+          <w:rFonts w:ascii="Times New Roman" w:hAnsi="Times New Roman" w:cs="Times New Roman"/>
+        </w:rPr>
+        <w:t>1</w:t>
+      </w:r>
+      <w:r>
+        <w:rPr>
+          <w:rFonts w:ascii="Times New Roman" w:hAnsi="Times New Roman" w:cs="Times New Roman"/>
+        </w:rPr>
+        <w:t>0</w:t>
+      </w:r>
+    </w:p>
+    <w:p>
+      <w:pPr>
+        <w:rPr>
+          <w:rFonts w:ascii="Times New Roman" w:hAnsi="Times New Roman" w:cs="Times New Roman"/>
+        </w:rPr>
+      </w:pPr>
+      <w:r>
+        <w:rPr>
+          <w:rFonts w:ascii="Times New Roman" w:hAnsi="Times New Roman" w:cs="Times New Roman"/>
+        </w:rPr>
+        <w:tab/>
+      </w:r>
+      <w:r>
+        <w:rPr>
+          <w:rFonts w:ascii="Times New Roman" w:hAnsi="Times New Roman" w:cs="Times New Roman"/>
+        </w:rPr>
+        <w:t>3.2 Privacy and Surveillance</w:t>
+      </w:r>
+      <w:r>
+        <w:rPr>
+          <w:rFonts w:ascii="Times New Roman" w:hAnsi="Times New Roman" w:cs="Times New Roman"/>
+        </w:rPr>
+        <w:t>.........................................................................................</w:t>
+      </w:r>
+      <w:r>
+        <w:rPr>
+          <w:rFonts w:ascii="Times New Roman" w:hAnsi="Times New Roman" w:cs="Times New Roman"/>
+        </w:rPr>
+        <w:t>10</w:t>
+      </w:r>
+    </w:p>
+    <w:p>
+      <w:pPr>
+        <w:ind w:firstLine="708"/>
+        <w:rPr>
+          <w:rFonts w:ascii="Times New Roman" w:hAnsi="Times New Roman" w:cs="Times New Roman"/>
+        </w:rPr>
+      </w:pPr>
+      <w:r>
+        <w:rPr>
+          <w:rFonts w:ascii="Times New Roman" w:hAnsi="Times New Roman" w:cs="Times New Roman"/>
+        </w:rPr>
+        <w:t>3.3 Dependence on Technology</w:t>
+      </w:r>
+      <w:r>
+        <w:rPr>
+          <w:rFonts w:ascii="Times New Roman" w:hAnsi="Times New Roman" w:cs="Times New Roman"/>
+        </w:rPr>
+        <w:t>.....................................................................................</w:t>
+      </w:r>
+      <w:r>
+        <w:rPr>
+          <w:rFonts w:ascii="Times New Roman" w:hAnsi="Times New Roman" w:cs="Times New Roman"/>
+        </w:rPr>
+        <w:t>11</w:t>
+      </w:r>
+    </w:p>
+    <w:p>
+      <w:pPr>
+        <w:ind w:firstLine="708"/>
+        <w:rPr>
+          <w:rFonts w:ascii="Times New Roman" w:hAnsi="Times New Roman" w:cs="Times New Roman"/>
+        </w:rPr>
+      </w:pPr>
+      <w:r>
+        <w:rPr>
+          <w:rFonts w:ascii="Times New Roman" w:hAnsi="Times New Roman" w:cs="Times New Roman"/>
+        </w:rPr>
+        <w:t>3.4 Ethical and Social Challenges</w:t>
+      </w:r>
+      <w:r>
+        <w:rPr>
+          <w:rFonts w:ascii="Times New Roman" w:hAnsi="Times New Roman" w:cs="Times New Roman"/>
+        </w:rPr>
+        <w:t>.................................................................................</w:t>
+      </w:r>
+      <w:r>
+        <w:rPr>
+          <w:rFonts w:ascii="Times New Roman" w:hAnsi="Times New Roman" w:cs="Times New Roman"/>
+        </w:rPr>
+        <w:t>11</w:t>
+      </w:r>
+    </w:p>
+    <w:p>
+      <w:pPr>
+        <w:rPr>
+          <w:rFonts w:ascii="Times New Roman" w:hAnsi="Times New Roman" w:cs="Times New Roman"/>
+        </w:rPr>
+      </w:pPr>
+      <w:r>
+        <w:rPr>
+          <w:rFonts w:ascii="Times New Roman" w:hAnsi="Times New Roman" w:cs="Times New Roman"/>
+        </w:rPr>
+        <w:tab/>
+      </w:r>
+      <w:r>
+        <w:rPr>
+          <w:rFonts w:ascii="Times New Roman" w:hAnsi="Times New Roman" w:cs="Times New Roman"/>
+        </w:rPr>
+        <w:t>3.5 Environmental Costs</w:t>
+      </w:r>
+      <w:r>
+        <w:rPr>
+          <w:rFonts w:ascii="Times New Roman" w:hAnsi="Times New Roman" w:cs="Times New Roman"/>
+        </w:rPr>
+        <w:t>...............................................................................................</w:t>
+      </w:r>
+      <w:r>
+        <w:rPr>
+          <w:rFonts w:ascii="Times New Roman" w:hAnsi="Times New Roman" w:cs="Times New Roman"/>
+        </w:rPr>
+        <w:t>12</w:t>
+      </w:r>
+    </w:p>
+    <w:p>
+      <w:pPr>
+        <w:rPr>
+          <w:rFonts w:ascii="Times New Roman" w:hAnsi="Times New Roman" w:cs="Times New Roman"/>
+        </w:rPr>
+      </w:pPr>
+      <w:r>
+        <w:rPr>
+          <w:rFonts w:ascii="Times New Roman" w:hAnsi="Times New Roman" w:cs="Times New Roman"/>
+        </w:rPr>
+        <w:tab/>
+      </w:r>
+      <w:r>
+        <w:rPr>
+          <w:rFonts w:ascii="Times New Roman" w:hAnsi="Times New Roman" w:cs="Times New Roman"/>
+        </w:rPr>
+        <w:t>3.6 Looking Ahead</w:t>
+      </w:r>
+      <w:r>
+        <w:rPr>
+          <w:rFonts w:ascii="Times New Roman" w:hAnsi="Times New Roman" w:cs="Times New Roman"/>
+        </w:rPr>
+        <w:t>........................................................................................................</w:t>
+      </w:r>
+      <w:r>
+        <w:rPr>
+          <w:rFonts w:ascii="Times New Roman" w:hAnsi="Times New Roman" w:cs="Times New Roman"/>
+        </w:rPr>
+        <w:t>12</w:t>
+      </w:r>
+    </w:p>
+    <w:p>
+      <w:pPr>
+        <w:rPr>
+          <w:rFonts w:ascii="Times New Roman" w:hAnsi="Times New Roman" w:cs="Times New Roman"/>
+        </w:rPr>
+      </w:pPr>
+      <w:r>
+        <w:rPr>
+          <w:rFonts w:ascii="Times New Roman" w:hAnsi="Times New Roman" w:cs="Times New Roman"/>
+        </w:rPr>
+        <w:t>Conclusion</w:t>
+      </w:r>
+      <w:r>
+        <w:rPr>
+          <w:rFonts w:ascii="Times New Roman" w:hAnsi="Times New Roman" w:cs="Times New Roman"/>
+        </w:rPr>
+        <w:t>................................................................................................................................</w:t>
+      </w:r>
+      <w:r>
+        <w:rPr>
+          <w:rFonts w:ascii="Times New Roman" w:hAnsi="Times New Roman" w:cs="Times New Roman"/>
+        </w:rPr>
+        <w:t>14</w:t>
+      </w:r>
+    </w:p>
+    <w:p>
+      <w:pPr>
+        <w:rPr>
+          <w:rFonts w:ascii="Times New Roman" w:hAnsi="Times New Roman" w:cs="Times New Roman"/>
+        </w:rPr>
+      </w:pPr>
+      <w:r>
+        <w:rPr>
+          <w:rFonts w:ascii="Times New Roman" w:hAnsi="Times New Roman" w:cs="Times New Roman"/>
+        </w:rPr>
+        <w:t>Biography</w:t>
+      </w:r>
+      <w:r>
+        <w:rPr>
+          <w:rFonts w:ascii="Times New Roman" w:hAnsi="Times New Roman" w:cs="Times New Roman"/>
+        </w:rPr>
+        <w:t>..................................................................................................................................</w:t>
+      </w:r>
+      <w:r>
+        <w:rPr>
+          <w:rFonts w:ascii="Times New Roman" w:hAnsi="Times New Roman" w:cs="Times New Roman"/>
+        </w:rPr>
+        <w:t>15</w:t>
+      </w:r>
+    </w:p>
+    <w:p>
+      <w:pPr>
+        <w:jc w:val="center"/>
+        <w:rPr>
+          <w:rFonts w:ascii="Times New Roman" w:hAnsi="Times New Roman" w:cs="Times New Roman"/>
+          <w:b/>
+          <w:bCs/>
+          <w:sz w:val="32"/>
+          <w:szCs w:val="32"/>
+        </w:rPr>
+      </w:pPr>
+    </w:p>
+    <w:p>
+      <w:pPr>
+        <w:rPr>
+          <w:rFonts w:ascii="Times New Roman" w:hAnsi="Times New Roman" w:cs="Times New Roman"/>
+        </w:rPr>
+      </w:pPr>
+    </w:p>
+    <w:p>
+      <w:pPr>
+        <w:spacing w:line="360" w:lineRule="auto"/>
+        <w:rPr>
+          <w:rFonts w:ascii="Times New Roman" w:hAnsi="Times New Roman" w:cs="Times New Roman"/>
+          <w:b/>
+          <w:bCs/>
           <w:sz w:val="28"/>
           <w:szCs w:val="28"/>
         </w:rPr>
@@ -49,643 +685,16 @@
     <w:p>
       <w:pPr>
         <w:spacing w:line="360" w:lineRule="auto"/>
-        <w:jc w:val="both"/>
-        <w:rPr>
-          <w:rFonts w:ascii="Times New Roman" w:hAnsi="Times New Roman" w:cs="Times New Roman"/>
-        </w:rPr>
-      </w:pPr>
-      <w:r>
-        <w:rPr>
-          <w:rFonts w:ascii="Times New Roman" w:hAnsi="Times New Roman" w:cs="Times New Roman"/>
-        </w:rPr>
-        <w:t>Ever since I was a teenager, I’ve caught myself daydreaming about the future</w:t>
-      </w:r>
-      <w:r>
-        <w:rPr>
-          <w:rFonts w:ascii="Times New Roman" w:hAnsi="Times New Roman" w:cs="Times New Roman"/>
-        </w:rPr>
-        <w:t xml:space="preserve"> </w:t>
-      </w:r>
-      <w:r>
-        <w:rPr>
-          <w:rFonts w:ascii="Times New Roman" w:hAnsi="Times New Roman" w:cs="Times New Roman"/>
-        </w:rPr>
-        <w:t>—</w:t>
-      </w:r>
-      <w:r>
-        <w:rPr>
-          <w:rFonts w:ascii="Times New Roman" w:hAnsi="Times New Roman" w:cs="Times New Roman"/>
-        </w:rPr>
-        <w:t xml:space="preserve"> </w:t>
-      </w:r>
-      <w:r>
-        <w:rPr>
-          <w:rFonts w:ascii="Times New Roman" w:hAnsi="Times New Roman" w:cs="Times New Roman"/>
-        </w:rPr>
-        <w:t xml:space="preserve">wondering what life might look like, what crazy inventions might </w:t>
-      </w:r>
-      <w:r>
-        <w:rPr>
-          <w:rFonts w:ascii="Times New Roman" w:hAnsi="Times New Roman" w:cs="Times New Roman"/>
-        </w:rPr>
-        <w:t>catch</w:t>
-      </w:r>
-      <w:r>
-        <w:rPr>
-          <w:rFonts w:ascii="Times New Roman" w:hAnsi="Times New Roman" w:cs="Times New Roman"/>
-        </w:rPr>
-        <w:t xml:space="preserve"> on, and which ones we</w:t>
-      </w:r>
-      <w:r>
-        <w:rPr>
-          <w:rFonts w:ascii="Times New Roman" w:hAnsi="Times New Roman" w:cs="Times New Roman"/>
-        </w:rPr>
-        <w:t xml:space="preserve"> wi</w:t>
-      </w:r>
-      <w:r>
-        <w:rPr>
-          <w:rFonts w:ascii="Times New Roman" w:hAnsi="Times New Roman" w:cs="Times New Roman"/>
-        </w:rPr>
-        <w:t>ll laugh about later. Out of everything, artificial intelligence has probably been the one thing I ke</w:t>
-      </w:r>
-      <w:r>
-        <w:rPr>
-          <w:rFonts w:ascii="Times New Roman" w:hAnsi="Times New Roman" w:cs="Times New Roman"/>
-        </w:rPr>
-        <w:t>pt</w:t>
-      </w:r>
-      <w:r>
-        <w:rPr>
-          <w:rFonts w:ascii="Times New Roman" w:hAnsi="Times New Roman" w:cs="Times New Roman"/>
-        </w:rPr>
-        <w:t xml:space="preserve"> coming back to. It</w:t>
-      </w:r>
-      <w:r>
-        <w:rPr>
-          <w:rFonts w:ascii="Times New Roman" w:hAnsi="Times New Roman" w:cs="Times New Roman"/>
-        </w:rPr>
-        <w:t xml:space="preserve"> i</w:t>
-      </w:r>
-      <w:r>
-        <w:rPr>
-          <w:rFonts w:ascii="Times New Roman" w:hAnsi="Times New Roman" w:cs="Times New Roman"/>
-        </w:rPr>
-        <w:t xml:space="preserve">s not just something out of sci-fi </w:t>
-      </w:r>
-      <w:r>
-        <w:rPr>
-          <w:rFonts w:ascii="Times New Roman" w:hAnsi="Times New Roman" w:cs="Times New Roman"/>
-        </w:rPr>
-        <w:t xml:space="preserve">anymore, </w:t>
-      </w:r>
-      <w:r>
-        <w:rPr>
-          <w:rFonts w:ascii="Times New Roman" w:hAnsi="Times New Roman" w:cs="Times New Roman"/>
-        </w:rPr>
-        <w:t>it</w:t>
-      </w:r>
-      <w:r>
-        <w:rPr>
-          <w:rFonts w:ascii="Times New Roman" w:hAnsi="Times New Roman" w:cs="Times New Roman"/>
-        </w:rPr>
-        <w:t xml:space="preserve"> i</w:t>
-      </w:r>
-      <w:r>
-        <w:rPr>
-          <w:rFonts w:ascii="Times New Roman" w:hAnsi="Times New Roman" w:cs="Times New Roman"/>
-        </w:rPr>
-        <w:t>s in our phones, our homes, and even quietly influencing decisions we do</w:t>
-      </w:r>
-      <w:r>
-        <w:rPr>
-          <w:rFonts w:ascii="Times New Roman" w:hAnsi="Times New Roman" w:cs="Times New Roman"/>
-        </w:rPr>
-        <w:t xml:space="preserve"> </w:t>
-      </w:r>
-      <w:r>
-        <w:rPr>
-          <w:rFonts w:ascii="Times New Roman" w:hAnsi="Times New Roman" w:cs="Times New Roman"/>
-        </w:rPr>
-        <w:t>n</w:t>
-      </w:r>
-      <w:r>
-        <w:rPr>
-          <w:rFonts w:ascii="Times New Roman" w:hAnsi="Times New Roman" w:cs="Times New Roman"/>
-        </w:rPr>
-        <w:t>o</w:t>
-      </w:r>
-      <w:r>
-        <w:rPr>
-          <w:rFonts w:ascii="Times New Roman" w:hAnsi="Times New Roman" w:cs="Times New Roman"/>
-        </w:rPr>
-        <w:t>t</w:t>
-      </w:r>
-      <w:r>
-        <w:rPr>
-          <w:rFonts w:ascii="Times New Roman" w:hAnsi="Times New Roman" w:cs="Times New Roman"/>
-        </w:rPr>
-        <w:t xml:space="preserve"> even</w:t>
-      </w:r>
-      <w:r>
-        <w:rPr>
-          <w:rFonts w:ascii="Times New Roman" w:hAnsi="Times New Roman" w:cs="Times New Roman"/>
-        </w:rPr>
-        <w:t xml:space="preserve"> realize we</w:t>
-      </w:r>
-      <w:r>
-        <w:rPr>
-          <w:rFonts w:ascii="Times New Roman" w:hAnsi="Times New Roman" w:cs="Times New Roman"/>
-        </w:rPr>
-        <w:t xml:space="preserve"> a</w:t>
-      </w:r>
-      <w:r>
-        <w:rPr>
-          <w:rFonts w:ascii="Times New Roman" w:hAnsi="Times New Roman" w:cs="Times New Roman"/>
-        </w:rPr>
-        <w:t>re making.</w:t>
-      </w:r>
-    </w:p>
-    <w:p>
-      <w:pPr>
-        <w:spacing w:line="360" w:lineRule="auto"/>
-        <w:jc w:val="both"/>
-        <w:rPr>
-          <w:rFonts w:ascii="Times New Roman" w:hAnsi="Times New Roman" w:cs="Times New Roman"/>
-        </w:rPr>
-      </w:pPr>
-      <w:r>
-        <w:rPr>
-          <w:rFonts w:ascii="Times New Roman" w:hAnsi="Times New Roman" w:cs="Times New Roman"/>
-        </w:rPr>
-        <w:t>I believe my interest in AI began after I read an article about self-driving cars. The idea that a machine could make split-second decisions on the road without a human behind the wheel honestly blew my mind</w:t>
-      </w:r>
-      <w:r>
-        <w:rPr>
-          <w:rFonts w:ascii="Times New Roman" w:hAnsi="Times New Roman" w:cs="Times New Roman"/>
-        </w:rPr>
-        <w:t xml:space="preserve"> because of how shocking this whole concept is</w:t>
-      </w:r>
-      <w:r>
-        <w:rPr>
-          <w:rFonts w:ascii="Times New Roman" w:hAnsi="Times New Roman" w:cs="Times New Roman"/>
-        </w:rPr>
-        <w:t xml:space="preserve">. After that, I started </w:t>
-      </w:r>
-      <w:r>
-        <w:rPr>
-          <w:rFonts w:ascii="Times New Roman" w:hAnsi="Times New Roman" w:cs="Times New Roman"/>
-        </w:rPr>
-        <w:t>noticing</w:t>
-      </w:r>
-      <w:r>
-        <w:rPr>
-          <w:rFonts w:ascii="Times New Roman" w:hAnsi="Times New Roman" w:cs="Times New Roman"/>
-        </w:rPr>
-        <w:t xml:space="preserve"> AI everywhere</w:t>
-      </w:r>
-      <w:r>
-        <w:rPr>
-          <w:rFonts w:ascii="Times New Roman" w:hAnsi="Times New Roman" w:cs="Times New Roman"/>
-        </w:rPr>
-        <w:t xml:space="preserve"> </w:t>
-      </w:r>
-      <w:r>
-        <w:rPr>
-          <w:rFonts w:ascii="Times New Roman" w:hAnsi="Times New Roman" w:cs="Times New Roman"/>
-        </w:rPr>
-        <w:t>—</w:t>
-      </w:r>
-      <w:r>
-        <w:rPr>
-          <w:rFonts w:ascii="Times New Roman" w:hAnsi="Times New Roman" w:cs="Times New Roman"/>
-        </w:rPr>
-        <w:t xml:space="preserve"> </w:t>
-      </w:r>
-      <w:r>
-        <w:rPr>
-          <w:rFonts w:ascii="Times New Roman" w:hAnsi="Times New Roman" w:cs="Times New Roman"/>
-        </w:rPr>
-        <w:t>in phone recommendations, in ads that weirdly seemed to know</w:t>
-      </w:r>
-      <w:r>
-        <w:rPr>
-          <w:rFonts w:ascii="Times New Roman" w:hAnsi="Times New Roman" w:cs="Times New Roman"/>
-        </w:rPr>
-        <w:t xml:space="preserve"> exactly</w:t>
-      </w:r>
-      <w:r>
-        <w:rPr>
-          <w:rFonts w:ascii="Times New Roman" w:hAnsi="Times New Roman" w:cs="Times New Roman"/>
-        </w:rPr>
-        <w:t xml:space="preserve"> what </w:t>
-      </w:r>
-      <w:r>
-        <w:rPr>
-          <w:rFonts w:ascii="Times New Roman" w:hAnsi="Times New Roman" w:cs="Times New Roman"/>
-        </w:rPr>
-        <w:t>we</w:t>
-      </w:r>
-      <w:r>
-        <w:rPr>
-          <w:rFonts w:ascii="Times New Roman" w:hAnsi="Times New Roman" w:cs="Times New Roman"/>
-        </w:rPr>
-        <w:t xml:space="preserve"> </w:t>
-      </w:r>
-      <w:r>
-        <w:rPr>
-          <w:rFonts w:ascii="Times New Roman" w:hAnsi="Times New Roman" w:cs="Times New Roman"/>
-        </w:rPr>
-        <w:t>are</w:t>
-      </w:r>
-      <w:r>
-        <w:rPr>
-          <w:rFonts w:ascii="Times New Roman" w:hAnsi="Times New Roman" w:cs="Times New Roman"/>
-        </w:rPr>
-        <w:t xml:space="preserve"> thinking about. That</w:t>
-      </w:r>
-      <w:r>
-        <w:rPr>
-          <w:rFonts w:ascii="Times New Roman" w:hAnsi="Times New Roman" w:cs="Times New Roman"/>
-        </w:rPr>
-        <w:t xml:space="preserve"> i</w:t>
-      </w:r>
-      <w:r>
-        <w:rPr>
-          <w:rFonts w:ascii="Times New Roman" w:hAnsi="Times New Roman" w:cs="Times New Roman"/>
-        </w:rPr>
-        <w:t>s when it hit me: AI is</w:t>
-      </w:r>
-      <w:r>
-        <w:rPr>
-          <w:rFonts w:ascii="Times New Roman" w:hAnsi="Times New Roman" w:cs="Times New Roman"/>
-        </w:rPr>
-        <w:t xml:space="preserve"> </w:t>
-      </w:r>
-      <w:r>
-        <w:rPr>
-          <w:rFonts w:ascii="Times New Roman" w:hAnsi="Times New Roman" w:cs="Times New Roman"/>
-        </w:rPr>
-        <w:t>n</w:t>
-      </w:r>
-      <w:r>
-        <w:rPr>
-          <w:rFonts w:ascii="Times New Roman" w:hAnsi="Times New Roman" w:cs="Times New Roman"/>
-        </w:rPr>
-        <w:t>o</w:t>
-      </w:r>
-      <w:r>
-        <w:rPr>
-          <w:rFonts w:ascii="Times New Roman" w:hAnsi="Times New Roman" w:cs="Times New Roman"/>
-        </w:rPr>
-        <w:t>t just about robots or futuristic tech. It’s already woven into our daily lives.</w:t>
-      </w:r>
-    </w:p>
-    <w:p>
-      <w:pPr>
-        <w:spacing w:line="360" w:lineRule="auto"/>
-        <w:jc w:val="both"/>
-        <w:rPr>
-          <w:rFonts w:ascii="Times New Roman" w:hAnsi="Times New Roman" w:cs="Times New Roman"/>
-        </w:rPr>
-      </w:pPr>
-      <w:r>
-        <w:rPr>
-          <w:rFonts w:ascii="Times New Roman" w:hAnsi="Times New Roman" w:cs="Times New Roman"/>
-        </w:rPr>
-        <w:t>One of the reasons I picked this topic for my project is that I genuinely think AI is going to keep changing the way we live, in ways we</w:t>
-      </w:r>
-      <w:r>
-        <w:rPr>
-          <w:rFonts w:ascii="Times New Roman" w:hAnsi="Times New Roman" w:cs="Times New Roman"/>
-        </w:rPr>
-        <w:t xml:space="preserve"> are</w:t>
-      </w:r>
-      <w:r>
-        <w:rPr>
-          <w:rFonts w:ascii="Times New Roman" w:hAnsi="Times New Roman" w:cs="Times New Roman"/>
-        </w:rPr>
-        <w:t xml:space="preserve"> only starting to notice. </w:t>
-      </w:r>
-      <w:r>
-        <w:rPr>
-          <w:rFonts w:ascii="Times New Roman" w:hAnsi="Times New Roman" w:cs="Times New Roman"/>
-        </w:rPr>
-        <w:t xml:space="preserve">Some of </w:t>
-      </w:r>
-      <w:r>
-        <w:rPr>
-          <w:rFonts w:ascii="Times New Roman" w:hAnsi="Times New Roman" w:cs="Times New Roman"/>
-        </w:rPr>
-        <w:t>changes</w:t>
-      </w:r>
-      <w:r>
-        <w:rPr>
-          <w:rFonts w:ascii="Times New Roman" w:hAnsi="Times New Roman" w:cs="Times New Roman"/>
-        </w:rPr>
-        <w:t xml:space="preserve"> can be</w:t>
-      </w:r>
-      <w:r>
-        <w:rPr>
-          <w:rFonts w:ascii="Times New Roman" w:hAnsi="Times New Roman" w:cs="Times New Roman"/>
-        </w:rPr>
-        <w:t xml:space="preserve"> seen already</w:t>
-      </w:r>
-      <w:r>
-        <w:rPr>
-          <w:rFonts w:ascii="Times New Roman" w:hAnsi="Times New Roman" w:cs="Times New Roman"/>
-        </w:rPr>
-        <w:t xml:space="preserve"> </w:t>
-      </w:r>
-      <w:r>
-        <w:rPr>
-          <w:rFonts w:ascii="Times New Roman" w:hAnsi="Times New Roman" w:cs="Times New Roman"/>
-        </w:rPr>
-        <w:t>—</w:t>
-      </w:r>
-      <w:r>
-        <w:rPr>
-          <w:rFonts w:ascii="Times New Roman" w:hAnsi="Times New Roman" w:cs="Times New Roman"/>
-        </w:rPr>
-        <w:t xml:space="preserve"> certain</w:t>
-      </w:r>
-      <w:r>
-        <w:rPr>
-          <w:rFonts w:ascii="Times New Roman" w:hAnsi="Times New Roman" w:cs="Times New Roman"/>
-        </w:rPr>
-        <w:t xml:space="preserve"> </w:t>
-      </w:r>
-      <w:r>
-        <w:rPr>
-          <w:rFonts w:ascii="Times New Roman" w:hAnsi="Times New Roman" w:cs="Times New Roman"/>
-        </w:rPr>
-        <w:t>jobs</w:t>
-      </w:r>
-      <w:r>
-        <w:rPr>
-          <w:rFonts w:ascii="Times New Roman" w:hAnsi="Times New Roman" w:cs="Times New Roman"/>
-        </w:rPr>
-        <w:t xml:space="preserve"> in the market</w:t>
-      </w:r>
-      <w:r>
-        <w:rPr>
-          <w:rFonts w:ascii="Times New Roman" w:hAnsi="Times New Roman" w:cs="Times New Roman"/>
-        </w:rPr>
-        <w:t xml:space="preserve"> </w:t>
-      </w:r>
-      <w:r>
-        <w:rPr>
-          <w:rFonts w:ascii="Times New Roman" w:hAnsi="Times New Roman" w:cs="Times New Roman"/>
-        </w:rPr>
-        <w:t>start to</w:t>
-      </w:r>
-      <w:r>
-        <w:rPr>
-          <w:rFonts w:ascii="Times New Roman" w:hAnsi="Times New Roman" w:cs="Times New Roman"/>
-        </w:rPr>
-        <w:t xml:space="preserve"> be</w:t>
-      </w:r>
-      <w:r>
-        <w:rPr>
-          <w:rFonts w:ascii="Times New Roman" w:hAnsi="Times New Roman" w:cs="Times New Roman"/>
-        </w:rPr>
-        <w:t xml:space="preserve"> </w:t>
-      </w:r>
-      <w:r>
-        <w:rPr>
-          <w:rFonts w:ascii="Times New Roman" w:hAnsi="Times New Roman" w:cs="Times New Roman"/>
-        </w:rPr>
-        <w:t>redefined</w:t>
-      </w:r>
-      <w:r>
-        <w:rPr>
-          <w:rFonts w:ascii="Times New Roman" w:hAnsi="Times New Roman" w:cs="Times New Roman"/>
-        </w:rPr>
-        <w:t xml:space="preserve"> because </w:t>
-      </w:r>
-      <w:r>
-        <w:rPr>
-          <w:rFonts w:ascii="Times New Roman" w:hAnsi="Times New Roman" w:cs="Times New Roman"/>
-        </w:rPr>
-        <w:t xml:space="preserve">specific </w:t>
-      </w:r>
-      <w:r>
-        <w:rPr>
-          <w:rFonts w:ascii="Times New Roman" w:hAnsi="Times New Roman" w:cs="Times New Roman"/>
-        </w:rPr>
-        <w:t xml:space="preserve">tasks </w:t>
-      </w:r>
-      <w:r>
-        <w:rPr>
-          <w:rFonts w:ascii="Times New Roman" w:hAnsi="Times New Roman" w:cs="Times New Roman"/>
-        </w:rPr>
-        <w:t>can</w:t>
-      </w:r>
-      <w:r>
-        <w:rPr>
-          <w:rFonts w:ascii="Times New Roman" w:hAnsi="Times New Roman" w:cs="Times New Roman"/>
-        </w:rPr>
-        <w:t xml:space="preserve"> now </w:t>
-      </w:r>
-      <w:r>
-        <w:rPr>
-          <w:rFonts w:ascii="Times New Roman" w:hAnsi="Times New Roman" w:cs="Times New Roman"/>
-        </w:rPr>
-        <w:t xml:space="preserve">be </w:t>
-      </w:r>
-      <w:r>
-        <w:rPr>
-          <w:rFonts w:ascii="Times New Roman" w:hAnsi="Times New Roman" w:cs="Times New Roman"/>
-        </w:rPr>
-        <w:t xml:space="preserve">automated. Even the music </w:t>
-      </w:r>
-      <w:r>
-        <w:rPr>
-          <w:rFonts w:ascii="Times New Roman" w:hAnsi="Times New Roman" w:cs="Times New Roman"/>
-        </w:rPr>
-        <w:t>we</w:t>
-      </w:r>
-      <w:r>
-        <w:rPr>
-          <w:rFonts w:ascii="Times New Roman" w:hAnsi="Times New Roman" w:cs="Times New Roman"/>
-        </w:rPr>
-        <w:t xml:space="preserve"> listen to and the games </w:t>
-      </w:r>
-      <w:r>
-        <w:rPr>
-          <w:rFonts w:ascii="Times New Roman" w:hAnsi="Times New Roman" w:cs="Times New Roman"/>
-        </w:rPr>
-        <w:t>we all</w:t>
-      </w:r>
-      <w:r>
-        <w:rPr>
-          <w:rFonts w:ascii="Times New Roman" w:hAnsi="Times New Roman" w:cs="Times New Roman"/>
-        </w:rPr>
-        <w:t xml:space="preserve"> play are shaped by algorithms that somehow know what </w:t>
-      </w:r>
-      <w:r>
-        <w:rPr>
-          <w:rFonts w:ascii="Times New Roman" w:hAnsi="Times New Roman" w:cs="Times New Roman"/>
-        </w:rPr>
-        <w:t>we</w:t>
-      </w:r>
-      <w:r>
-        <w:rPr>
-          <w:rFonts w:ascii="Times New Roman" w:hAnsi="Times New Roman" w:cs="Times New Roman"/>
-        </w:rPr>
-        <w:t xml:space="preserve"> like before </w:t>
-      </w:r>
-      <w:r>
-        <w:rPr>
-          <w:rFonts w:ascii="Times New Roman" w:hAnsi="Times New Roman" w:cs="Times New Roman"/>
-        </w:rPr>
-        <w:t>we even</w:t>
-      </w:r>
-      <w:r>
-        <w:rPr>
-          <w:rFonts w:ascii="Times New Roman" w:hAnsi="Times New Roman" w:cs="Times New Roman"/>
-        </w:rPr>
-        <w:t xml:space="preserve"> do. What really fascinates me, though, is</w:t>
-      </w:r>
-      <w:r>
-        <w:rPr>
-          <w:rFonts w:ascii="Times New Roman" w:hAnsi="Times New Roman" w:cs="Times New Roman"/>
-        </w:rPr>
-        <w:t xml:space="preserve"> not</w:t>
-      </w:r>
-      <w:r>
-        <w:rPr>
-          <w:rFonts w:ascii="Times New Roman" w:hAnsi="Times New Roman" w:cs="Times New Roman"/>
-        </w:rPr>
-        <w:t xml:space="preserve"> just the tech </w:t>
-      </w:r>
-      <w:r>
-        <w:rPr>
-          <w:rFonts w:ascii="Times New Roman" w:hAnsi="Times New Roman" w:cs="Times New Roman"/>
-        </w:rPr>
-        <w:t xml:space="preserve">itself, </w:t>
-      </w:r>
-      <w:r>
-        <w:rPr>
-          <w:rFonts w:ascii="Times New Roman" w:hAnsi="Times New Roman" w:cs="Times New Roman"/>
-        </w:rPr>
-        <w:t xml:space="preserve">it’s how people respond to it. Some </w:t>
-      </w:r>
-      <w:r>
-        <w:rPr>
-          <w:rFonts w:ascii="Times New Roman" w:hAnsi="Times New Roman" w:cs="Times New Roman"/>
-        </w:rPr>
-        <w:t>people</w:t>
-      </w:r>
-      <w:r>
-        <w:rPr>
-          <w:rFonts w:ascii="Times New Roman" w:hAnsi="Times New Roman" w:cs="Times New Roman"/>
-        </w:rPr>
-        <w:t xml:space="preserve"> are all in</w:t>
-      </w:r>
-      <w:r>
-        <w:rPr>
-          <w:rFonts w:ascii="Times New Roman" w:hAnsi="Times New Roman" w:cs="Times New Roman"/>
-        </w:rPr>
-        <w:t xml:space="preserve"> for it</w:t>
-      </w:r>
-      <w:r>
-        <w:rPr>
-          <w:rFonts w:ascii="Times New Roman" w:hAnsi="Times New Roman" w:cs="Times New Roman"/>
-        </w:rPr>
-        <w:t xml:space="preserve">, while others are more hesitant or even </w:t>
-      </w:r>
-      <w:r>
-        <w:rPr>
-          <w:rFonts w:ascii="Times New Roman" w:hAnsi="Times New Roman" w:cs="Times New Roman"/>
-        </w:rPr>
-        <w:t>sceptical</w:t>
-      </w:r>
-      <w:r>
-        <w:rPr>
-          <w:rFonts w:ascii="Times New Roman" w:hAnsi="Times New Roman" w:cs="Times New Roman"/>
-        </w:rPr>
-        <w:t>.</w:t>
-      </w:r>
-    </w:p>
-    <w:p>
-      <w:pPr>
-        <w:spacing w:line="360" w:lineRule="auto"/>
-        <w:jc w:val="both"/>
-        <w:rPr>
-          <w:rFonts w:ascii="Times New Roman" w:hAnsi="Times New Roman" w:cs="Times New Roman"/>
-        </w:rPr>
-      </w:pPr>
-      <w:r>
-        <w:rPr>
-          <w:rFonts w:ascii="Times New Roman" w:hAnsi="Times New Roman" w:cs="Times New Roman"/>
-        </w:rPr>
-        <w:t>With this project, I want to explore how AI is affecting everyday life</w:t>
-      </w:r>
-      <w:r>
-        <w:rPr>
-          <w:rFonts w:ascii="Times New Roman" w:hAnsi="Times New Roman" w:cs="Times New Roman"/>
-        </w:rPr>
-        <w:t xml:space="preserve"> </w:t>
-      </w:r>
-      <w:r>
-        <w:rPr>
-          <w:rFonts w:ascii="Times New Roman" w:hAnsi="Times New Roman" w:cs="Times New Roman"/>
-        </w:rPr>
-        <w:t>—</w:t>
-      </w:r>
-      <w:r>
-        <w:rPr>
-          <w:rFonts w:ascii="Times New Roman" w:hAnsi="Times New Roman" w:cs="Times New Roman"/>
-        </w:rPr>
-        <w:t xml:space="preserve"> </w:t>
-      </w:r>
-      <w:r>
-        <w:rPr>
-          <w:rFonts w:ascii="Times New Roman" w:hAnsi="Times New Roman" w:cs="Times New Roman"/>
-        </w:rPr>
-        <w:t xml:space="preserve">not just the big headlines, but the small stuff too. </w:t>
-      </w:r>
-      <w:r>
-        <w:rPr>
-          <w:rFonts w:ascii="Times New Roman" w:hAnsi="Times New Roman" w:cs="Times New Roman"/>
-        </w:rPr>
-        <w:t xml:space="preserve">From the content we see in our feeds to the way we approach work and relationships, </w:t>
-      </w:r>
-      <w:r>
-        <w:rPr>
-          <w:rFonts w:ascii="Times New Roman" w:hAnsi="Times New Roman" w:cs="Times New Roman"/>
-        </w:rPr>
-        <w:t xml:space="preserve">AI is already part of the picture. I’m hoping to capture both the excitement and the weirdness that comes with it. Because, like every major shift in technology, how we deal with AI now is going to shape our future in ways we probably can’t fully </w:t>
-      </w:r>
-      <w:r>
-        <w:rPr>
-          <w:rFonts w:ascii="Times New Roman" w:hAnsi="Times New Roman" w:cs="Times New Roman"/>
-        </w:rPr>
-        <w:t>comprehend</w:t>
-      </w:r>
-      <w:r>
-        <w:rPr>
-          <w:rFonts w:ascii="Times New Roman" w:hAnsi="Times New Roman" w:cs="Times New Roman"/>
-        </w:rPr>
-        <w:t xml:space="preserve"> yet.</w:t>
-      </w:r>
-    </w:p>
-    <w:p>
-      <w:pPr>
-        <w:rPr>
-          <w:rFonts w:ascii="Times New Roman" w:hAnsi="Times New Roman" w:cs="Times New Roman"/>
-        </w:rPr>
-      </w:pPr>
-      <w:r>
-        <w:rPr>
-          <w:rFonts w:ascii="Times New Roman" w:hAnsi="Times New Roman" w:cs="Times New Roman"/>
-        </w:rPr>
-        <w:br w:type="page"/>
-      </w:r>
-    </w:p>
-    <w:p>
-      <w:pPr>
-        <w:jc w:val="center"/>
+        <w:ind w:firstLine="708"/>
+        <w:rPr>
+          <w:rFonts w:ascii="Times New Roman" w:hAnsi="Times New Roman" w:cs="Times New Roman"/>
+          <w:b/>
+          <w:bCs/>
+          <w:sz w:val="28"/>
+          <w:szCs w:val="28"/>
+        </w:rPr>
+      </w:pPr>
+      <w:r>
         <w:rPr>
           <w:rFonts w:ascii="Times New Roman" w:hAnsi="Times New Roman" w:cs="Times New Roman"/>
           <w:b/>
@@ -693,8 +702,12 @@
           <w:sz w:val="32"/>
           <w:szCs w:val="32"/>
         </w:rPr>
-      </w:pPr>
-      <w:r>
+        <w:br w:type="page"/>
+      </w:r>
+    </w:p>
+    <w:p>
+      <w:pPr>
+        <w:jc w:val="center"/>
         <w:rPr>
           <w:rFonts w:ascii="Times New Roman" w:hAnsi="Times New Roman" w:cs="Times New Roman"/>
           <w:b/>
@@ -702,6 +715,697 @@
           <w:sz w:val="32"/>
           <w:szCs w:val="32"/>
         </w:rPr>
+      </w:pPr>
+      <w:r>
+        <w:rPr>
+          <w:rFonts w:ascii="Times New Roman" w:hAnsi="Times New Roman" w:cs="Times New Roman"/>
+          <w:b/>
+          <w:bCs/>
+          <w:sz w:val="32"/>
+          <w:szCs w:val="32"/>
+        </w:rPr>
+        <w:lastRenderedPageBreak/>
+        <w:t>Argument</w:t>
+      </w:r>
+    </w:p>
+    <w:p>
+      <w:pPr>
+        <w:jc w:val="center"/>
+        <w:rPr>
+          <w:rFonts w:ascii="Times New Roman" w:hAnsi="Times New Roman" w:cs="Times New Roman"/>
+          <w:b/>
+          <w:bCs/>
+          <w:sz w:val="32"/>
+          <w:szCs w:val="32"/>
+        </w:rPr>
+      </w:pPr>
+    </w:p>
+    <w:p>
+      <w:pPr>
+        <w:jc w:val="center"/>
+        <w:rPr>
+          <w:rFonts w:ascii="Times New Roman" w:hAnsi="Times New Roman" w:cs="Times New Roman"/>
+          <w:sz w:val="28"/>
+          <w:szCs w:val="28"/>
+        </w:rPr>
+      </w:pPr>
+    </w:p>
+    <w:p>
+      <w:pPr>
+        <w:spacing w:line="360" w:lineRule="auto"/>
+        <w:jc w:val="both"/>
+        <w:rPr>
+          <w:rFonts w:ascii="Times New Roman" w:hAnsi="Times New Roman" w:cs="Times New Roman"/>
+        </w:rPr>
+      </w:pPr>
+      <w:r>
+        <w:rPr>
+          <w:rFonts w:ascii="Times New Roman" w:hAnsi="Times New Roman" w:cs="Times New Roman"/>
+        </w:rPr>
+        <w:t>Ever since I was a teenager, I’ve caught myself daydreaming about the future</w:t>
+      </w:r>
+      <w:r>
+        <w:rPr>
+          <w:rFonts w:ascii="Times New Roman" w:hAnsi="Times New Roman" w:cs="Times New Roman"/>
+        </w:rPr>
+        <w:t xml:space="preserve"> </w:t>
+      </w:r>
+      <w:r>
+        <w:rPr>
+          <w:rFonts w:ascii="Times New Roman" w:hAnsi="Times New Roman" w:cs="Times New Roman"/>
+        </w:rPr>
+        <w:t>—</w:t>
+      </w:r>
+      <w:r>
+        <w:rPr>
+          <w:rFonts w:ascii="Times New Roman" w:hAnsi="Times New Roman" w:cs="Times New Roman"/>
+        </w:rPr>
+        <w:t xml:space="preserve"> </w:t>
+      </w:r>
+      <w:r>
+        <w:rPr>
+          <w:rFonts w:ascii="Times New Roman" w:hAnsi="Times New Roman" w:cs="Times New Roman"/>
+        </w:rPr>
+        <w:t xml:space="preserve">wondering what life might look like, what crazy inventions might </w:t>
+      </w:r>
+      <w:r>
+        <w:rPr>
+          <w:rFonts w:ascii="Times New Roman" w:hAnsi="Times New Roman" w:cs="Times New Roman"/>
+        </w:rPr>
+        <w:t>catch</w:t>
+      </w:r>
+      <w:r>
+        <w:rPr>
+          <w:rFonts w:ascii="Times New Roman" w:hAnsi="Times New Roman" w:cs="Times New Roman"/>
+        </w:rPr>
+        <w:t xml:space="preserve"> on, and which ones we</w:t>
+      </w:r>
+      <w:r>
+        <w:rPr>
+          <w:rFonts w:ascii="Times New Roman" w:hAnsi="Times New Roman" w:cs="Times New Roman"/>
+        </w:rPr>
+        <w:t xml:space="preserve"> wi</w:t>
+      </w:r>
+      <w:r>
+        <w:rPr>
+          <w:rFonts w:ascii="Times New Roman" w:hAnsi="Times New Roman" w:cs="Times New Roman"/>
+        </w:rPr>
+        <w:t>ll laugh about later. Out of everything, artificial intelligence has probably been the one thing I ke</w:t>
+      </w:r>
+      <w:r>
+        <w:rPr>
+          <w:rFonts w:ascii="Times New Roman" w:hAnsi="Times New Roman" w:cs="Times New Roman"/>
+        </w:rPr>
+        <w:t>pt</w:t>
+      </w:r>
+      <w:r>
+        <w:rPr>
+          <w:rFonts w:ascii="Times New Roman" w:hAnsi="Times New Roman" w:cs="Times New Roman"/>
+        </w:rPr>
+        <w:t xml:space="preserve"> coming back to. It</w:t>
+      </w:r>
+      <w:r>
+        <w:rPr>
+          <w:rFonts w:ascii="Times New Roman" w:hAnsi="Times New Roman" w:cs="Times New Roman"/>
+        </w:rPr>
+        <w:t xml:space="preserve"> i</w:t>
+      </w:r>
+      <w:r>
+        <w:rPr>
+          <w:rFonts w:ascii="Times New Roman" w:hAnsi="Times New Roman" w:cs="Times New Roman"/>
+        </w:rPr>
+        <w:t xml:space="preserve">s not just something out of sci-fi </w:t>
+      </w:r>
+      <w:r>
+        <w:rPr>
+          <w:rFonts w:ascii="Times New Roman" w:hAnsi="Times New Roman" w:cs="Times New Roman"/>
+        </w:rPr>
+        <w:t xml:space="preserve">anymore, </w:t>
+      </w:r>
+      <w:r>
+        <w:rPr>
+          <w:rFonts w:ascii="Times New Roman" w:hAnsi="Times New Roman" w:cs="Times New Roman"/>
+        </w:rPr>
+        <w:t>it</w:t>
+      </w:r>
+      <w:r>
+        <w:rPr>
+          <w:rFonts w:ascii="Times New Roman" w:hAnsi="Times New Roman" w:cs="Times New Roman"/>
+        </w:rPr>
+        <w:t xml:space="preserve"> i</w:t>
+      </w:r>
+      <w:r>
+        <w:rPr>
+          <w:rFonts w:ascii="Times New Roman" w:hAnsi="Times New Roman" w:cs="Times New Roman"/>
+        </w:rPr>
+        <w:t>s in our phones, our homes, and even quietly influencing decisions we do</w:t>
+      </w:r>
+      <w:r>
+        <w:rPr>
+          <w:rFonts w:ascii="Times New Roman" w:hAnsi="Times New Roman" w:cs="Times New Roman"/>
+        </w:rPr>
+        <w:t xml:space="preserve"> </w:t>
+      </w:r>
+      <w:r>
+        <w:rPr>
+          <w:rFonts w:ascii="Times New Roman" w:hAnsi="Times New Roman" w:cs="Times New Roman"/>
+        </w:rPr>
+        <w:t>n</w:t>
+      </w:r>
+      <w:r>
+        <w:rPr>
+          <w:rFonts w:ascii="Times New Roman" w:hAnsi="Times New Roman" w:cs="Times New Roman"/>
+        </w:rPr>
+        <w:t>o</w:t>
+      </w:r>
+      <w:r>
+        <w:rPr>
+          <w:rFonts w:ascii="Times New Roman" w:hAnsi="Times New Roman" w:cs="Times New Roman"/>
+        </w:rPr>
+        <w:t>t</w:t>
+      </w:r>
+      <w:r>
+        <w:rPr>
+          <w:rFonts w:ascii="Times New Roman" w:hAnsi="Times New Roman" w:cs="Times New Roman"/>
+        </w:rPr>
+        <w:t xml:space="preserve"> even</w:t>
+      </w:r>
+      <w:r>
+        <w:rPr>
+          <w:rFonts w:ascii="Times New Roman" w:hAnsi="Times New Roman" w:cs="Times New Roman"/>
+        </w:rPr>
+        <w:t xml:space="preserve"> realize we</w:t>
+      </w:r>
+      <w:r>
+        <w:rPr>
+          <w:rFonts w:ascii="Times New Roman" w:hAnsi="Times New Roman" w:cs="Times New Roman"/>
+        </w:rPr>
+        <w:t xml:space="preserve"> a</w:t>
+      </w:r>
+      <w:r>
+        <w:rPr>
+          <w:rFonts w:ascii="Times New Roman" w:hAnsi="Times New Roman" w:cs="Times New Roman"/>
+        </w:rPr>
+        <w:t>re making.</w:t>
+      </w:r>
+    </w:p>
+    <w:p>
+      <w:pPr>
+        <w:spacing w:line="360" w:lineRule="auto"/>
+        <w:jc w:val="both"/>
+        <w:rPr>
+          <w:rFonts w:ascii="Times New Roman" w:hAnsi="Times New Roman" w:cs="Times New Roman"/>
+        </w:rPr>
+      </w:pPr>
+      <w:r>
+        <w:rPr>
+          <w:rFonts w:ascii="Times New Roman" w:hAnsi="Times New Roman" w:cs="Times New Roman"/>
+        </w:rPr>
+        <w:t>I believe my interest in AI began after I read an article about self-driving cars. The idea that a machine could make split-second decisions on the road without a human behind the wheel honestly blew my mind</w:t>
+      </w:r>
+      <w:r>
+        <w:rPr>
+          <w:rFonts w:ascii="Times New Roman" w:hAnsi="Times New Roman" w:cs="Times New Roman"/>
+        </w:rPr>
+        <w:t xml:space="preserve"> because of how shocking this whole concept is</w:t>
+      </w:r>
+      <w:r>
+        <w:rPr>
+          <w:rFonts w:ascii="Times New Roman" w:hAnsi="Times New Roman" w:cs="Times New Roman"/>
+        </w:rPr>
+        <w:t xml:space="preserve">. After that, I started </w:t>
+      </w:r>
+      <w:r>
+        <w:rPr>
+          <w:rFonts w:ascii="Times New Roman" w:hAnsi="Times New Roman" w:cs="Times New Roman"/>
+        </w:rPr>
+        <w:t>noticing</w:t>
+      </w:r>
+      <w:r>
+        <w:rPr>
+          <w:rFonts w:ascii="Times New Roman" w:hAnsi="Times New Roman" w:cs="Times New Roman"/>
+        </w:rPr>
+        <w:t xml:space="preserve"> AI everywhere</w:t>
+      </w:r>
+      <w:r>
+        <w:rPr>
+          <w:rFonts w:ascii="Times New Roman" w:hAnsi="Times New Roman" w:cs="Times New Roman"/>
+        </w:rPr>
+        <w:t xml:space="preserve"> </w:t>
+      </w:r>
+      <w:r>
+        <w:rPr>
+          <w:rFonts w:ascii="Times New Roman" w:hAnsi="Times New Roman" w:cs="Times New Roman"/>
+        </w:rPr>
+        <w:t>—</w:t>
+      </w:r>
+      <w:r>
+        <w:rPr>
+          <w:rFonts w:ascii="Times New Roman" w:hAnsi="Times New Roman" w:cs="Times New Roman"/>
+        </w:rPr>
+        <w:t xml:space="preserve"> </w:t>
+      </w:r>
+      <w:r>
+        <w:rPr>
+          <w:rFonts w:ascii="Times New Roman" w:hAnsi="Times New Roman" w:cs="Times New Roman"/>
+        </w:rPr>
+        <w:t>in phone recommendations, in ads that weirdly seemed to know</w:t>
+      </w:r>
+      <w:r>
+        <w:rPr>
+          <w:rFonts w:ascii="Times New Roman" w:hAnsi="Times New Roman" w:cs="Times New Roman"/>
+        </w:rPr>
+        <w:t xml:space="preserve"> exactly</w:t>
+      </w:r>
+      <w:r>
+        <w:rPr>
+          <w:rFonts w:ascii="Times New Roman" w:hAnsi="Times New Roman" w:cs="Times New Roman"/>
+        </w:rPr>
+        <w:t xml:space="preserve"> what </w:t>
+      </w:r>
+      <w:r>
+        <w:rPr>
+          <w:rFonts w:ascii="Times New Roman" w:hAnsi="Times New Roman" w:cs="Times New Roman"/>
+        </w:rPr>
+        <w:t>we</w:t>
+      </w:r>
+      <w:r>
+        <w:rPr>
+          <w:rFonts w:ascii="Times New Roman" w:hAnsi="Times New Roman" w:cs="Times New Roman"/>
+        </w:rPr>
+        <w:t xml:space="preserve"> </w:t>
+      </w:r>
+      <w:r>
+        <w:rPr>
+          <w:rFonts w:ascii="Times New Roman" w:hAnsi="Times New Roman" w:cs="Times New Roman"/>
+        </w:rPr>
+        <w:t>are</w:t>
+      </w:r>
+      <w:r>
+        <w:rPr>
+          <w:rFonts w:ascii="Times New Roman" w:hAnsi="Times New Roman" w:cs="Times New Roman"/>
+        </w:rPr>
+        <w:t xml:space="preserve"> thinking about. That</w:t>
+      </w:r>
+      <w:r>
+        <w:rPr>
+          <w:rFonts w:ascii="Times New Roman" w:hAnsi="Times New Roman" w:cs="Times New Roman"/>
+        </w:rPr>
+        <w:t xml:space="preserve"> i</w:t>
+      </w:r>
+      <w:r>
+        <w:rPr>
+          <w:rFonts w:ascii="Times New Roman" w:hAnsi="Times New Roman" w:cs="Times New Roman"/>
+        </w:rPr>
+        <w:t>s when it hit me: AI is</w:t>
+      </w:r>
+      <w:r>
+        <w:rPr>
+          <w:rFonts w:ascii="Times New Roman" w:hAnsi="Times New Roman" w:cs="Times New Roman"/>
+        </w:rPr>
+        <w:t xml:space="preserve"> </w:t>
+      </w:r>
+      <w:r>
+        <w:rPr>
+          <w:rFonts w:ascii="Times New Roman" w:hAnsi="Times New Roman" w:cs="Times New Roman"/>
+        </w:rPr>
+        <w:t>n</w:t>
+      </w:r>
+      <w:r>
+        <w:rPr>
+          <w:rFonts w:ascii="Times New Roman" w:hAnsi="Times New Roman" w:cs="Times New Roman"/>
+        </w:rPr>
+        <w:t>o</w:t>
+      </w:r>
+      <w:r>
+        <w:rPr>
+          <w:rFonts w:ascii="Times New Roman" w:hAnsi="Times New Roman" w:cs="Times New Roman"/>
+        </w:rPr>
+        <w:t>t just about robots or futuristic tech. It’s already woven into our daily lives.</w:t>
+      </w:r>
+    </w:p>
+    <w:p>
+      <w:pPr>
+        <w:spacing w:line="360" w:lineRule="auto"/>
+        <w:jc w:val="both"/>
+        <w:rPr>
+          <w:rFonts w:ascii="Times New Roman" w:hAnsi="Times New Roman" w:cs="Times New Roman"/>
+        </w:rPr>
+      </w:pPr>
+      <w:r>
+        <w:rPr>
+          <w:rFonts w:ascii="Times New Roman" w:hAnsi="Times New Roman" w:cs="Times New Roman"/>
+        </w:rPr>
+        <w:t>One of the reasons I picked this topic for my project is that I genuinely think AI is going to keep changing the way we live, in ways we</w:t>
+      </w:r>
+      <w:r>
+        <w:rPr>
+          <w:rFonts w:ascii="Times New Roman" w:hAnsi="Times New Roman" w:cs="Times New Roman"/>
+        </w:rPr>
+        <w:t xml:space="preserve"> are</w:t>
+      </w:r>
+      <w:r>
+        <w:rPr>
+          <w:rFonts w:ascii="Times New Roman" w:hAnsi="Times New Roman" w:cs="Times New Roman"/>
+        </w:rPr>
+        <w:t xml:space="preserve"> only starting to notice. </w:t>
+      </w:r>
+      <w:r>
+        <w:rPr>
+          <w:rFonts w:ascii="Times New Roman" w:hAnsi="Times New Roman" w:cs="Times New Roman"/>
+        </w:rPr>
+        <w:t xml:space="preserve">Some of </w:t>
+      </w:r>
+      <w:r>
+        <w:rPr>
+          <w:rFonts w:ascii="Times New Roman" w:hAnsi="Times New Roman" w:cs="Times New Roman"/>
+        </w:rPr>
+        <w:t>changes</w:t>
+      </w:r>
+      <w:r>
+        <w:rPr>
+          <w:rFonts w:ascii="Times New Roman" w:hAnsi="Times New Roman" w:cs="Times New Roman"/>
+        </w:rPr>
+        <w:t xml:space="preserve"> can be</w:t>
+      </w:r>
+      <w:r>
+        <w:rPr>
+          <w:rFonts w:ascii="Times New Roman" w:hAnsi="Times New Roman" w:cs="Times New Roman"/>
+        </w:rPr>
+        <w:t xml:space="preserve"> seen already</w:t>
+      </w:r>
+      <w:r>
+        <w:rPr>
+          <w:rFonts w:ascii="Times New Roman" w:hAnsi="Times New Roman" w:cs="Times New Roman"/>
+        </w:rPr>
+        <w:t xml:space="preserve"> </w:t>
+      </w:r>
+      <w:r>
+        <w:rPr>
+          <w:rFonts w:ascii="Times New Roman" w:hAnsi="Times New Roman" w:cs="Times New Roman"/>
+        </w:rPr>
+        <w:t>—</w:t>
+      </w:r>
+      <w:r>
+        <w:rPr>
+          <w:rFonts w:ascii="Times New Roman" w:hAnsi="Times New Roman" w:cs="Times New Roman"/>
+        </w:rPr>
+        <w:t xml:space="preserve"> certain</w:t>
+      </w:r>
+      <w:r>
+        <w:rPr>
+          <w:rFonts w:ascii="Times New Roman" w:hAnsi="Times New Roman" w:cs="Times New Roman"/>
+        </w:rPr>
+        <w:t xml:space="preserve"> </w:t>
+      </w:r>
+      <w:r>
+        <w:rPr>
+          <w:rFonts w:ascii="Times New Roman" w:hAnsi="Times New Roman" w:cs="Times New Roman"/>
+        </w:rPr>
+        <w:t>jobs</w:t>
+      </w:r>
+      <w:r>
+        <w:rPr>
+          <w:rFonts w:ascii="Times New Roman" w:hAnsi="Times New Roman" w:cs="Times New Roman"/>
+        </w:rPr>
+        <w:t xml:space="preserve"> in the market</w:t>
+      </w:r>
+      <w:r>
+        <w:rPr>
+          <w:rFonts w:ascii="Times New Roman" w:hAnsi="Times New Roman" w:cs="Times New Roman"/>
+        </w:rPr>
+        <w:t xml:space="preserve"> </w:t>
+      </w:r>
+      <w:r>
+        <w:rPr>
+          <w:rFonts w:ascii="Times New Roman" w:hAnsi="Times New Roman" w:cs="Times New Roman"/>
+        </w:rPr>
+        <w:t>start to</w:t>
+      </w:r>
+      <w:r>
+        <w:rPr>
+          <w:rFonts w:ascii="Times New Roman" w:hAnsi="Times New Roman" w:cs="Times New Roman"/>
+        </w:rPr>
+        <w:t xml:space="preserve"> be</w:t>
+      </w:r>
+      <w:r>
+        <w:rPr>
+          <w:rFonts w:ascii="Times New Roman" w:hAnsi="Times New Roman" w:cs="Times New Roman"/>
+        </w:rPr>
+        <w:t xml:space="preserve"> </w:t>
+      </w:r>
+      <w:r>
+        <w:rPr>
+          <w:rFonts w:ascii="Times New Roman" w:hAnsi="Times New Roman" w:cs="Times New Roman"/>
+        </w:rPr>
+        <w:t>redefined</w:t>
+      </w:r>
+      <w:r>
+        <w:rPr>
+          <w:rFonts w:ascii="Times New Roman" w:hAnsi="Times New Roman" w:cs="Times New Roman"/>
+        </w:rPr>
+        <w:t xml:space="preserve"> because </w:t>
+      </w:r>
+      <w:r>
+        <w:rPr>
+          <w:rFonts w:ascii="Times New Roman" w:hAnsi="Times New Roman" w:cs="Times New Roman"/>
+        </w:rPr>
+        <w:t xml:space="preserve">specific </w:t>
+      </w:r>
+      <w:r>
+        <w:rPr>
+          <w:rFonts w:ascii="Times New Roman" w:hAnsi="Times New Roman" w:cs="Times New Roman"/>
+        </w:rPr>
+        <w:t xml:space="preserve">tasks </w:t>
+      </w:r>
+      <w:r>
+        <w:rPr>
+          <w:rFonts w:ascii="Times New Roman" w:hAnsi="Times New Roman" w:cs="Times New Roman"/>
+        </w:rPr>
+        <w:t>can</w:t>
+      </w:r>
+      <w:r>
+        <w:rPr>
+          <w:rFonts w:ascii="Times New Roman" w:hAnsi="Times New Roman" w:cs="Times New Roman"/>
+        </w:rPr>
+        <w:t xml:space="preserve"> now </w:t>
+      </w:r>
+      <w:r>
+        <w:rPr>
+          <w:rFonts w:ascii="Times New Roman" w:hAnsi="Times New Roman" w:cs="Times New Roman"/>
+        </w:rPr>
+        <w:t xml:space="preserve">be </w:t>
+      </w:r>
+      <w:r>
+        <w:rPr>
+          <w:rFonts w:ascii="Times New Roman" w:hAnsi="Times New Roman" w:cs="Times New Roman"/>
+        </w:rPr>
+        <w:t xml:space="preserve">automated. Even the music </w:t>
+      </w:r>
+      <w:r>
+        <w:rPr>
+          <w:rFonts w:ascii="Times New Roman" w:hAnsi="Times New Roman" w:cs="Times New Roman"/>
+        </w:rPr>
+        <w:t>we</w:t>
+      </w:r>
+      <w:r>
+        <w:rPr>
+          <w:rFonts w:ascii="Times New Roman" w:hAnsi="Times New Roman" w:cs="Times New Roman"/>
+        </w:rPr>
+        <w:t xml:space="preserve"> listen to and the games </w:t>
+      </w:r>
+      <w:r>
+        <w:rPr>
+          <w:rFonts w:ascii="Times New Roman" w:hAnsi="Times New Roman" w:cs="Times New Roman"/>
+        </w:rPr>
+        <w:t>we all</w:t>
+      </w:r>
+      <w:r>
+        <w:rPr>
+          <w:rFonts w:ascii="Times New Roman" w:hAnsi="Times New Roman" w:cs="Times New Roman"/>
+        </w:rPr>
+        <w:t xml:space="preserve"> play are shaped by algorithms that somehow know what </w:t>
+      </w:r>
+      <w:r>
+        <w:rPr>
+          <w:rFonts w:ascii="Times New Roman" w:hAnsi="Times New Roman" w:cs="Times New Roman"/>
+        </w:rPr>
+        <w:t>we</w:t>
+      </w:r>
+      <w:r>
+        <w:rPr>
+          <w:rFonts w:ascii="Times New Roman" w:hAnsi="Times New Roman" w:cs="Times New Roman"/>
+        </w:rPr>
+        <w:t xml:space="preserve"> like before </w:t>
+      </w:r>
+      <w:r>
+        <w:rPr>
+          <w:rFonts w:ascii="Times New Roman" w:hAnsi="Times New Roman" w:cs="Times New Roman"/>
+        </w:rPr>
+        <w:t>we even</w:t>
+      </w:r>
+      <w:r>
+        <w:rPr>
+          <w:rFonts w:ascii="Times New Roman" w:hAnsi="Times New Roman" w:cs="Times New Roman"/>
+        </w:rPr>
+        <w:t xml:space="preserve"> do. What really fascinates me, though, is</w:t>
+      </w:r>
+      <w:r>
+        <w:rPr>
+          <w:rFonts w:ascii="Times New Roman" w:hAnsi="Times New Roman" w:cs="Times New Roman"/>
+        </w:rPr>
+        <w:t xml:space="preserve"> not</w:t>
+      </w:r>
+      <w:r>
+        <w:rPr>
+          <w:rFonts w:ascii="Times New Roman" w:hAnsi="Times New Roman" w:cs="Times New Roman"/>
+        </w:rPr>
+        <w:t xml:space="preserve"> just the tech </w:t>
+      </w:r>
+      <w:r>
+        <w:rPr>
+          <w:rFonts w:ascii="Times New Roman" w:hAnsi="Times New Roman" w:cs="Times New Roman"/>
+        </w:rPr>
+        <w:t xml:space="preserve">itself, </w:t>
+      </w:r>
+      <w:r>
+        <w:rPr>
+          <w:rFonts w:ascii="Times New Roman" w:hAnsi="Times New Roman" w:cs="Times New Roman"/>
+        </w:rPr>
+        <w:t xml:space="preserve">it’s how people respond to it. Some </w:t>
+      </w:r>
+      <w:r>
+        <w:rPr>
+          <w:rFonts w:ascii="Times New Roman" w:hAnsi="Times New Roman" w:cs="Times New Roman"/>
+        </w:rPr>
+        <w:t>people</w:t>
+      </w:r>
+      <w:r>
+        <w:rPr>
+          <w:rFonts w:ascii="Times New Roman" w:hAnsi="Times New Roman" w:cs="Times New Roman"/>
+        </w:rPr>
+        <w:t xml:space="preserve"> are all in</w:t>
+      </w:r>
+      <w:r>
+        <w:rPr>
+          <w:rFonts w:ascii="Times New Roman" w:hAnsi="Times New Roman" w:cs="Times New Roman"/>
+        </w:rPr>
+        <w:t xml:space="preserve"> for it</w:t>
+      </w:r>
+      <w:r>
+        <w:rPr>
+          <w:rFonts w:ascii="Times New Roman" w:hAnsi="Times New Roman" w:cs="Times New Roman"/>
+        </w:rPr>
+        <w:t xml:space="preserve">, while others are more hesitant or even </w:t>
+      </w:r>
+      <w:r>
+        <w:rPr>
+          <w:rFonts w:ascii="Times New Roman" w:hAnsi="Times New Roman" w:cs="Times New Roman"/>
+        </w:rPr>
+        <w:t>sceptical</w:t>
+      </w:r>
+      <w:r>
+        <w:rPr>
+          <w:rFonts w:ascii="Times New Roman" w:hAnsi="Times New Roman" w:cs="Times New Roman"/>
+        </w:rPr>
+        <w:t>.</w:t>
+      </w:r>
+    </w:p>
+    <w:p>
+      <w:pPr>
+        <w:spacing w:line="360" w:lineRule="auto"/>
+        <w:jc w:val="both"/>
+        <w:rPr>
+          <w:rFonts w:ascii="Times New Roman" w:hAnsi="Times New Roman" w:cs="Times New Roman"/>
+        </w:rPr>
+      </w:pPr>
+      <w:r>
+        <w:rPr>
+          <w:rFonts w:ascii="Times New Roman" w:hAnsi="Times New Roman" w:cs="Times New Roman"/>
+        </w:rPr>
+        <w:t>With this project, I want to explore how AI is affecting everyday life</w:t>
+      </w:r>
+      <w:r>
+        <w:rPr>
+          <w:rFonts w:ascii="Times New Roman" w:hAnsi="Times New Roman" w:cs="Times New Roman"/>
+        </w:rPr>
+        <w:t xml:space="preserve"> </w:t>
+      </w:r>
+      <w:r>
+        <w:rPr>
+          <w:rFonts w:ascii="Times New Roman" w:hAnsi="Times New Roman" w:cs="Times New Roman"/>
+        </w:rPr>
+        <w:t>—</w:t>
+      </w:r>
+      <w:r>
+        <w:rPr>
+          <w:rFonts w:ascii="Times New Roman" w:hAnsi="Times New Roman" w:cs="Times New Roman"/>
+        </w:rPr>
+        <w:t xml:space="preserve"> </w:t>
+      </w:r>
+      <w:r>
+        <w:rPr>
+          <w:rFonts w:ascii="Times New Roman" w:hAnsi="Times New Roman" w:cs="Times New Roman"/>
+        </w:rPr>
+        <w:t xml:space="preserve">not just the big headlines, but the small stuff too. </w:t>
+      </w:r>
+      <w:r>
+        <w:rPr>
+          <w:rFonts w:ascii="Times New Roman" w:hAnsi="Times New Roman" w:cs="Times New Roman"/>
+        </w:rPr>
+        <w:t xml:space="preserve">From the content we see in our feeds to the way we approach work and relationships, </w:t>
+      </w:r>
+      <w:r>
+        <w:rPr>
+          <w:rFonts w:ascii="Times New Roman" w:hAnsi="Times New Roman" w:cs="Times New Roman"/>
+        </w:rPr>
+        <w:t xml:space="preserve">AI is already part of the picture. I’m hoping to capture both the excitement and the weirdness that comes with it. Because, like every major shift in technology, how we deal with AI now is going to shape our future in ways we probably can’t fully </w:t>
+      </w:r>
+      <w:r>
+        <w:rPr>
+          <w:rFonts w:ascii="Times New Roman" w:hAnsi="Times New Roman" w:cs="Times New Roman"/>
+        </w:rPr>
+        <w:t>comprehend</w:t>
+      </w:r>
+      <w:r>
+        <w:rPr>
+          <w:rFonts w:ascii="Times New Roman" w:hAnsi="Times New Roman" w:cs="Times New Roman"/>
+        </w:rPr>
+        <w:t xml:space="preserve"> yet.</w:t>
+      </w:r>
+    </w:p>
+    <w:p>
+      <w:pPr>
+        <w:rPr>
+          <w:rFonts w:ascii="Times New Roman" w:hAnsi="Times New Roman" w:cs="Times New Roman"/>
+        </w:rPr>
+      </w:pPr>
+      <w:r>
+        <w:rPr>
+          <w:rFonts w:ascii="Times New Roman" w:hAnsi="Times New Roman" w:cs="Times New Roman"/>
+        </w:rPr>
+        <w:br w:type="page"/>
+      </w:r>
+    </w:p>
+    <w:p>
+      <w:pPr>
+        <w:jc w:val="center"/>
+        <w:rPr>
+          <w:rFonts w:ascii="Times New Roman" w:hAnsi="Times New Roman" w:cs="Times New Roman"/>
+          <w:b/>
+          <w:bCs/>
+          <w:sz w:val="32"/>
+          <w:szCs w:val="32"/>
+        </w:rPr>
+      </w:pPr>
+      <w:r>
+        <w:rPr>
+          <w:rFonts w:ascii="Times New Roman" w:hAnsi="Times New Roman" w:cs="Times New Roman"/>
+          <w:b/>
+          <w:bCs/>
+          <w:sz w:val="32"/>
+          <w:szCs w:val="32"/>
+        </w:rPr>
         <w:lastRenderedPageBreak/>
         <w:t>Précis</w:t>
       </w:r>
@@ -759,6 +1463,7 @@
           <w:rFonts w:ascii="Times New Roman" w:hAnsi="Times New Roman" w:cs="Times New Roman"/>
         </w:rPr>
       </w:pPr>
+      <w:bookmarkStart w:id="0" w:name="_Hlk219379525"/>
       <w:r>
         <w:rPr>
           <w:rFonts w:ascii="Times New Roman" w:hAnsi="Times New Roman" w:cs="Times New Roman"/>
@@ -771,7 +1476,14 @@
         <w:rPr>
           <w:rFonts w:ascii="Times New Roman" w:hAnsi="Times New Roman" w:cs="Times New Roman"/>
         </w:rPr>
-        <w:t xml:space="preserve"> outlines the development of artificial intelligence from its early theoretical origins to its widespread use today. It explains how technological progress and increased access to data have allowed AI to move from research environments into everyday applications.</w:t>
+        <w:t xml:space="preserve"> </w:t>
+      </w:r>
+      <w:bookmarkEnd w:id="0"/>
+      <w:r>
+        <w:rPr>
+          <w:rFonts w:ascii="Times New Roman" w:hAnsi="Times New Roman" w:cs="Times New Roman"/>
+        </w:rPr>
+        <w:t>outlines the development of artificial intelligence from its early theoretical origins to its widespread use today. It explains how technological progress and increased access to data have allowed AI to move from research environments into everyday applications.</w:t>
       </w:r>
     </w:p>
     <w:p>
@@ -861,40 +1573,8 @@
           <w:szCs w:val="32"/>
         </w:rPr>
         <w:lastRenderedPageBreak/>
-        <w:t>Chapter 1</w:t>
-      </w:r>
-      <w:r>
-        <w:rPr>
-          <w:rFonts w:ascii="Times New Roman" w:hAnsi="Times New Roman" w:cs="Times New Roman"/>
-          <w:b/>
-          <w:bCs/>
-          <w:sz w:val="32"/>
-          <w:szCs w:val="32"/>
-        </w:rPr>
-        <w:t>.</w:t>
-      </w:r>
-      <w:r>
-        <w:rPr>
-          <w:rFonts w:ascii="Times New Roman" w:hAnsi="Times New Roman" w:cs="Times New Roman"/>
-          <w:b/>
-          <w:bCs/>
-          <w:sz w:val="32"/>
-          <w:szCs w:val="32"/>
-        </w:rPr>
-        <w:t xml:space="preserve"> Introduction</w:t>
-      </w:r>
-    </w:p>
-    <w:p>
-      <w:pPr>
-        <w:jc w:val="center"/>
-        <w:rPr>
-          <w:rFonts w:ascii="Times New Roman" w:hAnsi="Times New Roman" w:cs="Times New Roman"/>
-          <w:b/>
-          <w:bCs/>
-          <w:sz w:val="32"/>
-          <w:szCs w:val="32"/>
-        </w:rPr>
-      </w:pPr>
+        <w:t>Chapter 1 – Introduction</w:t>
+      </w:r>
     </w:p>
     <w:p>
       <w:pPr>
@@ -910,6 +1590,17 @@
     <w:p>
       <w:pPr>
         <w:spacing w:line="360" w:lineRule="auto"/>
+        <w:jc w:val="center"/>
+        <w:rPr>
+          <w:rFonts w:ascii="Times New Roman" w:hAnsi="Times New Roman" w:cs="Times New Roman"/>
+          <w:sz w:val="28"/>
+          <w:szCs w:val="28"/>
+        </w:rPr>
+      </w:pPr>
+    </w:p>
+    <w:p>
+      <w:pPr>
+        <w:spacing w:line="360" w:lineRule="auto"/>
         <w:jc w:val="both"/>
         <w:rPr>
           <w:rFonts w:ascii="Times New Roman" w:hAnsi="Times New Roman" w:cs="Times New Roman"/>
@@ -998,31 +1689,16 @@
       </w:pPr>
       <w:r>
         <w:rPr>
-          <w:rFonts w:ascii="Times New Roman" w:hAnsi="Times New Roman" w:cs="Times New Roman"/>
-        </w:rPr>
-        <w:t>As with all major technological revolutions, the spread of AI brings both opportunities and challenges. It promises efficiency, safety, and convenience, but it also raises important questions about privacy, employment, and the balance between human control and machine autonomy. These concerns make AI one of the most debated and influential subjects of the present time, and its role in shaping everyday life will only continue to grow in the years to come.</w:t>
-      </w:r>
-    </w:p>
-    <w:p>
-      <w:pPr>
-        <w:spacing w:line="360" w:lineRule="auto"/>
-        <w:jc w:val="both"/>
-        <w:rPr>
-          <w:rFonts w:ascii="Times New Roman" w:hAnsi="Times New Roman" w:cs="Times New Roman"/>
-        </w:rPr>
-      </w:pPr>
-      <w:r>
-        <w:rPr>
           <w:noProof/>
         </w:rPr>
         <w:drawing>
-          <wp:anchor distT="0" distB="0" distL="114300" distR="114300" simplePos="0" relativeHeight="251659264" behindDoc="1" locked="0" layoutInCell="1" allowOverlap="1" wp14:anchorId="658D376B" wp14:editId="4DEDD130">
+          <wp:anchor distT="0" distB="0" distL="114300" distR="114300" simplePos="0" relativeHeight="251659264" behindDoc="1" locked="0" layoutInCell="1" allowOverlap="1" wp14:anchorId="658D376B" wp14:editId="67EABBA6">
             <wp:simplePos x="0" y="0"/>
             <wp:positionH relativeFrom="column">
-              <wp:posOffset>3166069</wp:posOffset>
+              <wp:posOffset>2852208</wp:posOffset>
             </wp:positionH>
             <wp:positionV relativeFrom="paragraph">
-              <wp:posOffset>-2539</wp:posOffset>
+              <wp:posOffset>1253279</wp:posOffset>
             </wp:positionV>
             <wp:extent cx="2552741" cy="1615440"/>
             <wp:effectExtent l="0" t="0" r="0" b="3810"/>
@@ -1056,7 +1732,7 @@
                   <pic:spPr bwMode="auto">
                     <a:xfrm>
                       <a:off x="0" y="0"/>
-                      <a:ext cx="2560818" cy="1620551"/>
+                      <a:ext cx="2552741" cy="1615440"/>
                     </a:xfrm>
                     <a:prstGeom prst="rect">
                       <a:avLst/>
@@ -1083,13 +1759,13 @@
           <w:noProof/>
         </w:rPr>
         <w:drawing>
-          <wp:anchor distT="0" distB="0" distL="114300" distR="114300" simplePos="0" relativeHeight="251658240" behindDoc="1" locked="0" layoutInCell="1" allowOverlap="1" wp14:anchorId="73C9F2E9" wp14:editId="44D32547">
+          <wp:anchor distT="0" distB="0" distL="114300" distR="114300" simplePos="0" relativeHeight="251658240" behindDoc="1" locked="0" layoutInCell="1" allowOverlap="1" wp14:anchorId="73C9F2E9" wp14:editId="21EEF99D">
             <wp:simplePos x="0" y="0"/>
             <wp:positionH relativeFrom="margin">
-              <wp:posOffset>-635</wp:posOffset>
+              <wp:posOffset>-288502</wp:posOffset>
             </wp:positionH>
             <wp:positionV relativeFrom="paragraph">
-              <wp:posOffset>-2540</wp:posOffset>
+              <wp:posOffset>1294976</wp:posOffset>
             </wp:positionV>
             <wp:extent cx="2921362" cy="1600200"/>
             <wp:effectExtent l="0" t="0" r="0" b="0"/>
@@ -1123,7 +1799,7 @@
                   <pic:spPr bwMode="auto">
                     <a:xfrm>
                       <a:off x="0" y="0"/>
-                      <a:ext cx="2924805" cy="1602086"/>
+                      <a:ext cx="2921362" cy="1600200"/>
                     </a:xfrm>
                     <a:prstGeom prst="rect">
                       <a:avLst/>
@@ -1145,6 +1821,21 @@
           </wp:anchor>
         </w:drawing>
       </w:r>
+      <w:r>
+        <w:rPr>
+          <w:rFonts w:ascii="Times New Roman" w:hAnsi="Times New Roman" w:cs="Times New Roman"/>
+        </w:rPr>
+        <w:t>As with all major technological revolutions, the spread of AI brings both opportunities and challenges. It promises efficiency, safety, and convenience, but it also raises important questions about privacy, employment, and the balance between human control and machine autonomy. These concerns make AI one of the most debated and influential subjects of the present time, and its role in shaping everyday life will only continue to grow in the years to come.</w:t>
+      </w:r>
+    </w:p>
+    <w:p>
+      <w:pPr>
+        <w:spacing w:line="360" w:lineRule="auto"/>
+        <w:jc w:val="both"/>
+        <w:rPr>
+          <w:rFonts w:ascii="Times New Roman" w:hAnsi="Times New Roman" w:cs="Times New Roman"/>
+        </w:rPr>
+      </w:pPr>
     </w:p>
     <w:p>
       <w:pPr>
@@ -1172,22 +1863,20 @@
         <w:jc w:val="center"/>
         <w:rPr>
           <w:rFonts w:ascii="Times New Roman" w:hAnsi="Times New Roman" w:cs="Times New Roman"/>
+          <w:sz w:val="28"/>
+          <w:szCs w:val="28"/>
+        </w:rPr>
+      </w:pPr>
+      <w:r>
+        <w:rPr>
+          <w:rFonts w:ascii="Times New Roman" w:hAnsi="Times New Roman" w:cs="Times New Roman"/>
           <w:b/>
           <w:bCs/>
           <w:sz w:val="32"/>
           <w:szCs w:val="32"/>
         </w:rPr>
-      </w:pPr>
-      <w:r>
-        <w:rPr>
-          <w:rFonts w:ascii="Times New Roman" w:hAnsi="Times New Roman" w:cs="Times New Roman"/>
-          <w:b/>
-          <w:bCs/>
-          <w:sz w:val="32"/>
-          <w:szCs w:val="32"/>
-        </w:rPr>
         <w:lastRenderedPageBreak/>
-        <w:t>Chapter 2. Benefits</w:t>
+        <w:t>Chapter 2 – Benefits</w:t>
       </w:r>
     </w:p>
     <w:p>
@@ -1386,21 +2075,7 @@
         <w:rPr>
           <w:rFonts w:ascii="Times New Roman" w:hAnsi="Times New Roman" w:cs="Times New Roman"/>
         </w:rPr>
-        <w:t xml:space="preserve">AI is not limited to the professional sphere. It is also present in our private lives in ways that bring convenience, comfort, and even health benefits. Smart homes, for example, are becoming increasingly common. They use AI to regulate heating, cooling, and lighting </w:t>
-      </w:r>
-      <w:proofErr w:type="gramStart"/>
-      <w:r>
-        <w:rPr>
-          <w:rFonts w:ascii="Times New Roman" w:hAnsi="Times New Roman" w:cs="Times New Roman"/>
-        </w:rPr>
-        <w:t>in order to</w:t>
-      </w:r>
-      <w:proofErr w:type="gramEnd"/>
-      <w:r>
-        <w:rPr>
-          <w:rFonts w:ascii="Times New Roman" w:hAnsi="Times New Roman" w:cs="Times New Roman"/>
-        </w:rPr>
-        <w:t xml:space="preserve"> save energy and reduce costs.</w:t>
+        <w:t>AI is not limited to the professional sphere. It is also present in our private lives in ways that bring convenience, comfort, and even health benefits. Smart homes, for example, are becoming increasingly common. They use AI to regulate heating, cooling, and lighting in order to save energy and reduce costs.</w:t>
       </w:r>
       <w:r>
         <w:rPr>
@@ -1428,21 +2103,7 @@
           <w:rFonts w:ascii="Times New Roman" w:hAnsi="Times New Roman" w:cs="Times New Roman"/>
         </w:rPr>
         <w:lastRenderedPageBreak/>
-        <w:t xml:space="preserve">Entertainment and communication are further examples of AI’s impact on daily life. Streaming platforms recommend films and music based on personal taste, while translation apps allow people to communicate across language barriers. </w:t>
-      </w:r>
-      <w:proofErr w:type="gramStart"/>
-      <w:r>
-        <w:rPr>
-          <w:rFonts w:ascii="Times New Roman" w:hAnsi="Times New Roman" w:cs="Times New Roman"/>
-        </w:rPr>
-        <w:t>All of</w:t>
-      </w:r>
-      <w:proofErr w:type="gramEnd"/>
-      <w:r>
-        <w:rPr>
-          <w:rFonts w:ascii="Times New Roman" w:hAnsi="Times New Roman" w:cs="Times New Roman"/>
-        </w:rPr>
-        <w:t xml:space="preserve"> these technologies bring a sense of personalisation and accessibility that was unthinkable just a few decades ago.</w:t>
+        <w:t>Entertainment and communication are further examples of AI’s impact on daily life. Streaming platforms recommend films and music based on personal taste, while translation apps allow people to communicate across language barriers. All of these technologies bring a sense of personalisation and accessibility that was unthinkable just a few decades ago.</w:t>
       </w:r>
     </w:p>
     <w:p>
@@ -1567,14 +2228,12 @@
         </w:rPr>
         <w:t xml:space="preserve">t just lengthen </w:t>
       </w:r>
-      <w:proofErr w:type="gramStart"/>
       <w:r>
         <w:rPr>
           <w:rFonts w:ascii="Times New Roman" w:hAnsi="Times New Roman" w:cs="Times New Roman"/>
         </w:rPr>
         <w:t>life,</w:t>
       </w:r>
-      <w:proofErr w:type="gramEnd"/>
       <w:r>
         <w:rPr>
           <w:rFonts w:ascii="Times New Roman" w:hAnsi="Times New Roman" w:cs="Times New Roman"/>
@@ -1692,21 +2351,7 @@
         <w:rPr>
           <w:rFonts w:ascii="Times New Roman" w:hAnsi="Times New Roman" w:cs="Times New Roman"/>
         </w:rPr>
-        <w:t xml:space="preserve">Transportation is one of the areas where smart cities can offer the greatest benefits. AI-powered traffic systems </w:t>
-      </w:r>
-      <w:proofErr w:type="gramStart"/>
-      <w:r>
-        <w:rPr>
-          <w:rFonts w:ascii="Times New Roman" w:hAnsi="Times New Roman" w:cs="Times New Roman"/>
-        </w:rPr>
-        <w:t>are able to</w:t>
-      </w:r>
-      <w:proofErr w:type="gramEnd"/>
-      <w:r>
-        <w:rPr>
-          <w:rFonts w:ascii="Times New Roman" w:hAnsi="Times New Roman" w:cs="Times New Roman"/>
-        </w:rPr>
-        <w:t xml:space="preserve"> analyse data</w:t>
+        <w:t>Transportation is one of the areas where smart cities can offer the greatest benefits. AI-powered traffic systems are able to analyse data</w:t>
       </w:r>
       <w:r>
         <w:rPr>
@@ -1803,21 +2448,7 @@
         <w:rPr>
           <w:rFonts w:ascii="Times New Roman" w:hAnsi="Times New Roman" w:cs="Times New Roman"/>
         </w:rPr>
-        <w:t xml:space="preserve">adapt their </w:t>
-      </w:r>
-      <w:proofErr w:type="gramStart"/>
-      <w:r>
-        <w:rPr>
-          <w:rFonts w:ascii="Times New Roman" w:hAnsi="Times New Roman" w:cs="Times New Roman"/>
-        </w:rPr>
-        <w:t>speed</w:t>
-      </w:r>
-      <w:proofErr w:type="gramEnd"/>
-      <w:r>
-        <w:rPr>
-          <w:rFonts w:ascii="Times New Roman" w:hAnsi="Times New Roman" w:cs="Times New Roman"/>
-        </w:rPr>
-        <w:t xml:space="preserve"> accordingly</w:t>
+        <w:t>adapt their speed accordingly</w:t>
       </w:r>
       <w:r>
         <w:rPr>
@@ -2300,7 +2931,7 @@
           <w:szCs w:val="32"/>
         </w:rPr>
         <w:lastRenderedPageBreak/>
-        <w:t>Chapter 3. Drawbacks</w:t>
+        <w:t>Chapter 3 – Drawbacks</w:t>
       </w:r>
     </w:p>
     <w:p>
@@ -2733,21 +3364,7 @@
         <w:rPr>
           <w:rFonts w:ascii="Times New Roman" w:hAnsi="Times New Roman" w:cs="Times New Roman"/>
         </w:rPr>
-        <w:t xml:space="preserve">Socially, the spread of AI can also change the way people interact with each other. AI-powered chatbots and virtual assistants may make life easier, but they also risk reducing human contact. Some experts warn that as technology becomes more personal and </w:t>
-      </w:r>
-      <w:proofErr w:type="gramStart"/>
-      <w:r>
-        <w:rPr>
-          <w:rFonts w:ascii="Times New Roman" w:hAnsi="Times New Roman" w:cs="Times New Roman"/>
-        </w:rPr>
-        <w:t>responsive,</w:t>
-      </w:r>
-      <w:proofErr w:type="gramEnd"/>
-      <w:r>
-        <w:rPr>
-          <w:rFonts w:ascii="Times New Roman" w:hAnsi="Times New Roman" w:cs="Times New Roman"/>
-        </w:rPr>
-        <w:t xml:space="preserve"> it might replace genuine human relationships with artificial connections.</w:t>
+        <w:t>Socially, the spread of AI can also change the way people interact with each other. AI-powered chatbots and virtual assistants may make life easier, but they also risk reducing human contact. Some experts warn that as technology becomes more personal and responsive, it might replace genuine human relationships with artificial connections.</w:t>
       </w:r>
     </w:p>
     <w:p>
@@ -3411,12 +4028,9 @@
           <w:szCs w:val="32"/>
         </w:rPr>
         <w:lastRenderedPageBreak/>
-        <w:t>Biography</w:t>
-      </w:r>
-    </w:p>
-    <w:p>
-      <w:pPr>
-        <w:jc w:val="center"/>
+        <w:t>B</w:t>
+      </w:r>
+      <w:r>
         <w:rPr>
           <w:rFonts w:ascii="Times New Roman" w:hAnsi="Times New Roman" w:cs="Times New Roman"/>
           <w:b/>
@@ -3424,7 +4038,8 @@
           <w:sz w:val="32"/>
           <w:szCs w:val="32"/>
         </w:rPr>
-      </w:pPr>
+        <w:t>iography</w:t>
+      </w:r>
     </w:p>
     <w:p>
       <w:pPr>
@@ -3440,105 +4055,7 @@
     </w:p>
     <w:p>
       <w:pPr>
-        <w:jc w:val="both"/>
-        <w:rPr>
-          <w:rFonts w:ascii="Times New Roman" w:hAnsi="Times New Roman" w:cs="Times New Roman"/>
-        </w:rPr>
-      </w:pPr>
-      <w:r>
-        <w:rPr>
-          <w:rFonts w:ascii="Times New Roman" w:hAnsi="Times New Roman" w:cs="Times New Roman"/>
-        </w:rPr>
-        <w:t xml:space="preserve">Fry, Hannah — Hello World: How to Be Human in the Age of the Machine, Black Swan (Transworld Publishers), London, 2018 </w:t>
-      </w:r>
-    </w:p>
-    <w:p>
-      <w:pPr>
-        <w:jc w:val="both"/>
-        <w:rPr>
-          <w:rFonts w:ascii="Times New Roman" w:hAnsi="Times New Roman" w:cs="Times New Roman"/>
-        </w:rPr>
-      </w:pPr>
-      <w:r>
-        <w:rPr>
-          <w:rFonts w:ascii="Times New Roman" w:hAnsi="Times New Roman" w:cs="Times New Roman"/>
-        </w:rPr>
-        <w:t xml:space="preserve">Tegmark, Max — Life 3.0: Being Human in the Age of Artificial Intelligence, Knopf, New York, 2017 </w:t>
-      </w:r>
-    </w:p>
-    <w:p>
-      <w:pPr>
-        <w:jc w:val="both"/>
-        <w:rPr>
-          <w:rFonts w:ascii="Times New Roman" w:hAnsi="Times New Roman" w:cs="Times New Roman"/>
-        </w:rPr>
-      </w:pPr>
-      <w:r>
-        <w:rPr>
-          <w:rFonts w:ascii="Times New Roman" w:hAnsi="Times New Roman" w:cs="Times New Roman"/>
-        </w:rPr>
-        <w:t xml:space="preserve">Bostrom, Nick — Superintelligence: Paths, Dangers, Strategies, Oxford University Press, Oxford, 2014 </w:t>
-      </w:r>
-    </w:p>
-    <w:p>
-      <w:pPr>
-        <w:jc w:val="both"/>
-        <w:rPr>
-          <w:rFonts w:ascii="Times New Roman" w:hAnsi="Times New Roman" w:cs="Times New Roman"/>
-        </w:rPr>
-      </w:pPr>
-      <w:r>
-        <w:rPr>
-          <w:rFonts w:ascii="Times New Roman" w:hAnsi="Times New Roman" w:cs="Times New Roman"/>
-        </w:rPr>
-        <w:t xml:space="preserve">Kislev, Elyakim — Relationships 5.0: How AI, VR, and Robots Will Reshape Our Emotional Lives, Oxford University Press, Oxford, 2022 </w:t>
-      </w:r>
-    </w:p>
-    <w:p>
-      <w:pPr>
-        <w:jc w:val="both"/>
-        <w:rPr>
-          <w:rFonts w:ascii="Times New Roman" w:hAnsi="Times New Roman" w:cs="Times New Roman"/>
-        </w:rPr>
-      </w:pPr>
-      <w:r>
-        <w:rPr>
-          <w:rFonts w:ascii="Times New Roman" w:hAnsi="Times New Roman" w:cs="Times New Roman"/>
-        </w:rPr>
-        <w:t xml:space="preserve">Gunkel, David J. — The Machine Question: Critical Perspectives on AI, Robots, and Ethics, MIT Press, Cambridge (MA), 2012 </w:t>
-      </w:r>
-    </w:p>
-    <w:p>
-      <w:pPr>
-        <w:jc w:val="both"/>
-        <w:rPr>
-          <w:rFonts w:ascii="Times New Roman" w:hAnsi="Times New Roman" w:cs="Times New Roman"/>
-        </w:rPr>
-      </w:pPr>
-      <w:r>
-        <w:rPr>
-          <w:rFonts w:ascii="Times New Roman" w:hAnsi="Times New Roman" w:cs="Times New Roman"/>
-        </w:rPr>
-        <w:t xml:space="preserve">Lee, Kai-Fu &amp; </w:t>
-      </w:r>
-      <w:proofErr w:type="spellStart"/>
-      <w:r>
-        <w:rPr>
-          <w:rFonts w:ascii="Times New Roman" w:hAnsi="Times New Roman" w:cs="Times New Roman"/>
-        </w:rPr>
-        <w:t>Qiufan</w:t>
-      </w:r>
-      <w:proofErr w:type="spellEnd"/>
-      <w:r>
-        <w:rPr>
-          <w:rFonts w:ascii="Times New Roman" w:hAnsi="Times New Roman" w:cs="Times New Roman"/>
-        </w:rPr>
-        <w:t>, Chen — AI 2041: Ten Visions for Our Future, (HarperCollins / unspecified in summary), (publication place — typically New York), 2021</w:t>
-      </w:r>
-    </w:p>
-    <w:p>
-      <w:pPr>
-        <w:jc w:val="both"/>
+        <w:jc w:val="center"/>
         <w:rPr>
           <w:rFonts w:ascii="Times New Roman" w:hAnsi="Times New Roman" w:cs="Times New Roman"/>
           <w:b/>
@@ -3548,7 +4065,118 @@
         </w:rPr>
       </w:pPr>
     </w:p>
+    <w:p>
+      <w:pPr>
+        <w:jc w:val="both"/>
+        <w:rPr>
+          <w:rFonts w:ascii="Times New Roman" w:hAnsi="Times New Roman" w:cs="Times New Roman"/>
+        </w:rPr>
+      </w:pPr>
+      <w:r>
+        <w:rPr>
+          <w:rFonts w:ascii="Times New Roman" w:hAnsi="Times New Roman" w:cs="Times New Roman"/>
+        </w:rPr>
+        <w:t xml:space="preserve">Fry, Hannah — Hello World: How to Be Human in the Age of the Machine, Black Swan (Transworld Publishers), London, 2018 </w:t>
+      </w:r>
+    </w:p>
+    <w:p>
+      <w:pPr>
+        <w:jc w:val="both"/>
+        <w:rPr>
+          <w:rFonts w:ascii="Times New Roman" w:hAnsi="Times New Roman" w:cs="Times New Roman"/>
+        </w:rPr>
+      </w:pPr>
+      <w:r>
+        <w:rPr>
+          <w:rFonts w:ascii="Times New Roman" w:hAnsi="Times New Roman" w:cs="Times New Roman"/>
+        </w:rPr>
+        <w:t xml:space="preserve">Tegmark, Max — Life 3.0: Being Human in the Age of Artificial Intelligence, Knopf, New York, 2017 </w:t>
+      </w:r>
+    </w:p>
+    <w:p>
+      <w:pPr>
+        <w:jc w:val="both"/>
+        <w:rPr>
+          <w:rFonts w:ascii="Times New Roman" w:hAnsi="Times New Roman" w:cs="Times New Roman"/>
+        </w:rPr>
+      </w:pPr>
+      <w:r>
+        <w:rPr>
+          <w:rFonts w:ascii="Times New Roman" w:hAnsi="Times New Roman" w:cs="Times New Roman"/>
+        </w:rPr>
+        <w:t xml:space="preserve">Bostrom, Nick — Superintelligence: Paths, Dangers, Strategies, Oxford University Press, Oxford, 2014 </w:t>
+      </w:r>
+    </w:p>
+    <w:p>
+      <w:pPr>
+        <w:jc w:val="both"/>
+        <w:rPr>
+          <w:rFonts w:ascii="Times New Roman" w:hAnsi="Times New Roman" w:cs="Times New Roman"/>
+        </w:rPr>
+      </w:pPr>
+      <w:r>
+        <w:rPr>
+          <w:rFonts w:ascii="Times New Roman" w:hAnsi="Times New Roman" w:cs="Times New Roman"/>
+        </w:rPr>
+        <w:t xml:space="preserve">Kislev, Elyakim — Relationships 5.0: How AI, VR, and Robots Will Reshape Our Emotional Lives, Oxford University Press, Oxford, 2022 </w:t>
+      </w:r>
+    </w:p>
+    <w:p>
+      <w:pPr>
+        <w:jc w:val="both"/>
+        <w:rPr>
+          <w:rFonts w:ascii="Times New Roman" w:hAnsi="Times New Roman" w:cs="Times New Roman"/>
+        </w:rPr>
+      </w:pPr>
+      <w:r>
+        <w:rPr>
+          <w:rFonts w:ascii="Times New Roman" w:hAnsi="Times New Roman" w:cs="Times New Roman"/>
+        </w:rPr>
+        <w:t xml:space="preserve">Gunkel, David J. — The Machine Question: Critical Perspectives on AI, Robots, and Ethics, MIT Press, Cambridge (MA), 2012 </w:t>
+      </w:r>
+    </w:p>
+    <w:p>
+      <w:pPr>
+        <w:jc w:val="both"/>
+        <w:rPr>
+          <w:rFonts w:ascii="Times New Roman" w:hAnsi="Times New Roman" w:cs="Times New Roman"/>
+        </w:rPr>
+      </w:pPr>
+      <w:r>
+        <w:rPr>
+          <w:rFonts w:ascii="Times New Roman" w:hAnsi="Times New Roman" w:cs="Times New Roman"/>
+        </w:rPr>
+        <w:t xml:space="preserve">Lee, Kai-Fu &amp; </w:t>
+      </w:r>
+      <w:proofErr w:type="spellStart"/>
+      <w:r>
+        <w:rPr>
+          <w:rFonts w:ascii="Times New Roman" w:hAnsi="Times New Roman" w:cs="Times New Roman"/>
+        </w:rPr>
+        <w:t>Qiufan</w:t>
+      </w:r>
+      <w:proofErr w:type="spellEnd"/>
+      <w:r>
+        <w:rPr>
+          <w:rFonts w:ascii="Times New Roman" w:hAnsi="Times New Roman" w:cs="Times New Roman"/>
+        </w:rPr>
+        <w:t>, Chen — AI 2041: Ten Visions for Our Future, (HarperCollins / unspecified in summary), (publication place — typically New York), 2021</w:t>
+      </w:r>
+    </w:p>
+    <w:p>
+      <w:pPr>
+        <w:jc w:val="both"/>
+        <w:rPr>
+          <w:rFonts w:ascii="Times New Roman" w:hAnsi="Times New Roman" w:cs="Times New Roman"/>
+          <w:b/>
+          <w:bCs/>
+          <w:sz w:val="32"/>
+          <w:szCs w:val="32"/>
+        </w:rPr>
+      </w:pPr>
+    </w:p>
     <w:sectPr>
+      <w:footerReference w:type="default" r:id="rId11"/>
       <w:pgSz w:w="11906" w:h="16838"/>
       <w:pgMar w:top="1417" w:right="1417" w:bottom="1417" w:left="1417" w:header="708" w:footer="708" w:gutter="0"/>
       <w:cols w:space="708"/>
@@ -3581,6 +4209,51 @@
     </w:p>
   </w:endnote>
 </w:endnotes>
+</file>
+
+<file path=word/footer1.xml><?xml version="1.0" encoding="utf-8"?>
+<w:ftr xmlns:wpc="http://schemas.microsoft.com/office/word/2010/wordprocessingCanvas" xmlns:cx="http://schemas.microsoft.com/office/drawing/2014/chartex" xmlns:cx1="http://schemas.microsoft.com/office/drawing/2015/9/8/chartex" xmlns:cx2="http://schemas.microsoft.com/office/drawing/2015/10/21/chartex" xmlns:cx3="http://schemas.microsoft.com/office/drawing/2016/5/9/chartex" xmlns:cx4="http://schemas.microsoft.com/office/drawing/2016/5/10/chartex" xmlns:cx5="http://schemas.microsoft.com/office/drawing/2016/5/11/chartex" xmlns:cx6="http://schemas.microsoft.com/office/drawing/2016/5/12/chartex" xmlns:cx7="http://schemas.microsoft.com/office/drawing/2016/5/13/chartex" xmlns:cx8="http://schemas.microsoft.com/office/drawing/2016/5/14/chartex" xmlns:mc="http://schemas.openxmlformats.org/markup-compatibility/2006" xmlns:aink="http://schemas.microsoft.com/office/drawing/2016/ink" xmlns:am3d="http://schemas.microsoft.com/office/drawing/2017/model3d" xmlns:o="urn:schemas-microsoft-com:office:office" xmlns:oel="http://schemas.microsoft.com/office/2019/extlst" xmlns:r="http://schemas.openxmlformats.org/officeDocument/2006/relationships" xmlns:m="http://schemas.openxmlformats.org/officeDocument/2006/math" xmlns:v="urn:schemas-microsoft-com:vml" xmlns:wp14="http://schemas.microsoft.com/office/word/2010/wordprocessingDrawing" xmlns:wp="http://schemas.openxmlformats.org/drawingml/2006/wordprocessingDrawing" xmlns:w10="urn:schemas-microsoft-com:office:word" xmlns:w="http://schemas.openxmlformats.org/wordprocessingml/2006/main" xmlns:w14="http://schemas.microsoft.com/office/word/2010/wordml" xmlns:w15="http://schemas.microsoft.com/office/word/2012/wordml" xmlns:w16cex="http://schemas.microsoft.com/office/word/2018/wordml/cex" xmlns:w16cid="http://schemas.microsoft.com/office/word/2016/wordml/cid" xmlns:w16="http://schemas.microsoft.com/office/word/2018/wordml" xmlns:w16du="http://schemas.microsoft.com/office/word/2023/wordml/word16du" xmlns:w16sdtdh="http://schemas.microsoft.com/office/word/2020/wordml/sdtdatahash" xmlns:w16sdtfl="http://schemas.microsoft.com/office/word/2024/wordml/sdtformatlock" xmlns:w16se="http://schemas.microsoft.com/office/word/2015/wordml/symex" xmlns:wpg="http://schemas.microsoft.com/office/word/2010/wordprocessingGroup" xmlns:wpi="http://schemas.microsoft.com/office/word/2010/wordprocessingInk" xmlns:wne="http://schemas.microsoft.com/office/word/2006/wordml" xmlns:wps="http://schemas.microsoft.com/office/word/2010/wordprocessingShape" mc:Ignorable="w14 w15 w16se w16cid w16 w16cex w16sdtdh w16sdtfl w16du wp14">
+  <w:sdt>
+    <w:sdtPr>
+      <w:id w:val="-1009753689"/>
+      <w:docPartObj>
+        <w:docPartGallery w:val="Page Numbers (Bottom of Page)"/>
+        <w:docPartUnique/>
+      </w:docPartObj>
+    </w:sdtPr>
+    <w:sdtContent>
+      <w:p>
+        <w:pPr>
+          <w:pStyle w:val="Footer"/>
+          <w:jc w:val="right"/>
+        </w:pPr>
+        <w:r>
+          <w:fldChar w:fldCharType="begin"/>
+        </w:r>
+        <w:r>
+          <w:instrText>PAGE   \* MERGEFORMAT</w:instrText>
+        </w:r>
+        <w:r>
+          <w:fldChar w:fldCharType="separate"/>
+        </w:r>
+        <w:r>
+          <w:rPr>
+            <w:lang w:val="ro-RO"/>
+          </w:rPr>
+          <w:t>2</w:t>
+        </w:r>
+        <w:r>
+          <w:fldChar w:fldCharType="end"/>
+        </w:r>
+      </w:p>
+    </w:sdtContent>
+  </w:sdt>
+  <w:p>
+    <w:pPr>
+      <w:pStyle w:val="Footer"/>
+    </w:pPr>
+  </w:p>
+</w:ftr>
 </file>
 
 <file path=word/footnotes.xml><?xml version="1.0" encoding="utf-8"?>
@@ -4214,7 +4887,6 @@
   <w:style w:type="character" w:default="1" w:styleId="DefaultParagraphFont">
     <w:name w:val="Default Paragraph Font"/>
     <w:uiPriority w:val="1"/>
-    <w:semiHidden/>
     <w:unhideWhenUsed/>
   </w:style>
   <w:style w:type="table" w:default="1" w:styleId="TableNormal">

--- a/Atestat.docx
+++ b/Atestat.docx
@@ -7,55 +7,382 @@
         <w:jc w:val="center"/>
         <w:rPr>
           <w:rFonts w:ascii="Times New Roman" w:hAnsi="Times New Roman" w:cs="Times New Roman"/>
-          <w:b/>
-          <w:bCs/>
           <w:sz w:val="32"/>
           <w:szCs w:val="32"/>
         </w:rPr>
       </w:pPr>
-    </w:p>
-    <w:p>
-      <w:pPr>
-        <w:rPr>
-          <w:rFonts w:ascii="Times New Roman" w:hAnsi="Times New Roman" w:cs="Times New Roman"/>
-          <w:b/>
-          <w:bCs/>
+      <w:r>
+        <w:rPr>
+          <w:rFonts w:ascii="Times New Roman" w:hAnsi="Times New Roman" w:cs="Times New Roman"/>
           <w:sz w:val="32"/>
           <w:szCs w:val="32"/>
         </w:rPr>
-      </w:pPr>
-      <w:r>
-        <w:rPr>
-          <w:rFonts w:ascii="Times New Roman" w:hAnsi="Times New Roman" w:cs="Times New Roman"/>
-          <w:b/>
-          <w:bCs/>
+        <w:t>“Decebal” National College Deva</w:t>
+      </w:r>
+    </w:p>
+    <w:p>
+      <w:pPr>
+        <w:rPr>
+          <w:rFonts w:ascii="Times New Roman" w:hAnsi="Times New Roman" w:cs="Times New Roman"/>
           <w:sz w:val="32"/>
           <w:szCs w:val="32"/>
         </w:rPr>
-        <w:br w:type="page"/>
-      </w:r>
-    </w:p>
-    <w:p>
-      <w:pPr>
-        <w:jc w:val="center"/>
-        <w:rPr>
-          <w:rFonts w:ascii="Times New Roman" w:hAnsi="Times New Roman" w:cs="Times New Roman"/>
-          <w:b/>
-          <w:bCs/>
+      </w:pPr>
+    </w:p>
+    <w:p>
+      <w:pPr>
+        <w:rPr>
+          <w:rFonts w:ascii="Times New Roman" w:hAnsi="Times New Roman" w:cs="Times New Roman"/>
           <w:sz w:val="32"/>
           <w:szCs w:val="32"/>
         </w:rPr>
       </w:pPr>
       <w:r>
         <w:rPr>
-          <w:rFonts w:ascii="Times New Roman" w:hAnsi="Times New Roman" w:cs="Times New Roman"/>
-          <w:b/>
-          <w:bCs/>
+          <w:noProof/>
+        </w:rPr>
+        <w:drawing>
+          <wp:inline distT="0" distB="0" distL="0" distR="0" wp14:anchorId="2FD618F6" wp14:editId="7DCD270D">
+            <wp:extent cx="5760720" cy="4382770"/>
+            <wp:effectExtent l="0" t="0" r="0" b="0"/>
+            <wp:docPr id="180227688" name="Picture 1" descr="Artificial intelligence sketch Vector Images &amp; Graphics for Commercial Use  | VectorStock"/>
+            <wp:cNvGraphicFramePr>
+              <a:graphicFrameLocks xmlns:a="http://schemas.openxmlformats.org/drawingml/2006/main" noChangeAspect="1"/>
+            </wp:cNvGraphicFramePr>
+            <a:graphic xmlns:a="http://schemas.openxmlformats.org/drawingml/2006/main">
+              <a:graphicData uri="http://schemas.openxmlformats.org/drawingml/2006/picture">
+                <pic:pic xmlns:pic="http://schemas.openxmlformats.org/drawingml/2006/picture">
+                  <pic:nvPicPr>
+                    <pic:cNvPr id="0" name="Picture 1" descr="Artificial intelligence sketch Vector Images &amp; Graphics for Commercial Use  | VectorStock"/>
+                    <pic:cNvPicPr>
+                      <a:picLocks noChangeAspect="1" noChangeArrowheads="1"/>
+                    </pic:cNvPicPr>
+                  </pic:nvPicPr>
+                  <pic:blipFill>
+                    <a:blip r:embed="rId7">
+                      <a:extLst>
+                        <a:ext uri="{28A0092B-C50C-407E-A947-70E740481C1C}">
+                          <a14:useLocalDpi xmlns:a14="http://schemas.microsoft.com/office/drawing/2010/main" val="0"/>
+                        </a:ext>
+                      </a:extLst>
+                    </a:blip>
+                    <a:srcRect/>
+                    <a:stretch>
+                      <a:fillRect/>
+                    </a:stretch>
+                  </pic:blipFill>
+                  <pic:spPr bwMode="auto">
+                    <a:xfrm>
+                      <a:off x="0" y="0"/>
+                      <a:ext cx="5760720" cy="4382770"/>
+                    </a:xfrm>
+                    <a:prstGeom prst="rect">
+                      <a:avLst/>
+                    </a:prstGeom>
+                    <a:noFill/>
+                    <a:ln>
+                      <a:noFill/>
+                    </a:ln>
+                  </pic:spPr>
+                </pic:pic>
+              </a:graphicData>
+            </a:graphic>
+          </wp:inline>
+        </w:drawing>
+      </w:r>
+    </w:p>
+    <w:p>
+      <w:pPr>
+        <w:rPr>
+          <w:rFonts w:ascii="Times New Roman" w:hAnsi="Times New Roman" w:cs="Times New Roman"/>
           <w:sz w:val="32"/>
           <w:szCs w:val="32"/>
         </w:rPr>
-        <w:lastRenderedPageBreak/>
-        <w:t>Table of Contents</w:t>
+      </w:pPr>
+    </w:p>
+    <w:p>
+      <w:pPr>
+        <w:jc w:val="center"/>
+        <w:rPr>
+          <w:rFonts w:ascii="Times New Roman" w:hAnsi="Times New Roman" w:cs="Times New Roman"/>
+          <w:b/>
+          <w:bCs/>
+          <w:sz w:val="44"/>
+          <w:szCs w:val="44"/>
+        </w:rPr>
+      </w:pPr>
+      <w:r>
+        <w:rPr>
+          <w:rFonts w:ascii="Times New Roman" w:hAnsi="Times New Roman" w:cs="Times New Roman"/>
+          <w:b/>
+          <w:bCs/>
+          <w:sz w:val="44"/>
+          <w:szCs w:val="44"/>
+        </w:rPr>
+        <w:t>The Impact of AI on everyday life</w:t>
+      </w:r>
+    </w:p>
+    <w:p>
+      <w:pPr>
+        <w:jc w:val="center"/>
+        <w:rPr>
+          <w:rFonts w:ascii="Times New Roman" w:hAnsi="Times New Roman" w:cs="Times New Roman"/>
+          <w:b/>
+          <w:bCs/>
+          <w:sz w:val="44"/>
+          <w:szCs w:val="44"/>
+        </w:rPr>
+      </w:pPr>
+    </w:p>
+    <w:p>
+      <w:pPr>
+        <w:jc w:val="center"/>
+        <w:rPr>
+          <w:rFonts w:ascii="Times New Roman" w:hAnsi="Times New Roman" w:cs="Times New Roman"/>
+          <w:b/>
+          <w:bCs/>
+          <w:sz w:val="44"/>
+          <w:szCs w:val="44"/>
+        </w:rPr>
+      </w:pPr>
+    </w:p>
+    <w:p>
+      <w:pPr>
+        <w:rPr>
+          <w:rFonts w:ascii="Times New Roman" w:hAnsi="Times New Roman" w:cs="Times New Roman"/>
+          <w:sz w:val="28"/>
+          <w:szCs w:val="28"/>
+        </w:rPr>
+      </w:pPr>
+      <w:r>
+        <w:rPr>
+          <w:rFonts w:ascii="Times New Roman" w:hAnsi="Times New Roman" w:cs="Times New Roman"/>
+          <w:sz w:val="28"/>
+          <w:szCs w:val="28"/>
+        </w:rPr>
+        <w:t>Coordinating Teacher:</w:t>
+      </w:r>
+      <w:r>
+        <w:rPr>
+          <w:rFonts w:ascii="Times New Roman" w:hAnsi="Times New Roman" w:cs="Times New Roman"/>
+          <w:sz w:val="28"/>
+          <w:szCs w:val="28"/>
+        </w:rPr>
+        <w:tab/>
+      </w:r>
+      <w:r>
+        <w:rPr>
+          <w:rFonts w:ascii="Times New Roman" w:hAnsi="Times New Roman" w:cs="Times New Roman"/>
+          <w:sz w:val="28"/>
+          <w:szCs w:val="28"/>
+        </w:rPr>
+        <w:tab/>
+      </w:r>
+      <w:r>
+        <w:rPr>
+          <w:rFonts w:ascii="Times New Roman" w:hAnsi="Times New Roman" w:cs="Times New Roman"/>
+          <w:sz w:val="28"/>
+          <w:szCs w:val="28"/>
+        </w:rPr>
+        <w:tab/>
+      </w:r>
+      <w:r>
+        <w:rPr>
+          <w:rFonts w:ascii="Times New Roman" w:hAnsi="Times New Roman" w:cs="Times New Roman"/>
+          <w:sz w:val="28"/>
+          <w:szCs w:val="28"/>
+        </w:rPr>
+        <w:tab/>
+      </w:r>
+      <w:r>
+        <w:rPr>
+          <w:rFonts w:ascii="Times New Roman" w:hAnsi="Times New Roman" w:cs="Times New Roman"/>
+          <w:sz w:val="28"/>
+          <w:szCs w:val="28"/>
+        </w:rPr>
+        <w:tab/>
+      </w:r>
+      <w:r>
+        <w:rPr>
+          <w:rFonts w:ascii="Times New Roman" w:hAnsi="Times New Roman" w:cs="Times New Roman"/>
+          <w:sz w:val="28"/>
+          <w:szCs w:val="28"/>
+        </w:rPr>
+        <w:tab/>
+      </w:r>
+      <w:r>
+        <w:rPr>
+          <w:rFonts w:ascii="Times New Roman" w:hAnsi="Times New Roman" w:cs="Times New Roman"/>
+          <w:sz w:val="28"/>
+          <w:szCs w:val="28"/>
+        </w:rPr>
+        <w:tab/>
+      </w:r>
+      <w:r>
+        <w:rPr>
+          <w:rFonts w:ascii="Times New Roman" w:hAnsi="Times New Roman" w:cs="Times New Roman"/>
+          <w:sz w:val="28"/>
+          <w:szCs w:val="28"/>
+        </w:rPr>
+        <w:tab/>
+        <w:t xml:space="preserve">   Student:</w:t>
+      </w:r>
+    </w:p>
+    <w:p>
+      <w:pPr>
+        <w:rPr>
+          <w:rFonts w:ascii="Times New Roman" w:hAnsi="Times New Roman" w:cs="Times New Roman"/>
+          <w:sz w:val="28"/>
+          <w:szCs w:val="28"/>
+          <w:lang w:val="en-US"/>
+        </w:rPr>
+      </w:pPr>
+      <w:r>
+        <w:rPr>
+          <w:rFonts w:ascii="Times New Roman" w:hAnsi="Times New Roman" w:cs="Times New Roman"/>
+          <w:sz w:val="28"/>
+          <w:szCs w:val="28"/>
+        </w:rPr>
+        <w:t>C</w:t>
+      </w:r>
+      <w:r>
+        <w:rPr>
+          <w:rFonts w:ascii="Times New Roman" w:hAnsi="Times New Roman" w:cs="Times New Roman"/>
+          <w:sz w:val="28"/>
+          <w:szCs w:val="28"/>
+          <w:lang w:val="ro-RO"/>
+        </w:rPr>
+        <w:t>îm</w:t>
+      </w:r>
+      <w:r>
+        <w:rPr>
+          <w:rFonts w:ascii="Times New Roman" w:hAnsi="Times New Roman" w:cs="Times New Roman"/>
+          <w:sz w:val="28"/>
+          <w:szCs w:val="28"/>
+          <w:lang w:val="en-US"/>
+        </w:rPr>
+        <w:t>pean Andreea</w:t>
+      </w:r>
+      <w:r>
+        <w:rPr>
+          <w:rFonts w:ascii="Times New Roman" w:hAnsi="Times New Roman" w:cs="Times New Roman"/>
+          <w:sz w:val="28"/>
+          <w:szCs w:val="28"/>
+          <w:lang w:val="en-US"/>
+        </w:rPr>
+        <w:tab/>
+      </w:r>
+      <w:r>
+        <w:rPr>
+          <w:rFonts w:ascii="Times New Roman" w:hAnsi="Times New Roman" w:cs="Times New Roman"/>
+          <w:sz w:val="28"/>
+          <w:szCs w:val="28"/>
+          <w:lang w:val="en-US"/>
+        </w:rPr>
+        <w:tab/>
+      </w:r>
+      <w:r>
+        <w:rPr>
+          <w:rFonts w:ascii="Times New Roman" w:hAnsi="Times New Roman" w:cs="Times New Roman"/>
+          <w:sz w:val="28"/>
+          <w:szCs w:val="28"/>
+          <w:lang w:val="en-US"/>
+        </w:rPr>
+        <w:tab/>
+      </w:r>
+      <w:r>
+        <w:rPr>
+          <w:rFonts w:ascii="Times New Roman" w:hAnsi="Times New Roman" w:cs="Times New Roman"/>
+          <w:sz w:val="28"/>
+          <w:szCs w:val="28"/>
+          <w:lang w:val="en-US"/>
+        </w:rPr>
+        <w:tab/>
+      </w:r>
+      <w:r>
+        <w:rPr>
+          <w:rFonts w:ascii="Times New Roman" w:hAnsi="Times New Roman" w:cs="Times New Roman"/>
+          <w:sz w:val="28"/>
+          <w:szCs w:val="28"/>
+          <w:lang w:val="en-US"/>
+        </w:rPr>
+        <w:tab/>
+      </w:r>
+      <w:r>
+        <w:rPr>
+          <w:rFonts w:ascii="Times New Roman" w:hAnsi="Times New Roman" w:cs="Times New Roman"/>
+          <w:sz w:val="28"/>
+          <w:szCs w:val="28"/>
+          <w:lang w:val="en-US"/>
+        </w:rPr>
+        <w:tab/>
+      </w:r>
+      <w:r>
+        <w:rPr>
+          <w:rFonts w:ascii="Times New Roman" w:hAnsi="Times New Roman" w:cs="Times New Roman"/>
+          <w:sz w:val="28"/>
+          <w:szCs w:val="28"/>
+          <w:lang w:val="en-US"/>
+        </w:rPr>
+        <w:tab/>
+      </w:r>
+      <w:r>
+        <w:rPr>
+          <w:rFonts w:ascii="Times New Roman" w:hAnsi="Times New Roman" w:cs="Times New Roman"/>
+          <w:sz w:val="28"/>
+          <w:szCs w:val="28"/>
+          <w:lang w:val="en-US"/>
+        </w:rPr>
+        <w:tab/>
+        <w:t xml:space="preserve"> Mondea George</w:t>
+      </w:r>
+    </w:p>
+    <w:p>
+      <w:pPr>
+        <w:ind w:left="7788"/>
+        <w:rPr>
+          <w:rFonts w:ascii="Times New Roman" w:hAnsi="Times New Roman" w:cs="Times New Roman"/>
+          <w:sz w:val="28"/>
+          <w:szCs w:val="28"/>
+          <w:lang w:val="en-US"/>
+        </w:rPr>
+      </w:pPr>
+      <w:r>
+        <w:rPr>
+          <w:rFonts w:ascii="Times New Roman" w:hAnsi="Times New Roman" w:cs="Times New Roman"/>
+          <w:sz w:val="28"/>
+          <w:szCs w:val="28"/>
+          <w:lang w:val="en-US"/>
+        </w:rPr>
+        <w:t xml:space="preserve">       XII C</w:t>
+      </w:r>
+    </w:p>
+    <w:p>
+      <w:pPr>
+        <w:rPr>
+          <w:rFonts w:ascii="Times New Roman" w:hAnsi="Times New Roman" w:cs="Times New Roman"/>
+          <w:sz w:val="28"/>
+          <w:szCs w:val="28"/>
+          <w:lang w:val="en-US"/>
+        </w:rPr>
+        <w:sectPr>
+          <w:footerReference w:type="default" r:id="rId8"/>
+          <w:footerReference w:type="first" r:id="rId9"/>
+          <w:pgSz w:w="11906" w:h="16838"/>
+          <w:pgMar w:top="1417" w:right="1417" w:bottom="1417" w:left="1417" w:header="708" w:footer="708" w:gutter="0"/>
+          <w:cols w:space="708"/>
+          <w:titlePg/>
+          <w:docGrid w:linePitch="360"/>
+        </w:sectPr>
+      </w:pPr>
+      <w:r>
+        <w:rPr>
+          <w:rFonts w:ascii="Times New Roman" w:hAnsi="Times New Roman" w:cs="Times New Roman"/>
+          <w:sz w:val="28"/>
+          <w:szCs w:val="28"/>
+          <w:lang w:val="en-US"/>
+        </w:rPr>
+        <w:br w:type="page"/>
       </w:r>
     </w:p>
     <w:p>
@@ -69,591 +396,17 @@
           <w:szCs w:val="32"/>
         </w:rPr>
       </w:pPr>
-    </w:p>
-    <w:p>
-      <w:pPr>
-        <w:jc w:val="center"/>
-        <w:rPr>
-          <w:rFonts w:ascii="Times New Roman" w:hAnsi="Times New Roman" w:cs="Times New Roman"/>
-        </w:rPr>
-      </w:pPr>
-    </w:p>
-    <w:p>
-      <w:pPr>
-        <w:rPr>
-          <w:rFonts w:ascii="Times New Roman" w:hAnsi="Times New Roman" w:cs="Times New Roman"/>
-        </w:rPr>
-      </w:pPr>
-      <w:r>
-        <w:rPr>
-          <w:rFonts w:ascii="Times New Roman" w:hAnsi="Times New Roman" w:cs="Times New Roman"/>
-        </w:rPr>
-        <w:t>Argument</w:t>
-      </w:r>
-      <w:r>
-        <w:rPr>
-          <w:rFonts w:ascii="Times New Roman" w:hAnsi="Times New Roman" w:cs="Times New Roman"/>
-        </w:rPr>
-        <w:t>.....................................................................................................................................</w:t>
-      </w:r>
-      <w:r>
-        <w:rPr>
-          <w:rFonts w:ascii="Times New Roman" w:hAnsi="Times New Roman" w:cs="Times New Roman"/>
-        </w:rPr>
-        <w:t>3</w:t>
-      </w:r>
-    </w:p>
-    <w:p>
-      <w:pPr>
-        <w:rPr>
-          <w:rFonts w:ascii="Times New Roman" w:hAnsi="Times New Roman" w:cs="Times New Roman"/>
-        </w:rPr>
-      </w:pPr>
-      <w:r>
-        <w:rPr>
-          <w:rFonts w:ascii="Times New Roman" w:hAnsi="Times New Roman" w:cs="Times New Roman"/>
-        </w:rPr>
-        <w:t>Pr</w:t>
-      </w:r>
-      <w:r>
-        <w:rPr>
-          <w:rFonts w:ascii="Times New Roman" w:hAnsi="Times New Roman" w:cs="Times New Roman"/>
-        </w:rPr>
-        <w:t>é</w:t>
-      </w:r>
-      <w:r>
-        <w:rPr>
-          <w:rFonts w:ascii="Times New Roman" w:hAnsi="Times New Roman" w:cs="Times New Roman"/>
-        </w:rPr>
-        <w:t>cis</w:t>
-      </w:r>
-      <w:r>
-        <w:rPr>
-          <w:rFonts w:ascii="Times New Roman" w:hAnsi="Times New Roman" w:cs="Times New Roman"/>
-        </w:rPr>
-        <w:t>...........................................................................................................................................</w:t>
-      </w:r>
-      <w:r>
-        <w:rPr>
-          <w:rFonts w:ascii="Times New Roman" w:hAnsi="Times New Roman" w:cs="Times New Roman"/>
-        </w:rPr>
-        <w:t>4</w:t>
-      </w:r>
-    </w:p>
-    <w:p>
-      <w:pPr>
-        <w:rPr>
-          <w:rFonts w:ascii="Times New Roman" w:hAnsi="Times New Roman" w:cs="Times New Roman"/>
-        </w:rPr>
-      </w:pPr>
-      <w:r>
-        <w:rPr>
-          <w:rFonts w:ascii="Times New Roman" w:hAnsi="Times New Roman" w:cs="Times New Roman"/>
-        </w:rPr>
-        <w:t>Chapter 1 – Introduction</w:t>
-      </w:r>
-      <w:r>
-        <w:rPr>
-          <w:rFonts w:ascii="Times New Roman" w:hAnsi="Times New Roman" w:cs="Times New Roman"/>
-        </w:rPr>
-        <w:t>.............................................................................................................</w:t>
-      </w:r>
-      <w:r>
-        <w:rPr>
-          <w:rFonts w:ascii="Times New Roman" w:hAnsi="Times New Roman" w:cs="Times New Roman"/>
-        </w:rPr>
-        <w:t>5</w:t>
-      </w:r>
-    </w:p>
-    <w:p>
-      <w:pPr>
-        <w:rPr>
-          <w:rFonts w:ascii="Times New Roman" w:hAnsi="Times New Roman" w:cs="Times New Roman"/>
-        </w:rPr>
-      </w:pPr>
-      <w:r>
-        <w:rPr>
-          <w:rFonts w:ascii="Times New Roman" w:hAnsi="Times New Roman" w:cs="Times New Roman"/>
-        </w:rPr>
-        <w:t xml:space="preserve">Chapter </w:t>
-      </w:r>
-      <w:r>
-        <w:rPr>
-          <w:rFonts w:ascii="Times New Roman" w:hAnsi="Times New Roman" w:cs="Times New Roman"/>
-        </w:rPr>
-        <w:t>2</w:t>
-      </w:r>
-      <w:r>
-        <w:rPr>
-          <w:rFonts w:ascii="Times New Roman" w:hAnsi="Times New Roman" w:cs="Times New Roman"/>
-        </w:rPr>
-        <w:t xml:space="preserve"> – </w:t>
-      </w:r>
-      <w:r>
-        <w:rPr>
-          <w:rFonts w:ascii="Times New Roman" w:hAnsi="Times New Roman" w:cs="Times New Roman"/>
-        </w:rPr>
-        <w:t>Benefits</w:t>
-      </w:r>
-      <w:r>
-        <w:rPr>
-          <w:rFonts w:ascii="Times New Roman" w:hAnsi="Times New Roman" w:cs="Times New Roman"/>
-        </w:rPr>
-        <w:t>....................................................................................................................</w:t>
-      </w:r>
-      <w:r>
-        <w:rPr>
-          <w:rFonts w:ascii="Times New Roman" w:hAnsi="Times New Roman" w:cs="Times New Roman"/>
-        </w:rPr>
-        <w:t>6</w:t>
-      </w:r>
-    </w:p>
-    <w:p>
-      <w:pPr>
-        <w:rPr>
-          <w:rFonts w:ascii="Times New Roman" w:hAnsi="Times New Roman" w:cs="Times New Roman"/>
-        </w:rPr>
-      </w:pPr>
-      <w:r>
-        <w:rPr>
-          <w:rFonts w:ascii="Times New Roman" w:hAnsi="Times New Roman" w:cs="Times New Roman"/>
-        </w:rPr>
-        <w:tab/>
-      </w:r>
-      <w:r>
-        <w:rPr>
-          <w:rFonts w:ascii="Times New Roman" w:hAnsi="Times New Roman" w:cs="Times New Roman"/>
-        </w:rPr>
-        <w:t>2.1 Transforming Work Life</w:t>
-      </w:r>
-      <w:r>
-        <w:rPr>
-          <w:rFonts w:ascii="Times New Roman" w:hAnsi="Times New Roman" w:cs="Times New Roman"/>
-        </w:rPr>
-        <w:t>............................................................................................</w:t>
-      </w:r>
-      <w:r>
-        <w:rPr>
-          <w:rFonts w:ascii="Times New Roman" w:hAnsi="Times New Roman" w:cs="Times New Roman"/>
-        </w:rPr>
-        <w:t>6</w:t>
-      </w:r>
-    </w:p>
-    <w:p>
-      <w:pPr>
-        <w:rPr>
-          <w:rFonts w:ascii="Times New Roman" w:hAnsi="Times New Roman" w:cs="Times New Roman"/>
-        </w:rPr>
-      </w:pPr>
-      <w:r>
-        <w:rPr>
-          <w:rFonts w:ascii="Times New Roman" w:hAnsi="Times New Roman" w:cs="Times New Roman"/>
-        </w:rPr>
-        <w:tab/>
-      </w:r>
-      <w:r>
-        <w:rPr>
-          <w:rFonts w:ascii="Times New Roman" w:hAnsi="Times New Roman" w:cs="Times New Roman"/>
-        </w:rPr>
-        <w:t>2.2 Enhancing Personal Life</w:t>
-      </w:r>
-      <w:r>
-        <w:rPr>
-          <w:rFonts w:ascii="Times New Roman" w:hAnsi="Times New Roman" w:cs="Times New Roman"/>
-        </w:rPr>
-        <w:t>...........................................................................................</w:t>
-      </w:r>
-      <w:r>
-        <w:rPr>
-          <w:rFonts w:ascii="Times New Roman" w:hAnsi="Times New Roman" w:cs="Times New Roman"/>
-        </w:rPr>
-        <w:t>6</w:t>
-      </w:r>
-    </w:p>
-    <w:p>
-      <w:pPr>
-        <w:rPr>
-          <w:rFonts w:ascii="Times New Roman" w:hAnsi="Times New Roman" w:cs="Times New Roman"/>
-        </w:rPr>
-      </w:pPr>
-      <w:r>
-        <w:rPr>
-          <w:rFonts w:ascii="Times New Roman" w:hAnsi="Times New Roman" w:cs="Times New Roman"/>
-        </w:rPr>
-        <w:tab/>
-      </w:r>
-      <w:r>
-        <w:rPr>
-          <w:rFonts w:ascii="Times New Roman" w:hAnsi="Times New Roman" w:cs="Times New Roman"/>
-        </w:rPr>
-        <w:t>2.3 Healthcare and Wellbeing</w:t>
-      </w:r>
-      <w:r>
-        <w:rPr>
-          <w:rFonts w:ascii="Times New Roman" w:hAnsi="Times New Roman" w:cs="Times New Roman"/>
-        </w:rPr>
-        <w:t>..........................................................................................</w:t>
-      </w:r>
-      <w:r>
-        <w:rPr>
-          <w:rFonts w:ascii="Times New Roman" w:hAnsi="Times New Roman" w:cs="Times New Roman"/>
-        </w:rPr>
-        <w:t>7</w:t>
-      </w:r>
-    </w:p>
-    <w:p>
-      <w:pPr>
-        <w:rPr>
-          <w:rFonts w:ascii="Times New Roman" w:hAnsi="Times New Roman" w:cs="Times New Roman"/>
-        </w:rPr>
-      </w:pPr>
-      <w:r>
-        <w:rPr>
-          <w:rFonts w:ascii="Times New Roman" w:hAnsi="Times New Roman" w:cs="Times New Roman"/>
-        </w:rPr>
-        <w:tab/>
-      </w:r>
-      <w:r>
-        <w:rPr>
-          <w:rFonts w:ascii="Times New Roman" w:hAnsi="Times New Roman" w:cs="Times New Roman"/>
-        </w:rPr>
-        <w:t>2.4 Smart Cities and Urban Living</w:t>
-      </w:r>
-      <w:r>
-        <w:rPr>
-          <w:rFonts w:ascii="Times New Roman" w:hAnsi="Times New Roman" w:cs="Times New Roman"/>
-        </w:rPr>
-        <w:t>..................................................................................</w:t>
-      </w:r>
-      <w:r>
-        <w:rPr>
-          <w:rFonts w:ascii="Times New Roman" w:hAnsi="Times New Roman" w:cs="Times New Roman"/>
-        </w:rPr>
-        <w:t>7</w:t>
-      </w:r>
-    </w:p>
-    <w:p>
-      <w:pPr>
-        <w:rPr>
-          <w:rFonts w:ascii="Times New Roman" w:hAnsi="Times New Roman" w:cs="Times New Roman"/>
-        </w:rPr>
-      </w:pPr>
-      <w:r>
-        <w:rPr>
-          <w:rFonts w:ascii="Times New Roman" w:hAnsi="Times New Roman" w:cs="Times New Roman"/>
-        </w:rPr>
-        <w:tab/>
-      </w:r>
-      <w:r>
-        <w:rPr>
-          <w:rFonts w:ascii="Times New Roman" w:hAnsi="Times New Roman" w:cs="Times New Roman"/>
-        </w:rPr>
-        <w:t>2.5 Benefits for Society as a Whole</w:t>
-      </w:r>
-      <w:r>
-        <w:rPr>
-          <w:rFonts w:ascii="Times New Roman" w:hAnsi="Times New Roman" w:cs="Times New Roman"/>
-        </w:rPr>
-        <w:t>................................................................................</w:t>
-      </w:r>
-      <w:r>
-        <w:rPr>
-          <w:rFonts w:ascii="Times New Roman" w:hAnsi="Times New Roman" w:cs="Times New Roman"/>
-        </w:rPr>
-        <w:t>8</w:t>
-      </w:r>
-    </w:p>
-    <w:p>
-      <w:pPr>
-        <w:rPr>
-          <w:rFonts w:ascii="Times New Roman" w:hAnsi="Times New Roman" w:cs="Times New Roman"/>
-        </w:rPr>
-      </w:pPr>
-      <w:r>
-        <w:rPr>
-          <w:rFonts w:ascii="Times New Roman" w:hAnsi="Times New Roman" w:cs="Times New Roman"/>
-        </w:rPr>
-        <w:tab/>
-      </w:r>
-      <w:r>
-        <w:rPr>
-          <w:rFonts w:ascii="Times New Roman" w:hAnsi="Times New Roman" w:cs="Times New Roman"/>
-        </w:rPr>
-        <w:t>2.6 Looking Ahead</w:t>
-      </w:r>
-      <w:r>
-        <w:rPr>
-          <w:rFonts w:ascii="Times New Roman" w:hAnsi="Times New Roman" w:cs="Times New Roman"/>
-        </w:rPr>
-        <w:t>..........................................................................................................</w:t>
-      </w:r>
-      <w:r>
-        <w:rPr>
-          <w:rFonts w:ascii="Times New Roman" w:hAnsi="Times New Roman" w:cs="Times New Roman"/>
-        </w:rPr>
-        <w:t>9</w:t>
-      </w:r>
-    </w:p>
-    <w:p>
-      <w:pPr>
-        <w:rPr>
-          <w:rFonts w:ascii="Times New Roman" w:hAnsi="Times New Roman" w:cs="Times New Roman"/>
-        </w:rPr>
-      </w:pPr>
-      <w:r>
-        <w:rPr>
-          <w:rFonts w:ascii="Times New Roman" w:hAnsi="Times New Roman" w:cs="Times New Roman"/>
-        </w:rPr>
-        <w:t>Chapter 3 – Drawbacks</w:t>
-      </w:r>
-      <w:r>
-        <w:rPr>
-          <w:rFonts w:ascii="Times New Roman" w:hAnsi="Times New Roman" w:cs="Times New Roman"/>
-        </w:rPr>
-        <w:t>.............................................................................................................</w:t>
-      </w:r>
-      <w:r>
-        <w:rPr>
-          <w:rFonts w:ascii="Times New Roman" w:hAnsi="Times New Roman" w:cs="Times New Roman"/>
-        </w:rPr>
-        <w:t>10</w:t>
-      </w:r>
-    </w:p>
-    <w:p>
-      <w:pPr>
-        <w:rPr>
-          <w:rFonts w:ascii="Times New Roman" w:hAnsi="Times New Roman" w:cs="Times New Roman"/>
-        </w:rPr>
-      </w:pPr>
-      <w:r>
-        <w:rPr>
-          <w:rFonts w:ascii="Times New Roman" w:hAnsi="Times New Roman" w:cs="Times New Roman"/>
-        </w:rPr>
-        <w:tab/>
-      </w:r>
-      <w:r>
-        <w:rPr>
-          <w:rFonts w:ascii="Times New Roman" w:hAnsi="Times New Roman" w:cs="Times New Roman"/>
-        </w:rPr>
-        <w:t>3.1 Job Loss and Economical Inequality</w:t>
-      </w:r>
-      <w:r>
-        <w:rPr>
-          <w:rFonts w:ascii="Times New Roman" w:hAnsi="Times New Roman" w:cs="Times New Roman"/>
-        </w:rPr>
-        <w:t>.......................................................................</w:t>
-      </w:r>
-      <w:r>
-        <w:rPr>
-          <w:rFonts w:ascii="Times New Roman" w:hAnsi="Times New Roman" w:cs="Times New Roman"/>
-        </w:rPr>
-        <w:t>1</w:t>
-      </w:r>
-      <w:r>
-        <w:rPr>
-          <w:rFonts w:ascii="Times New Roman" w:hAnsi="Times New Roman" w:cs="Times New Roman"/>
-        </w:rPr>
-        <w:t>0</w:t>
-      </w:r>
-    </w:p>
-    <w:p>
-      <w:pPr>
-        <w:rPr>
-          <w:rFonts w:ascii="Times New Roman" w:hAnsi="Times New Roman" w:cs="Times New Roman"/>
-        </w:rPr>
-      </w:pPr>
-      <w:r>
-        <w:rPr>
-          <w:rFonts w:ascii="Times New Roman" w:hAnsi="Times New Roman" w:cs="Times New Roman"/>
-        </w:rPr>
-        <w:tab/>
-      </w:r>
-      <w:r>
-        <w:rPr>
-          <w:rFonts w:ascii="Times New Roman" w:hAnsi="Times New Roman" w:cs="Times New Roman"/>
-        </w:rPr>
-        <w:t>3.2 Privacy and Surveillance</w:t>
-      </w:r>
-      <w:r>
-        <w:rPr>
-          <w:rFonts w:ascii="Times New Roman" w:hAnsi="Times New Roman" w:cs="Times New Roman"/>
-        </w:rPr>
-        <w:t>.........................................................................................</w:t>
-      </w:r>
-      <w:r>
-        <w:rPr>
-          <w:rFonts w:ascii="Times New Roman" w:hAnsi="Times New Roman" w:cs="Times New Roman"/>
-        </w:rPr>
-        <w:t>10</w:t>
-      </w:r>
-    </w:p>
-    <w:p>
-      <w:pPr>
-        <w:ind w:firstLine="708"/>
-        <w:rPr>
-          <w:rFonts w:ascii="Times New Roman" w:hAnsi="Times New Roman" w:cs="Times New Roman"/>
-        </w:rPr>
-      </w:pPr>
-      <w:r>
-        <w:rPr>
-          <w:rFonts w:ascii="Times New Roman" w:hAnsi="Times New Roman" w:cs="Times New Roman"/>
-        </w:rPr>
-        <w:t>3.3 Dependence on Technology</w:t>
-      </w:r>
-      <w:r>
-        <w:rPr>
-          <w:rFonts w:ascii="Times New Roman" w:hAnsi="Times New Roman" w:cs="Times New Roman"/>
-        </w:rPr>
-        <w:t>.....................................................................................</w:t>
-      </w:r>
-      <w:r>
-        <w:rPr>
-          <w:rFonts w:ascii="Times New Roman" w:hAnsi="Times New Roman" w:cs="Times New Roman"/>
-        </w:rPr>
-        <w:t>11</w:t>
-      </w:r>
-    </w:p>
-    <w:p>
-      <w:pPr>
-        <w:ind w:firstLine="708"/>
-        <w:rPr>
-          <w:rFonts w:ascii="Times New Roman" w:hAnsi="Times New Roman" w:cs="Times New Roman"/>
-        </w:rPr>
-      </w:pPr>
-      <w:r>
-        <w:rPr>
-          <w:rFonts w:ascii="Times New Roman" w:hAnsi="Times New Roman" w:cs="Times New Roman"/>
-        </w:rPr>
-        <w:t>3.4 Ethical and Social Challenges</w:t>
-      </w:r>
-      <w:r>
-        <w:rPr>
-          <w:rFonts w:ascii="Times New Roman" w:hAnsi="Times New Roman" w:cs="Times New Roman"/>
-        </w:rPr>
-        <w:t>.................................................................................</w:t>
-      </w:r>
-      <w:r>
-        <w:rPr>
-          <w:rFonts w:ascii="Times New Roman" w:hAnsi="Times New Roman" w:cs="Times New Roman"/>
-        </w:rPr>
-        <w:t>11</w:t>
-      </w:r>
-    </w:p>
-    <w:p>
-      <w:pPr>
-        <w:rPr>
-          <w:rFonts w:ascii="Times New Roman" w:hAnsi="Times New Roman" w:cs="Times New Roman"/>
-        </w:rPr>
-      </w:pPr>
-      <w:r>
-        <w:rPr>
-          <w:rFonts w:ascii="Times New Roman" w:hAnsi="Times New Roman" w:cs="Times New Roman"/>
-        </w:rPr>
-        <w:tab/>
-      </w:r>
-      <w:r>
-        <w:rPr>
-          <w:rFonts w:ascii="Times New Roman" w:hAnsi="Times New Roman" w:cs="Times New Roman"/>
-        </w:rPr>
-        <w:t>3.5 Environmental Costs</w:t>
-      </w:r>
-      <w:r>
-        <w:rPr>
-          <w:rFonts w:ascii="Times New Roman" w:hAnsi="Times New Roman" w:cs="Times New Roman"/>
-        </w:rPr>
-        <w:t>...............................................................................................</w:t>
-      </w:r>
-      <w:r>
-        <w:rPr>
-          <w:rFonts w:ascii="Times New Roman" w:hAnsi="Times New Roman" w:cs="Times New Roman"/>
-        </w:rPr>
-        <w:t>12</w:t>
-      </w:r>
-    </w:p>
-    <w:p>
-      <w:pPr>
-        <w:rPr>
-          <w:rFonts w:ascii="Times New Roman" w:hAnsi="Times New Roman" w:cs="Times New Roman"/>
-        </w:rPr>
-      </w:pPr>
-      <w:r>
-        <w:rPr>
-          <w:rFonts w:ascii="Times New Roman" w:hAnsi="Times New Roman" w:cs="Times New Roman"/>
-        </w:rPr>
-        <w:tab/>
-      </w:r>
-      <w:r>
-        <w:rPr>
-          <w:rFonts w:ascii="Times New Roman" w:hAnsi="Times New Roman" w:cs="Times New Roman"/>
-        </w:rPr>
-        <w:t>3.6 Looking Ahead</w:t>
-      </w:r>
-      <w:r>
-        <w:rPr>
-          <w:rFonts w:ascii="Times New Roman" w:hAnsi="Times New Roman" w:cs="Times New Roman"/>
-        </w:rPr>
-        <w:t>........................................................................................................</w:t>
-      </w:r>
-      <w:r>
-        <w:rPr>
-          <w:rFonts w:ascii="Times New Roman" w:hAnsi="Times New Roman" w:cs="Times New Roman"/>
-        </w:rPr>
-        <w:t>12</w:t>
-      </w:r>
-    </w:p>
-    <w:p>
-      <w:pPr>
-        <w:rPr>
-          <w:rFonts w:ascii="Times New Roman" w:hAnsi="Times New Roman" w:cs="Times New Roman"/>
-        </w:rPr>
-      </w:pPr>
-      <w:r>
-        <w:rPr>
-          <w:rFonts w:ascii="Times New Roman" w:hAnsi="Times New Roman" w:cs="Times New Roman"/>
-        </w:rPr>
-        <w:t>Conclusion</w:t>
-      </w:r>
-      <w:r>
-        <w:rPr>
-          <w:rFonts w:ascii="Times New Roman" w:hAnsi="Times New Roman" w:cs="Times New Roman"/>
-        </w:rPr>
-        <w:t>................................................................................................................................</w:t>
-      </w:r>
-      <w:r>
-        <w:rPr>
-          <w:rFonts w:ascii="Times New Roman" w:hAnsi="Times New Roman" w:cs="Times New Roman"/>
-        </w:rPr>
-        <w:t>14</w:t>
-      </w:r>
-    </w:p>
-    <w:p>
-      <w:pPr>
-        <w:rPr>
-          <w:rFonts w:ascii="Times New Roman" w:hAnsi="Times New Roman" w:cs="Times New Roman"/>
-        </w:rPr>
-      </w:pPr>
-      <w:r>
-        <w:rPr>
-          <w:rFonts w:ascii="Times New Roman" w:hAnsi="Times New Roman" w:cs="Times New Roman"/>
-        </w:rPr>
-        <w:t>Biography</w:t>
-      </w:r>
-      <w:r>
-        <w:rPr>
-          <w:rFonts w:ascii="Times New Roman" w:hAnsi="Times New Roman" w:cs="Times New Roman"/>
-        </w:rPr>
-        <w:t>..................................................................................................................................</w:t>
-      </w:r>
-      <w:r>
-        <w:rPr>
-          <w:rFonts w:ascii="Times New Roman" w:hAnsi="Times New Roman" w:cs="Times New Roman"/>
-        </w:rPr>
-        <w:t>15</w:t>
-      </w:r>
-    </w:p>
-    <w:p>
-      <w:pPr>
-        <w:jc w:val="center"/>
+      <w:r>
+        <w:rPr>
+          <w:rFonts w:ascii="Times New Roman" w:hAnsi="Times New Roman" w:cs="Times New Roman"/>
+          <w:sz w:val="28"/>
+          <w:szCs w:val="28"/>
+          <w:lang w:val="en-US"/>
+        </w:rPr>
+        <w:lastRenderedPageBreak/>
+        <w:t xml:space="preserve"> </w:t>
+      </w:r>
+      <w:r>
         <w:rPr>
           <w:rFonts w:ascii="Times New Roman" w:hAnsi="Times New Roman" w:cs="Times New Roman"/>
           <w:b/>
@@ -661,53 +414,592 @@
           <w:sz w:val="32"/>
           <w:szCs w:val="32"/>
         </w:rPr>
-      </w:pPr>
-    </w:p>
-    <w:p>
-      <w:pPr>
-        <w:rPr>
-          <w:rFonts w:ascii="Times New Roman" w:hAnsi="Times New Roman" w:cs="Times New Roman"/>
-        </w:rPr>
-      </w:pPr>
-    </w:p>
-    <w:p>
-      <w:pPr>
-        <w:spacing w:line="360" w:lineRule="auto"/>
-        <w:rPr>
-          <w:rFonts w:ascii="Times New Roman" w:hAnsi="Times New Roman" w:cs="Times New Roman"/>
-          <w:b/>
-          <w:bCs/>
-          <w:sz w:val="28"/>
-          <w:szCs w:val="28"/>
-        </w:rPr>
-      </w:pPr>
-    </w:p>
-    <w:p>
-      <w:pPr>
-        <w:spacing w:line="360" w:lineRule="auto"/>
-        <w:ind w:firstLine="708"/>
-        <w:rPr>
-          <w:rFonts w:ascii="Times New Roman" w:hAnsi="Times New Roman" w:cs="Times New Roman"/>
-          <w:b/>
-          <w:bCs/>
-          <w:sz w:val="28"/>
-          <w:szCs w:val="28"/>
-        </w:rPr>
-      </w:pPr>
-      <w:r>
-        <w:rPr>
-          <w:rFonts w:ascii="Times New Roman" w:hAnsi="Times New Roman" w:cs="Times New Roman"/>
-          <w:b/>
-          <w:bCs/>
+        <w:t>Table of Contents</w:t>
+      </w:r>
+    </w:p>
+    <w:p>
+      <w:pPr>
+        <w:jc w:val="center"/>
+        <w:rPr>
+          <w:rFonts w:ascii="Times New Roman" w:hAnsi="Times New Roman" w:cs="Times New Roman"/>
           <w:sz w:val="32"/>
           <w:szCs w:val="32"/>
         </w:rPr>
-        <w:br w:type="page"/>
-      </w:r>
+      </w:pPr>
     </w:p>
     <w:p>
       <w:pPr>
         <w:jc w:val="center"/>
+        <w:rPr>
+          <w:rFonts w:ascii="Times New Roman" w:hAnsi="Times New Roman" w:cs="Times New Roman"/>
+        </w:rPr>
+      </w:pPr>
+    </w:p>
+    <w:p>
+      <w:pPr>
+        <w:rPr>
+          <w:rFonts w:ascii="Times New Roman" w:hAnsi="Times New Roman" w:cs="Times New Roman"/>
+        </w:rPr>
+      </w:pPr>
+      <w:r>
+        <w:rPr>
+          <w:rFonts w:ascii="Times New Roman" w:hAnsi="Times New Roman" w:cs="Times New Roman"/>
+        </w:rPr>
+        <w:t>Argument</w:t>
+      </w:r>
+      <w:r>
+        <w:rPr>
+          <w:rFonts w:ascii="Times New Roman" w:hAnsi="Times New Roman" w:cs="Times New Roman"/>
+        </w:rPr>
+        <w:t>.....................................................................................................................................</w:t>
+      </w:r>
+      <w:r>
+        <w:rPr>
+          <w:rFonts w:ascii="Times New Roman" w:hAnsi="Times New Roman" w:cs="Times New Roman"/>
+        </w:rPr>
+        <w:t>3</w:t>
+      </w:r>
+    </w:p>
+    <w:p>
+      <w:pPr>
+        <w:rPr>
+          <w:rFonts w:ascii="Times New Roman" w:hAnsi="Times New Roman" w:cs="Times New Roman"/>
+        </w:rPr>
+      </w:pPr>
+      <w:r>
+        <w:rPr>
+          <w:rFonts w:ascii="Times New Roman" w:hAnsi="Times New Roman" w:cs="Times New Roman"/>
+        </w:rPr>
+        <w:t>Pr</w:t>
+      </w:r>
+      <w:r>
+        <w:rPr>
+          <w:rFonts w:ascii="Times New Roman" w:hAnsi="Times New Roman" w:cs="Times New Roman"/>
+        </w:rPr>
+        <w:t>é</w:t>
+      </w:r>
+      <w:r>
+        <w:rPr>
+          <w:rFonts w:ascii="Times New Roman" w:hAnsi="Times New Roman" w:cs="Times New Roman"/>
+        </w:rPr>
+        <w:t>cis</w:t>
+      </w:r>
+      <w:r>
+        <w:rPr>
+          <w:rFonts w:ascii="Times New Roman" w:hAnsi="Times New Roman" w:cs="Times New Roman"/>
+        </w:rPr>
+        <w:t>...........................................................................................................................................</w:t>
+      </w:r>
+      <w:r>
+        <w:rPr>
+          <w:rFonts w:ascii="Times New Roman" w:hAnsi="Times New Roman" w:cs="Times New Roman"/>
+        </w:rPr>
+        <w:t>4</w:t>
+      </w:r>
+    </w:p>
+    <w:p>
+      <w:pPr>
+        <w:rPr>
+          <w:rFonts w:ascii="Times New Roman" w:hAnsi="Times New Roman" w:cs="Times New Roman"/>
+        </w:rPr>
+      </w:pPr>
+      <w:r>
+        <w:rPr>
+          <w:rFonts w:ascii="Times New Roman" w:hAnsi="Times New Roman" w:cs="Times New Roman"/>
+        </w:rPr>
+        <w:t>Chapter 1 – Introduction</w:t>
+      </w:r>
+      <w:r>
+        <w:rPr>
+          <w:rFonts w:ascii="Times New Roman" w:hAnsi="Times New Roman" w:cs="Times New Roman"/>
+        </w:rPr>
+        <w:t>.............................................................................................................</w:t>
+      </w:r>
+      <w:r>
+        <w:rPr>
+          <w:rFonts w:ascii="Times New Roman" w:hAnsi="Times New Roman" w:cs="Times New Roman"/>
+        </w:rPr>
+        <w:t>5</w:t>
+      </w:r>
+    </w:p>
+    <w:p>
+      <w:pPr>
+        <w:rPr>
+          <w:rFonts w:ascii="Times New Roman" w:hAnsi="Times New Roman" w:cs="Times New Roman"/>
+        </w:rPr>
+      </w:pPr>
+      <w:r>
+        <w:rPr>
+          <w:rFonts w:ascii="Times New Roman" w:hAnsi="Times New Roman" w:cs="Times New Roman"/>
+        </w:rPr>
+        <w:t xml:space="preserve">Chapter </w:t>
+      </w:r>
+      <w:r>
+        <w:rPr>
+          <w:rFonts w:ascii="Times New Roman" w:hAnsi="Times New Roman" w:cs="Times New Roman"/>
+        </w:rPr>
+        <w:t>2</w:t>
+      </w:r>
+      <w:r>
+        <w:rPr>
+          <w:rFonts w:ascii="Times New Roman" w:hAnsi="Times New Roman" w:cs="Times New Roman"/>
+        </w:rPr>
+        <w:t xml:space="preserve"> – </w:t>
+      </w:r>
+      <w:r>
+        <w:rPr>
+          <w:rFonts w:ascii="Times New Roman" w:hAnsi="Times New Roman" w:cs="Times New Roman"/>
+        </w:rPr>
+        <w:t>Benefits</w:t>
+      </w:r>
+      <w:r>
+        <w:rPr>
+          <w:rFonts w:ascii="Times New Roman" w:hAnsi="Times New Roman" w:cs="Times New Roman"/>
+        </w:rPr>
+        <w:t>....................................................................................................................</w:t>
+      </w:r>
+      <w:r>
+        <w:rPr>
+          <w:rFonts w:ascii="Times New Roman" w:hAnsi="Times New Roman" w:cs="Times New Roman"/>
+        </w:rPr>
+        <w:t>6</w:t>
+      </w:r>
+    </w:p>
+    <w:p>
+      <w:pPr>
+        <w:rPr>
+          <w:rFonts w:ascii="Times New Roman" w:hAnsi="Times New Roman" w:cs="Times New Roman"/>
+        </w:rPr>
+      </w:pPr>
+      <w:r>
+        <w:rPr>
+          <w:rFonts w:ascii="Times New Roman" w:hAnsi="Times New Roman" w:cs="Times New Roman"/>
+        </w:rPr>
+        <w:tab/>
+      </w:r>
+      <w:r>
+        <w:rPr>
+          <w:rFonts w:ascii="Times New Roman" w:hAnsi="Times New Roman" w:cs="Times New Roman"/>
+        </w:rPr>
+        <w:t>2.1 Transforming Work Life</w:t>
+      </w:r>
+      <w:r>
+        <w:rPr>
+          <w:rFonts w:ascii="Times New Roman" w:hAnsi="Times New Roman" w:cs="Times New Roman"/>
+        </w:rPr>
+        <w:t>............................................................................................</w:t>
+      </w:r>
+      <w:r>
+        <w:rPr>
+          <w:rFonts w:ascii="Times New Roman" w:hAnsi="Times New Roman" w:cs="Times New Roman"/>
+        </w:rPr>
+        <w:t>6</w:t>
+      </w:r>
+    </w:p>
+    <w:p>
+      <w:pPr>
+        <w:rPr>
+          <w:rFonts w:ascii="Times New Roman" w:hAnsi="Times New Roman" w:cs="Times New Roman"/>
+        </w:rPr>
+      </w:pPr>
+      <w:r>
+        <w:rPr>
+          <w:rFonts w:ascii="Times New Roman" w:hAnsi="Times New Roman" w:cs="Times New Roman"/>
+        </w:rPr>
+        <w:tab/>
+      </w:r>
+      <w:r>
+        <w:rPr>
+          <w:rFonts w:ascii="Times New Roman" w:hAnsi="Times New Roman" w:cs="Times New Roman"/>
+        </w:rPr>
+        <w:t>2.2 Enhancing Personal Life</w:t>
+      </w:r>
+      <w:r>
+        <w:rPr>
+          <w:rFonts w:ascii="Times New Roman" w:hAnsi="Times New Roman" w:cs="Times New Roman"/>
+        </w:rPr>
+        <w:t>...........................................................................................</w:t>
+      </w:r>
+      <w:r>
+        <w:rPr>
+          <w:rFonts w:ascii="Times New Roman" w:hAnsi="Times New Roman" w:cs="Times New Roman"/>
+        </w:rPr>
+        <w:t>6</w:t>
+      </w:r>
+    </w:p>
+    <w:p>
+      <w:pPr>
+        <w:rPr>
+          <w:rFonts w:ascii="Times New Roman" w:hAnsi="Times New Roman" w:cs="Times New Roman"/>
+        </w:rPr>
+      </w:pPr>
+      <w:r>
+        <w:rPr>
+          <w:rFonts w:ascii="Times New Roman" w:hAnsi="Times New Roman" w:cs="Times New Roman"/>
+        </w:rPr>
+        <w:tab/>
+      </w:r>
+      <w:r>
+        <w:rPr>
+          <w:rFonts w:ascii="Times New Roman" w:hAnsi="Times New Roman" w:cs="Times New Roman"/>
+        </w:rPr>
+        <w:t>2.3 Healthcare and Wellbeing</w:t>
+      </w:r>
+      <w:r>
+        <w:rPr>
+          <w:rFonts w:ascii="Times New Roman" w:hAnsi="Times New Roman" w:cs="Times New Roman"/>
+        </w:rPr>
+        <w:t>..........................................................................................</w:t>
+      </w:r>
+      <w:r>
+        <w:rPr>
+          <w:rFonts w:ascii="Times New Roman" w:hAnsi="Times New Roman" w:cs="Times New Roman"/>
+        </w:rPr>
+        <w:t>7</w:t>
+      </w:r>
+    </w:p>
+    <w:p>
+      <w:pPr>
+        <w:rPr>
+          <w:rFonts w:ascii="Times New Roman" w:hAnsi="Times New Roman" w:cs="Times New Roman"/>
+        </w:rPr>
+      </w:pPr>
+      <w:r>
+        <w:rPr>
+          <w:rFonts w:ascii="Times New Roman" w:hAnsi="Times New Roman" w:cs="Times New Roman"/>
+        </w:rPr>
+        <w:tab/>
+      </w:r>
+      <w:r>
+        <w:rPr>
+          <w:rFonts w:ascii="Times New Roman" w:hAnsi="Times New Roman" w:cs="Times New Roman"/>
+        </w:rPr>
+        <w:t>2.4 Smart Cities and Urban Living</w:t>
+      </w:r>
+      <w:r>
+        <w:rPr>
+          <w:rFonts w:ascii="Times New Roman" w:hAnsi="Times New Roman" w:cs="Times New Roman"/>
+        </w:rPr>
+        <w:t>..................................................................................</w:t>
+      </w:r>
+      <w:r>
+        <w:rPr>
+          <w:rFonts w:ascii="Times New Roman" w:hAnsi="Times New Roman" w:cs="Times New Roman"/>
+        </w:rPr>
+        <w:t>7</w:t>
+      </w:r>
+    </w:p>
+    <w:p>
+      <w:pPr>
+        <w:rPr>
+          <w:rFonts w:ascii="Times New Roman" w:hAnsi="Times New Roman" w:cs="Times New Roman"/>
+        </w:rPr>
+      </w:pPr>
+      <w:r>
+        <w:rPr>
+          <w:rFonts w:ascii="Times New Roman" w:hAnsi="Times New Roman" w:cs="Times New Roman"/>
+        </w:rPr>
+        <w:tab/>
+      </w:r>
+      <w:r>
+        <w:rPr>
+          <w:rFonts w:ascii="Times New Roman" w:hAnsi="Times New Roman" w:cs="Times New Roman"/>
+        </w:rPr>
+        <w:t>2.5 Benefits for Society as a Whole</w:t>
+      </w:r>
+      <w:r>
+        <w:rPr>
+          <w:rFonts w:ascii="Times New Roman" w:hAnsi="Times New Roman" w:cs="Times New Roman"/>
+        </w:rPr>
+        <w:t>................................................................................</w:t>
+      </w:r>
+      <w:r>
+        <w:rPr>
+          <w:rFonts w:ascii="Times New Roman" w:hAnsi="Times New Roman" w:cs="Times New Roman"/>
+        </w:rPr>
+        <w:t>8</w:t>
+      </w:r>
+    </w:p>
+    <w:p>
+      <w:pPr>
+        <w:rPr>
+          <w:rFonts w:ascii="Times New Roman" w:hAnsi="Times New Roman" w:cs="Times New Roman"/>
+        </w:rPr>
+      </w:pPr>
+      <w:r>
+        <w:rPr>
+          <w:rFonts w:ascii="Times New Roman" w:hAnsi="Times New Roman" w:cs="Times New Roman"/>
+        </w:rPr>
+        <w:tab/>
+        <w:t>2.6 Looking Ahead</w:t>
+      </w:r>
+      <w:r>
+        <w:rPr>
+          <w:rFonts w:ascii="Times New Roman" w:hAnsi="Times New Roman" w:cs="Times New Roman"/>
+        </w:rPr>
+        <w:t>..........................................................................................................</w:t>
+      </w:r>
+      <w:r>
+        <w:rPr>
+          <w:rFonts w:ascii="Times New Roman" w:hAnsi="Times New Roman" w:cs="Times New Roman"/>
+        </w:rPr>
+        <w:t>9</w:t>
+      </w:r>
+    </w:p>
+    <w:p>
+      <w:pPr>
+        <w:rPr>
+          <w:rFonts w:ascii="Times New Roman" w:hAnsi="Times New Roman" w:cs="Times New Roman"/>
+        </w:rPr>
+      </w:pPr>
+      <w:r>
+        <w:rPr>
+          <w:rFonts w:ascii="Times New Roman" w:hAnsi="Times New Roman" w:cs="Times New Roman"/>
+        </w:rPr>
+        <w:t>Chapter 3 – Drawbacks</w:t>
+      </w:r>
+      <w:r>
+        <w:rPr>
+          <w:rFonts w:ascii="Times New Roman" w:hAnsi="Times New Roman" w:cs="Times New Roman"/>
+        </w:rPr>
+        <w:t>.............................................................................................................</w:t>
+      </w:r>
+      <w:r>
+        <w:rPr>
+          <w:rFonts w:ascii="Times New Roman" w:hAnsi="Times New Roman" w:cs="Times New Roman"/>
+        </w:rPr>
+        <w:t>10</w:t>
+      </w:r>
+    </w:p>
+    <w:p>
+      <w:pPr>
+        <w:rPr>
+          <w:rFonts w:ascii="Times New Roman" w:hAnsi="Times New Roman" w:cs="Times New Roman"/>
+        </w:rPr>
+      </w:pPr>
+      <w:r>
+        <w:rPr>
+          <w:rFonts w:ascii="Times New Roman" w:hAnsi="Times New Roman" w:cs="Times New Roman"/>
+        </w:rPr>
+        <w:tab/>
+      </w:r>
+      <w:r>
+        <w:rPr>
+          <w:rFonts w:ascii="Times New Roman" w:hAnsi="Times New Roman" w:cs="Times New Roman"/>
+        </w:rPr>
+        <w:t>3.1 Job Loss and Economical Inequality</w:t>
+      </w:r>
+      <w:r>
+        <w:rPr>
+          <w:rFonts w:ascii="Times New Roman" w:hAnsi="Times New Roman" w:cs="Times New Roman"/>
+        </w:rPr>
+        <w:t>.......................................................................</w:t>
+      </w:r>
+      <w:r>
+        <w:rPr>
+          <w:rFonts w:ascii="Times New Roman" w:hAnsi="Times New Roman" w:cs="Times New Roman"/>
+        </w:rPr>
+        <w:t>1</w:t>
+      </w:r>
+      <w:r>
+        <w:rPr>
+          <w:rFonts w:ascii="Times New Roman" w:hAnsi="Times New Roman" w:cs="Times New Roman"/>
+        </w:rPr>
+        <w:t>0</w:t>
+      </w:r>
+    </w:p>
+    <w:p>
+      <w:pPr>
+        <w:rPr>
+          <w:rFonts w:ascii="Times New Roman" w:hAnsi="Times New Roman" w:cs="Times New Roman"/>
+        </w:rPr>
+      </w:pPr>
+      <w:r>
+        <w:rPr>
+          <w:rFonts w:ascii="Times New Roman" w:hAnsi="Times New Roman" w:cs="Times New Roman"/>
+        </w:rPr>
+        <w:tab/>
+        <w:t>3.2 Privacy and Surveillance</w:t>
+      </w:r>
+      <w:r>
+        <w:rPr>
+          <w:rFonts w:ascii="Times New Roman" w:hAnsi="Times New Roman" w:cs="Times New Roman"/>
+        </w:rPr>
+        <w:t>.........................................................................................</w:t>
+      </w:r>
+      <w:r>
+        <w:rPr>
+          <w:rFonts w:ascii="Times New Roman" w:hAnsi="Times New Roman" w:cs="Times New Roman"/>
+        </w:rPr>
+        <w:t>10</w:t>
+      </w:r>
+    </w:p>
+    <w:p>
+      <w:pPr>
+        <w:ind w:firstLine="708"/>
+        <w:rPr>
+          <w:rFonts w:ascii="Times New Roman" w:hAnsi="Times New Roman" w:cs="Times New Roman"/>
+        </w:rPr>
+      </w:pPr>
+      <w:r>
+        <w:rPr>
+          <w:rFonts w:ascii="Times New Roman" w:hAnsi="Times New Roman" w:cs="Times New Roman"/>
+        </w:rPr>
+        <w:t>3.3 Dependence on Technology</w:t>
+      </w:r>
+      <w:r>
+        <w:rPr>
+          <w:rFonts w:ascii="Times New Roman" w:hAnsi="Times New Roman" w:cs="Times New Roman"/>
+        </w:rPr>
+        <w:t>.....................................................................................</w:t>
+      </w:r>
+      <w:r>
+        <w:rPr>
+          <w:rFonts w:ascii="Times New Roman" w:hAnsi="Times New Roman" w:cs="Times New Roman"/>
+        </w:rPr>
+        <w:t>11</w:t>
+      </w:r>
+    </w:p>
+    <w:p>
+      <w:pPr>
+        <w:ind w:firstLine="708"/>
+        <w:rPr>
+          <w:rFonts w:ascii="Times New Roman" w:hAnsi="Times New Roman" w:cs="Times New Roman"/>
+        </w:rPr>
+      </w:pPr>
+      <w:r>
+        <w:rPr>
+          <w:rFonts w:ascii="Times New Roman" w:hAnsi="Times New Roman" w:cs="Times New Roman"/>
+        </w:rPr>
+        <w:t>3.4 Ethical and Social Challenges</w:t>
+      </w:r>
+      <w:r>
+        <w:rPr>
+          <w:rFonts w:ascii="Times New Roman" w:hAnsi="Times New Roman" w:cs="Times New Roman"/>
+        </w:rPr>
+        <w:t>.................................................................................</w:t>
+      </w:r>
+      <w:r>
+        <w:rPr>
+          <w:rFonts w:ascii="Times New Roman" w:hAnsi="Times New Roman" w:cs="Times New Roman"/>
+        </w:rPr>
+        <w:t>11</w:t>
+      </w:r>
+    </w:p>
+    <w:p>
+      <w:pPr>
+        <w:rPr>
+          <w:rFonts w:ascii="Times New Roman" w:hAnsi="Times New Roman" w:cs="Times New Roman"/>
+        </w:rPr>
+      </w:pPr>
+      <w:r>
+        <w:rPr>
+          <w:rFonts w:ascii="Times New Roman" w:hAnsi="Times New Roman" w:cs="Times New Roman"/>
+        </w:rPr>
+        <w:tab/>
+        <w:t>3.5 Environmental Costs</w:t>
+      </w:r>
+      <w:r>
+        <w:rPr>
+          <w:rFonts w:ascii="Times New Roman" w:hAnsi="Times New Roman" w:cs="Times New Roman"/>
+        </w:rPr>
+        <w:t>...............................................................................................</w:t>
+      </w:r>
+      <w:r>
+        <w:rPr>
+          <w:rFonts w:ascii="Times New Roman" w:hAnsi="Times New Roman" w:cs="Times New Roman"/>
+        </w:rPr>
+        <w:t>12</w:t>
+      </w:r>
+    </w:p>
+    <w:p>
+      <w:pPr>
+        <w:rPr>
+          <w:rFonts w:ascii="Times New Roman" w:hAnsi="Times New Roman" w:cs="Times New Roman"/>
+        </w:rPr>
+      </w:pPr>
+      <w:r>
+        <w:rPr>
+          <w:rFonts w:ascii="Times New Roman" w:hAnsi="Times New Roman" w:cs="Times New Roman"/>
+        </w:rPr>
+        <w:tab/>
+        <w:t>3.6 Looking Ahead</w:t>
+      </w:r>
+      <w:r>
+        <w:rPr>
+          <w:rFonts w:ascii="Times New Roman" w:hAnsi="Times New Roman" w:cs="Times New Roman"/>
+        </w:rPr>
+        <w:t>........................................................................................................</w:t>
+      </w:r>
+      <w:r>
+        <w:rPr>
+          <w:rFonts w:ascii="Times New Roman" w:hAnsi="Times New Roman" w:cs="Times New Roman"/>
+        </w:rPr>
+        <w:t>12</w:t>
+      </w:r>
+    </w:p>
+    <w:p>
+      <w:pPr>
+        <w:rPr>
+          <w:rFonts w:ascii="Times New Roman" w:hAnsi="Times New Roman" w:cs="Times New Roman"/>
+        </w:rPr>
+      </w:pPr>
+      <w:r>
+        <w:rPr>
+          <w:rFonts w:ascii="Times New Roman" w:hAnsi="Times New Roman" w:cs="Times New Roman"/>
+        </w:rPr>
+        <w:t>Conclusion</w:t>
+      </w:r>
+      <w:r>
+        <w:rPr>
+          <w:rFonts w:ascii="Times New Roman" w:hAnsi="Times New Roman" w:cs="Times New Roman"/>
+        </w:rPr>
+        <w:t>................................................................................................................................</w:t>
+      </w:r>
+      <w:r>
+        <w:rPr>
+          <w:rFonts w:ascii="Times New Roman" w:hAnsi="Times New Roman" w:cs="Times New Roman"/>
+        </w:rPr>
+        <w:t>14</w:t>
+      </w:r>
+    </w:p>
+    <w:p>
+      <w:pPr>
+        <w:rPr>
+          <w:rFonts w:ascii="Times New Roman" w:hAnsi="Times New Roman" w:cs="Times New Roman"/>
+        </w:rPr>
+      </w:pPr>
+      <w:r>
+        <w:rPr>
+          <w:rFonts w:ascii="Times New Roman" w:hAnsi="Times New Roman" w:cs="Times New Roman"/>
+        </w:rPr>
+        <w:t>Biography</w:t>
+      </w:r>
+      <w:r>
+        <w:rPr>
+          <w:rFonts w:ascii="Times New Roman" w:hAnsi="Times New Roman" w:cs="Times New Roman"/>
+        </w:rPr>
+        <w:t>..................................................................................................................................</w:t>
+      </w:r>
+      <w:r>
+        <w:rPr>
+          <w:rFonts w:ascii="Times New Roman" w:hAnsi="Times New Roman" w:cs="Times New Roman"/>
+        </w:rPr>
+        <w:t>15</w:t>
+      </w:r>
+    </w:p>
+    <w:p>
+      <w:pPr>
+        <w:spacing w:line="360" w:lineRule="auto"/>
+        <w:rPr>
+          <w:rFonts w:ascii="Times New Roman" w:hAnsi="Times New Roman" w:cs="Times New Roman"/>
+          <w:b/>
+          <w:bCs/>
+          <w:sz w:val="28"/>
+          <w:szCs w:val="28"/>
+        </w:rPr>
+      </w:pPr>
+      <w:r>
         <w:rPr>
           <w:rFonts w:ascii="Times New Roman" w:hAnsi="Times New Roman" w:cs="Times New Roman"/>
           <w:b/>
@@ -715,8 +1007,12 @@
           <w:sz w:val="32"/>
           <w:szCs w:val="32"/>
         </w:rPr>
-      </w:pPr>
-      <w:r>
+        <w:br w:type="page"/>
+      </w:r>
+    </w:p>
+    <w:p>
+      <w:pPr>
+        <w:jc w:val="center"/>
         <w:rPr>
           <w:rFonts w:ascii="Times New Roman" w:hAnsi="Times New Roman" w:cs="Times New Roman"/>
           <w:b/>
@@ -724,6 +1020,15 @@
           <w:sz w:val="32"/>
           <w:szCs w:val="32"/>
         </w:rPr>
+      </w:pPr>
+      <w:r>
+        <w:rPr>
+          <w:rFonts w:ascii="Times New Roman" w:hAnsi="Times New Roman" w:cs="Times New Roman"/>
+          <w:b/>
+          <w:bCs/>
+          <w:sz w:val="32"/>
+          <w:szCs w:val="32"/>
+        </w:rPr>
         <w:lastRenderedPageBreak/>
         <w:t>Argument</w:t>
       </w:r>
@@ -1506,7 +1811,21 @@
         <w:rPr>
           <w:rFonts w:ascii="Times New Roman" w:hAnsi="Times New Roman" w:cs="Times New Roman"/>
         </w:rPr>
-        <w:t xml:space="preserve"> analyses the positive effects of artificial intelligence on daily life. The chapter discusses improvements in work environments through automation and increased flexibility, as well as enhancements in personal life through smart devices and digital services. It also examines the role of AI in the development of smart cities, focusing on more efficient transport systems, better energy management, and improved public services. Special attention is given to healthcare, where artificial intelligence supports early diagnosis, personalised treatment, and preventive care, contributing to a higher quality of life.</w:t>
+        <w:t xml:space="preserve"> </w:t>
+      </w:r>
+      <w:proofErr w:type="gramStart"/>
+      <w:r>
+        <w:rPr>
+          <w:rFonts w:ascii="Times New Roman" w:hAnsi="Times New Roman" w:cs="Times New Roman"/>
+        </w:rPr>
+        <w:t>analyses</w:t>
+      </w:r>
+      <w:proofErr w:type="gramEnd"/>
+      <w:r>
+        <w:rPr>
+          <w:rFonts w:ascii="Times New Roman" w:hAnsi="Times New Roman" w:cs="Times New Roman"/>
+        </w:rPr>
+        <w:t xml:space="preserve"> the positive effects of artificial intelligence on daily life. The chapter discusses improvements in work environments through automation and increased flexibility, as well as enhancements in personal life through smart devices and digital services. It also examines the role of AI in the development of smart cities, focusing on more efficient transport systems, better energy management, and improved public services. Special attention is given to healthcare, where artificial intelligence supports early diagnosis, personalised treatment, and preventive care, contributing to a higher quality of life.</w:t>
       </w:r>
     </w:p>
     <w:p>
@@ -1537,7 +1856,21 @@
         <w:rPr>
           <w:rFonts w:ascii="Times New Roman" w:hAnsi="Times New Roman" w:cs="Times New Roman"/>
         </w:rPr>
-        <w:t xml:space="preserve"> examines the negative consequences and risks associated with artificial intelligence in equal depth. It addresses concerns related to job displacement and economic inequality caused by automation, as well as the growing collection of personal data and the threat to individual privacy. The chapter also explores the ethical challenges of biased algorithms, unclear responsibility in AI decision-making, and increased dependence on technology. Furthermore, it considers the environmental impact of large-scale AI systems and the social effects of reduced human interaction in an increasingly digital world.</w:t>
+        <w:t xml:space="preserve"> </w:t>
+      </w:r>
+      <w:proofErr w:type="gramStart"/>
+      <w:r>
+        <w:rPr>
+          <w:rFonts w:ascii="Times New Roman" w:hAnsi="Times New Roman" w:cs="Times New Roman"/>
+        </w:rPr>
+        <w:t>examines</w:t>
+      </w:r>
+      <w:proofErr w:type="gramEnd"/>
+      <w:r>
+        <w:rPr>
+          <w:rFonts w:ascii="Times New Roman" w:hAnsi="Times New Roman" w:cs="Times New Roman"/>
+        </w:rPr>
+        <w:t xml:space="preserve"> the negative consequences and risks associated with artificial intelligence in equal depth. It addresses concerns related to job displacement and economic inequality caused by automation, as well as the growing collection of personal data and the threat to individual privacy. The chapter also explores the ethical challenges of biased algorithms, unclear responsibility in AI decision-making, and increased dependence on technology. Furthermore, it considers the environmental impact of large-scale AI systems and the social effects of reduced human interaction in an increasingly digital world.</w:t>
       </w:r>
     </w:p>
     <w:p>
@@ -1717,7 +2050,7 @@
                     </pic:cNvPicPr>
                   </pic:nvPicPr>
                   <pic:blipFill>
-                    <a:blip r:embed="rId7" cstate="print">
+                    <a:blip r:embed="rId10" cstate="print">
                       <a:extLst>
                         <a:ext uri="{28A0092B-C50C-407E-A947-70E740481C1C}">
                           <a14:useLocalDpi xmlns:a14="http://schemas.microsoft.com/office/drawing/2010/main" val="0"/>
@@ -1759,7 +2092,7 @@
           <w:noProof/>
         </w:rPr>
         <w:drawing>
-          <wp:anchor distT="0" distB="0" distL="114300" distR="114300" simplePos="0" relativeHeight="251658240" behindDoc="1" locked="0" layoutInCell="1" allowOverlap="1" wp14:anchorId="73C9F2E9" wp14:editId="21EEF99D">
+          <wp:anchor distT="0" distB="0" distL="114300" distR="114300" simplePos="0" relativeHeight="251658240" behindDoc="1" locked="0" layoutInCell="1" allowOverlap="1" wp14:anchorId="73C9F2E9" wp14:editId="6B2DD371">
             <wp:simplePos x="0" y="0"/>
             <wp:positionH relativeFrom="margin">
               <wp:posOffset>-288502</wp:posOffset>
@@ -1784,7 +2117,7 @@
                     </pic:cNvPicPr>
                   </pic:nvPicPr>
                   <pic:blipFill>
-                    <a:blip r:embed="rId8" cstate="print">
+                    <a:blip r:embed="rId11" cstate="print">
                       <a:extLst>
                         <a:ext uri="{28A0092B-C50C-407E-A947-70E740481C1C}">
                           <a14:useLocalDpi xmlns:a14="http://schemas.microsoft.com/office/drawing/2010/main" val="0"/>
@@ -2075,7 +2408,21 @@
         <w:rPr>
           <w:rFonts w:ascii="Times New Roman" w:hAnsi="Times New Roman" w:cs="Times New Roman"/>
         </w:rPr>
-        <w:t>AI is not limited to the professional sphere. It is also present in our private lives in ways that bring convenience, comfort, and even health benefits. Smart homes, for example, are becoming increasingly common. They use AI to regulate heating, cooling, and lighting in order to save energy and reduce costs.</w:t>
+        <w:t xml:space="preserve">AI is not limited to the professional sphere. It is also present in our private lives in ways that bring convenience, comfort, and even health benefits. Smart homes, for example, are becoming increasingly common. They use AI to regulate heating, cooling, and lighting </w:t>
+      </w:r>
+      <w:proofErr w:type="gramStart"/>
+      <w:r>
+        <w:rPr>
+          <w:rFonts w:ascii="Times New Roman" w:hAnsi="Times New Roman" w:cs="Times New Roman"/>
+        </w:rPr>
+        <w:t>in order to</w:t>
+      </w:r>
+      <w:proofErr w:type="gramEnd"/>
+      <w:r>
+        <w:rPr>
+          <w:rFonts w:ascii="Times New Roman" w:hAnsi="Times New Roman" w:cs="Times New Roman"/>
+        </w:rPr>
+        <w:t xml:space="preserve"> save energy and reduce costs.</w:t>
       </w:r>
       <w:r>
         <w:rPr>
@@ -2103,7 +2450,21 @@
           <w:rFonts w:ascii="Times New Roman" w:hAnsi="Times New Roman" w:cs="Times New Roman"/>
         </w:rPr>
         <w:lastRenderedPageBreak/>
-        <w:t>Entertainment and communication are further examples of AI’s impact on daily life. Streaming platforms recommend films and music based on personal taste, while translation apps allow people to communicate across language barriers. All of these technologies bring a sense of personalisation and accessibility that was unthinkable just a few decades ago.</w:t>
+        <w:t xml:space="preserve">Entertainment and communication are further examples of AI’s impact on daily life. Streaming platforms recommend films and music based on personal taste, while translation apps allow people to communicate across language barriers. </w:t>
+      </w:r>
+      <w:proofErr w:type="gramStart"/>
+      <w:r>
+        <w:rPr>
+          <w:rFonts w:ascii="Times New Roman" w:hAnsi="Times New Roman" w:cs="Times New Roman"/>
+        </w:rPr>
+        <w:t>All of</w:t>
+      </w:r>
+      <w:proofErr w:type="gramEnd"/>
+      <w:r>
+        <w:rPr>
+          <w:rFonts w:ascii="Times New Roman" w:hAnsi="Times New Roman" w:cs="Times New Roman"/>
+        </w:rPr>
+        <w:t xml:space="preserve"> these technologies bring a sense of personalisation and accessibility that was unthinkable just a few decades ago.</w:t>
       </w:r>
     </w:p>
     <w:p>
@@ -2228,12 +2589,14 @@
         </w:rPr>
         <w:t xml:space="preserve">t just lengthen </w:t>
       </w:r>
+      <w:proofErr w:type="gramStart"/>
       <w:r>
         <w:rPr>
           <w:rFonts w:ascii="Times New Roman" w:hAnsi="Times New Roman" w:cs="Times New Roman"/>
         </w:rPr>
         <w:t>life,</w:t>
       </w:r>
+      <w:proofErr w:type="gramEnd"/>
       <w:r>
         <w:rPr>
           <w:rFonts w:ascii="Times New Roman" w:hAnsi="Times New Roman" w:cs="Times New Roman"/>
@@ -2351,7 +2714,21 @@
         <w:rPr>
           <w:rFonts w:ascii="Times New Roman" w:hAnsi="Times New Roman" w:cs="Times New Roman"/>
         </w:rPr>
-        <w:t>Transportation is one of the areas where smart cities can offer the greatest benefits. AI-powered traffic systems are able to analyse data</w:t>
+        <w:t xml:space="preserve">Transportation is one of the areas where smart cities can offer the greatest benefits. AI-powered traffic systems </w:t>
+      </w:r>
+      <w:proofErr w:type="gramStart"/>
+      <w:r>
+        <w:rPr>
+          <w:rFonts w:ascii="Times New Roman" w:hAnsi="Times New Roman" w:cs="Times New Roman"/>
+        </w:rPr>
+        <w:t>are able to</w:t>
+      </w:r>
+      <w:proofErr w:type="gramEnd"/>
+      <w:r>
+        <w:rPr>
+          <w:rFonts w:ascii="Times New Roman" w:hAnsi="Times New Roman" w:cs="Times New Roman"/>
+        </w:rPr>
+        <w:t xml:space="preserve"> analyse data</w:t>
       </w:r>
       <w:r>
         <w:rPr>
@@ -2448,7 +2825,21 @@
         <w:rPr>
           <w:rFonts w:ascii="Times New Roman" w:hAnsi="Times New Roman" w:cs="Times New Roman"/>
         </w:rPr>
-        <w:t>adapt their speed accordingly</w:t>
+        <w:t xml:space="preserve">adapt their </w:t>
+      </w:r>
+      <w:proofErr w:type="gramStart"/>
+      <w:r>
+        <w:rPr>
+          <w:rFonts w:ascii="Times New Roman" w:hAnsi="Times New Roman" w:cs="Times New Roman"/>
+        </w:rPr>
+        <w:t>speed</w:t>
+      </w:r>
+      <w:proofErr w:type="gramEnd"/>
+      <w:r>
+        <w:rPr>
+          <w:rFonts w:ascii="Times New Roman" w:hAnsi="Times New Roman" w:cs="Times New Roman"/>
+        </w:rPr>
+        <w:t xml:space="preserve"> accordingly</w:t>
       </w:r>
       <w:r>
         <w:rPr>
@@ -2770,7 +3161,7 @@
                     </pic:cNvPicPr>
                   </pic:nvPicPr>
                   <pic:blipFill>
-                    <a:blip r:embed="rId9">
+                    <a:blip r:embed="rId12">
                       <a:extLst>
                         <a:ext uri="{28A0092B-C50C-407E-A947-70E740481C1C}">
                           <a14:useLocalDpi xmlns:a14="http://schemas.microsoft.com/office/drawing/2010/main" val="0"/>
@@ -3364,7 +3755,21 @@
         <w:rPr>
           <w:rFonts w:ascii="Times New Roman" w:hAnsi="Times New Roman" w:cs="Times New Roman"/>
         </w:rPr>
-        <w:t>Socially, the spread of AI can also change the way people interact with each other. AI-powered chatbots and virtual assistants may make life easier, but they also risk reducing human contact. Some experts warn that as technology becomes more personal and responsive, it might replace genuine human relationships with artificial connections.</w:t>
+        <w:t xml:space="preserve">Socially, the spread of AI can also change the way people interact with each other. AI-powered chatbots and virtual assistants may make life easier, but they also risk reducing human contact. Some experts warn that as technology becomes more personal and </w:t>
+      </w:r>
+      <w:proofErr w:type="gramStart"/>
+      <w:r>
+        <w:rPr>
+          <w:rFonts w:ascii="Times New Roman" w:hAnsi="Times New Roman" w:cs="Times New Roman"/>
+        </w:rPr>
+        <w:t>responsive,</w:t>
+      </w:r>
+      <w:proofErr w:type="gramEnd"/>
+      <w:r>
+        <w:rPr>
+          <w:rFonts w:ascii="Times New Roman" w:hAnsi="Times New Roman" w:cs="Times New Roman"/>
+        </w:rPr>
+        <w:t xml:space="preserve"> it might replace genuine human relationships with artificial connections.</w:t>
       </w:r>
     </w:p>
     <w:p>
@@ -3643,7 +4048,7 @@
                     </pic:cNvPicPr>
                   </pic:nvPicPr>
                   <pic:blipFill>
-                    <a:blip r:embed="rId10">
+                    <a:blip r:embed="rId13">
                       <a:extLst>
                         <a:ext uri="{28A0092B-C50C-407E-A947-70E740481C1C}">
                           <a14:useLocalDpi xmlns:a14="http://schemas.microsoft.com/office/drawing/2010/main" val="0"/>
@@ -3986,9 +4391,7 @@
           <w:szCs w:val="32"/>
         </w:rPr>
       </w:pPr>
-    </w:p>
-    <w:p>
-      <w:pPr>
+      <w:r>
         <w:rPr>
           <w:rFonts w:ascii="Times New Roman" w:hAnsi="Times New Roman" w:cs="Times New Roman"/>
           <w:b/>
@@ -3996,8 +4399,12 @@
           <w:sz w:val="32"/>
           <w:szCs w:val="32"/>
         </w:rPr>
-      </w:pPr>
-      <w:r>
+        <w:br w:type="page"/>
+      </w:r>
+    </w:p>
+    <w:p>
+      <w:pPr>
+        <w:jc w:val="center"/>
         <w:rPr>
           <w:rFonts w:ascii="Times New Roman" w:hAnsi="Times New Roman" w:cs="Times New Roman"/>
           <w:b/>
@@ -4005,12 +4412,8 @@
           <w:sz w:val="32"/>
           <w:szCs w:val="32"/>
         </w:rPr>
-        <w:br w:type="page"/>
-      </w:r>
-    </w:p>
-    <w:p>
-      <w:pPr>
-        <w:jc w:val="center"/>
+      </w:pPr>
+      <w:r>
         <w:rPr>
           <w:rFonts w:ascii="Times New Roman" w:hAnsi="Times New Roman" w:cs="Times New Roman"/>
           <w:b/>
@@ -4018,7 +4421,9 @@
           <w:sz w:val="32"/>
           <w:szCs w:val="32"/>
         </w:rPr>
-      </w:pPr>
+        <w:lastRenderedPageBreak/>
+        <w:t>B</w:t>
+      </w:r>
       <w:r>
         <w:rPr>
           <w:rFonts w:ascii="Times New Roman" w:hAnsi="Times New Roman" w:cs="Times New Roman"/>
@@ -4027,10 +4432,12 @@
           <w:sz w:val="32"/>
           <w:szCs w:val="32"/>
         </w:rPr>
-        <w:lastRenderedPageBreak/>
-        <w:t>B</w:t>
-      </w:r>
-      <w:r>
+        <w:t>iography</w:t>
+      </w:r>
+    </w:p>
+    <w:p>
+      <w:pPr>
+        <w:jc w:val="center"/>
         <w:rPr>
           <w:rFonts w:ascii="Times New Roman" w:hAnsi="Times New Roman" w:cs="Times New Roman"/>
           <w:b/>
@@ -4038,8 +4445,7 @@
           <w:sz w:val="32"/>
           <w:szCs w:val="32"/>
         </w:rPr>
-        <w:t>iography</w:t>
-      </w:r>
+      </w:pPr>
     </w:p>
     <w:p>
       <w:pPr>
@@ -4055,7 +4461,105 @@
     </w:p>
     <w:p>
       <w:pPr>
-        <w:jc w:val="center"/>
+        <w:jc w:val="both"/>
+        <w:rPr>
+          <w:rFonts w:ascii="Times New Roman" w:hAnsi="Times New Roman" w:cs="Times New Roman"/>
+        </w:rPr>
+      </w:pPr>
+      <w:r>
+        <w:rPr>
+          <w:rFonts w:ascii="Times New Roman" w:hAnsi="Times New Roman" w:cs="Times New Roman"/>
+        </w:rPr>
+        <w:t xml:space="preserve">Fry, Hannah — Hello World: How to Be Human in the Age of the Machine, Black Swan (Transworld Publishers), London, 2018 </w:t>
+      </w:r>
+    </w:p>
+    <w:p>
+      <w:pPr>
+        <w:jc w:val="both"/>
+        <w:rPr>
+          <w:rFonts w:ascii="Times New Roman" w:hAnsi="Times New Roman" w:cs="Times New Roman"/>
+        </w:rPr>
+      </w:pPr>
+      <w:r>
+        <w:rPr>
+          <w:rFonts w:ascii="Times New Roman" w:hAnsi="Times New Roman" w:cs="Times New Roman"/>
+        </w:rPr>
+        <w:t xml:space="preserve">Tegmark, Max — Life 3.0: Being Human in the Age of Artificial Intelligence, Knopf, New York, 2017 </w:t>
+      </w:r>
+    </w:p>
+    <w:p>
+      <w:pPr>
+        <w:jc w:val="both"/>
+        <w:rPr>
+          <w:rFonts w:ascii="Times New Roman" w:hAnsi="Times New Roman" w:cs="Times New Roman"/>
+        </w:rPr>
+      </w:pPr>
+      <w:r>
+        <w:rPr>
+          <w:rFonts w:ascii="Times New Roman" w:hAnsi="Times New Roman" w:cs="Times New Roman"/>
+        </w:rPr>
+        <w:t xml:space="preserve">Bostrom, Nick — Superintelligence: Paths, Dangers, Strategies, Oxford University Press, Oxford, 2014 </w:t>
+      </w:r>
+    </w:p>
+    <w:p>
+      <w:pPr>
+        <w:jc w:val="both"/>
+        <w:rPr>
+          <w:rFonts w:ascii="Times New Roman" w:hAnsi="Times New Roman" w:cs="Times New Roman"/>
+        </w:rPr>
+      </w:pPr>
+      <w:r>
+        <w:rPr>
+          <w:rFonts w:ascii="Times New Roman" w:hAnsi="Times New Roman" w:cs="Times New Roman"/>
+        </w:rPr>
+        <w:t xml:space="preserve">Kislev, Elyakim — Relationships 5.0: How AI, VR, and Robots Will Reshape Our Emotional Lives, Oxford University Press, Oxford, 2022 </w:t>
+      </w:r>
+    </w:p>
+    <w:p>
+      <w:pPr>
+        <w:jc w:val="both"/>
+        <w:rPr>
+          <w:rFonts w:ascii="Times New Roman" w:hAnsi="Times New Roman" w:cs="Times New Roman"/>
+        </w:rPr>
+      </w:pPr>
+      <w:r>
+        <w:rPr>
+          <w:rFonts w:ascii="Times New Roman" w:hAnsi="Times New Roman" w:cs="Times New Roman"/>
+        </w:rPr>
+        <w:t xml:space="preserve">Gunkel, David J. — The Machine Question: Critical Perspectives on AI, Robots, and Ethics, MIT Press, Cambridge (MA), 2012 </w:t>
+      </w:r>
+    </w:p>
+    <w:p>
+      <w:pPr>
+        <w:jc w:val="both"/>
+        <w:rPr>
+          <w:rFonts w:ascii="Times New Roman" w:hAnsi="Times New Roman" w:cs="Times New Roman"/>
+        </w:rPr>
+      </w:pPr>
+      <w:r>
+        <w:rPr>
+          <w:rFonts w:ascii="Times New Roman" w:hAnsi="Times New Roman" w:cs="Times New Roman"/>
+        </w:rPr>
+        <w:t xml:space="preserve">Lee, Kai-Fu &amp; </w:t>
+      </w:r>
+      <w:proofErr w:type="spellStart"/>
+      <w:r>
+        <w:rPr>
+          <w:rFonts w:ascii="Times New Roman" w:hAnsi="Times New Roman" w:cs="Times New Roman"/>
+        </w:rPr>
+        <w:t>Qiufan</w:t>
+      </w:r>
+      <w:proofErr w:type="spellEnd"/>
+      <w:r>
+        <w:rPr>
+          <w:rFonts w:ascii="Times New Roman" w:hAnsi="Times New Roman" w:cs="Times New Roman"/>
+        </w:rPr>
+        <w:t>, Chen — AI 2041: Ten Visions for Our Future, (HarperCollins / unspecified in summary), (publication place — typically New York), 2021</w:t>
+      </w:r>
+    </w:p>
+    <w:p>
+      <w:pPr>
+        <w:jc w:val="both"/>
         <w:rPr>
           <w:rFonts w:ascii="Times New Roman" w:hAnsi="Times New Roman" w:cs="Times New Roman"/>
           <w:b/>
@@ -4065,121 +4569,12 @@
         </w:rPr>
       </w:pPr>
     </w:p>
-    <w:p>
-      <w:pPr>
-        <w:jc w:val="both"/>
-        <w:rPr>
-          <w:rFonts w:ascii="Times New Roman" w:hAnsi="Times New Roman" w:cs="Times New Roman"/>
-        </w:rPr>
-      </w:pPr>
-      <w:r>
-        <w:rPr>
-          <w:rFonts w:ascii="Times New Roman" w:hAnsi="Times New Roman" w:cs="Times New Roman"/>
-        </w:rPr>
-        <w:t xml:space="preserve">Fry, Hannah — Hello World: How to Be Human in the Age of the Machine, Black Swan (Transworld Publishers), London, 2018 </w:t>
-      </w:r>
-    </w:p>
-    <w:p>
-      <w:pPr>
-        <w:jc w:val="both"/>
-        <w:rPr>
-          <w:rFonts w:ascii="Times New Roman" w:hAnsi="Times New Roman" w:cs="Times New Roman"/>
-        </w:rPr>
-      </w:pPr>
-      <w:r>
-        <w:rPr>
-          <w:rFonts w:ascii="Times New Roman" w:hAnsi="Times New Roman" w:cs="Times New Roman"/>
-        </w:rPr>
-        <w:t xml:space="preserve">Tegmark, Max — Life 3.0: Being Human in the Age of Artificial Intelligence, Knopf, New York, 2017 </w:t>
-      </w:r>
-    </w:p>
-    <w:p>
-      <w:pPr>
-        <w:jc w:val="both"/>
-        <w:rPr>
-          <w:rFonts w:ascii="Times New Roman" w:hAnsi="Times New Roman" w:cs="Times New Roman"/>
-        </w:rPr>
-      </w:pPr>
-      <w:r>
-        <w:rPr>
-          <w:rFonts w:ascii="Times New Roman" w:hAnsi="Times New Roman" w:cs="Times New Roman"/>
-        </w:rPr>
-        <w:t xml:space="preserve">Bostrom, Nick — Superintelligence: Paths, Dangers, Strategies, Oxford University Press, Oxford, 2014 </w:t>
-      </w:r>
-    </w:p>
-    <w:p>
-      <w:pPr>
-        <w:jc w:val="both"/>
-        <w:rPr>
-          <w:rFonts w:ascii="Times New Roman" w:hAnsi="Times New Roman" w:cs="Times New Roman"/>
-        </w:rPr>
-      </w:pPr>
-      <w:r>
-        <w:rPr>
-          <w:rFonts w:ascii="Times New Roman" w:hAnsi="Times New Roman" w:cs="Times New Roman"/>
-        </w:rPr>
-        <w:t xml:space="preserve">Kislev, Elyakim — Relationships 5.0: How AI, VR, and Robots Will Reshape Our Emotional Lives, Oxford University Press, Oxford, 2022 </w:t>
-      </w:r>
-    </w:p>
-    <w:p>
-      <w:pPr>
-        <w:jc w:val="both"/>
-        <w:rPr>
-          <w:rFonts w:ascii="Times New Roman" w:hAnsi="Times New Roman" w:cs="Times New Roman"/>
-        </w:rPr>
-      </w:pPr>
-      <w:r>
-        <w:rPr>
-          <w:rFonts w:ascii="Times New Roman" w:hAnsi="Times New Roman" w:cs="Times New Roman"/>
-        </w:rPr>
-        <w:t xml:space="preserve">Gunkel, David J. — The Machine Question: Critical Perspectives on AI, Robots, and Ethics, MIT Press, Cambridge (MA), 2012 </w:t>
-      </w:r>
-    </w:p>
-    <w:p>
-      <w:pPr>
-        <w:jc w:val="both"/>
-        <w:rPr>
-          <w:rFonts w:ascii="Times New Roman" w:hAnsi="Times New Roman" w:cs="Times New Roman"/>
-        </w:rPr>
-      </w:pPr>
-      <w:r>
-        <w:rPr>
-          <w:rFonts w:ascii="Times New Roman" w:hAnsi="Times New Roman" w:cs="Times New Roman"/>
-        </w:rPr>
-        <w:t xml:space="preserve">Lee, Kai-Fu &amp; </w:t>
-      </w:r>
-      <w:proofErr w:type="spellStart"/>
-      <w:r>
-        <w:rPr>
-          <w:rFonts w:ascii="Times New Roman" w:hAnsi="Times New Roman" w:cs="Times New Roman"/>
-        </w:rPr>
-        <w:t>Qiufan</w:t>
-      </w:r>
-      <w:proofErr w:type="spellEnd"/>
-      <w:r>
-        <w:rPr>
-          <w:rFonts w:ascii="Times New Roman" w:hAnsi="Times New Roman" w:cs="Times New Roman"/>
-        </w:rPr>
-        <w:t>, Chen — AI 2041: Ten Visions for Our Future, (HarperCollins / unspecified in summary), (publication place — typically New York), 2021</w:t>
-      </w:r>
-    </w:p>
-    <w:p>
-      <w:pPr>
-        <w:jc w:val="both"/>
-        <w:rPr>
-          <w:rFonts w:ascii="Times New Roman" w:hAnsi="Times New Roman" w:cs="Times New Roman"/>
-          <w:b/>
-          <w:bCs/>
-          <w:sz w:val="32"/>
-          <w:szCs w:val="32"/>
-        </w:rPr>
-      </w:pPr>
-    </w:p>
     <w:sectPr>
-      <w:footerReference w:type="default" r:id="rId11"/>
+      <w:footerReference w:type="first" r:id="rId14"/>
       <w:pgSz w:w="11906" w:h="16838"/>
       <w:pgMar w:top="1417" w:right="1417" w:bottom="1417" w:left="1417" w:header="708" w:footer="708" w:gutter="0"/>
       <w:cols w:space="708"/>
+      <w:titlePg/>
       <w:docGrid w:linePitch="360"/>
     </w:sectPr>
   </w:body>
@@ -4248,6 +4643,38 @@
       </w:p>
     </w:sdtContent>
   </w:sdt>
+  <w:p>
+    <w:pPr>
+      <w:pStyle w:val="Footer"/>
+    </w:pPr>
+  </w:p>
+</w:ftr>
+</file>
+
+<file path=word/footer2.xml><?xml version="1.0" encoding="utf-8"?>
+<w:ftr xmlns:wpc="http://schemas.microsoft.com/office/word/2010/wordprocessingCanvas" xmlns:cx="http://schemas.microsoft.com/office/drawing/2014/chartex" xmlns:cx1="http://schemas.microsoft.com/office/drawing/2015/9/8/chartex" xmlns:cx2="http://schemas.microsoft.com/office/drawing/2015/10/21/chartex" xmlns:cx3="http://schemas.microsoft.com/office/drawing/2016/5/9/chartex" xmlns:cx4="http://schemas.microsoft.com/office/drawing/2016/5/10/chartex" xmlns:cx5="http://schemas.microsoft.com/office/drawing/2016/5/11/chartex" xmlns:cx6="http://schemas.microsoft.com/office/drawing/2016/5/12/chartex" xmlns:cx7="http://schemas.microsoft.com/office/drawing/2016/5/13/chartex" xmlns:cx8="http://schemas.microsoft.com/office/drawing/2016/5/14/chartex" xmlns:mc="http://schemas.openxmlformats.org/markup-compatibility/2006" xmlns:aink="http://schemas.microsoft.com/office/drawing/2016/ink" xmlns:am3d="http://schemas.microsoft.com/office/drawing/2017/model3d" xmlns:o="urn:schemas-microsoft-com:office:office" xmlns:oel="http://schemas.microsoft.com/office/2019/extlst" xmlns:r="http://schemas.openxmlformats.org/officeDocument/2006/relationships" xmlns:m="http://schemas.openxmlformats.org/officeDocument/2006/math" xmlns:v="urn:schemas-microsoft-com:vml" xmlns:wp14="http://schemas.microsoft.com/office/word/2010/wordprocessingDrawing" xmlns:wp="http://schemas.openxmlformats.org/drawingml/2006/wordprocessingDrawing" xmlns:w10="urn:schemas-microsoft-com:office:word" xmlns:w="http://schemas.openxmlformats.org/wordprocessingml/2006/main" xmlns:w14="http://schemas.microsoft.com/office/word/2010/wordml" xmlns:w15="http://schemas.microsoft.com/office/word/2012/wordml" xmlns:w16cex="http://schemas.microsoft.com/office/word/2018/wordml/cex" xmlns:w16cid="http://schemas.microsoft.com/office/word/2016/wordml/cid" xmlns:w16="http://schemas.microsoft.com/office/word/2018/wordml" xmlns:w16du="http://schemas.microsoft.com/office/word/2023/wordml/word16du" xmlns:w16sdtdh="http://schemas.microsoft.com/office/word/2020/wordml/sdtdatahash" xmlns:w16sdtfl="http://schemas.microsoft.com/office/word/2024/wordml/sdtformatlock" xmlns:w16se="http://schemas.microsoft.com/office/word/2015/wordml/symex" xmlns:wpg="http://schemas.microsoft.com/office/word/2010/wordprocessingGroup" xmlns:wpi="http://schemas.microsoft.com/office/word/2010/wordprocessingInk" xmlns:wne="http://schemas.microsoft.com/office/word/2006/wordml" xmlns:wps="http://schemas.microsoft.com/office/word/2010/wordprocessingShape" mc:Ignorable="w14 w15 w16se w16cid w16 w16cex w16sdtdh w16sdtfl w16du wp14">
+  <w:p>
+    <w:pPr>
+      <w:pStyle w:val="Footer"/>
+      <w:jc w:val="center"/>
+      <w:rPr>
+        <w:rFonts w:ascii="Times New Roman" w:hAnsi="Times New Roman" w:cs="Times New Roman"/>
+        <w:lang w:val="en-US"/>
+      </w:rPr>
+    </w:pPr>
+    <w:r>
+      <w:rPr>
+        <w:rFonts w:ascii="Times New Roman" w:hAnsi="Times New Roman" w:cs="Times New Roman"/>
+        <w:lang w:val="en-US"/>
+      </w:rPr>
+      <w:t>2026</w:t>
+    </w:r>
+  </w:p>
+</w:ftr>
+</file>
+
+<file path=word/footer3.xml><?xml version="1.0" encoding="utf-8"?>
+<w:ftr xmlns:wpc="http://schemas.microsoft.com/office/word/2010/wordprocessingCanvas" xmlns:cx="http://schemas.microsoft.com/office/drawing/2014/chartex" xmlns:cx1="http://schemas.microsoft.com/office/drawing/2015/9/8/chartex" xmlns:cx2="http://schemas.microsoft.com/office/drawing/2015/10/21/chartex" xmlns:cx3="http://schemas.microsoft.com/office/drawing/2016/5/9/chartex" xmlns:cx4="http://schemas.microsoft.com/office/drawing/2016/5/10/chartex" xmlns:cx5="http://schemas.microsoft.com/office/drawing/2016/5/11/chartex" xmlns:cx6="http://schemas.microsoft.com/office/drawing/2016/5/12/chartex" xmlns:cx7="http://schemas.microsoft.com/office/drawing/2016/5/13/chartex" xmlns:cx8="http://schemas.microsoft.com/office/drawing/2016/5/14/chartex" xmlns:mc="http://schemas.openxmlformats.org/markup-compatibility/2006" xmlns:aink="http://schemas.microsoft.com/office/drawing/2016/ink" xmlns:am3d="http://schemas.microsoft.com/office/drawing/2017/model3d" xmlns:o="urn:schemas-microsoft-com:office:office" xmlns:oel="http://schemas.microsoft.com/office/2019/extlst" xmlns:r="http://schemas.openxmlformats.org/officeDocument/2006/relationships" xmlns:m="http://schemas.openxmlformats.org/officeDocument/2006/math" xmlns:v="urn:schemas-microsoft-com:vml" xmlns:wp14="http://schemas.microsoft.com/office/word/2010/wordprocessingDrawing" xmlns:wp="http://schemas.openxmlformats.org/drawingml/2006/wordprocessingDrawing" xmlns:w10="urn:schemas-microsoft-com:office:word" xmlns:w="http://schemas.openxmlformats.org/wordprocessingml/2006/main" xmlns:w14="http://schemas.microsoft.com/office/word/2010/wordml" xmlns:w15="http://schemas.microsoft.com/office/word/2012/wordml" xmlns:w16cex="http://schemas.microsoft.com/office/word/2018/wordml/cex" xmlns:w16cid="http://schemas.microsoft.com/office/word/2016/wordml/cid" xmlns:w16="http://schemas.microsoft.com/office/word/2018/wordml" xmlns:w16du="http://schemas.microsoft.com/office/word/2023/wordml/word16du" xmlns:w16sdtdh="http://schemas.microsoft.com/office/word/2020/wordml/sdtdatahash" xmlns:w16sdtfl="http://schemas.microsoft.com/office/word/2024/wordml/sdtformatlock" xmlns:w16se="http://schemas.microsoft.com/office/word/2015/wordml/symex" xmlns:wpg="http://schemas.microsoft.com/office/word/2010/wordprocessingGroup" xmlns:wpi="http://schemas.microsoft.com/office/word/2010/wordprocessingInk" xmlns:wne="http://schemas.microsoft.com/office/word/2006/wordml" xmlns:wps="http://schemas.microsoft.com/office/word/2010/wordprocessingShape" mc:Ignorable="w14 w15 w16se w16cid w16 w16cex w16sdtdh w16sdtfl w16du wp14">
   <w:p>
     <w:pPr>
       <w:pStyle w:val="Footer"/>
@@ -4887,6 +5314,7 @@
   <w:style w:type="character" w:default="1" w:styleId="DefaultParagraphFont">
     <w:name w:val="Default Paragraph Font"/>
     <w:uiPriority w:val="1"/>
+    <w:semiHidden/>
     <w:unhideWhenUsed/>
   </w:style>
   <w:style w:type="table" w:default="1" w:styleId="TableNormal">

--- a/Atestat.docx
+++ b/Atestat.docx
@@ -59,7 +59,7 @@
                     </pic:cNvPicPr>
                   </pic:nvPicPr>
                   <pic:blipFill>
-                    <a:blip r:embed="rId7">
+                    <a:blip r:embed="rId8">
                       <a:extLst>
                         <a:ext uri="{28A0092B-C50C-407E-A947-70E740481C1C}">
                           <a14:useLocalDpi xmlns:a14="http://schemas.microsoft.com/office/drawing/2010/main" val="0"/>
@@ -366,8 +366,8 @@
           <w:lang w:val="en-US"/>
         </w:rPr>
         <w:sectPr>
-          <w:footerReference w:type="default" r:id="rId8"/>
-          <w:footerReference w:type="first" r:id="rId9"/>
+          <w:footerReference w:type="default" r:id="rId9"/>
+          <w:footerReference w:type="first" r:id="rId10"/>
           <w:pgSz w:w="11906" w:h="16838"/>
           <w:pgMar w:top="1417" w:right="1417" w:bottom="1417" w:left="1417" w:header="708" w:footer="708" w:gutter="0"/>
           <w:cols w:space="708"/>
@@ -437,6 +437,7 @@
     </w:p>
     <w:p>
       <w:pPr>
+        <w:jc w:val="both"/>
         <w:rPr>
           <w:rFonts w:ascii="Times New Roman" w:hAnsi="Times New Roman" w:cs="Times New Roman"/>
         </w:rPr>
@@ -451,7 +452,43 @@
         <w:rPr>
           <w:rFonts w:ascii="Times New Roman" w:hAnsi="Times New Roman" w:cs="Times New Roman"/>
         </w:rPr>
-        <w:t>.....................................................................................................................................</w:t>
+        <w:t>................................................................</w:t>
+      </w:r>
+      <w:r>
+        <w:rPr>
+          <w:rFonts w:ascii="Times New Roman" w:hAnsi="Times New Roman" w:cs="Times New Roman"/>
+        </w:rPr>
+        <w:t>..</w:t>
+      </w:r>
+      <w:r>
+        <w:rPr>
+          <w:rFonts w:ascii="Times New Roman" w:hAnsi="Times New Roman" w:cs="Times New Roman"/>
+        </w:rPr>
+        <w:t>....................</w:t>
+      </w:r>
+      <w:r>
+        <w:rPr>
+          <w:rFonts w:ascii="Times New Roman" w:hAnsi="Times New Roman" w:cs="Times New Roman"/>
+        </w:rPr>
+        <w:t>.</w:t>
+      </w:r>
+      <w:r>
+        <w:rPr>
+          <w:rFonts w:ascii="Times New Roman" w:hAnsi="Times New Roman" w:cs="Times New Roman"/>
+        </w:rPr>
+        <w:t>..............................</w:t>
+      </w:r>
+      <w:r>
+        <w:rPr>
+          <w:rFonts w:ascii="Times New Roman" w:hAnsi="Times New Roman" w:cs="Times New Roman"/>
+        </w:rPr>
+        <w:t>.....</w:t>
+      </w:r>
+      <w:r>
+        <w:rPr>
+          <w:rFonts w:ascii="Times New Roman" w:hAnsi="Times New Roman" w:cs="Times New Roman"/>
+        </w:rPr>
+        <w:t>..........</w:t>
       </w:r>
       <w:r>
         <w:rPr>
@@ -462,6 +499,7 @@
     </w:p>
     <w:p>
       <w:pPr>
+        <w:jc w:val="both"/>
         <w:rPr>
           <w:rFonts w:ascii="Times New Roman" w:hAnsi="Times New Roman" w:cs="Times New Roman"/>
         </w:rPr>
@@ -488,7 +526,37 @@
         <w:rPr>
           <w:rFonts w:ascii="Times New Roman" w:hAnsi="Times New Roman" w:cs="Times New Roman"/>
         </w:rPr>
-        <w:t>...........................................................................................................................................</w:t>
+        <w:t>...............................................................................................</w:t>
+      </w:r>
+      <w:r>
+        <w:rPr>
+          <w:rFonts w:ascii="Times New Roman" w:hAnsi="Times New Roman" w:cs="Times New Roman"/>
+        </w:rPr>
+        <w:t>.</w:t>
+      </w:r>
+      <w:r>
+        <w:rPr>
+          <w:rFonts w:ascii="Times New Roman" w:hAnsi="Times New Roman" w:cs="Times New Roman"/>
+        </w:rPr>
+        <w:t>........................</w:t>
+      </w:r>
+      <w:r>
+        <w:rPr>
+          <w:rFonts w:ascii="Times New Roman" w:hAnsi="Times New Roman" w:cs="Times New Roman"/>
+        </w:rPr>
+        <w:t>......</w:t>
+      </w:r>
+      <w:r>
+        <w:rPr>
+          <w:rFonts w:ascii="Times New Roman" w:hAnsi="Times New Roman" w:cs="Times New Roman"/>
+        </w:rPr>
+        <w:t>.</w:t>
+      </w:r>
+      <w:r>
+        <w:rPr>
+          <w:rFonts w:ascii="Times New Roman" w:hAnsi="Times New Roman" w:cs="Times New Roman"/>
+        </w:rPr>
+        <w:t>...........</w:t>
       </w:r>
       <w:r>
         <w:rPr>
@@ -499,21 +567,100 @@
     </w:p>
     <w:p>
       <w:pPr>
-        <w:rPr>
-          <w:rFonts w:ascii="Times New Roman" w:hAnsi="Times New Roman" w:cs="Times New Roman"/>
-        </w:rPr>
-      </w:pPr>
-      <w:r>
-        <w:rPr>
-          <w:rFonts w:ascii="Times New Roman" w:hAnsi="Times New Roman" w:cs="Times New Roman"/>
-        </w:rPr>
-        <w:t>Chapter 1 – Introduction</w:t>
-      </w:r>
-      <w:r>
-        <w:rPr>
-          <w:rFonts w:ascii="Times New Roman" w:hAnsi="Times New Roman" w:cs="Times New Roman"/>
-        </w:rPr>
-        <w:t>.............................................................................................................</w:t>
+        <w:jc w:val="both"/>
+        <w:rPr>
+          <w:rFonts w:ascii="Times New Roman" w:hAnsi="Times New Roman" w:cs="Times New Roman"/>
+        </w:rPr>
+      </w:pPr>
+      <w:r>
+        <w:rPr>
+          <w:rFonts w:ascii="Times New Roman" w:hAnsi="Times New Roman" w:cs="Times New Roman"/>
+        </w:rPr>
+        <w:t>Chapter 1</w:t>
+      </w:r>
+      <w:r>
+        <w:rPr>
+          <w:rFonts w:ascii="Times New Roman" w:hAnsi="Times New Roman" w:cs="Times New Roman"/>
+        </w:rPr>
+        <w:t>:</w:t>
+      </w:r>
+      <w:r>
+        <w:rPr>
+          <w:rFonts w:ascii="Times New Roman" w:hAnsi="Times New Roman" w:cs="Times New Roman"/>
+        </w:rPr>
+        <w:t xml:space="preserve"> Introduction</w:t>
+      </w:r>
+      <w:r>
+        <w:rPr>
+          <w:rFonts w:ascii="Times New Roman" w:hAnsi="Times New Roman" w:cs="Times New Roman"/>
+        </w:rPr>
+        <w:t>..............</w:t>
+      </w:r>
+      <w:r>
+        <w:rPr>
+          <w:rFonts w:ascii="Times New Roman" w:hAnsi="Times New Roman" w:cs="Times New Roman"/>
+        </w:rPr>
+        <w:t>.</w:t>
+      </w:r>
+      <w:r>
+        <w:rPr>
+          <w:rFonts w:ascii="Times New Roman" w:hAnsi="Times New Roman" w:cs="Times New Roman"/>
+        </w:rPr>
+        <w:t>................................................</w:t>
+      </w:r>
+      <w:r>
+        <w:rPr>
+          <w:rFonts w:ascii="Times New Roman" w:hAnsi="Times New Roman" w:cs="Times New Roman"/>
+        </w:rPr>
+        <w:t>......</w:t>
+      </w:r>
+      <w:r>
+        <w:rPr>
+          <w:rFonts w:ascii="Times New Roman" w:hAnsi="Times New Roman" w:cs="Times New Roman"/>
+        </w:rPr>
+        <w:t>.</w:t>
+      </w:r>
+      <w:r>
+        <w:rPr>
+          <w:rFonts w:ascii="Times New Roman" w:hAnsi="Times New Roman" w:cs="Times New Roman"/>
+        </w:rPr>
+        <w:t>...................</w:t>
+      </w:r>
+      <w:r>
+        <w:rPr>
+          <w:rFonts w:ascii="Times New Roman" w:hAnsi="Times New Roman" w:cs="Times New Roman"/>
+        </w:rPr>
+        <w:t>.</w:t>
+      </w:r>
+      <w:r>
+        <w:rPr>
+          <w:rFonts w:ascii="Times New Roman" w:hAnsi="Times New Roman" w:cs="Times New Roman"/>
+        </w:rPr>
+        <w:t>........</w:t>
+      </w:r>
+      <w:r>
+        <w:rPr>
+          <w:rFonts w:ascii="Times New Roman" w:hAnsi="Times New Roman" w:cs="Times New Roman"/>
+        </w:rPr>
+        <w:t>.....</w:t>
+      </w:r>
+      <w:r>
+        <w:rPr>
+          <w:rFonts w:ascii="Times New Roman" w:hAnsi="Times New Roman" w:cs="Times New Roman"/>
+        </w:rPr>
+        <w:t>...</w:t>
+      </w:r>
+      <w:r>
+        <w:rPr>
+          <w:rFonts w:ascii="Times New Roman" w:hAnsi="Times New Roman" w:cs="Times New Roman"/>
+        </w:rPr>
+        <w:t>.</w:t>
+      </w:r>
+      <w:r>
+        <w:rPr>
+          <w:rFonts w:ascii="Times New Roman" w:hAnsi="Times New Roman" w:cs="Times New Roman"/>
+        </w:rPr>
+        <w:t>...</w:t>
       </w:r>
       <w:r>
         <w:rPr>
@@ -524,6 +671,7 @@
     </w:p>
     <w:p>
       <w:pPr>
+        <w:jc w:val="both"/>
         <w:rPr>
           <w:rFonts w:ascii="Times New Roman" w:hAnsi="Times New Roman" w:cs="Times New Roman"/>
         </w:rPr>
@@ -544,7 +692,13 @@
         <w:rPr>
           <w:rFonts w:ascii="Times New Roman" w:hAnsi="Times New Roman" w:cs="Times New Roman"/>
         </w:rPr>
-        <w:t xml:space="preserve"> – </w:t>
+        <w:t>:</w:t>
+      </w:r>
+      <w:r>
+        <w:rPr>
+          <w:rFonts w:ascii="Times New Roman" w:hAnsi="Times New Roman" w:cs="Times New Roman"/>
+        </w:rPr>
+        <w:t xml:space="preserve"> </w:t>
       </w:r>
       <w:r>
         <w:rPr>
@@ -556,7 +710,61 @@
         <w:rPr>
           <w:rFonts w:ascii="Times New Roman" w:hAnsi="Times New Roman" w:cs="Times New Roman"/>
         </w:rPr>
-        <w:t>....................................................................................................................</w:t>
+        <w:t>...........................................................................</w:t>
+      </w:r>
+      <w:r>
+        <w:rPr>
+          <w:rFonts w:ascii="Times New Roman" w:hAnsi="Times New Roman" w:cs="Times New Roman"/>
+        </w:rPr>
+        <w:t>.</w:t>
+      </w:r>
+      <w:r>
+        <w:rPr>
+          <w:rFonts w:ascii="Times New Roman" w:hAnsi="Times New Roman" w:cs="Times New Roman"/>
+        </w:rPr>
+        <w:t>......</w:t>
+      </w:r>
+      <w:r>
+        <w:rPr>
+          <w:rFonts w:ascii="Times New Roman" w:hAnsi="Times New Roman" w:cs="Times New Roman"/>
+        </w:rPr>
+        <w:t>........</w:t>
+      </w:r>
+      <w:r>
+        <w:rPr>
+          <w:rFonts w:ascii="Times New Roman" w:hAnsi="Times New Roman" w:cs="Times New Roman"/>
+        </w:rPr>
+        <w:t>.</w:t>
+      </w:r>
+      <w:r>
+        <w:rPr>
+          <w:rFonts w:ascii="Times New Roman" w:hAnsi="Times New Roman" w:cs="Times New Roman"/>
+        </w:rPr>
+        <w:t>.</w:t>
+      </w:r>
+      <w:r>
+        <w:rPr>
+          <w:rFonts w:ascii="Times New Roman" w:hAnsi="Times New Roman" w:cs="Times New Roman"/>
+        </w:rPr>
+        <w:t>...</w:t>
+      </w:r>
+      <w:r>
+        <w:rPr>
+          <w:rFonts w:ascii="Times New Roman" w:hAnsi="Times New Roman" w:cs="Times New Roman"/>
+        </w:rPr>
+        <w:t>.......</w:t>
+      </w:r>
+      <w:r>
+        <w:rPr>
+          <w:rFonts w:ascii="Times New Roman" w:hAnsi="Times New Roman" w:cs="Times New Roman"/>
+        </w:rPr>
+        <w:t>......</w:t>
+      </w:r>
+      <w:r>
+        <w:rPr>
+          <w:rFonts w:ascii="Times New Roman" w:hAnsi="Times New Roman" w:cs="Times New Roman"/>
+        </w:rPr>
+        <w:t>........</w:t>
       </w:r>
       <w:r>
         <w:rPr>
@@ -567,16 +775,12 @@
     </w:p>
     <w:p>
       <w:pPr>
-        <w:rPr>
-          <w:rFonts w:ascii="Times New Roman" w:hAnsi="Times New Roman" w:cs="Times New Roman"/>
-        </w:rPr>
-      </w:pPr>
-      <w:r>
-        <w:rPr>
-          <w:rFonts w:ascii="Times New Roman" w:hAnsi="Times New Roman" w:cs="Times New Roman"/>
-        </w:rPr>
-        <w:tab/>
-      </w:r>
+        <w:ind w:firstLine="708"/>
+        <w:jc w:val="both"/>
+        <w:rPr>
+          <w:rFonts w:ascii="Times New Roman" w:hAnsi="Times New Roman" w:cs="Times New Roman"/>
+        </w:rPr>
+      </w:pPr>
       <w:r>
         <w:rPr>
           <w:rFonts w:ascii="Times New Roman" w:hAnsi="Times New Roman" w:cs="Times New Roman"/>
@@ -587,7 +791,19 @@
         <w:rPr>
           <w:rFonts w:ascii="Times New Roman" w:hAnsi="Times New Roman" w:cs="Times New Roman"/>
         </w:rPr>
-        <w:t>............................................................................................</w:t>
+        <w:t>...........................................................................</w:t>
+      </w:r>
+      <w:r>
+        <w:rPr>
+          <w:rFonts w:ascii="Times New Roman" w:hAnsi="Times New Roman" w:cs="Times New Roman"/>
+        </w:rPr>
+        <w:t>...</w:t>
+      </w:r>
+      <w:r>
+        <w:rPr>
+          <w:rFonts w:ascii="Times New Roman" w:hAnsi="Times New Roman" w:cs="Times New Roman"/>
+        </w:rPr>
+        <w:t>............</w:t>
       </w:r>
       <w:r>
         <w:rPr>
@@ -598,16 +814,12 @@
     </w:p>
     <w:p>
       <w:pPr>
-        <w:rPr>
-          <w:rFonts w:ascii="Times New Roman" w:hAnsi="Times New Roman" w:cs="Times New Roman"/>
-        </w:rPr>
-      </w:pPr>
-      <w:r>
-        <w:rPr>
-          <w:rFonts w:ascii="Times New Roman" w:hAnsi="Times New Roman" w:cs="Times New Roman"/>
-        </w:rPr>
-        <w:tab/>
-      </w:r>
+        <w:ind w:firstLine="708"/>
+        <w:jc w:val="both"/>
+        <w:rPr>
+          <w:rFonts w:ascii="Times New Roman" w:hAnsi="Times New Roman" w:cs="Times New Roman"/>
+        </w:rPr>
+      </w:pPr>
       <w:r>
         <w:rPr>
           <w:rFonts w:ascii="Times New Roman" w:hAnsi="Times New Roman" w:cs="Times New Roman"/>
@@ -618,7 +830,19 @@
         <w:rPr>
           <w:rFonts w:ascii="Times New Roman" w:hAnsi="Times New Roman" w:cs="Times New Roman"/>
         </w:rPr>
-        <w:t>...........................................................................................</w:t>
+        <w:t>.......................................................................</w:t>
+      </w:r>
+      <w:r>
+        <w:rPr>
+          <w:rFonts w:ascii="Times New Roman" w:hAnsi="Times New Roman" w:cs="Times New Roman"/>
+        </w:rPr>
+        <w:t>...</w:t>
+      </w:r>
+      <w:r>
+        <w:rPr>
+          <w:rFonts w:ascii="Times New Roman" w:hAnsi="Times New Roman" w:cs="Times New Roman"/>
+        </w:rPr>
+        <w:t>................</w:t>
       </w:r>
       <w:r>
         <w:rPr>
@@ -629,16 +853,12 @@
     </w:p>
     <w:p>
       <w:pPr>
-        <w:rPr>
-          <w:rFonts w:ascii="Times New Roman" w:hAnsi="Times New Roman" w:cs="Times New Roman"/>
-        </w:rPr>
-      </w:pPr>
-      <w:r>
-        <w:rPr>
-          <w:rFonts w:ascii="Times New Roman" w:hAnsi="Times New Roman" w:cs="Times New Roman"/>
-        </w:rPr>
-        <w:tab/>
-      </w:r>
+        <w:ind w:firstLine="708"/>
+        <w:jc w:val="both"/>
+        <w:rPr>
+          <w:rFonts w:ascii="Times New Roman" w:hAnsi="Times New Roman" w:cs="Times New Roman"/>
+        </w:rPr>
+      </w:pPr>
       <w:r>
         <w:rPr>
           <w:rFonts w:ascii="Times New Roman" w:hAnsi="Times New Roman" w:cs="Times New Roman"/>
@@ -649,7 +869,19 @@
         <w:rPr>
           <w:rFonts w:ascii="Times New Roman" w:hAnsi="Times New Roman" w:cs="Times New Roman"/>
         </w:rPr>
-        <w:t>..........................................................................................</w:t>
+        <w:t>............................................................................</w:t>
+      </w:r>
+      <w:r>
+        <w:rPr>
+          <w:rFonts w:ascii="Times New Roman" w:hAnsi="Times New Roman" w:cs="Times New Roman"/>
+        </w:rPr>
+        <w:t>...</w:t>
+      </w:r>
+      <w:r>
+        <w:rPr>
+          <w:rFonts w:ascii="Times New Roman" w:hAnsi="Times New Roman" w:cs="Times New Roman"/>
+        </w:rPr>
+        <w:t>.........</w:t>
       </w:r>
       <w:r>
         <w:rPr>
@@ -660,16 +892,12 @@
     </w:p>
     <w:p>
       <w:pPr>
-        <w:rPr>
-          <w:rFonts w:ascii="Times New Roman" w:hAnsi="Times New Roman" w:cs="Times New Roman"/>
-        </w:rPr>
-      </w:pPr>
-      <w:r>
-        <w:rPr>
-          <w:rFonts w:ascii="Times New Roman" w:hAnsi="Times New Roman" w:cs="Times New Roman"/>
-        </w:rPr>
-        <w:tab/>
-      </w:r>
+        <w:ind w:firstLine="708"/>
+        <w:jc w:val="both"/>
+        <w:rPr>
+          <w:rFonts w:ascii="Times New Roman" w:hAnsi="Times New Roman" w:cs="Times New Roman"/>
+        </w:rPr>
+      </w:pPr>
       <w:r>
         <w:rPr>
           <w:rFonts w:ascii="Times New Roman" w:hAnsi="Times New Roman" w:cs="Times New Roman"/>
@@ -680,7 +908,7 @@
         <w:rPr>
           <w:rFonts w:ascii="Times New Roman" w:hAnsi="Times New Roman" w:cs="Times New Roman"/>
         </w:rPr>
-        <w:t>..................................................................................</w:t>
+        <w:t>................................................................................</w:t>
       </w:r>
       <w:r>
         <w:rPr>
@@ -691,16 +919,12 @@
     </w:p>
     <w:p>
       <w:pPr>
-        <w:rPr>
-          <w:rFonts w:ascii="Times New Roman" w:hAnsi="Times New Roman" w:cs="Times New Roman"/>
-        </w:rPr>
-      </w:pPr>
-      <w:r>
-        <w:rPr>
-          <w:rFonts w:ascii="Times New Roman" w:hAnsi="Times New Roman" w:cs="Times New Roman"/>
-        </w:rPr>
-        <w:tab/>
-      </w:r>
+        <w:ind w:firstLine="708"/>
+        <w:jc w:val="both"/>
+        <w:rPr>
+          <w:rFonts w:ascii="Times New Roman" w:hAnsi="Times New Roman" w:cs="Times New Roman"/>
+        </w:rPr>
+      </w:pPr>
       <w:r>
         <w:rPr>
           <w:rFonts w:ascii="Times New Roman" w:hAnsi="Times New Roman" w:cs="Times New Roman"/>
@@ -711,199 +935,264 @@
         <w:rPr>
           <w:rFonts w:ascii="Times New Roman" w:hAnsi="Times New Roman" w:cs="Times New Roman"/>
         </w:rPr>
+        <w:t>...............................................................................</w:t>
+      </w:r>
+      <w:r>
+        <w:rPr>
+          <w:rFonts w:ascii="Times New Roman" w:hAnsi="Times New Roman" w:cs="Times New Roman"/>
+        </w:rPr>
+        <w:t>8</w:t>
+      </w:r>
+    </w:p>
+    <w:p>
+      <w:pPr>
+        <w:ind w:firstLine="708"/>
+        <w:jc w:val="both"/>
+        <w:rPr>
+          <w:rFonts w:ascii="Times New Roman" w:hAnsi="Times New Roman" w:cs="Times New Roman"/>
+        </w:rPr>
+      </w:pPr>
+      <w:r>
+        <w:rPr>
+          <w:rFonts w:ascii="Times New Roman" w:hAnsi="Times New Roman" w:cs="Times New Roman"/>
+        </w:rPr>
+        <w:t>2.6 Looking Ahead</w:t>
+      </w:r>
+      <w:r>
+        <w:rPr>
+          <w:rFonts w:ascii="Times New Roman" w:hAnsi="Times New Roman" w:cs="Times New Roman"/>
+        </w:rPr>
+        <w:t>.........................................................................................................</w:t>
+      </w:r>
+      <w:r>
+        <w:rPr>
+          <w:rFonts w:ascii="Times New Roman" w:hAnsi="Times New Roman" w:cs="Times New Roman"/>
+        </w:rPr>
+        <w:t>9</w:t>
+      </w:r>
+    </w:p>
+    <w:p>
+      <w:pPr>
+        <w:jc w:val="both"/>
+        <w:rPr>
+          <w:rFonts w:ascii="Times New Roman" w:hAnsi="Times New Roman" w:cs="Times New Roman"/>
+        </w:rPr>
+      </w:pPr>
+      <w:r>
+        <w:rPr>
+          <w:rFonts w:ascii="Times New Roman" w:hAnsi="Times New Roman" w:cs="Times New Roman"/>
+        </w:rPr>
+        <w:t>Chapter 3</w:t>
+      </w:r>
+      <w:r>
+        <w:rPr>
+          <w:rFonts w:ascii="Times New Roman" w:hAnsi="Times New Roman" w:cs="Times New Roman"/>
+        </w:rPr>
+        <w:t>:</w:t>
+      </w:r>
+      <w:r>
+        <w:rPr>
+          <w:rFonts w:ascii="Times New Roman" w:hAnsi="Times New Roman" w:cs="Times New Roman"/>
+        </w:rPr>
+        <w:t xml:space="preserve"> Drawbacks</w:t>
+      </w:r>
+      <w:r>
+        <w:rPr>
+          <w:rFonts w:ascii="Times New Roman" w:hAnsi="Times New Roman" w:cs="Times New Roman"/>
+        </w:rPr>
+        <w:t>.............................................................................</w:t>
+      </w:r>
+      <w:r>
+        <w:rPr>
+          <w:rFonts w:ascii="Times New Roman" w:hAnsi="Times New Roman" w:cs="Times New Roman"/>
+        </w:rPr>
+        <w:t>.....</w:t>
+      </w:r>
+      <w:r>
+        <w:rPr>
+          <w:rFonts w:ascii="Times New Roman" w:hAnsi="Times New Roman" w:cs="Times New Roman"/>
+        </w:rPr>
+        <w:t>.....</w:t>
+      </w:r>
+      <w:r>
+        <w:rPr>
+          <w:rFonts w:ascii="Times New Roman" w:hAnsi="Times New Roman" w:cs="Times New Roman"/>
+        </w:rPr>
+        <w:t>.</w:t>
+      </w:r>
+      <w:r>
+        <w:rPr>
+          <w:rFonts w:ascii="Times New Roman" w:hAnsi="Times New Roman" w:cs="Times New Roman"/>
+        </w:rPr>
+        <w:t>......................</w:t>
+      </w:r>
+      <w:r>
+        <w:rPr>
+          <w:rFonts w:ascii="Times New Roman" w:hAnsi="Times New Roman" w:cs="Times New Roman"/>
+        </w:rPr>
+        <w:t>10</w:t>
+      </w:r>
+    </w:p>
+    <w:p>
+      <w:pPr>
+        <w:ind w:firstLine="708"/>
+        <w:jc w:val="both"/>
+        <w:rPr>
+          <w:rFonts w:ascii="Times New Roman" w:hAnsi="Times New Roman" w:cs="Times New Roman"/>
+        </w:rPr>
+      </w:pPr>
+      <w:r>
+        <w:rPr>
+          <w:rFonts w:ascii="Times New Roman" w:hAnsi="Times New Roman" w:cs="Times New Roman"/>
+        </w:rPr>
+        <w:t>3.1 Job Loss and Economical Inequality</w:t>
+      </w:r>
+      <w:r>
+        <w:rPr>
+          <w:rFonts w:ascii="Times New Roman" w:hAnsi="Times New Roman" w:cs="Times New Roman"/>
+        </w:rPr>
+        <w:t>......................................................................</w:t>
+      </w:r>
+      <w:r>
+        <w:rPr>
+          <w:rFonts w:ascii="Times New Roman" w:hAnsi="Times New Roman" w:cs="Times New Roman"/>
+        </w:rPr>
+        <w:t>1</w:t>
+      </w:r>
+      <w:r>
+        <w:rPr>
+          <w:rFonts w:ascii="Times New Roman" w:hAnsi="Times New Roman" w:cs="Times New Roman"/>
+        </w:rPr>
+        <w:t>0</w:t>
+      </w:r>
+    </w:p>
+    <w:p>
+      <w:pPr>
+        <w:ind w:firstLine="708"/>
+        <w:jc w:val="both"/>
+        <w:rPr>
+          <w:rFonts w:ascii="Times New Roman" w:hAnsi="Times New Roman" w:cs="Times New Roman"/>
+        </w:rPr>
+      </w:pPr>
+      <w:r>
+        <w:rPr>
+          <w:rFonts w:ascii="Times New Roman" w:hAnsi="Times New Roman" w:cs="Times New Roman"/>
+        </w:rPr>
+        <w:t>3.2 Privacy and Surveillance</w:t>
+      </w:r>
+      <w:r>
+        <w:rPr>
+          <w:rFonts w:ascii="Times New Roman" w:hAnsi="Times New Roman" w:cs="Times New Roman"/>
+        </w:rPr>
+        <w:t>........................................................................................</w:t>
+      </w:r>
+      <w:r>
+        <w:rPr>
+          <w:rFonts w:ascii="Times New Roman" w:hAnsi="Times New Roman" w:cs="Times New Roman"/>
+        </w:rPr>
+        <w:t>10</w:t>
+      </w:r>
+    </w:p>
+    <w:p>
+      <w:pPr>
+        <w:ind w:firstLine="708"/>
+        <w:jc w:val="both"/>
+        <w:rPr>
+          <w:rFonts w:ascii="Times New Roman" w:hAnsi="Times New Roman" w:cs="Times New Roman"/>
+        </w:rPr>
+      </w:pPr>
+      <w:r>
+        <w:rPr>
+          <w:rFonts w:ascii="Times New Roman" w:hAnsi="Times New Roman" w:cs="Times New Roman"/>
+        </w:rPr>
+        <w:t>3.3 Dependence on Technology</w:t>
+      </w:r>
+      <w:r>
+        <w:rPr>
+          <w:rFonts w:ascii="Times New Roman" w:hAnsi="Times New Roman" w:cs="Times New Roman"/>
+        </w:rPr>
+        <w:t>....................................................................................</w:t>
+      </w:r>
+      <w:r>
+        <w:rPr>
+          <w:rFonts w:ascii="Times New Roman" w:hAnsi="Times New Roman" w:cs="Times New Roman"/>
+        </w:rPr>
+        <w:t>11</w:t>
+      </w:r>
+    </w:p>
+    <w:p>
+      <w:pPr>
+        <w:ind w:firstLine="708"/>
+        <w:jc w:val="both"/>
+        <w:rPr>
+          <w:rFonts w:ascii="Times New Roman" w:hAnsi="Times New Roman" w:cs="Times New Roman"/>
+        </w:rPr>
+      </w:pPr>
+      <w:r>
+        <w:rPr>
+          <w:rFonts w:ascii="Times New Roman" w:hAnsi="Times New Roman" w:cs="Times New Roman"/>
+        </w:rPr>
+        <w:t>3.4 Ethical and Social Challenges</w:t>
+      </w:r>
+      <w:r>
+        <w:rPr>
+          <w:rFonts w:ascii="Times New Roman" w:hAnsi="Times New Roman" w:cs="Times New Roman"/>
+        </w:rPr>
         <w:t>................................................................................</w:t>
       </w:r>
       <w:r>
         <w:rPr>
           <w:rFonts w:ascii="Times New Roman" w:hAnsi="Times New Roman" w:cs="Times New Roman"/>
         </w:rPr>
-        <w:t>8</w:t>
-      </w:r>
-    </w:p>
-    <w:p>
-      <w:pPr>
-        <w:rPr>
-          <w:rFonts w:ascii="Times New Roman" w:hAnsi="Times New Roman" w:cs="Times New Roman"/>
-        </w:rPr>
-      </w:pPr>
-      <w:r>
-        <w:rPr>
-          <w:rFonts w:ascii="Times New Roman" w:hAnsi="Times New Roman" w:cs="Times New Roman"/>
-        </w:rPr>
-        <w:tab/>
-        <w:t>2.6 Looking Ahead</w:t>
-      </w:r>
-      <w:r>
-        <w:rPr>
-          <w:rFonts w:ascii="Times New Roman" w:hAnsi="Times New Roman" w:cs="Times New Roman"/>
-        </w:rPr>
-        <w:t>..........................................................................................................</w:t>
-      </w:r>
-      <w:r>
-        <w:rPr>
-          <w:rFonts w:ascii="Times New Roman" w:hAnsi="Times New Roman" w:cs="Times New Roman"/>
-        </w:rPr>
-        <w:t>9</w:t>
-      </w:r>
-    </w:p>
-    <w:p>
-      <w:pPr>
-        <w:rPr>
-          <w:rFonts w:ascii="Times New Roman" w:hAnsi="Times New Roman" w:cs="Times New Roman"/>
-        </w:rPr>
-      </w:pPr>
-      <w:r>
-        <w:rPr>
-          <w:rFonts w:ascii="Times New Roman" w:hAnsi="Times New Roman" w:cs="Times New Roman"/>
-        </w:rPr>
-        <w:t>Chapter 3 – Drawbacks</w:t>
-      </w:r>
-      <w:r>
-        <w:rPr>
-          <w:rFonts w:ascii="Times New Roman" w:hAnsi="Times New Roman" w:cs="Times New Roman"/>
-        </w:rPr>
-        <w:t>.............................................................................................................</w:t>
-      </w:r>
-      <w:r>
-        <w:rPr>
-          <w:rFonts w:ascii="Times New Roman" w:hAnsi="Times New Roman" w:cs="Times New Roman"/>
-        </w:rPr>
-        <w:t>10</w:t>
-      </w:r>
-    </w:p>
-    <w:p>
-      <w:pPr>
-        <w:rPr>
-          <w:rFonts w:ascii="Times New Roman" w:hAnsi="Times New Roman" w:cs="Times New Roman"/>
-        </w:rPr>
-      </w:pPr>
-      <w:r>
-        <w:rPr>
-          <w:rFonts w:ascii="Times New Roman" w:hAnsi="Times New Roman" w:cs="Times New Roman"/>
-        </w:rPr>
-        <w:tab/>
-      </w:r>
-      <w:r>
-        <w:rPr>
-          <w:rFonts w:ascii="Times New Roman" w:hAnsi="Times New Roman" w:cs="Times New Roman"/>
-        </w:rPr>
-        <w:t>3.1 Job Loss and Economical Inequality</w:t>
-      </w:r>
-      <w:r>
-        <w:rPr>
-          <w:rFonts w:ascii="Times New Roman" w:hAnsi="Times New Roman" w:cs="Times New Roman"/>
-        </w:rPr>
-        <w:t>.......................................................................</w:t>
-      </w:r>
-      <w:r>
-        <w:rPr>
-          <w:rFonts w:ascii="Times New Roman" w:hAnsi="Times New Roman" w:cs="Times New Roman"/>
-        </w:rPr>
-        <w:t>1</w:t>
-      </w:r>
-      <w:r>
-        <w:rPr>
-          <w:rFonts w:ascii="Times New Roman" w:hAnsi="Times New Roman" w:cs="Times New Roman"/>
-        </w:rPr>
-        <w:t>0</w:t>
-      </w:r>
-    </w:p>
-    <w:p>
-      <w:pPr>
-        <w:rPr>
-          <w:rFonts w:ascii="Times New Roman" w:hAnsi="Times New Roman" w:cs="Times New Roman"/>
-        </w:rPr>
-      </w:pPr>
-      <w:r>
-        <w:rPr>
-          <w:rFonts w:ascii="Times New Roman" w:hAnsi="Times New Roman" w:cs="Times New Roman"/>
-        </w:rPr>
-        <w:tab/>
-        <w:t>3.2 Privacy and Surveillance</w:t>
-      </w:r>
-      <w:r>
-        <w:rPr>
-          <w:rFonts w:ascii="Times New Roman" w:hAnsi="Times New Roman" w:cs="Times New Roman"/>
-        </w:rPr>
-        <w:t>.........................................................................................</w:t>
-      </w:r>
-      <w:r>
-        <w:rPr>
-          <w:rFonts w:ascii="Times New Roman" w:hAnsi="Times New Roman" w:cs="Times New Roman"/>
-        </w:rPr>
-        <w:t>10</w:t>
+        <w:t>11</w:t>
       </w:r>
     </w:p>
     <w:p>
       <w:pPr>
         <w:ind w:firstLine="708"/>
-        <w:rPr>
-          <w:rFonts w:ascii="Times New Roman" w:hAnsi="Times New Roman" w:cs="Times New Roman"/>
-        </w:rPr>
-      </w:pPr>
-      <w:r>
-        <w:rPr>
-          <w:rFonts w:ascii="Times New Roman" w:hAnsi="Times New Roman" w:cs="Times New Roman"/>
-        </w:rPr>
-        <w:t>3.3 Dependence on Technology</w:t>
-      </w:r>
-      <w:r>
-        <w:rPr>
-          <w:rFonts w:ascii="Times New Roman" w:hAnsi="Times New Roman" w:cs="Times New Roman"/>
-        </w:rPr>
-        <w:t>.....................................................................................</w:t>
-      </w:r>
-      <w:r>
-        <w:rPr>
-          <w:rFonts w:ascii="Times New Roman" w:hAnsi="Times New Roman" w:cs="Times New Roman"/>
-        </w:rPr>
-        <w:t>11</w:t>
+        <w:jc w:val="both"/>
+        <w:rPr>
+          <w:rFonts w:ascii="Times New Roman" w:hAnsi="Times New Roman" w:cs="Times New Roman"/>
+        </w:rPr>
+      </w:pPr>
+      <w:r>
+        <w:rPr>
+          <w:rFonts w:ascii="Times New Roman" w:hAnsi="Times New Roman" w:cs="Times New Roman"/>
+        </w:rPr>
+        <w:t>3.5 Environmental Costs</w:t>
+      </w:r>
+      <w:r>
+        <w:rPr>
+          <w:rFonts w:ascii="Times New Roman" w:hAnsi="Times New Roman" w:cs="Times New Roman"/>
+        </w:rPr>
+        <w:t>..............................................................................................</w:t>
+      </w:r>
+      <w:r>
+        <w:rPr>
+          <w:rFonts w:ascii="Times New Roman" w:hAnsi="Times New Roman" w:cs="Times New Roman"/>
+        </w:rPr>
+        <w:t>12</w:t>
       </w:r>
     </w:p>
     <w:p>
       <w:pPr>
         <w:ind w:firstLine="708"/>
-        <w:rPr>
-          <w:rFonts w:ascii="Times New Roman" w:hAnsi="Times New Roman" w:cs="Times New Roman"/>
-        </w:rPr>
-      </w:pPr>
-      <w:r>
-        <w:rPr>
-          <w:rFonts w:ascii="Times New Roman" w:hAnsi="Times New Roman" w:cs="Times New Roman"/>
-        </w:rPr>
-        <w:t>3.4 Ethical and Social Challenges</w:t>
-      </w:r>
-      <w:r>
-        <w:rPr>
-          <w:rFonts w:ascii="Times New Roman" w:hAnsi="Times New Roman" w:cs="Times New Roman"/>
-        </w:rPr>
-        <w:t>.................................................................................</w:t>
-      </w:r>
-      <w:r>
-        <w:rPr>
-          <w:rFonts w:ascii="Times New Roman" w:hAnsi="Times New Roman" w:cs="Times New Roman"/>
-        </w:rPr>
-        <w:t>11</w:t>
-      </w:r>
-    </w:p>
-    <w:p>
-      <w:pPr>
-        <w:rPr>
-          <w:rFonts w:ascii="Times New Roman" w:hAnsi="Times New Roman" w:cs="Times New Roman"/>
-        </w:rPr>
-      </w:pPr>
-      <w:r>
-        <w:rPr>
-          <w:rFonts w:ascii="Times New Roman" w:hAnsi="Times New Roman" w:cs="Times New Roman"/>
-        </w:rPr>
-        <w:tab/>
-        <w:t>3.5 Environmental Costs</w:t>
-      </w:r>
-      <w:r>
-        <w:rPr>
-          <w:rFonts w:ascii="Times New Roman" w:hAnsi="Times New Roman" w:cs="Times New Roman"/>
-        </w:rPr>
-        <w:t>...............................................................................................</w:t>
+        <w:jc w:val="both"/>
+        <w:rPr>
+          <w:rFonts w:ascii="Times New Roman" w:hAnsi="Times New Roman" w:cs="Times New Roman"/>
+        </w:rPr>
+      </w:pPr>
+      <w:r>
+        <w:rPr>
+          <w:rFonts w:ascii="Times New Roman" w:hAnsi="Times New Roman" w:cs="Times New Roman"/>
+        </w:rPr>
+        <w:t>3.6 Looking Ahead</w:t>
+      </w:r>
+      <w:r>
+        <w:rPr>
+          <w:rFonts w:ascii="Times New Roman" w:hAnsi="Times New Roman" w:cs="Times New Roman"/>
+        </w:rPr>
+        <w:t>.......................................................................................................</w:t>
       </w:r>
       <w:r>
         <w:rPr>
@@ -914,32 +1203,7 @@
     </w:p>
     <w:p>
       <w:pPr>
-        <w:rPr>
-          <w:rFonts w:ascii="Times New Roman" w:hAnsi="Times New Roman" w:cs="Times New Roman"/>
-        </w:rPr>
-      </w:pPr>
-      <w:r>
-        <w:rPr>
-          <w:rFonts w:ascii="Times New Roman" w:hAnsi="Times New Roman" w:cs="Times New Roman"/>
-        </w:rPr>
-        <w:tab/>
-        <w:t>3.6 Looking Ahead</w:t>
-      </w:r>
-      <w:r>
-        <w:rPr>
-          <w:rFonts w:ascii="Times New Roman" w:hAnsi="Times New Roman" w:cs="Times New Roman"/>
-        </w:rPr>
-        <w:t>........................................................................................................</w:t>
-      </w:r>
-      <w:r>
-        <w:rPr>
-          <w:rFonts w:ascii="Times New Roman" w:hAnsi="Times New Roman" w:cs="Times New Roman"/>
-        </w:rPr>
-        <w:t>12</w:t>
-      </w:r>
-    </w:p>
-    <w:p>
-      <w:pPr>
+        <w:jc w:val="both"/>
         <w:rPr>
           <w:rFonts w:ascii="Times New Roman" w:hAnsi="Times New Roman" w:cs="Times New Roman"/>
         </w:rPr>
@@ -954,7 +1218,7 @@
         <w:rPr>
           <w:rFonts w:ascii="Times New Roman" w:hAnsi="Times New Roman" w:cs="Times New Roman"/>
         </w:rPr>
-        <w:t>................................................................................................................................</w:t>
+        <w:t>...............................................................................................................................</w:t>
       </w:r>
       <w:r>
         <w:rPr>
@@ -965,21 +1229,40 @@
     </w:p>
     <w:p>
       <w:pPr>
-        <w:rPr>
-          <w:rFonts w:ascii="Times New Roman" w:hAnsi="Times New Roman" w:cs="Times New Roman"/>
-        </w:rPr>
-      </w:pPr>
-      <w:r>
-        <w:rPr>
-          <w:rFonts w:ascii="Times New Roman" w:hAnsi="Times New Roman" w:cs="Times New Roman"/>
-        </w:rPr>
-        <w:t>Biography</w:t>
-      </w:r>
-      <w:r>
-        <w:rPr>
-          <w:rFonts w:ascii="Times New Roman" w:hAnsi="Times New Roman" w:cs="Times New Roman"/>
-        </w:rPr>
-        <w:t>..................................................................................................................................</w:t>
+        <w:jc w:val="both"/>
+        <w:rPr>
+          <w:rFonts w:ascii="Times New Roman" w:hAnsi="Times New Roman" w:cs="Times New Roman"/>
+        </w:rPr>
+      </w:pPr>
+      <w:r>
+        <w:rPr>
+          <w:rFonts w:ascii="Times New Roman" w:hAnsi="Times New Roman" w:cs="Times New Roman"/>
+        </w:rPr>
+        <w:t>Bi</w:t>
+      </w:r>
+      <w:r>
+        <w:rPr>
+          <w:rFonts w:ascii="Times New Roman" w:hAnsi="Times New Roman" w:cs="Times New Roman"/>
+        </w:rPr>
+        <w:t>bliography</w:t>
+      </w:r>
+      <w:r>
+        <w:rPr>
+          <w:rFonts w:ascii="Times New Roman" w:hAnsi="Times New Roman" w:cs="Times New Roman"/>
+        </w:rPr>
+        <w:t>................................................................................</w:t>
+      </w:r>
+      <w:r>
+        <w:rPr>
+          <w:rFonts w:ascii="Times New Roman" w:hAnsi="Times New Roman" w:cs="Times New Roman"/>
+        </w:rPr>
+        <w:t>.</w:t>
+      </w:r>
+      <w:r>
+        <w:rPr>
+          <w:rFonts w:ascii="Times New Roman" w:hAnsi="Times New Roman" w:cs="Times New Roman"/>
+        </w:rPr>
+        <w:t>...........................................</w:t>
       </w:r>
       <w:r>
         <w:rPr>
@@ -1222,6 +1505,15 @@
           <w:rFonts w:ascii="Times New Roman" w:hAnsi="Times New Roman" w:cs="Times New Roman"/>
         </w:rPr>
       </w:pPr>
+    </w:p>
+    <w:p>
+      <w:pPr>
+        <w:spacing w:line="360" w:lineRule="auto"/>
+        <w:jc w:val="both"/>
+        <w:rPr>
+          <w:rFonts w:ascii="Times New Roman" w:hAnsi="Times New Roman" w:cs="Times New Roman"/>
+        </w:rPr>
+      </w:pPr>
       <w:r>
         <w:rPr>
           <w:rFonts w:ascii="Times New Roman" w:hAnsi="Times New Roman" w:cs="Times New Roman"/>
@@ -1357,6 +1649,15 @@
           <w:rFonts w:ascii="Times New Roman" w:hAnsi="Times New Roman" w:cs="Times New Roman"/>
         </w:rPr>
       </w:pPr>
+    </w:p>
+    <w:p>
+      <w:pPr>
+        <w:spacing w:line="360" w:lineRule="auto"/>
+        <w:jc w:val="both"/>
+        <w:rPr>
+          <w:rFonts w:ascii="Times New Roman" w:hAnsi="Times New Roman" w:cs="Times New Roman"/>
+        </w:rPr>
+      </w:pPr>
       <w:r>
         <w:rPr>
           <w:rFonts w:ascii="Times New Roman" w:hAnsi="Times New Roman" w:cs="Times New Roman"/>
@@ -1624,6 +1925,15 @@
           <w:rFonts w:ascii="Times New Roman" w:hAnsi="Times New Roman" w:cs="Times New Roman"/>
         </w:rPr>
       </w:pPr>
+    </w:p>
+    <w:p>
+      <w:pPr>
+        <w:spacing w:line="360" w:lineRule="auto"/>
+        <w:jc w:val="both"/>
+        <w:rPr>
+          <w:rFonts w:ascii="Times New Roman" w:hAnsi="Times New Roman" w:cs="Times New Roman"/>
+        </w:rPr>
+      </w:pPr>
       <w:r>
         <w:rPr>
           <w:rFonts w:ascii="Times New Roman" w:hAnsi="Times New Roman" w:cs="Times New Roman"/>
@@ -1678,13 +1988,6 @@
         </w:rPr>
         <w:t xml:space="preserve"> yet.</w:t>
       </w:r>
-    </w:p>
-    <w:p>
-      <w:pPr>
-        <w:rPr>
-          <w:rFonts w:ascii="Times New Roman" w:hAnsi="Times New Roman" w:cs="Times New Roman"/>
-        </w:rPr>
-      </w:pPr>
       <w:r>
         <w:rPr>
           <w:rFonts w:ascii="Times New Roman" w:hAnsi="Times New Roman" w:cs="Times New Roman"/>
@@ -1766,16 +2069,43 @@
         <w:jc w:val="both"/>
         <w:rPr>
           <w:rFonts w:ascii="Times New Roman" w:hAnsi="Times New Roman" w:cs="Times New Roman"/>
+          <w:b/>
+          <w:bCs/>
         </w:rPr>
       </w:pPr>
       <w:bookmarkStart w:id="0" w:name="_Hlk219379525"/>
-      <w:r>
-        <w:rPr>
-          <w:rFonts w:ascii="Times New Roman" w:hAnsi="Times New Roman" w:cs="Times New Roman"/>
-          <w:b/>
-          <w:bCs/>
-        </w:rPr>
-        <w:t>Chapter 1 – Introduction</w:t>
+    </w:p>
+    <w:p>
+      <w:pPr>
+        <w:spacing w:line="360" w:lineRule="auto"/>
+        <w:jc w:val="both"/>
+        <w:rPr>
+          <w:rFonts w:ascii="Times New Roman" w:hAnsi="Times New Roman" w:cs="Times New Roman"/>
+        </w:rPr>
+      </w:pPr>
+      <w:r>
+        <w:rPr>
+          <w:rFonts w:ascii="Times New Roman" w:hAnsi="Times New Roman" w:cs="Times New Roman"/>
+          <w:b/>
+          <w:bCs/>
+        </w:rPr>
+        <w:t>Chapter 1</w:t>
+      </w:r>
+      <w:r>
+        <w:rPr>
+          <w:rFonts w:ascii="Times New Roman" w:hAnsi="Times New Roman" w:cs="Times New Roman"/>
+          <w:b/>
+          <w:bCs/>
+        </w:rPr>
+        <w:t>:</w:t>
+      </w:r>
+      <w:r>
+        <w:rPr>
+          <w:rFonts w:ascii="Times New Roman" w:hAnsi="Times New Roman" w:cs="Times New Roman"/>
+          <w:b/>
+          <w:bCs/>
+        </w:rPr>
+        <w:t xml:space="preserve"> Introduction</w:t>
       </w:r>
       <w:r>
         <w:rPr>
@@ -1799,13 +2129,38 @@
           <w:rFonts w:ascii="Times New Roman" w:hAnsi="Times New Roman" w:cs="Times New Roman"/>
         </w:rPr>
       </w:pPr>
-      <w:r>
-        <w:rPr>
-          <w:rFonts w:ascii="Times New Roman" w:hAnsi="Times New Roman" w:cs="Times New Roman"/>
-          <w:b/>
-          <w:bCs/>
-        </w:rPr>
-        <w:t>Chapter 2 – Benefits</w:t>
+    </w:p>
+    <w:p>
+      <w:pPr>
+        <w:spacing w:line="360" w:lineRule="auto"/>
+        <w:jc w:val="both"/>
+        <w:rPr>
+          <w:rFonts w:ascii="Times New Roman" w:hAnsi="Times New Roman" w:cs="Times New Roman"/>
+        </w:rPr>
+      </w:pPr>
+      <w:r>
+        <w:rPr>
+          <w:rFonts w:ascii="Times New Roman" w:hAnsi="Times New Roman" w:cs="Times New Roman"/>
+          <w:b/>
+          <w:bCs/>
+        </w:rPr>
+        <w:t>Chapter 2</w:t>
+      </w:r>
+      <w:r>
+        <w:rPr>
+          <w:rFonts w:ascii="Times New Roman" w:hAnsi="Times New Roman" w:cs="Times New Roman"/>
+          <w:b/>
+          <w:bCs/>
+        </w:rPr>
+        <w:t>:</w:t>
+      </w:r>
+      <w:r>
+        <w:rPr>
+          <w:rFonts w:ascii="Times New Roman" w:hAnsi="Times New Roman" w:cs="Times New Roman"/>
+          <w:b/>
+          <w:bCs/>
+        </w:rPr>
+        <w:t xml:space="preserve"> Benefits</w:t>
       </w:r>
       <w:r>
         <w:rPr>
@@ -1836,13 +2191,38 @@
           <w:rFonts w:ascii="Times New Roman" w:hAnsi="Times New Roman" w:cs="Times New Roman"/>
         </w:rPr>
       </w:pPr>
-      <w:r>
-        <w:rPr>
-          <w:rFonts w:ascii="Times New Roman" w:hAnsi="Times New Roman" w:cs="Times New Roman"/>
-          <w:b/>
-          <w:bCs/>
-        </w:rPr>
-        <w:t xml:space="preserve">Chapter 3 – </w:t>
+    </w:p>
+    <w:p>
+      <w:pPr>
+        <w:spacing w:line="360" w:lineRule="auto"/>
+        <w:jc w:val="both"/>
+        <w:rPr>
+          <w:rFonts w:ascii="Times New Roman" w:hAnsi="Times New Roman" w:cs="Times New Roman"/>
+        </w:rPr>
+      </w:pPr>
+      <w:r>
+        <w:rPr>
+          <w:rFonts w:ascii="Times New Roman" w:hAnsi="Times New Roman" w:cs="Times New Roman"/>
+          <w:b/>
+          <w:bCs/>
+        </w:rPr>
+        <w:t>Chapter 3</w:t>
+      </w:r>
+      <w:r>
+        <w:rPr>
+          <w:rFonts w:ascii="Times New Roman" w:hAnsi="Times New Roman" w:cs="Times New Roman"/>
+          <w:b/>
+          <w:bCs/>
+        </w:rPr>
+        <w:t>:</w:t>
+      </w:r>
+      <w:r>
+        <w:rPr>
+          <w:rFonts w:ascii="Times New Roman" w:hAnsi="Times New Roman" w:cs="Times New Roman"/>
+          <w:b/>
+          <w:bCs/>
+        </w:rPr>
+        <w:t xml:space="preserve"> </w:t>
       </w:r>
       <w:r>
         <w:rPr>
@@ -1906,7 +2286,27 @@
           <w:szCs w:val="32"/>
         </w:rPr>
         <w:lastRenderedPageBreak/>
-        <w:t>Chapter 1 – Introduction</w:t>
+        <w:t>Chapter 1</w:t>
+      </w:r>
+      <w:r>
+        <w:rPr>
+          <w:rFonts w:ascii="Times New Roman" w:hAnsi="Times New Roman" w:cs="Times New Roman"/>
+          <w:b/>
+          <w:bCs/>
+          <w:sz w:val="32"/>
+          <w:szCs w:val="32"/>
+        </w:rPr>
+        <w:t>:</w:t>
+      </w:r>
+      <w:r>
+        <w:rPr>
+          <w:rFonts w:ascii="Times New Roman" w:hAnsi="Times New Roman" w:cs="Times New Roman"/>
+          <w:b/>
+          <w:bCs/>
+          <w:sz w:val="32"/>
+          <w:szCs w:val="32"/>
+        </w:rPr>
+        <w:t xml:space="preserve"> Introduction</w:t>
       </w:r>
     </w:p>
     <w:p>
@@ -1966,6 +2366,15 @@
           <w:rFonts w:ascii="Times New Roman" w:hAnsi="Times New Roman" w:cs="Times New Roman"/>
         </w:rPr>
       </w:pPr>
+    </w:p>
+    <w:p>
+      <w:pPr>
+        <w:spacing w:line="360" w:lineRule="auto"/>
+        <w:jc w:val="both"/>
+        <w:rPr>
+          <w:rFonts w:ascii="Times New Roman" w:hAnsi="Times New Roman" w:cs="Times New Roman"/>
+        </w:rPr>
+      </w:pPr>
       <w:r>
         <w:rPr>
           <w:rFonts w:ascii="Times New Roman" w:hAnsi="Times New Roman" w:cs="Times New Roman"/>
@@ -1981,6 +2390,15 @@
           <w:rFonts w:ascii="Times New Roman" w:hAnsi="Times New Roman" w:cs="Times New Roman"/>
         </w:rPr>
       </w:pPr>
+    </w:p>
+    <w:p>
+      <w:pPr>
+        <w:spacing w:line="360" w:lineRule="auto"/>
+        <w:jc w:val="both"/>
+        <w:rPr>
+          <w:rFonts w:ascii="Times New Roman" w:hAnsi="Times New Roman" w:cs="Times New Roman"/>
+        </w:rPr>
+      </w:pPr>
       <w:r>
         <w:rPr>
           <w:rFonts w:ascii="Times New Roman" w:hAnsi="Times New Roman" w:cs="Times New Roman"/>
@@ -2020,88 +2438,61 @@
           <w:rFonts w:ascii="Times New Roman" w:hAnsi="Times New Roman" w:cs="Times New Roman"/>
         </w:rPr>
       </w:pPr>
+    </w:p>
+    <w:p>
+      <w:pPr>
+        <w:spacing w:line="360" w:lineRule="auto"/>
+        <w:jc w:val="both"/>
+        <w:rPr>
+          <w:rFonts w:ascii="Times New Roman" w:hAnsi="Times New Roman" w:cs="Times New Roman"/>
+        </w:rPr>
+      </w:pPr>
+      <w:r>
+        <w:rPr>
+          <w:rFonts w:ascii="Times New Roman" w:hAnsi="Times New Roman" w:cs="Times New Roman"/>
+        </w:rPr>
+        <w:t xml:space="preserve">As with all major technological revolutions, the spread of AI brings both opportunities and challenges. It promises efficiency, safety, and convenience, but it also raises important questions about privacy, employment, and the balance between human control and machine autonomy. </w:t>
+      </w:r>
+      <w:r>
+        <w:rPr>
+          <w:rFonts w:ascii="Times New Roman" w:hAnsi="Times New Roman" w:cs="Times New Roman"/>
+        </w:rPr>
+        <w:lastRenderedPageBreak/>
+        <w:t>These concerns make AI one of the most debated and influential subjects of the present time, and its role in shaping everyday life will only continue to grow in the years to come.</w:t>
+      </w:r>
+    </w:p>
+    <w:p>
+      <w:pPr>
+        <w:spacing w:line="360" w:lineRule="auto"/>
+        <w:jc w:val="both"/>
+        <w:rPr>
+          <w:rFonts w:ascii="Times New Roman" w:hAnsi="Times New Roman" w:cs="Times New Roman"/>
+        </w:rPr>
+      </w:pPr>
+    </w:p>
+    <w:p>
+      <w:pPr>
+        <w:spacing w:line="360" w:lineRule="auto"/>
+        <w:jc w:val="both"/>
+        <w:rPr>
+          <w:rFonts w:ascii="Times New Roman" w:hAnsi="Times New Roman" w:cs="Times New Roman"/>
+        </w:rPr>
+      </w:pPr>
       <w:r>
         <w:rPr>
           <w:noProof/>
         </w:rPr>
         <w:drawing>
-          <wp:anchor distT="0" distB="0" distL="114300" distR="114300" simplePos="0" relativeHeight="251659264" behindDoc="1" locked="0" layoutInCell="1" allowOverlap="1" wp14:anchorId="658D376B" wp14:editId="67EABBA6">
+          <wp:anchor distT="0" distB="0" distL="114300" distR="114300" simplePos="0" relativeHeight="251663360" behindDoc="1" locked="0" layoutInCell="1" allowOverlap="1" wp14:anchorId="205D88E4" wp14:editId="631F4C8A">
             <wp:simplePos x="0" y="0"/>
-            <wp:positionH relativeFrom="column">
-              <wp:posOffset>2852208</wp:posOffset>
+            <wp:positionH relativeFrom="margin">
+              <wp:align>center</wp:align>
             </wp:positionH>
             <wp:positionV relativeFrom="paragraph">
-              <wp:posOffset>1253279</wp:posOffset>
+              <wp:posOffset>184150</wp:posOffset>
             </wp:positionV>
-            <wp:extent cx="2552741" cy="1615440"/>
-            <wp:effectExtent l="0" t="0" r="0" b="3810"/>
-            <wp:wrapNone/>
-            <wp:docPr id="907087991" name="Picture 2" descr="Artificial intelligence (AI) vs. Computer science engineering, Which is  best? — JIET Jodhpur"/>
-            <wp:cNvGraphicFramePr>
-              <a:graphicFrameLocks xmlns:a="http://schemas.openxmlformats.org/drawingml/2006/main" noChangeAspect="1"/>
-            </wp:cNvGraphicFramePr>
-            <a:graphic xmlns:a="http://schemas.openxmlformats.org/drawingml/2006/main">
-              <a:graphicData uri="http://schemas.openxmlformats.org/drawingml/2006/picture">
-                <pic:pic xmlns:pic="http://schemas.openxmlformats.org/drawingml/2006/picture">
-                  <pic:nvPicPr>
-                    <pic:cNvPr id="0" name="Picture 3" descr="Artificial intelligence (AI) vs. Computer science engineering, Which is  best? — JIET Jodhpur"/>
-                    <pic:cNvPicPr>
-                      <a:picLocks noChangeAspect="1" noChangeArrowheads="1"/>
-                    </pic:cNvPicPr>
-                  </pic:nvPicPr>
-                  <pic:blipFill>
-                    <a:blip r:embed="rId10" cstate="print">
-                      <a:extLst>
-                        <a:ext uri="{28A0092B-C50C-407E-A947-70E740481C1C}">
-                          <a14:useLocalDpi xmlns:a14="http://schemas.microsoft.com/office/drawing/2010/main" val="0"/>
-                        </a:ext>
-                      </a:extLst>
-                    </a:blip>
-                    <a:srcRect/>
-                    <a:stretch>
-                      <a:fillRect/>
-                    </a:stretch>
-                  </pic:blipFill>
-                  <pic:spPr bwMode="auto">
-                    <a:xfrm>
-                      <a:off x="0" y="0"/>
-                      <a:ext cx="2552741" cy="1615440"/>
-                    </a:xfrm>
-                    <a:prstGeom prst="rect">
-                      <a:avLst/>
-                    </a:prstGeom>
-                    <a:noFill/>
-                    <a:ln>
-                      <a:noFill/>
-                    </a:ln>
-                  </pic:spPr>
-                </pic:pic>
-              </a:graphicData>
-            </a:graphic>
-            <wp14:sizeRelH relativeFrom="page">
-              <wp14:pctWidth>0</wp14:pctWidth>
-            </wp14:sizeRelH>
-            <wp14:sizeRelV relativeFrom="page">
-              <wp14:pctHeight>0</wp14:pctHeight>
-            </wp14:sizeRelV>
-          </wp:anchor>
-        </w:drawing>
-      </w:r>
-      <w:r>
-        <w:rPr>
-          <w:noProof/>
-        </w:rPr>
-        <w:drawing>
-          <wp:anchor distT="0" distB="0" distL="114300" distR="114300" simplePos="0" relativeHeight="251658240" behindDoc="1" locked="0" layoutInCell="1" allowOverlap="1" wp14:anchorId="73C9F2E9" wp14:editId="6B2DD371">
-            <wp:simplePos x="0" y="0"/>
-            <wp:positionH relativeFrom="margin">
-              <wp:posOffset>-288502</wp:posOffset>
-            </wp:positionH>
-            <wp:positionV relativeFrom="paragraph">
-              <wp:posOffset>1294976</wp:posOffset>
-            </wp:positionV>
-            <wp:extent cx="2921362" cy="1600200"/>
-            <wp:effectExtent l="0" t="0" r="0" b="0"/>
+            <wp:extent cx="5023338" cy="2751575"/>
+            <wp:effectExtent l="0" t="0" r="6350" b="0"/>
             <wp:wrapNone/>
             <wp:docPr id="2059681895" name="Picture 1"/>
             <wp:cNvGraphicFramePr>
@@ -2132,7 +2523,7 @@
                   <pic:spPr bwMode="auto">
                     <a:xfrm>
                       <a:off x="0" y="0"/>
-                      <a:ext cx="2921362" cy="1600200"/>
+                      <a:ext cx="5023338" cy="2751575"/>
                     </a:xfrm>
                     <a:prstGeom prst="rect">
                       <a:avLst/>
@@ -2154,981 +2545,13 @@
           </wp:anchor>
         </w:drawing>
       </w:r>
-      <w:r>
-        <w:rPr>
-          <w:rFonts w:ascii="Times New Roman" w:hAnsi="Times New Roman" w:cs="Times New Roman"/>
-        </w:rPr>
-        <w:t>As with all major technological revolutions, the spread of AI brings both opportunities and challenges. It promises efficiency, safety, and convenience, but it also raises important questions about privacy, employment, and the balance between human control and machine autonomy. These concerns make AI one of the most debated and influential subjects of the present time, and its role in shaping everyday life will only continue to grow in the years to come.</w:t>
-      </w:r>
-    </w:p>
-    <w:p>
-      <w:pPr>
-        <w:spacing w:line="360" w:lineRule="auto"/>
-        <w:jc w:val="both"/>
-        <w:rPr>
-          <w:rFonts w:ascii="Times New Roman" w:hAnsi="Times New Roman" w:cs="Times New Roman"/>
-        </w:rPr>
-      </w:pPr>
-    </w:p>
-    <w:p>
-      <w:pPr>
-        <w:rPr>
-          <w:rFonts w:ascii="Times New Roman" w:hAnsi="Times New Roman" w:cs="Times New Roman"/>
-          <w:b/>
-          <w:bCs/>
-          <w:sz w:val="32"/>
-          <w:szCs w:val="32"/>
-        </w:rPr>
-      </w:pPr>
-      <w:r>
-        <w:rPr>
-          <w:rFonts w:ascii="Times New Roman" w:hAnsi="Times New Roman" w:cs="Times New Roman"/>
-          <w:b/>
-          <w:bCs/>
-          <w:sz w:val="32"/>
-          <w:szCs w:val="32"/>
-        </w:rPr>
-        <w:br w:type="page"/>
-      </w:r>
-    </w:p>
-    <w:p>
-      <w:pPr>
-        <w:jc w:val="center"/>
-        <w:rPr>
-          <w:rFonts w:ascii="Times New Roman" w:hAnsi="Times New Roman" w:cs="Times New Roman"/>
-          <w:sz w:val="28"/>
-          <w:szCs w:val="28"/>
-        </w:rPr>
-      </w:pPr>
-      <w:r>
-        <w:rPr>
-          <w:rFonts w:ascii="Times New Roman" w:hAnsi="Times New Roman" w:cs="Times New Roman"/>
-          <w:b/>
-          <w:bCs/>
-          <w:sz w:val="32"/>
-          <w:szCs w:val="32"/>
-        </w:rPr>
-        <w:lastRenderedPageBreak/>
-        <w:t>Chapter 2 – Benefits</w:t>
-      </w:r>
-    </w:p>
-    <w:p>
-      <w:pPr>
-        <w:jc w:val="center"/>
-        <w:rPr>
-          <w:rFonts w:ascii="Times New Roman" w:hAnsi="Times New Roman" w:cs="Times New Roman"/>
-          <w:sz w:val="28"/>
-          <w:szCs w:val="28"/>
-        </w:rPr>
-      </w:pPr>
-    </w:p>
-    <w:p>
-      <w:pPr>
-        <w:jc w:val="center"/>
-        <w:rPr>
-          <w:rFonts w:ascii="Times New Roman" w:hAnsi="Times New Roman" w:cs="Times New Roman"/>
-          <w:sz w:val="28"/>
-          <w:szCs w:val="28"/>
-        </w:rPr>
-      </w:pPr>
-    </w:p>
-    <w:p>
-      <w:pPr>
-        <w:spacing w:line="360" w:lineRule="auto"/>
-        <w:rPr>
-          <w:rFonts w:ascii="Times New Roman" w:hAnsi="Times New Roman" w:cs="Times New Roman"/>
-          <w:b/>
-          <w:bCs/>
-          <w:sz w:val="28"/>
-          <w:szCs w:val="28"/>
-        </w:rPr>
-      </w:pPr>
-      <w:r>
-        <w:rPr>
-          <w:rFonts w:ascii="Times New Roman" w:hAnsi="Times New Roman" w:cs="Times New Roman"/>
-          <w:b/>
-          <w:bCs/>
-          <w:sz w:val="28"/>
-          <w:szCs w:val="28"/>
-        </w:rPr>
-        <w:t>2.1 Transforming Work Life</w:t>
-      </w:r>
-    </w:p>
-    <w:p>
-      <w:pPr>
-        <w:spacing w:line="360" w:lineRule="auto"/>
-        <w:jc w:val="both"/>
-        <w:rPr>
-          <w:rFonts w:ascii="Times New Roman" w:hAnsi="Times New Roman" w:cs="Times New Roman"/>
-          <w:b/>
-          <w:bCs/>
-          <w:sz w:val="28"/>
-          <w:szCs w:val="28"/>
-        </w:rPr>
-      </w:pPr>
-    </w:p>
-    <w:p>
-      <w:pPr>
-        <w:spacing w:line="360" w:lineRule="auto"/>
-        <w:jc w:val="both"/>
-        <w:rPr>
-          <w:rFonts w:ascii="Times New Roman" w:hAnsi="Times New Roman" w:cs="Times New Roman"/>
-        </w:rPr>
-      </w:pPr>
-      <w:r>
-        <w:rPr>
-          <w:rFonts w:ascii="Times New Roman" w:hAnsi="Times New Roman" w:cs="Times New Roman"/>
-        </w:rPr>
-        <w:t>Artificial intelligence has already begun to reshape the world of work</w:t>
-      </w:r>
-      <w:r>
-        <w:rPr>
-          <w:rFonts w:ascii="Times New Roman" w:hAnsi="Times New Roman" w:cs="Times New Roman"/>
-        </w:rPr>
-        <w:t xml:space="preserve"> force</w:t>
-      </w:r>
-      <w:r>
-        <w:rPr>
-          <w:rFonts w:ascii="Times New Roman" w:hAnsi="Times New Roman" w:cs="Times New Roman"/>
-        </w:rPr>
-        <w:t xml:space="preserve">, and its influence will only increase in the years to come. One of the most visible benefits is the automation of repetitive </w:t>
-      </w:r>
-      <w:r>
-        <w:rPr>
-          <w:rFonts w:ascii="Times New Roman" w:hAnsi="Times New Roman" w:cs="Times New Roman"/>
-        </w:rPr>
-        <w:t>or</w:t>
-      </w:r>
-      <w:r>
-        <w:rPr>
-          <w:rFonts w:ascii="Times New Roman" w:hAnsi="Times New Roman" w:cs="Times New Roman"/>
-        </w:rPr>
-        <w:t xml:space="preserve"> time-consuming tasks. Simple office duties, such as sorting emails, scheduling meetings, or analysing basic data, can now be carried out by AI-powered systems. This allows employees to focus on more creative, strategic, and meaningful aspects of their jobs. In many industries, from finance to manufacturing, this shift increases productivity while reducing human error.</w:t>
-      </w:r>
-    </w:p>
-    <w:p>
-      <w:pPr>
-        <w:spacing w:line="360" w:lineRule="auto"/>
-        <w:jc w:val="both"/>
-        <w:rPr>
-          <w:rFonts w:ascii="Times New Roman" w:hAnsi="Times New Roman" w:cs="Times New Roman"/>
-        </w:rPr>
-      </w:pPr>
-      <w:r>
-        <w:rPr>
-          <w:rFonts w:ascii="Times New Roman" w:hAnsi="Times New Roman" w:cs="Times New Roman"/>
-        </w:rPr>
-        <w:t>Another major advantage is the flexibility AI offers to workers. With the development of intelligent digital assistants, online collaboration platforms, and smart scheduling systems, remote work has become much more efficient. During the recent global health crisis, AI tools proved their value by allowing businesses to adapt quickly to remote working conditions. In the future, smart cities will support this trend even further, by providing</w:t>
-      </w:r>
-      <w:r>
-        <w:rPr>
-          <w:rFonts w:ascii="Times New Roman" w:hAnsi="Times New Roman" w:cs="Times New Roman"/>
-        </w:rPr>
-        <w:t xml:space="preserve"> more</w:t>
-      </w:r>
-      <w:r>
-        <w:rPr>
-          <w:rFonts w:ascii="Times New Roman" w:hAnsi="Times New Roman" w:cs="Times New Roman"/>
-        </w:rPr>
-        <w:t xml:space="preserve"> reliable internet infrastructure and AI-driven logistics systems that help companies operate smoothly </w:t>
-      </w:r>
-      <w:r>
-        <w:rPr>
-          <w:rFonts w:ascii="Times New Roman" w:hAnsi="Times New Roman" w:cs="Times New Roman"/>
-        </w:rPr>
-        <w:t>regardless of</w:t>
-      </w:r>
-      <w:r>
-        <w:rPr>
-          <w:rFonts w:ascii="Times New Roman" w:hAnsi="Times New Roman" w:cs="Times New Roman"/>
-        </w:rPr>
-        <w:t xml:space="preserve"> where their employees are located.</w:t>
-      </w:r>
-    </w:p>
-    <w:p>
-      <w:pPr>
-        <w:spacing w:line="360" w:lineRule="auto"/>
-        <w:jc w:val="both"/>
-        <w:rPr>
-          <w:rFonts w:ascii="Times New Roman" w:hAnsi="Times New Roman" w:cs="Times New Roman"/>
-        </w:rPr>
-      </w:pPr>
-    </w:p>
-    <w:p>
-      <w:pPr>
-        <w:spacing w:line="360" w:lineRule="auto"/>
-        <w:jc w:val="both"/>
-        <w:rPr>
-          <w:rFonts w:ascii="Times New Roman" w:hAnsi="Times New Roman" w:cs="Times New Roman"/>
-        </w:rPr>
-      </w:pPr>
-    </w:p>
-    <w:p>
-      <w:pPr>
-        <w:rPr>
-          <w:rFonts w:ascii="Times New Roman" w:hAnsi="Times New Roman" w:cs="Times New Roman"/>
-          <w:b/>
-          <w:bCs/>
-          <w:sz w:val="28"/>
-          <w:szCs w:val="28"/>
-        </w:rPr>
-      </w:pPr>
-      <w:r>
-        <w:rPr>
-          <w:rFonts w:ascii="Times New Roman" w:hAnsi="Times New Roman" w:cs="Times New Roman"/>
-          <w:b/>
-          <w:bCs/>
-          <w:sz w:val="28"/>
-          <w:szCs w:val="28"/>
-        </w:rPr>
-        <w:t>2.2 Enhancing Personal Life</w:t>
-      </w:r>
-    </w:p>
-    <w:p>
-      <w:pPr>
-        <w:jc w:val="both"/>
-        <w:rPr>
-          <w:rFonts w:ascii="Times New Roman" w:hAnsi="Times New Roman" w:cs="Times New Roman"/>
-          <w:b/>
-          <w:bCs/>
-          <w:sz w:val="28"/>
-          <w:szCs w:val="28"/>
-        </w:rPr>
-      </w:pPr>
-    </w:p>
-    <w:p>
-      <w:pPr>
-        <w:spacing w:line="360" w:lineRule="auto"/>
-        <w:jc w:val="both"/>
-        <w:rPr>
-          <w:rFonts w:ascii="Times New Roman" w:hAnsi="Times New Roman" w:cs="Times New Roman"/>
-        </w:rPr>
-      </w:pPr>
-      <w:r>
-        <w:rPr>
-          <w:rFonts w:ascii="Times New Roman" w:hAnsi="Times New Roman" w:cs="Times New Roman"/>
-        </w:rPr>
-        <w:t xml:space="preserve">AI is not limited to the professional sphere. It is also present in our private lives in ways that bring convenience, comfort, and even health benefits. Smart homes, for example, are becoming increasingly common. They use AI to regulate heating, cooling, and lighting </w:t>
-      </w:r>
-      <w:proofErr w:type="gramStart"/>
-      <w:r>
-        <w:rPr>
-          <w:rFonts w:ascii="Times New Roman" w:hAnsi="Times New Roman" w:cs="Times New Roman"/>
-        </w:rPr>
-        <w:t>in order to</w:t>
-      </w:r>
-      <w:proofErr w:type="gramEnd"/>
-      <w:r>
-        <w:rPr>
-          <w:rFonts w:ascii="Times New Roman" w:hAnsi="Times New Roman" w:cs="Times New Roman"/>
-        </w:rPr>
-        <w:t xml:space="preserve"> save energy and reduce costs.</w:t>
-      </w:r>
-      <w:r>
-        <w:rPr>
-          <w:rFonts w:ascii="Times New Roman" w:hAnsi="Times New Roman" w:cs="Times New Roman"/>
-        </w:rPr>
-        <w:t xml:space="preserve"> Furthermore,</w:t>
-      </w:r>
-      <w:r>
-        <w:rPr>
-          <w:rFonts w:ascii="Times New Roman" w:hAnsi="Times New Roman" w:cs="Times New Roman"/>
-        </w:rPr>
-        <w:t xml:space="preserve"> AI-powered security systems can recognise unusual activity and alert homeowners in real time. Even grocery shopping is being transformed, as online platforms learn individual preferences and suggest products accordingly.</w:t>
-      </w:r>
-    </w:p>
-    <w:p>
-      <w:pPr>
-        <w:spacing w:line="360" w:lineRule="auto"/>
-        <w:jc w:val="both"/>
-        <w:rPr>
-          <w:rFonts w:ascii="Times New Roman" w:hAnsi="Times New Roman" w:cs="Times New Roman"/>
-        </w:rPr>
-      </w:pPr>
-      <w:r>
-        <w:rPr>
-          <w:rFonts w:ascii="Times New Roman" w:hAnsi="Times New Roman" w:cs="Times New Roman"/>
-        </w:rPr>
-        <w:lastRenderedPageBreak/>
-        <w:t xml:space="preserve">Entertainment and communication are further examples of AI’s impact on daily life. Streaming platforms recommend films and music based on personal taste, while translation apps allow people to communicate across language barriers. </w:t>
-      </w:r>
-      <w:proofErr w:type="gramStart"/>
-      <w:r>
-        <w:rPr>
-          <w:rFonts w:ascii="Times New Roman" w:hAnsi="Times New Roman" w:cs="Times New Roman"/>
-        </w:rPr>
-        <w:t>All of</w:t>
-      </w:r>
-      <w:proofErr w:type="gramEnd"/>
-      <w:r>
-        <w:rPr>
-          <w:rFonts w:ascii="Times New Roman" w:hAnsi="Times New Roman" w:cs="Times New Roman"/>
-        </w:rPr>
-        <w:t xml:space="preserve"> these technologies bring a sense of personalisation and accessibility that was unthinkable just a few decades ago.</w:t>
-      </w:r>
-    </w:p>
-    <w:p>
-      <w:pPr>
-        <w:spacing w:line="360" w:lineRule="auto"/>
-        <w:jc w:val="both"/>
-        <w:rPr>
-          <w:rFonts w:ascii="Times New Roman" w:hAnsi="Times New Roman" w:cs="Times New Roman"/>
-        </w:rPr>
-      </w:pPr>
-    </w:p>
-    <w:p>
-      <w:pPr>
-        <w:spacing w:line="360" w:lineRule="auto"/>
-        <w:jc w:val="both"/>
-        <w:rPr>
-          <w:rFonts w:ascii="Times New Roman" w:hAnsi="Times New Roman" w:cs="Times New Roman"/>
-        </w:rPr>
-      </w:pPr>
-    </w:p>
-    <w:p>
-      <w:pPr>
-        <w:spacing w:line="360" w:lineRule="auto"/>
-        <w:jc w:val="both"/>
-        <w:rPr>
-          <w:rFonts w:ascii="Times New Roman" w:hAnsi="Times New Roman" w:cs="Times New Roman"/>
-          <w:b/>
-          <w:bCs/>
-          <w:sz w:val="28"/>
-          <w:szCs w:val="28"/>
-        </w:rPr>
-      </w:pPr>
-      <w:r>
-        <w:rPr>
-          <w:rFonts w:ascii="Times New Roman" w:hAnsi="Times New Roman" w:cs="Times New Roman"/>
-          <w:b/>
-          <w:bCs/>
-          <w:sz w:val="28"/>
-          <w:szCs w:val="28"/>
-        </w:rPr>
-        <w:t>2.3 Healthcare and Wellbeing</w:t>
-      </w:r>
-    </w:p>
-    <w:p>
-      <w:pPr>
-        <w:spacing w:line="360" w:lineRule="auto"/>
-        <w:jc w:val="both"/>
-        <w:rPr>
-          <w:rFonts w:ascii="Times New Roman" w:hAnsi="Times New Roman" w:cs="Times New Roman"/>
-          <w:b/>
-          <w:bCs/>
-          <w:sz w:val="28"/>
-          <w:szCs w:val="28"/>
-        </w:rPr>
-      </w:pPr>
-    </w:p>
-    <w:p>
-      <w:pPr>
-        <w:spacing w:line="360" w:lineRule="auto"/>
-        <w:jc w:val="both"/>
-        <w:rPr>
-          <w:rFonts w:ascii="Times New Roman" w:hAnsi="Times New Roman" w:cs="Times New Roman"/>
-        </w:rPr>
-      </w:pPr>
-      <w:r>
-        <w:rPr>
-          <w:rFonts w:ascii="Times New Roman" w:hAnsi="Times New Roman" w:cs="Times New Roman"/>
-        </w:rPr>
-        <w:t>One of AI’s clearest benefits is in the field of health. Wearable devices like smartwatches and fitness bands now monitor heart rate, sleep, activity, and other vital signs continuously, giving users insights and alerts that were previously unavailable. In many cases, AI algorithms can detect subtle patterns that hint at health problems before they become serious.</w:t>
-      </w:r>
-    </w:p>
-    <w:p>
-      <w:pPr>
-        <w:spacing w:line="360" w:lineRule="auto"/>
-        <w:jc w:val="both"/>
-        <w:rPr>
-          <w:rFonts w:ascii="Times New Roman" w:hAnsi="Times New Roman" w:cs="Times New Roman"/>
-        </w:rPr>
-      </w:pPr>
-      <w:r>
-        <w:rPr>
-          <w:rFonts w:ascii="Times New Roman" w:hAnsi="Times New Roman" w:cs="Times New Roman"/>
-        </w:rPr>
-        <w:t>In medical care, AI is helping doctors make better decisions. By analysing medical images, lab tests, and patient histories, AI systems can assist in diagnosing diseases earlier and recommending treatments tailored to each person. This means faster care, fewer errors, and a more proactive</w:t>
-      </w:r>
-      <w:r>
-        <w:rPr>
-          <w:rFonts w:ascii="Times New Roman" w:hAnsi="Times New Roman" w:cs="Times New Roman"/>
-        </w:rPr>
-        <w:t>, personalised</w:t>
-      </w:r>
-      <w:r>
-        <w:rPr>
-          <w:rFonts w:ascii="Times New Roman" w:hAnsi="Times New Roman" w:cs="Times New Roman"/>
-        </w:rPr>
-        <w:t xml:space="preserve"> health approach.</w:t>
-      </w:r>
-    </w:p>
-    <w:p>
-      <w:pPr>
-        <w:spacing w:line="360" w:lineRule="auto"/>
-        <w:jc w:val="both"/>
-        <w:rPr>
-          <w:rFonts w:ascii="Times New Roman" w:hAnsi="Times New Roman" w:cs="Times New Roman"/>
-        </w:rPr>
-      </w:pPr>
-      <w:r>
-        <w:rPr>
-          <w:rFonts w:ascii="Times New Roman" w:hAnsi="Times New Roman" w:cs="Times New Roman"/>
-        </w:rPr>
-        <w:t>These improvements do</w:t>
-      </w:r>
-      <w:r>
-        <w:rPr>
-          <w:rFonts w:ascii="Times New Roman" w:hAnsi="Times New Roman" w:cs="Times New Roman"/>
-        </w:rPr>
-        <w:t xml:space="preserve"> no</w:t>
-      </w:r>
-      <w:r>
-        <w:rPr>
-          <w:rFonts w:ascii="Times New Roman" w:hAnsi="Times New Roman" w:cs="Times New Roman"/>
-        </w:rPr>
-        <w:t xml:space="preserve">t just lengthen </w:t>
-      </w:r>
-      <w:proofErr w:type="gramStart"/>
-      <w:r>
-        <w:rPr>
-          <w:rFonts w:ascii="Times New Roman" w:hAnsi="Times New Roman" w:cs="Times New Roman"/>
-        </w:rPr>
-        <w:t>life,</w:t>
-      </w:r>
-      <w:proofErr w:type="gramEnd"/>
-      <w:r>
-        <w:rPr>
-          <w:rFonts w:ascii="Times New Roman" w:hAnsi="Times New Roman" w:cs="Times New Roman"/>
-        </w:rPr>
-        <w:t xml:space="preserve"> they also enhance daily wellbeing. People gain more control over their health, feel safer knowing risks can be spotted early, and benefit from medical care that is more responsive and precise.</w:t>
-      </w:r>
-    </w:p>
-    <w:p>
-      <w:pPr>
-        <w:spacing w:line="360" w:lineRule="auto"/>
-        <w:jc w:val="both"/>
-        <w:rPr>
-          <w:rFonts w:ascii="Times New Roman" w:hAnsi="Times New Roman" w:cs="Times New Roman"/>
-        </w:rPr>
-      </w:pPr>
-    </w:p>
-    <w:p>
-      <w:pPr>
-        <w:spacing w:line="360" w:lineRule="auto"/>
-        <w:jc w:val="both"/>
-        <w:rPr>
-          <w:rFonts w:ascii="Times New Roman" w:hAnsi="Times New Roman" w:cs="Times New Roman"/>
-        </w:rPr>
-      </w:pPr>
-    </w:p>
-    <w:p>
-      <w:pPr>
-        <w:rPr>
-          <w:rFonts w:ascii="Times New Roman" w:hAnsi="Times New Roman" w:cs="Times New Roman"/>
-          <w:b/>
-          <w:bCs/>
-          <w:sz w:val="28"/>
-          <w:szCs w:val="28"/>
-        </w:rPr>
-      </w:pPr>
-      <w:r>
-        <w:rPr>
-          <w:rFonts w:ascii="Times New Roman" w:hAnsi="Times New Roman" w:cs="Times New Roman"/>
-          <w:b/>
-          <w:bCs/>
-          <w:sz w:val="28"/>
-          <w:szCs w:val="28"/>
-        </w:rPr>
-        <w:t>2.</w:t>
-      </w:r>
-      <w:r>
-        <w:rPr>
-          <w:rFonts w:ascii="Times New Roman" w:hAnsi="Times New Roman" w:cs="Times New Roman"/>
-          <w:b/>
-          <w:bCs/>
-          <w:sz w:val="28"/>
-          <w:szCs w:val="28"/>
-        </w:rPr>
-        <w:t>4</w:t>
-      </w:r>
-      <w:r>
-        <w:rPr>
-          <w:rFonts w:ascii="Times New Roman" w:hAnsi="Times New Roman" w:cs="Times New Roman"/>
-          <w:b/>
-          <w:bCs/>
-          <w:sz w:val="28"/>
-          <w:szCs w:val="28"/>
-        </w:rPr>
-        <w:t xml:space="preserve"> Smart Cities and Urban Living</w:t>
-      </w:r>
-    </w:p>
-    <w:p>
-      <w:pPr>
-        <w:jc w:val="both"/>
-        <w:rPr>
-          <w:rFonts w:ascii="Times New Roman" w:hAnsi="Times New Roman" w:cs="Times New Roman"/>
-          <w:b/>
-          <w:bCs/>
-          <w:sz w:val="28"/>
-          <w:szCs w:val="28"/>
-        </w:rPr>
-      </w:pPr>
-    </w:p>
-    <w:p>
-      <w:pPr>
-        <w:spacing w:line="360" w:lineRule="auto"/>
-        <w:jc w:val="both"/>
-        <w:rPr>
-          <w:rFonts w:ascii="Times New Roman" w:hAnsi="Times New Roman" w:cs="Times New Roman"/>
-        </w:rPr>
-      </w:pPr>
-      <w:r>
-        <w:rPr>
-          <w:rFonts w:ascii="Times New Roman" w:hAnsi="Times New Roman" w:cs="Times New Roman"/>
-        </w:rPr>
-        <w:t xml:space="preserve">Perhaps one of the most ambitious and fascinating applications of artificial intelligence is the development of smart cities. These cities use AI and digital technologies to manage resources more efficiently and to create safer, cleaner, and more </w:t>
-      </w:r>
-      <w:r>
-        <w:rPr>
-          <w:rFonts w:ascii="Times New Roman" w:hAnsi="Times New Roman" w:cs="Times New Roman"/>
-        </w:rPr>
-        <w:t>enjoyable</w:t>
-      </w:r>
-      <w:r>
-        <w:rPr>
-          <w:rFonts w:ascii="Times New Roman" w:hAnsi="Times New Roman" w:cs="Times New Roman"/>
-        </w:rPr>
-        <w:t xml:space="preserve"> urban environments.</w:t>
-      </w:r>
-    </w:p>
-    <w:p>
-      <w:pPr>
-        <w:spacing w:line="360" w:lineRule="auto"/>
-        <w:jc w:val="both"/>
-        <w:rPr>
-          <w:rFonts w:ascii="Times New Roman" w:hAnsi="Times New Roman" w:cs="Times New Roman"/>
-        </w:rPr>
-      </w:pPr>
-      <w:r>
-        <w:rPr>
-          <w:rFonts w:ascii="Times New Roman" w:hAnsi="Times New Roman" w:cs="Times New Roman"/>
-        </w:rPr>
-        <w:t xml:space="preserve">Transportation is one of the areas where smart cities can offer the greatest benefits. AI-powered traffic systems </w:t>
-      </w:r>
-      <w:proofErr w:type="gramStart"/>
-      <w:r>
-        <w:rPr>
-          <w:rFonts w:ascii="Times New Roman" w:hAnsi="Times New Roman" w:cs="Times New Roman"/>
-        </w:rPr>
-        <w:t>are able to</w:t>
-      </w:r>
-      <w:proofErr w:type="gramEnd"/>
-      <w:r>
-        <w:rPr>
-          <w:rFonts w:ascii="Times New Roman" w:hAnsi="Times New Roman" w:cs="Times New Roman"/>
-        </w:rPr>
-        <w:t xml:space="preserve"> analyse data</w:t>
-      </w:r>
-      <w:r>
-        <w:rPr>
-          <w:rFonts w:ascii="Times New Roman" w:hAnsi="Times New Roman" w:cs="Times New Roman"/>
-        </w:rPr>
-        <w:t xml:space="preserve"> in real time</w:t>
-      </w:r>
-      <w:r>
-        <w:rPr>
-          <w:rFonts w:ascii="Times New Roman" w:hAnsi="Times New Roman" w:cs="Times New Roman"/>
-        </w:rPr>
-        <w:t xml:space="preserve"> and adjust traffic lights to reduce congestion. Self-driving buses and taxis are already being tested in several cities, offering more efficient </w:t>
-      </w:r>
-      <w:r>
-        <w:rPr>
-          <w:rFonts w:ascii="Times New Roman" w:hAnsi="Times New Roman" w:cs="Times New Roman"/>
-        </w:rPr>
-        <w:lastRenderedPageBreak/>
-        <w:t>ways of moving</w:t>
-      </w:r>
-      <w:r>
-        <w:rPr>
-          <w:rFonts w:ascii="Times New Roman" w:hAnsi="Times New Roman" w:cs="Times New Roman"/>
-        </w:rPr>
-        <w:t xml:space="preserve"> for</w:t>
-      </w:r>
-      <w:r>
-        <w:rPr>
-          <w:rFonts w:ascii="Times New Roman" w:hAnsi="Times New Roman" w:cs="Times New Roman"/>
-        </w:rPr>
-        <w:t xml:space="preserve"> people. These changes could lead to shorter commutes, less stress, and reduced pollution.</w:t>
-      </w:r>
-      <w:r>
-        <w:rPr>
-          <w:rFonts w:ascii="Times New Roman" w:hAnsi="Times New Roman" w:cs="Times New Roman"/>
-        </w:rPr>
-        <w:t xml:space="preserve"> A traffic system in which the participants</w:t>
-      </w:r>
-      <w:r>
-        <w:rPr>
-          <w:rFonts w:ascii="Times New Roman" w:hAnsi="Times New Roman" w:cs="Times New Roman"/>
-        </w:rPr>
-        <w:t xml:space="preserve"> (self-driving vehicles)</w:t>
-      </w:r>
-      <w:r>
-        <w:rPr>
-          <w:rFonts w:ascii="Times New Roman" w:hAnsi="Times New Roman" w:cs="Times New Roman"/>
-        </w:rPr>
-        <w:t xml:space="preserve"> all </w:t>
-      </w:r>
-      <w:r>
-        <w:rPr>
-          <w:rFonts w:ascii="Times New Roman" w:hAnsi="Times New Roman" w:cs="Times New Roman"/>
-        </w:rPr>
-        <w:t>have</w:t>
-      </w:r>
-      <w:r>
-        <w:rPr>
-          <w:rFonts w:ascii="Times New Roman" w:hAnsi="Times New Roman" w:cs="Times New Roman"/>
-        </w:rPr>
-        <w:t xml:space="preserve"> information about each other,</w:t>
-      </w:r>
-      <w:r>
-        <w:rPr>
-          <w:rFonts w:ascii="Times New Roman" w:hAnsi="Times New Roman" w:cs="Times New Roman"/>
-        </w:rPr>
-        <w:t xml:space="preserve"> know</w:t>
-      </w:r>
-      <w:r>
-        <w:rPr>
-          <w:rFonts w:ascii="Times New Roman" w:hAnsi="Times New Roman" w:cs="Times New Roman"/>
-        </w:rPr>
-        <w:t xml:space="preserve"> when the lights are going to change</w:t>
-      </w:r>
-      <w:r>
-        <w:rPr>
-          <w:rFonts w:ascii="Times New Roman" w:hAnsi="Times New Roman" w:cs="Times New Roman"/>
-        </w:rPr>
-        <w:t xml:space="preserve"> and</w:t>
-      </w:r>
-      <w:r>
-        <w:rPr>
-          <w:rFonts w:ascii="Times New Roman" w:hAnsi="Times New Roman" w:cs="Times New Roman"/>
-        </w:rPr>
-        <w:t xml:space="preserve"> can</w:t>
-      </w:r>
-      <w:r>
-        <w:rPr>
-          <w:rFonts w:ascii="Times New Roman" w:hAnsi="Times New Roman" w:cs="Times New Roman"/>
-        </w:rPr>
-        <w:t xml:space="preserve"> </w:t>
-      </w:r>
-      <w:r>
-        <w:rPr>
-          <w:rFonts w:ascii="Times New Roman" w:hAnsi="Times New Roman" w:cs="Times New Roman"/>
-        </w:rPr>
-        <w:t xml:space="preserve">adapt their </w:t>
-      </w:r>
-      <w:proofErr w:type="gramStart"/>
-      <w:r>
-        <w:rPr>
-          <w:rFonts w:ascii="Times New Roman" w:hAnsi="Times New Roman" w:cs="Times New Roman"/>
-        </w:rPr>
-        <w:t>speed</w:t>
-      </w:r>
-      <w:proofErr w:type="gramEnd"/>
-      <w:r>
-        <w:rPr>
-          <w:rFonts w:ascii="Times New Roman" w:hAnsi="Times New Roman" w:cs="Times New Roman"/>
-        </w:rPr>
-        <w:t xml:space="preserve"> accordingly</w:t>
-      </w:r>
-      <w:r>
-        <w:rPr>
-          <w:rFonts w:ascii="Times New Roman" w:hAnsi="Times New Roman" w:cs="Times New Roman"/>
-        </w:rPr>
-        <w:t xml:space="preserve">, </w:t>
-      </w:r>
-      <w:r>
-        <w:rPr>
-          <w:rFonts w:ascii="Times New Roman" w:hAnsi="Times New Roman" w:cs="Times New Roman"/>
-        </w:rPr>
-        <w:t>will</w:t>
-      </w:r>
-      <w:r>
-        <w:rPr>
-          <w:rFonts w:ascii="Times New Roman" w:hAnsi="Times New Roman" w:cs="Times New Roman"/>
-        </w:rPr>
-        <w:t xml:space="preserve"> reduce time spent in congestions significantly.</w:t>
-      </w:r>
-    </w:p>
-    <w:p>
-      <w:pPr>
-        <w:spacing w:line="360" w:lineRule="auto"/>
-        <w:jc w:val="both"/>
-        <w:rPr>
-          <w:rFonts w:ascii="Times New Roman" w:hAnsi="Times New Roman" w:cs="Times New Roman"/>
-        </w:rPr>
-      </w:pPr>
-      <w:r>
-        <w:rPr>
-          <w:rFonts w:ascii="Times New Roman" w:hAnsi="Times New Roman" w:cs="Times New Roman"/>
-        </w:rPr>
-        <w:t>Energy and environmental management are also central to the concept of smart cities. With the help of AI, electricity grids can predict demand and avoid blackouts, while smart meters in households encourage residents to reduce unnecessary consumption.</w:t>
-      </w:r>
-      <w:r>
-        <w:rPr>
-          <w:rFonts w:ascii="Times New Roman" w:hAnsi="Times New Roman" w:cs="Times New Roman"/>
-        </w:rPr>
-        <w:t xml:space="preserve"> Moreover,</w:t>
-      </w:r>
-      <w:r>
-        <w:rPr>
-          <w:rFonts w:ascii="Times New Roman" w:hAnsi="Times New Roman" w:cs="Times New Roman"/>
-        </w:rPr>
-        <w:t xml:space="preserve"> </w:t>
-      </w:r>
-      <w:r>
-        <w:rPr>
-          <w:rFonts w:ascii="Times New Roman" w:hAnsi="Times New Roman" w:cs="Times New Roman"/>
-        </w:rPr>
-        <w:t>w</w:t>
-      </w:r>
-      <w:r>
-        <w:rPr>
-          <w:rFonts w:ascii="Times New Roman" w:hAnsi="Times New Roman" w:cs="Times New Roman"/>
-        </w:rPr>
-        <w:t>aste management is being improved by AI systems that predict collection needs and optimise recycling processes. All of this contributes to more sustainable cities and a healthier environment.</w:t>
-      </w:r>
-    </w:p>
-    <w:p>
-      <w:pPr>
-        <w:spacing w:line="360" w:lineRule="auto"/>
-        <w:jc w:val="both"/>
-        <w:rPr>
-          <w:rFonts w:ascii="Times New Roman" w:hAnsi="Times New Roman" w:cs="Times New Roman"/>
-        </w:rPr>
-      </w:pPr>
-      <w:r>
-        <w:rPr>
-          <w:rFonts w:ascii="Times New Roman" w:hAnsi="Times New Roman" w:cs="Times New Roman"/>
-        </w:rPr>
-        <w:t>Public safety is another benefit. AI-supported surveillance and emergency systems can detect unusual patterns and alert authorities more quickly than human observers could. Although this raises ethical debates, the advantage is clear when it comes to preventing accidents, responding to natural disasters, or detecting crimes.</w:t>
-      </w:r>
-    </w:p>
-    <w:p>
-      <w:pPr>
-        <w:spacing w:line="360" w:lineRule="auto"/>
-        <w:jc w:val="both"/>
-        <w:rPr>
-          <w:rFonts w:ascii="Times New Roman" w:hAnsi="Times New Roman" w:cs="Times New Roman"/>
-        </w:rPr>
-      </w:pPr>
-      <w:r>
-        <w:rPr>
-          <w:rFonts w:ascii="Times New Roman" w:hAnsi="Times New Roman" w:cs="Times New Roman"/>
-        </w:rPr>
-        <w:t>Cities like London and New York are already experimenting with AI solutions to improve transport and reduce pollution, while Singapore has become a global example of how AI can make urban life more efficient and comfortable. In these cases, AI is not just a technological tool but a force that changes the very way citizens interact with their environment.</w:t>
-      </w:r>
-    </w:p>
-    <w:p>
-      <w:pPr>
-        <w:spacing w:line="360" w:lineRule="auto"/>
-        <w:jc w:val="both"/>
-        <w:rPr>
-          <w:rFonts w:ascii="Times New Roman" w:hAnsi="Times New Roman" w:cs="Times New Roman"/>
-        </w:rPr>
-      </w:pPr>
-    </w:p>
-    <w:p>
-      <w:pPr>
-        <w:spacing w:line="360" w:lineRule="auto"/>
-        <w:jc w:val="both"/>
-        <w:rPr>
-          <w:rFonts w:ascii="Times New Roman" w:hAnsi="Times New Roman" w:cs="Times New Roman"/>
-        </w:rPr>
-      </w:pPr>
-    </w:p>
-    <w:p>
-      <w:pPr>
-        <w:rPr>
-          <w:rFonts w:ascii="Times New Roman" w:hAnsi="Times New Roman" w:cs="Times New Roman"/>
-          <w:b/>
-          <w:bCs/>
-          <w:sz w:val="28"/>
-          <w:szCs w:val="28"/>
-        </w:rPr>
-      </w:pPr>
-      <w:r>
-        <w:rPr>
-          <w:rFonts w:ascii="Times New Roman" w:hAnsi="Times New Roman" w:cs="Times New Roman"/>
-          <w:b/>
-          <w:bCs/>
-          <w:sz w:val="28"/>
-          <w:szCs w:val="28"/>
-        </w:rPr>
-        <w:t>2.</w:t>
-      </w:r>
-      <w:r>
-        <w:rPr>
-          <w:rFonts w:ascii="Times New Roman" w:hAnsi="Times New Roman" w:cs="Times New Roman"/>
-          <w:b/>
-          <w:bCs/>
-          <w:sz w:val="28"/>
-          <w:szCs w:val="28"/>
-        </w:rPr>
-        <w:t>5</w:t>
-      </w:r>
-      <w:r>
-        <w:rPr>
-          <w:rFonts w:ascii="Times New Roman" w:hAnsi="Times New Roman" w:cs="Times New Roman"/>
-          <w:b/>
-          <w:bCs/>
-          <w:sz w:val="28"/>
-          <w:szCs w:val="28"/>
-        </w:rPr>
-        <w:t xml:space="preserve"> Benefits for Society as a Whole</w:t>
-      </w:r>
-    </w:p>
-    <w:p>
-      <w:pPr>
-        <w:jc w:val="both"/>
-        <w:rPr>
-          <w:rFonts w:ascii="Times New Roman" w:hAnsi="Times New Roman" w:cs="Times New Roman"/>
-          <w:b/>
-          <w:bCs/>
-          <w:sz w:val="28"/>
-          <w:szCs w:val="28"/>
-        </w:rPr>
-      </w:pPr>
-    </w:p>
-    <w:p>
-      <w:pPr>
-        <w:spacing w:line="360" w:lineRule="auto"/>
-        <w:jc w:val="both"/>
-        <w:rPr>
-          <w:rFonts w:ascii="Times New Roman" w:hAnsi="Times New Roman" w:cs="Times New Roman"/>
-        </w:rPr>
-      </w:pPr>
-      <w:r>
-        <w:rPr>
-          <w:rFonts w:ascii="Times New Roman" w:hAnsi="Times New Roman" w:cs="Times New Roman"/>
-        </w:rPr>
-        <w:t>Beyond individual advantages, AI also offers important benefits to society. In education, intelligent tutoring systems adapt to each student’s learning pace, making knowledge more accessible and effective. For people with disabilities, AI-powered tools such as voice recognition, text-to-speech software, and navigation aids provide greater independence and inclusion.</w:t>
-      </w:r>
-    </w:p>
-    <w:p>
-      <w:pPr>
-        <w:spacing w:line="360" w:lineRule="auto"/>
-        <w:jc w:val="both"/>
-        <w:rPr>
-          <w:rFonts w:ascii="Times New Roman" w:hAnsi="Times New Roman" w:cs="Times New Roman"/>
-        </w:rPr>
-      </w:pPr>
-      <w:r>
-        <w:rPr>
-          <w:rFonts w:ascii="Times New Roman" w:hAnsi="Times New Roman" w:cs="Times New Roman"/>
-        </w:rPr>
-        <w:t xml:space="preserve">In English-speaking countries, these benefits are closely tied to cultural values. In the United States, the emphasis often lies on innovation, speed, and convenience, which is reflected in the rapid adoption of AI for business and lifestyle. In the United Kingdom, the focus tends to be on </w:t>
-      </w:r>
-      <w:r>
-        <w:rPr>
-          <w:rFonts w:ascii="Times New Roman" w:hAnsi="Times New Roman" w:cs="Times New Roman"/>
-        </w:rPr>
-        <w:lastRenderedPageBreak/>
-        <w:t>sustainability and public welfare, so AI is often seen as a tool to improve healthcare, reduce pollution, and strengthen community life. These cultural differences show that AI is not only a technical development, but also a reflection of the priorities of the societies that adopt it.</w:t>
-      </w:r>
-    </w:p>
-    <w:p>
-      <w:pPr>
-        <w:spacing w:line="360" w:lineRule="auto"/>
-        <w:jc w:val="both"/>
-        <w:rPr>
-          <w:rFonts w:ascii="Times New Roman" w:hAnsi="Times New Roman" w:cs="Times New Roman"/>
-        </w:rPr>
-      </w:pPr>
-    </w:p>
-    <w:p>
-      <w:pPr>
-        <w:spacing w:line="360" w:lineRule="auto"/>
-        <w:jc w:val="both"/>
-        <w:rPr>
-          <w:rFonts w:ascii="Times New Roman" w:hAnsi="Times New Roman" w:cs="Times New Roman"/>
-        </w:rPr>
-      </w:pPr>
-    </w:p>
-    <w:p>
-      <w:pPr>
-        <w:rPr>
-          <w:rFonts w:ascii="Times New Roman" w:hAnsi="Times New Roman" w:cs="Times New Roman"/>
-          <w:b/>
-          <w:bCs/>
-          <w:sz w:val="28"/>
-          <w:szCs w:val="28"/>
-        </w:rPr>
-      </w:pPr>
-      <w:r>
-        <w:rPr>
-          <w:rFonts w:ascii="Times New Roman" w:hAnsi="Times New Roman" w:cs="Times New Roman"/>
-          <w:b/>
-          <w:bCs/>
-          <w:sz w:val="28"/>
-          <w:szCs w:val="28"/>
-        </w:rPr>
-        <w:t>2.</w:t>
-      </w:r>
-      <w:r>
-        <w:rPr>
-          <w:rFonts w:ascii="Times New Roman" w:hAnsi="Times New Roman" w:cs="Times New Roman"/>
-          <w:b/>
-          <w:bCs/>
-          <w:sz w:val="28"/>
-          <w:szCs w:val="28"/>
-        </w:rPr>
-        <w:t>6</w:t>
-      </w:r>
-      <w:r>
-        <w:rPr>
-          <w:rFonts w:ascii="Times New Roman" w:hAnsi="Times New Roman" w:cs="Times New Roman"/>
-          <w:b/>
-          <w:bCs/>
-          <w:sz w:val="28"/>
-          <w:szCs w:val="28"/>
-        </w:rPr>
-        <w:t xml:space="preserve"> Looking Ahead</w:t>
-      </w:r>
-    </w:p>
-    <w:p>
-      <w:pPr>
-        <w:jc w:val="both"/>
-        <w:rPr>
-          <w:rFonts w:ascii="Times New Roman" w:hAnsi="Times New Roman" w:cs="Times New Roman"/>
-          <w:b/>
-          <w:bCs/>
-          <w:sz w:val="28"/>
-          <w:szCs w:val="28"/>
-        </w:rPr>
-      </w:pPr>
-    </w:p>
-    <w:p>
-      <w:pPr>
-        <w:spacing w:line="360" w:lineRule="auto"/>
-        <w:jc w:val="both"/>
-        <w:rPr>
-          <w:rFonts w:ascii="Times New Roman" w:hAnsi="Times New Roman" w:cs="Times New Roman"/>
-        </w:rPr>
-      </w:pPr>
-      <w:r>
-        <w:rPr>
-          <w:rFonts w:ascii="Times New Roman" w:hAnsi="Times New Roman" w:cs="Times New Roman"/>
-        </w:rPr>
-        <w:t>The benefits of artificial intelligence are vast and diverse, and they are already transforming the way we live. From workplaces that are becoming more efficient, to homes that are smarter, to cities that are cleaner and safer, AI is a driving force of change. It offers the promise of a future where daily life is easier, healthier, and more connected. As these technologies continue to develop, we can expect even more improvements in areas such as transport, education, and personal wellbeing. However, this future will depend on how responsibly AI is designed and used, reminding us that progress must always be accompanied by careful and thoughtful choices.</w:t>
-      </w:r>
-    </w:p>
-    <w:p>
-      <w:pPr>
-        <w:spacing w:line="360" w:lineRule="auto"/>
-        <w:jc w:val="both"/>
-        <w:rPr>
-          <w:rFonts w:ascii="Times New Roman" w:hAnsi="Times New Roman" w:cs="Times New Roman"/>
+    </w:p>
+    <w:p>
+      <w:pPr>
+        <w:rPr>
+          <w:rFonts w:ascii="Times New Roman" w:hAnsi="Times New Roman" w:cs="Times New Roman"/>
+          <w:sz w:val="28"/>
+          <w:szCs w:val="28"/>
         </w:rPr>
       </w:pPr>
       <w:r>
@@ -3136,18 +2559,18 @@
           <w:noProof/>
         </w:rPr>
         <w:drawing>
-          <wp:anchor distT="0" distB="0" distL="114300" distR="114300" simplePos="0" relativeHeight="251660288" behindDoc="1" locked="0" layoutInCell="1" allowOverlap="1" wp14:anchorId="239085BE" wp14:editId="50CE75D0">
+          <wp:anchor distT="0" distB="0" distL="114300" distR="114300" simplePos="0" relativeHeight="251665408" behindDoc="1" locked="0" layoutInCell="1" allowOverlap="1" wp14:anchorId="7A33C6F2" wp14:editId="1B6E96E4">
             <wp:simplePos x="0" y="0"/>
             <wp:positionH relativeFrom="margin">
-              <wp:align>left</wp:align>
+              <wp:align>center</wp:align>
             </wp:positionH>
             <wp:positionV relativeFrom="paragraph">
-              <wp:posOffset>187960</wp:posOffset>
+              <wp:posOffset>3119560</wp:posOffset>
             </wp:positionV>
-            <wp:extent cx="5760720" cy="3840480"/>
-            <wp:effectExtent l="0" t="0" r="0" b="7620"/>
+            <wp:extent cx="5011615" cy="3171478"/>
+            <wp:effectExtent l="0" t="0" r="0" b="0"/>
             <wp:wrapNone/>
-            <wp:docPr id="1217834032" name="Picture 1" descr="The Smart Cities Of The Future: 5 Ways Technology Is Transforming Our Cities  | Bernard Marr"/>
+            <wp:docPr id="907087991" name="Picture 2" descr="Artificial intelligence (AI) vs. Computer science engineering, Which is  best? — JIET Jodhpur"/>
             <wp:cNvGraphicFramePr>
               <a:graphicFrameLocks xmlns:a="http://schemas.openxmlformats.org/drawingml/2006/main" noChangeAspect="1"/>
             </wp:cNvGraphicFramePr>
@@ -3155,13 +2578,13 @@
               <a:graphicData uri="http://schemas.openxmlformats.org/drawingml/2006/picture">
                 <pic:pic xmlns:pic="http://schemas.openxmlformats.org/drawingml/2006/picture">
                   <pic:nvPicPr>
-                    <pic:cNvPr id="0" name="Picture 1" descr="The Smart Cities Of The Future: 5 Ways Technology Is Transforming Our Cities  | Bernard Marr"/>
+                    <pic:cNvPr id="0" name="Picture 3" descr="Artificial intelligence (AI) vs. Computer science engineering, Which is  best? — JIET Jodhpur"/>
                     <pic:cNvPicPr>
                       <a:picLocks noChangeAspect="1" noChangeArrowheads="1"/>
                     </pic:cNvPicPr>
                   </pic:nvPicPr>
                   <pic:blipFill>
-                    <a:blip r:embed="rId12">
+                    <a:blip r:embed="rId12" cstate="print">
                       <a:extLst>
                         <a:ext uri="{28A0092B-C50C-407E-A947-70E740481C1C}">
                           <a14:useLocalDpi xmlns:a14="http://schemas.microsoft.com/office/drawing/2010/main" val="0"/>
@@ -3176,7 +2599,7 @@
                   <pic:spPr bwMode="auto">
                     <a:xfrm>
                       <a:off x="0" y="0"/>
-                      <a:ext cx="5760720" cy="3840480"/>
+                      <a:ext cx="5011615" cy="3171478"/>
                     </a:xfrm>
                     <a:prstGeom prst="rect">
                       <a:avLst/>
@@ -3198,113 +2621,7 @@
           </wp:anchor>
         </w:drawing>
       </w:r>
-    </w:p>
-    <w:p>
-      <w:pPr>
-        <w:spacing w:line="360" w:lineRule="auto"/>
-        <w:jc w:val="both"/>
-        <w:rPr>
-          <w:rFonts w:ascii="Times New Roman" w:hAnsi="Times New Roman" w:cs="Times New Roman"/>
-        </w:rPr>
-      </w:pPr>
-    </w:p>
-    <w:p>
-      <w:pPr>
-        <w:spacing w:line="360" w:lineRule="auto"/>
-        <w:jc w:val="both"/>
-        <w:rPr>
-          <w:rFonts w:ascii="Times New Roman" w:hAnsi="Times New Roman" w:cs="Times New Roman"/>
-        </w:rPr>
-      </w:pPr>
-    </w:p>
-    <w:p>
-      <w:pPr>
-        <w:spacing w:line="360" w:lineRule="auto"/>
-        <w:jc w:val="both"/>
-        <w:rPr>
-          <w:rFonts w:ascii="Times New Roman" w:hAnsi="Times New Roman" w:cs="Times New Roman"/>
-        </w:rPr>
-      </w:pPr>
-    </w:p>
-    <w:p>
-      <w:pPr>
-        <w:spacing w:line="360" w:lineRule="auto"/>
-        <w:jc w:val="both"/>
-        <w:rPr>
-          <w:rFonts w:ascii="Times New Roman" w:hAnsi="Times New Roman" w:cs="Times New Roman"/>
-        </w:rPr>
-      </w:pPr>
-    </w:p>
-    <w:p>
-      <w:pPr>
-        <w:spacing w:line="360" w:lineRule="auto"/>
-        <w:jc w:val="both"/>
-        <w:rPr>
-          <w:rFonts w:ascii="Times New Roman" w:hAnsi="Times New Roman" w:cs="Times New Roman"/>
-        </w:rPr>
-      </w:pPr>
-    </w:p>
-    <w:p>
-      <w:pPr>
-        <w:spacing w:line="360" w:lineRule="auto"/>
-        <w:jc w:val="both"/>
-        <w:rPr>
-          <w:rFonts w:ascii="Times New Roman" w:hAnsi="Times New Roman" w:cs="Times New Roman"/>
-        </w:rPr>
-      </w:pPr>
-    </w:p>
-    <w:p>
-      <w:pPr>
-        <w:spacing w:line="360" w:lineRule="auto"/>
-        <w:jc w:val="both"/>
-        <w:rPr>
-          <w:rFonts w:ascii="Times New Roman" w:hAnsi="Times New Roman" w:cs="Times New Roman"/>
-        </w:rPr>
-      </w:pPr>
-    </w:p>
-    <w:p>
-      <w:pPr>
-        <w:spacing w:line="360" w:lineRule="auto"/>
-        <w:jc w:val="both"/>
-        <w:rPr>
-          <w:rFonts w:ascii="Times New Roman" w:hAnsi="Times New Roman" w:cs="Times New Roman"/>
-        </w:rPr>
-      </w:pPr>
-    </w:p>
-    <w:p>
-      <w:pPr>
-        <w:spacing w:line="360" w:lineRule="auto"/>
-        <w:jc w:val="both"/>
-        <w:rPr>
-          <w:rFonts w:ascii="Times New Roman" w:hAnsi="Times New Roman" w:cs="Times New Roman"/>
-        </w:rPr>
-      </w:pPr>
-    </w:p>
-    <w:p>
-      <w:pPr>
-        <w:spacing w:line="360" w:lineRule="auto"/>
-        <w:jc w:val="both"/>
-        <w:rPr>
-          <w:rFonts w:ascii="Times New Roman" w:hAnsi="Times New Roman" w:cs="Times New Roman"/>
-        </w:rPr>
-      </w:pPr>
-    </w:p>
-    <w:p>
-      <w:pPr>
-        <w:rPr>
-          <w:rFonts w:ascii="Times New Roman" w:hAnsi="Times New Roman" w:cs="Times New Roman"/>
-        </w:rPr>
-      </w:pPr>
-      <w:r>
-        <w:rPr>
-          <w:rFonts w:ascii="Times New Roman" w:hAnsi="Times New Roman" w:cs="Times New Roman"/>
-        </w:rPr>
-        <w:br w:type="page"/>
-      </w:r>
-    </w:p>
-    <w:p>
-      <w:pPr>
-        <w:jc w:val="center"/>
+      <w:r>
         <w:rPr>
           <w:rFonts w:ascii="Times New Roman" w:hAnsi="Times New Roman" w:cs="Times New Roman"/>
           <w:b/>
@@ -3312,7 +2629,8 @@
           <w:sz w:val="32"/>
           <w:szCs w:val="32"/>
         </w:rPr>
-      </w:pPr>
+        <w:br w:type="page"/>
+      </w:r>
       <w:r>
         <w:rPr>
           <w:rFonts w:ascii="Times New Roman" w:hAnsi="Times New Roman" w:cs="Times New Roman"/>
@@ -3322,12 +2640,9 @@
           <w:szCs w:val="32"/>
         </w:rPr>
         <w:lastRenderedPageBreak/>
-        <w:t>Chapter 3 – Drawbacks</w:t>
-      </w:r>
-    </w:p>
-    <w:p>
-      <w:pPr>
-        <w:jc w:val="center"/>
+        <w:t>Chapter 2</w:t>
+      </w:r>
+      <w:r>
         <w:rPr>
           <w:rFonts w:ascii="Times New Roman" w:hAnsi="Times New Roman" w:cs="Times New Roman"/>
           <w:b/>
@@ -3335,11 +2650,9 @@
           <w:sz w:val="32"/>
           <w:szCs w:val="32"/>
         </w:rPr>
-      </w:pPr>
-    </w:p>
-    <w:p>
-      <w:pPr>
-        <w:jc w:val="center"/>
+        <w:t>:</w:t>
+      </w:r>
+      <w:r>
         <w:rPr>
           <w:rFonts w:ascii="Times New Roman" w:hAnsi="Times New Roman" w:cs="Times New Roman"/>
           <w:b/>
@@ -3347,104 +2660,1067 @@
           <w:sz w:val="32"/>
           <w:szCs w:val="32"/>
         </w:rPr>
-      </w:pPr>
-    </w:p>
-    <w:p>
-      <w:pPr>
-        <w:spacing w:line="360" w:lineRule="auto"/>
-        <w:rPr>
-          <w:rFonts w:ascii="Times New Roman" w:hAnsi="Times New Roman" w:cs="Times New Roman"/>
-          <w:b/>
-          <w:bCs/>
-          <w:sz w:val="28"/>
-          <w:szCs w:val="28"/>
-        </w:rPr>
-      </w:pPr>
-      <w:r>
-        <w:rPr>
-          <w:rFonts w:ascii="Times New Roman" w:hAnsi="Times New Roman" w:cs="Times New Roman"/>
-          <w:b/>
-          <w:bCs/>
-          <w:sz w:val="28"/>
-          <w:szCs w:val="28"/>
-        </w:rPr>
-        <w:t>3.1 Job Loss and Economic</w:t>
-      </w:r>
-      <w:r>
-        <w:rPr>
-          <w:rFonts w:ascii="Times New Roman" w:hAnsi="Times New Roman" w:cs="Times New Roman"/>
-          <w:b/>
-          <w:bCs/>
-          <w:sz w:val="28"/>
-          <w:szCs w:val="28"/>
-        </w:rPr>
-        <w:t>al</w:t>
-      </w:r>
-      <w:r>
-        <w:rPr>
-          <w:rFonts w:ascii="Times New Roman" w:hAnsi="Times New Roman" w:cs="Times New Roman"/>
-          <w:b/>
-          <w:bCs/>
-          <w:sz w:val="28"/>
-          <w:szCs w:val="28"/>
-        </w:rPr>
-        <w:t xml:space="preserve"> Inequality</w:t>
-      </w:r>
-    </w:p>
-    <w:p>
-      <w:pPr>
-        <w:spacing w:line="360" w:lineRule="auto"/>
-        <w:rPr>
-          <w:rFonts w:ascii="Times New Roman" w:hAnsi="Times New Roman" w:cs="Times New Roman"/>
-          <w:b/>
-          <w:bCs/>
-          <w:sz w:val="28"/>
-          <w:szCs w:val="28"/>
-        </w:rPr>
-      </w:pPr>
-    </w:p>
-    <w:p>
-      <w:pPr>
-        <w:spacing w:line="360" w:lineRule="auto"/>
-        <w:jc w:val="both"/>
-        <w:rPr>
-          <w:rFonts w:ascii="Times New Roman" w:hAnsi="Times New Roman" w:cs="Times New Roman"/>
-        </w:rPr>
-      </w:pPr>
-      <w:r>
-        <w:rPr>
-          <w:rFonts w:ascii="Times New Roman" w:hAnsi="Times New Roman" w:cs="Times New Roman"/>
-        </w:rPr>
-        <w:t>While artificial intelligence offers efficiency and progress, it also creates fear about the future of work. Machines and algorithms can now perform many tasks once done by humans — from driving vehicles to managing office paperwork. This automation often increases productivity but can also lead to job losses, especially in industries such as manufacturing, transport, and customer service. Some experts believe that new jobs will eventually appear, but they may require skills that many people do not yet have.</w:t>
-      </w:r>
-    </w:p>
-    <w:p>
-      <w:pPr>
-        <w:spacing w:line="360" w:lineRule="auto"/>
-        <w:jc w:val="both"/>
-        <w:rPr>
-          <w:rFonts w:ascii="Times New Roman" w:hAnsi="Times New Roman" w:cs="Times New Roman"/>
-        </w:rPr>
-      </w:pPr>
-      <w:r>
-        <w:rPr>
-          <w:rFonts w:ascii="Times New Roman" w:hAnsi="Times New Roman" w:cs="Times New Roman"/>
-        </w:rPr>
-        <w:t>Another concern is inequality. Large technology companies that develop AI systems hold enormous amounts of data and resources, which gives them economic power over smaller businesses and ordinary workers. This could create a world where wealth and opportunity are concentrated in the hands of a few, while others are left behind. Governments and educational institutions are therefore under pressure to retrain workers and ensure that the benefits of AI are shared more fairly across society.</w:t>
-      </w:r>
-    </w:p>
-    <w:p>
-      <w:pPr>
-        <w:spacing w:line="360" w:lineRule="auto"/>
-        <w:jc w:val="both"/>
-        <w:rPr>
-          <w:rFonts w:ascii="Times New Roman" w:hAnsi="Times New Roman" w:cs="Times New Roman"/>
-        </w:rPr>
-      </w:pPr>
-    </w:p>
-    <w:p>
-      <w:pPr>
-        <w:jc w:val="both"/>
+        <w:t xml:space="preserve"> Benefits</w:t>
+      </w:r>
+    </w:p>
+    <w:p>
+      <w:pPr>
+        <w:jc w:val="center"/>
+        <w:rPr>
+          <w:rFonts w:ascii="Times New Roman" w:hAnsi="Times New Roman" w:cs="Times New Roman"/>
+          <w:sz w:val="28"/>
+          <w:szCs w:val="28"/>
+        </w:rPr>
+      </w:pPr>
+    </w:p>
+    <w:p>
+      <w:pPr>
+        <w:jc w:val="center"/>
+        <w:rPr>
+          <w:rFonts w:ascii="Times New Roman" w:hAnsi="Times New Roman" w:cs="Times New Roman"/>
+          <w:sz w:val="28"/>
+          <w:szCs w:val="28"/>
+        </w:rPr>
+      </w:pPr>
+    </w:p>
+    <w:p>
+      <w:pPr>
+        <w:spacing w:line="360" w:lineRule="auto"/>
+        <w:rPr>
+          <w:rFonts w:ascii="Times New Roman" w:hAnsi="Times New Roman" w:cs="Times New Roman"/>
+          <w:b/>
+          <w:bCs/>
+          <w:sz w:val="28"/>
+          <w:szCs w:val="28"/>
+        </w:rPr>
+      </w:pPr>
+      <w:r>
+        <w:rPr>
+          <w:rFonts w:ascii="Times New Roman" w:hAnsi="Times New Roman" w:cs="Times New Roman"/>
+          <w:b/>
+          <w:bCs/>
+          <w:sz w:val="28"/>
+          <w:szCs w:val="28"/>
+        </w:rPr>
+        <w:t>2.1 Transforming Work Life</w:t>
+      </w:r>
+    </w:p>
+    <w:p>
+      <w:pPr>
+        <w:spacing w:line="360" w:lineRule="auto"/>
+        <w:jc w:val="both"/>
+        <w:rPr>
+          <w:rFonts w:ascii="Times New Roman" w:hAnsi="Times New Roman" w:cs="Times New Roman"/>
+          <w:b/>
+          <w:bCs/>
+          <w:sz w:val="28"/>
+          <w:szCs w:val="28"/>
+        </w:rPr>
+      </w:pPr>
+    </w:p>
+    <w:p>
+      <w:pPr>
+        <w:spacing w:line="360" w:lineRule="auto"/>
+        <w:jc w:val="both"/>
+        <w:rPr>
+          <w:rFonts w:ascii="Times New Roman" w:hAnsi="Times New Roman" w:cs="Times New Roman"/>
+        </w:rPr>
+      </w:pPr>
+      <w:r>
+        <w:rPr>
+          <w:rFonts w:ascii="Times New Roman" w:hAnsi="Times New Roman" w:cs="Times New Roman"/>
+        </w:rPr>
+        <w:t>Artificial intelligence has already begun to reshape the world of work</w:t>
+      </w:r>
+      <w:r>
+        <w:rPr>
+          <w:rFonts w:ascii="Times New Roman" w:hAnsi="Times New Roman" w:cs="Times New Roman"/>
+        </w:rPr>
+        <w:t xml:space="preserve"> force</w:t>
+      </w:r>
+      <w:r>
+        <w:rPr>
+          <w:rFonts w:ascii="Times New Roman" w:hAnsi="Times New Roman" w:cs="Times New Roman"/>
+        </w:rPr>
+        <w:t xml:space="preserve">, and its influence will only increase in the years to come. One of the most visible benefits is the automation of repetitive </w:t>
+      </w:r>
+      <w:r>
+        <w:rPr>
+          <w:rFonts w:ascii="Times New Roman" w:hAnsi="Times New Roman" w:cs="Times New Roman"/>
+        </w:rPr>
+        <w:t>or</w:t>
+      </w:r>
+      <w:r>
+        <w:rPr>
+          <w:rFonts w:ascii="Times New Roman" w:hAnsi="Times New Roman" w:cs="Times New Roman"/>
+        </w:rPr>
+        <w:t xml:space="preserve"> time-consuming tasks. Simple office duties, such as sorting emails, scheduling meetings, or analysing basic data, can now be carried out by AI-powered systems. This allows employees to focus on more creative, strategic, and meaningful aspects of their jobs. In many industries, from finance to manufacturing, this shift increases productivity while reducing human error.</w:t>
+      </w:r>
+    </w:p>
+    <w:p>
+      <w:pPr>
+        <w:spacing w:line="360" w:lineRule="auto"/>
+        <w:jc w:val="both"/>
+        <w:rPr>
+          <w:rFonts w:ascii="Times New Roman" w:hAnsi="Times New Roman" w:cs="Times New Roman"/>
+        </w:rPr>
+      </w:pPr>
+    </w:p>
+    <w:p>
+      <w:pPr>
+        <w:spacing w:line="360" w:lineRule="auto"/>
+        <w:jc w:val="both"/>
+        <w:rPr>
+          <w:rFonts w:ascii="Times New Roman" w:hAnsi="Times New Roman" w:cs="Times New Roman"/>
+        </w:rPr>
+      </w:pPr>
+      <w:r>
+        <w:rPr>
+          <w:rFonts w:ascii="Times New Roman" w:hAnsi="Times New Roman" w:cs="Times New Roman"/>
+        </w:rPr>
+        <w:t>Another major advantage is the flexibility AI offers to workers. With the development of intelligent digital assistants, online collaboration platforms, and smart scheduling systems, remote work has become much more efficient. During the recent global health crisis, AI tools proved their value by allowing businesses to adapt quickly to remote working conditions. In the future, smart cities will support this trend even further, by providing</w:t>
+      </w:r>
+      <w:r>
+        <w:rPr>
+          <w:rFonts w:ascii="Times New Roman" w:hAnsi="Times New Roman" w:cs="Times New Roman"/>
+        </w:rPr>
+        <w:t xml:space="preserve"> more</w:t>
+      </w:r>
+      <w:r>
+        <w:rPr>
+          <w:rFonts w:ascii="Times New Roman" w:hAnsi="Times New Roman" w:cs="Times New Roman"/>
+        </w:rPr>
+        <w:t xml:space="preserve"> reliable internet infrastructure and AI-driven logistics systems that help companies operate smoothly </w:t>
+      </w:r>
+      <w:r>
+        <w:rPr>
+          <w:rFonts w:ascii="Times New Roman" w:hAnsi="Times New Roman" w:cs="Times New Roman"/>
+        </w:rPr>
+        <w:t>regardless of</w:t>
+      </w:r>
+      <w:r>
+        <w:rPr>
+          <w:rFonts w:ascii="Times New Roman" w:hAnsi="Times New Roman" w:cs="Times New Roman"/>
+        </w:rPr>
+        <w:t xml:space="preserve"> where their employees are located.</w:t>
+      </w:r>
+    </w:p>
+    <w:p>
+      <w:pPr>
+        <w:spacing w:line="360" w:lineRule="auto"/>
+        <w:jc w:val="both"/>
+        <w:rPr>
+          <w:rFonts w:ascii="Times New Roman" w:hAnsi="Times New Roman" w:cs="Times New Roman"/>
+        </w:rPr>
+      </w:pPr>
+    </w:p>
+    <w:p>
+      <w:pPr>
+        <w:spacing w:line="360" w:lineRule="auto"/>
+        <w:jc w:val="both"/>
+        <w:rPr>
+          <w:rFonts w:ascii="Times New Roman" w:hAnsi="Times New Roman" w:cs="Times New Roman"/>
+        </w:rPr>
+      </w:pPr>
+    </w:p>
+    <w:p>
+      <w:pPr>
+        <w:rPr>
+          <w:rFonts w:ascii="Times New Roman" w:hAnsi="Times New Roman" w:cs="Times New Roman"/>
+          <w:b/>
+          <w:bCs/>
+          <w:sz w:val="28"/>
+          <w:szCs w:val="28"/>
+        </w:rPr>
+      </w:pPr>
+      <w:r>
+        <w:rPr>
+          <w:rFonts w:ascii="Times New Roman" w:hAnsi="Times New Roman" w:cs="Times New Roman"/>
+          <w:b/>
+          <w:bCs/>
+          <w:sz w:val="28"/>
+          <w:szCs w:val="28"/>
+        </w:rPr>
+        <w:t>2.2 Enhancing Personal Life</w:t>
+      </w:r>
+    </w:p>
+    <w:p>
+      <w:pPr>
+        <w:jc w:val="both"/>
+        <w:rPr>
+          <w:rFonts w:ascii="Times New Roman" w:hAnsi="Times New Roman" w:cs="Times New Roman"/>
+          <w:b/>
+          <w:bCs/>
+          <w:sz w:val="28"/>
+          <w:szCs w:val="28"/>
+        </w:rPr>
+      </w:pPr>
+    </w:p>
+    <w:p>
+      <w:pPr>
+        <w:spacing w:line="360" w:lineRule="auto"/>
+        <w:jc w:val="both"/>
+        <w:rPr>
+          <w:rFonts w:ascii="Times New Roman" w:hAnsi="Times New Roman" w:cs="Times New Roman"/>
+        </w:rPr>
+      </w:pPr>
+      <w:r>
+        <w:rPr>
+          <w:rFonts w:ascii="Times New Roman" w:hAnsi="Times New Roman" w:cs="Times New Roman"/>
+        </w:rPr>
+        <w:t xml:space="preserve">AI is not limited to the professional sphere. It is also present in our private lives in ways that bring convenience, comfort, and even health benefits. Smart homes, for example, are becoming increasingly common. They use AI to regulate heating, cooling, and lighting </w:t>
+      </w:r>
+      <w:proofErr w:type="gramStart"/>
+      <w:r>
+        <w:rPr>
+          <w:rFonts w:ascii="Times New Roman" w:hAnsi="Times New Roman" w:cs="Times New Roman"/>
+        </w:rPr>
+        <w:t>in order to</w:t>
+      </w:r>
+      <w:proofErr w:type="gramEnd"/>
+      <w:r>
+        <w:rPr>
+          <w:rFonts w:ascii="Times New Roman" w:hAnsi="Times New Roman" w:cs="Times New Roman"/>
+        </w:rPr>
+        <w:t xml:space="preserve"> save energy and reduce costs.</w:t>
+      </w:r>
+      <w:r>
+        <w:rPr>
+          <w:rFonts w:ascii="Times New Roman" w:hAnsi="Times New Roman" w:cs="Times New Roman"/>
+        </w:rPr>
+        <w:t xml:space="preserve"> Furthermore,</w:t>
+      </w:r>
+      <w:r>
+        <w:rPr>
+          <w:rFonts w:ascii="Times New Roman" w:hAnsi="Times New Roman" w:cs="Times New Roman"/>
+        </w:rPr>
+        <w:t xml:space="preserve"> AI-powered security systems can recognise unusual </w:t>
+      </w:r>
+      <w:r>
+        <w:rPr>
+          <w:rFonts w:ascii="Times New Roman" w:hAnsi="Times New Roman" w:cs="Times New Roman"/>
+        </w:rPr>
+        <w:lastRenderedPageBreak/>
+        <w:t>activity and alert homeowners in real time. Even grocery shopping is being transformed, as online platforms learn individual preferences and suggest products accordingly.</w:t>
+      </w:r>
+    </w:p>
+    <w:p>
+      <w:pPr>
+        <w:spacing w:line="360" w:lineRule="auto"/>
+        <w:jc w:val="both"/>
+        <w:rPr>
+          <w:rFonts w:ascii="Times New Roman" w:hAnsi="Times New Roman" w:cs="Times New Roman"/>
+        </w:rPr>
+      </w:pPr>
+    </w:p>
+    <w:p>
+      <w:pPr>
+        <w:spacing w:line="360" w:lineRule="auto"/>
+        <w:jc w:val="both"/>
+        <w:rPr>
+          <w:rFonts w:ascii="Times New Roman" w:hAnsi="Times New Roman" w:cs="Times New Roman"/>
+        </w:rPr>
+      </w:pPr>
+      <w:r>
+        <w:rPr>
+          <w:rFonts w:ascii="Times New Roman" w:hAnsi="Times New Roman" w:cs="Times New Roman"/>
+        </w:rPr>
+        <w:t xml:space="preserve">Entertainment and communication are further examples of AI’s impact on daily life. Streaming platforms recommend films and music based on personal taste, while translation apps allow people to communicate across language barriers. </w:t>
+      </w:r>
+      <w:proofErr w:type="gramStart"/>
+      <w:r>
+        <w:rPr>
+          <w:rFonts w:ascii="Times New Roman" w:hAnsi="Times New Roman" w:cs="Times New Roman"/>
+        </w:rPr>
+        <w:t>All of</w:t>
+      </w:r>
+      <w:proofErr w:type="gramEnd"/>
+      <w:r>
+        <w:rPr>
+          <w:rFonts w:ascii="Times New Roman" w:hAnsi="Times New Roman" w:cs="Times New Roman"/>
+        </w:rPr>
+        <w:t xml:space="preserve"> these technologies bring a sense of personalisation and accessibility that was unthinkable just a few decades ago.</w:t>
+      </w:r>
+    </w:p>
+    <w:p>
+      <w:pPr>
+        <w:spacing w:line="360" w:lineRule="auto"/>
+        <w:jc w:val="both"/>
+        <w:rPr>
+          <w:rFonts w:ascii="Times New Roman" w:hAnsi="Times New Roman" w:cs="Times New Roman"/>
+        </w:rPr>
+      </w:pPr>
+    </w:p>
+    <w:p>
+      <w:pPr>
+        <w:spacing w:line="360" w:lineRule="auto"/>
+        <w:jc w:val="both"/>
+        <w:rPr>
+          <w:rFonts w:ascii="Times New Roman" w:hAnsi="Times New Roman" w:cs="Times New Roman"/>
+        </w:rPr>
+      </w:pPr>
+    </w:p>
+    <w:p>
+      <w:pPr>
+        <w:spacing w:line="360" w:lineRule="auto"/>
+        <w:jc w:val="both"/>
+        <w:rPr>
+          <w:rFonts w:ascii="Times New Roman" w:hAnsi="Times New Roman" w:cs="Times New Roman"/>
+          <w:b/>
+          <w:bCs/>
+          <w:sz w:val="28"/>
+          <w:szCs w:val="28"/>
+        </w:rPr>
+      </w:pPr>
+      <w:r>
+        <w:rPr>
+          <w:rFonts w:ascii="Times New Roman" w:hAnsi="Times New Roman" w:cs="Times New Roman"/>
+          <w:b/>
+          <w:bCs/>
+          <w:sz w:val="28"/>
+          <w:szCs w:val="28"/>
+        </w:rPr>
+        <w:t>2.3 Healthcare and Wellbeing</w:t>
+      </w:r>
+    </w:p>
+    <w:p>
+      <w:pPr>
+        <w:spacing w:line="360" w:lineRule="auto"/>
+        <w:jc w:val="both"/>
+        <w:rPr>
+          <w:rFonts w:ascii="Times New Roman" w:hAnsi="Times New Roman" w:cs="Times New Roman"/>
+          <w:b/>
+          <w:bCs/>
+          <w:sz w:val="28"/>
+          <w:szCs w:val="28"/>
+        </w:rPr>
+      </w:pPr>
+    </w:p>
+    <w:p>
+      <w:pPr>
+        <w:spacing w:line="360" w:lineRule="auto"/>
+        <w:jc w:val="both"/>
+        <w:rPr>
+          <w:rFonts w:ascii="Times New Roman" w:hAnsi="Times New Roman" w:cs="Times New Roman"/>
+        </w:rPr>
+      </w:pPr>
+      <w:r>
+        <w:rPr>
+          <w:rFonts w:ascii="Times New Roman" w:hAnsi="Times New Roman" w:cs="Times New Roman"/>
+        </w:rPr>
+        <w:t>One of AI’s clearest benefits is in the field of health. Wearable devices like smartwatches and fitness bands now monitor heart rate, sleep, activity, and other vital signs continuously, giving users insights and alerts that were previously unavailable. In many cases, AI algorithms can detect subtle patterns that hint at health problems before they become serious.</w:t>
+      </w:r>
+    </w:p>
+    <w:p>
+      <w:pPr>
+        <w:spacing w:line="360" w:lineRule="auto"/>
+        <w:jc w:val="both"/>
+        <w:rPr>
+          <w:rFonts w:ascii="Times New Roman" w:hAnsi="Times New Roman" w:cs="Times New Roman"/>
+        </w:rPr>
+      </w:pPr>
+    </w:p>
+    <w:p>
+      <w:pPr>
+        <w:spacing w:line="360" w:lineRule="auto"/>
+        <w:jc w:val="both"/>
+        <w:rPr>
+          <w:rFonts w:ascii="Times New Roman" w:hAnsi="Times New Roman" w:cs="Times New Roman"/>
+        </w:rPr>
+      </w:pPr>
+      <w:r>
+        <w:rPr>
+          <w:rFonts w:ascii="Times New Roman" w:hAnsi="Times New Roman" w:cs="Times New Roman"/>
+        </w:rPr>
+        <w:t>In medical care, AI is helping doctors make better decisions. By analysing medical images, lab tests, and patient histories, AI systems can assist in diagnosing diseases earlier and recommending treatments tailored to each person. This means faster care, fewer errors, and a more proactive</w:t>
+      </w:r>
+      <w:r>
+        <w:rPr>
+          <w:rFonts w:ascii="Times New Roman" w:hAnsi="Times New Roman" w:cs="Times New Roman"/>
+        </w:rPr>
+        <w:t>, personalised</w:t>
+      </w:r>
+      <w:r>
+        <w:rPr>
+          <w:rFonts w:ascii="Times New Roman" w:hAnsi="Times New Roman" w:cs="Times New Roman"/>
+        </w:rPr>
+        <w:t xml:space="preserve"> health approach.</w:t>
+      </w:r>
+    </w:p>
+    <w:p>
+      <w:pPr>
+        <w:spacing w:line="360" w:lineRule="auto"/>
+        <w:jc w:val="both"/>
+        <w:rPr>
+          <w:rFonts w:ascii="Times New Roman" w:hAnsi="Times New Roman" w:cs="Times New Roman"/>
+        </w:rPr>
+      </w:pPr>
+    </w:p>
+    <w:p>
+      <w:pPr>
+        <w:spacing w:line="360" w:lineRule="auto"/>
+        <w:jc w:val="both"/>
+        <w:rPr>
+          <w:rFonts w:ascii="Times New Roman" w:hAnsi="Times New Roman" w:cs="Times New Roman"/>
+        </w:rPr>
+      </w:pPr>
+      <w:r>
+        <w:rPr>
+          <w:rFonts w:ascii="Times New Roman" w:hAnsi="Times New Roman" w:cs="Times New Roman"/>
+        </w:rPr>
+        <w:t>These improvements do</w:t>
+      </w:r>
+      <w:r>
+        <w:rPr>
+          <w:rFonts w:ascii="Times New Roman" w:hAnsi="Times New Roman" w:cs="Times New Roman"/>
+        </w:rPr>
+        <w:t xml:space="preserve"> no</w:t>
+      </w:r>
+      <w:r>
+        <w:rPr>
+          <w:rFonts w:ascii="Times New Roman" w:hAnsi="Times New Roman" w:cs="Times New Roman"/>
+        </w:rPr>
+        <w:t xml:space="preserve">t just lengthen </w:t>
+      </w:r>
+      <w:proofErr w:type="gramStart"/>
+      <w:r>
+        <w:rPr>
+          <w:rFonts w:ascii="Times New Roman" w:hAnsi="Times New Roman" w:cs="Times New Roman"/>
+        </w:rPr>
+        <w:t>life,</w:t>
+      </w:r>
+      <w:proofErr w:type="gramEnd"/>
+      <w:r>
+        <w:rPr>
+          <w:rFonts w:ascii="Times New Roman" w:hAnsi="Times New Roman" w:cs="Times New Roman"/>
+        </w:rPr>
+        <w:t xml:space="preserve"> they also enhance daily wellbeing. People gain more control over their health, feel safer knowing risks can be spotted early, and benefit from medical care that is more responsive and precise.</w:t>
+      </w:r>
+    </w:p>
+    <w:p>
+      <w:pPr>
+        <w:rPr>
+          <w:rFonts w:ascii="Times New Roman" w:hAnsi="Times New Roman" w:cs="Times New Roman"/>
+        </w:rPr>
+      </w:pPr>
+      <w:r>
+        <w:rPr>
+          <w:rFonts w:ascii="Times New Roman" w:hAnsi="Times New Roman" w:cs="Times New Roman"/>
+        </w:rPr>
+        <w:br w:type="page"/>
+      </w:r>
+    </w:p>
+    <w:p>
+      <w:pPr>
+        <w:rPr>
+          <w:rFonts w:ascii="Times New Roman" w:hAnsi="Times New Roman" w:cs="Times New Roman"/>
+          <w:b/>
+          <w:bCs/>
+          <w:sz w:val="28"/>
+          <w:szCs w:val="28"/>
+        </w:rPr>
+      </w:pPr>
+      <w:r>
+        <w:rPr>
+          <w:rFonts w:ascii="Times New Roman" w:hAnsi="Times New Roman" w:cs="Times New Roman"/>
+          <w:b/>
+          <w:bCs/>
+          <w:sz w:val="28"/>
+          <w:szCs w:val="28"/>
+        </w:rPr>
+        <w:lastRenderedPageBreak/>
+        <w:t>2.</w:t>
+      </w:r>
+      <w:r>
+        <w:rPr>
+          <w:rFonts w:ascii="Times New Roman" w:hAnsi="Times New Roman" w:cs="Times New Roman"/>
+          <w:b/>
+          <w:bCs/>
+          <w:sz w:val="28"/>
+          <w:szCs w:val="28"/>
+        </w:rPr>
+        <w:t>4</w:t>
+      </w:r>
+      <w:r>
+        <w:rPr>
+          <w:rFonts w:ascii="Times New Roman" w:hAnsi="Times New Roman" w:cs="Times New Roman"/>
+          <w:b/>
+          <w:bCs/>
+          <w:sz w:val="28"/>
+          <w:szCs w:val="28"/>
+        </w:rPr>
+        <w:t xml:space="preserve"> Smart Cities and Urban Living</w:t>
+      </w:r>
+    </w:p>
+    <w:p>
+      <w:pPr>
+        <w:jc w:val="both"/>
+        <w:rPr>
+          <w:rFonts w:ascii="Times New Roman" w:hAnsi="Times New Roman" w:cs="Times New Roman"/>
+          <w:b/>
+          <w:bCs/>
+          <w:sz w:val="28"/>
+          <w:szCs w:val="28"/>
+        </w:rPr>
+      </w:pPr>
+    </w:p>
+    <w:p>
+      <w:pPr>
+        <w:spacing w:line="360" w:lineRule="auto"/>
+        <w:jc w:val="both"/>
+        <w:rPr>
+          <w:rFonts w:ascii="Times New Roman" w:hAnsi="Times New Roman" w:cs="Times New Roman"/>
+        </w:rPr>
+      </w:pPr>
+      <w:r>
+        <w:rPr>
+          <w:rFonts w:ascii="Times New Roman" w:hAnsi="Times New Roman" w:cs="Times New Roman"/>
+        </w:rPr>
+        <w:t xml:space="preserve">Perhaps one of the most ambitious and fascinating applications of artificial intelligence is the development of smart cities. These cities use AI and digital technologies to manage resources more efficiently and to create safer, cleaner, and more </w:t>
+      </w:r>
+      <w:r>
+        <w:rPr>
+          <w:rFonts w:ascii="Times New Roman" w:hAnsi="Times New Roman" w:cs="Times New Roman"/>
+        </w:rPr>
+        <w:t>enjoyable</w:t>
+      </w:r>
+      <w:r>
+        <w:rPr>
+          <w:rFonts w:ascii="Times New Roman" w:hAnsi="Times New Roman" w:cs="Times New Roman"/>
+        </w:rPr>
+        <w:t xml:space="preserve"> urban environments.</w:t>
+      </w:r>
+    </w:p>
+    <w:p>
+      <w:pPr>
+        <w:spacing w:line="360" w:lineRule="auto"/>
+        <w:jc w:val="both"/>
+        <w:rPr>
+          <w:rFonts w:ascii="Times New Roman" w:hAnsi="Times New Roman" w:cs="Times New Roman"/>
+        </w:rPr>
+      </w:pPr>
+    </w:p>
+    <w:p>
+      <w:pPr>
+        <w:spacing w:line="360" w:lineRule="auto"/>
+        <w:jc w:val="both"/>
+        <w:rPr>
+          <w:rFonts w:ascii="Times New Roman" w:hAnsi="Times New Roman" w:cs="Times New Roman"/>
+        </w:rPr>
+      </w:pPr>
+      <w:r>
+        <w:rPr>
+          <w:rFonts w:ascii="Times New Roman" w:hAnsi="Times New Roman" w:cs="Times New Roman"/>
+        </w:rPr>
+        <w:t xml:space="preserve">Transportation is one of the areas where smart cities can offer the greatest benefits. AI-powered traffic systems </w:t>
+      </w:r>
+      <w:proofErr w:type="gramStart"/>
+      <w:r>
+        <w:rPr>
+          <w:rFonts w:ascii="Times New Roman" w:hAnsi="Times New Roman" w:cs="Times New Roman"/>
+        </w:rPr>
+        <w:t>are able to</w:t>
+      </w:r>
+      <w:proofErr w:type="gramEnd"/>
+      <w:r>
+        <w:rPr>
+          <w:rFonts w:ascii="Times New Roman" w:hAnsi="Times New Roman" w:cs="Times New Roman"/>
+        </w:rPr>
+        <w:t xml:space="preserve"> analyse data</w:t>
+      </w:r>
+      <w:r>
+        <w:rPr>
+          <w:rFonts w:ascii="Times New Roman" w:hAnsi="Times New Roman" w:cs="Times New Roman"/>
+        </w:rPr>
+        <w:t xml:space="preserve"> in real time</w:t>
+      </w:r>
+      <w:r>
+        <w:rPr>
+          <w:rFonts w:ascii="Times New Roman" w:hAnsi="Times New Roman" w:cs="Times New Roman"/>
+        </w:rPr>
+        <w:t xml:space="preserve"> and adjust traffic lights to reduce congestion. Self-driving buses and taxis are already being tested in several cities, offering more efficient ways of moving</w:t>
+      </w:r>
+      <w:r>
+        <w:rPr>
+          <w:rFonts w:ascii="Times New Roman" w:hAnsi="Times New Roman" w:cs="Times New Roman"/>
+        </w:rPr>
+        <w:t xml:space="preserve"> for</w:t>
+      </w:r>
+      <w:r>
+        <w:rPr>
+          <w:rFonts w:ascii="Times New Roman" w:hAnsi="Times New Roman" w:cs="Times New Roman"/>
+        </w:rPr>
+        <w:t xml:space="preserve"> people. These changes could lead to shorter commutes, less stress, and reduced pollution.</w:t>
+      </w:r>
+      <w:r>
+        <w:rPr>
+          <w:rFonts w:ascii="Times New Roman" w:hAnsi="Times New Roman" w:cs="Times New Roman"/>
+        </w:rPr>
+        <w:t xml:space="preserve"> A traffic system in which the participants</w:t>
+      </w:r>
+      <w:r>
+        <w:rPr>
+          <w:rFonts w:ascii="Times New Roman" w:hAnsi="Times New Roman" w:cs="Times New Roman"/>
+        </w:rPr>
+        <w:t xml:space="preserve"> (self-driving vehicles)</w:t>
+      </w:r>
+      <w:r>
+        <w:rPr>
+          <w:rFonts w:ascii="Times New Roman" w:hAnsi="Times New Roman" w:cs="Times New Roman"/>
+        </w:rPr>
+        <w:t xml:space="preserve"> all </w:t>
+      </w:r>
+      <w:r>
+        <w:rPr>
+          <w:rFonts w:ascii="Times New Roman" w:hAnsi="Times New Roman" w:cs="Times New Roman"/>
+        </w:rPr>
+        <w:t>have</w:t>
+      </w:r>
+      <w:r>
+        <w:rPr>
+          <w:rFonts w:ascii="Times New Roman" w:hAnsi="Times New Roman" w:cs="Times New Roman"/>
+        </w:rPr>
+        <w:t xml:space="preserve"> information about each other,</w:t>
+      </w:r>
+      <w:r>
+        <w:rPr>
+          <w:rFonts w:ascii="Times New Roman" w:hAnsi="Times New Roman" w:cs="Times New Roman"/>
+        </w:rPr>
+        <w:t xml:space="preserve"> know</w:t>
+      </w:r>
+      <w:r>
+        <w:rPr>
+          <w:rFonts w:ascii="Times New Roman" w:hAnsi="Times New Roman" w:cs="Times New Roman"/>
+        </w:rPr>
+        <w:t xml:space="preserve"> when the lights are going to change</w:t>
+      </w:r>
+      <w:r>
+        <w:rPr>
+          <w:rFonts w:ascii="Times New Roman" w:hAnsi="Times New Roman" w:cs="Times New Roman"/>
+        </w:rPr>
+        <w:t xml:space="preserve"> and</w:t>
+      </w:r>
+      <w:r>
+        <w:rPr>
+          <w:rFonts w:ascii="Times New Roman" w:hAnsi="Times New Roman" w:cs="Times New Roman"/>
+        </w:rPr>
+        <w:t xml:space="preserve"> can</w:t>
+      </w:r>
+      <w:r>
+        <w:rPr>
+          <w:rFonts w:ascii="Times New Roman" w:hAnsi="Times New Roman" w:cs="Times New Roman"/>
+        </w:rPr>
+        <w:t xml:space="preserve"> </w:t>
+      </w:r>
+      <w:r>
+        <w:rPr>
+          <w:rFonts w:ascii="Times New Roman" w:hAnsi="Times New Roman" w:cs="Times New Roman"/>
+        </w:rPr>
+        <w:t xml:space="preserve">adapt their </w:t>
+      </w:r>
+      <w:proofErr w:type="gramStart"/>
+      <w:r>
+        <w:rPr>
+          <w:rFonts w:ascii="Times New Roman" w:hAnsi="Times New Roman" w:cs="Times New Roman"/>
+        </w:rPr>
+        <w:t>speed</w:t>
+      </w:r>
+      <w:proofErr w:type="gramEnd"/>
+      <w:r>
+        <w:rPr>
+          <w:rFonts w:ascii="Times New Roman" w:hAnsi="Times New Roman" w:cs="Times New Roman"/>
+        </w:rPr>
+        <w:t xml:space="preserve"> accordingly</w:t>
+      </w:r>
+      <w:r>
+        <w:rPr>
+          <w:rFonts w:ascii="Times New Roman" w:hAnsi="Times New Roman" w:cs="Times New Roman"/>
+        </w:rPr>
+        <w:t xml:space="preserve">, </w:t>
+      </w:r>
+      <w:r>
+        <w:rPr>
+          <w:rFonts w:ascii="Times New Roman" w:hAnsi="Times New Roman" w:cs="Times New Roman"/>
+        </w:rPr>
+        <w:t>will</w:t>
+      </w:r>
+      <w:r>
+        <w:rPr>
+          <w:rFonts w:ascii="Times New Roman" w:hAnsi="Times New Roman" w:cs="Times New Roman"/>
+        </w:rPr>
+        <w:t xml:space="preserve"> reduce time spent in congestions significantly.</w:t>
+      </w:r>
+    </w:p>
+    <w:p>
+      <w:pPr>
+        <w:spacing w:line="360" w:lineRule="auto"/>
+        <w:jc w:val="both"/>
+        <w:rPr>
+          <w:rFonts w:ascii="Times New Roman" w:hAnsi="Times New Roman" w:cs="Times New Roman"/>
+        </w:rPr>
+      </w:pPr>
+    </w:p>
+    <w:p>
+      <w:pPr>
+        <w:spacing w:line="360" w:lineRule="auto"/>
+        <w:jc w:val="both"/>
+        <w:rPr>
+          <w:rFonts w:ascii="Times New Roman" w:hAnsi="Times New Roman" w:cs="Times New Roman"/>
+        </w:rPr>
+      </w:pPr>
+      <w:r>
+        <w:rPr>
+          <w:rFonts w:ascii="Times New Roman" w:hAnsi="Times New Roman" w:cs="Times New Roman"/>
+        </w:rPr>
+        <w:t>Energy and environmental management are also central to the concept of smart cities. With the help of AI, electricity grids can predict demand and avoid blackouts, while smart meters in households encourage residents to reduce unnecessary consumption.</w:t>
+      </w:r>
+      <w:r>
+        <w:rPr>
+          <w:rFonts w:ascii="Times New Roman" w:hAnsi="Times New Roman" w:cs="Times New Roman"/>
+        </w:rPr>
+        <w:t xml:space="preserve"> Moreover,</w:t>
+      </w:r>
+      <w:r>
+        <w:rPr>
+          <w:rFonts w:ascii="Times New Roman" w:hAnsi="Times New Roman" w:cs="Times New Roman"/>
+        </w:rPr>
+        <w:t xml:space="preserve"> </w:t>
+      </w:r>
+      <w:r>
+        <w:rPr>
+          <w:rFonts w:ascii="Times New Roman" w:hAnsi="Times New Roman" w:cs="Times New Roman"/>
+        </w:rPr>
+        <w:t>w</w:t>
+      </w:r>
+      <w:r>
+        <w:rPr>
+          <w:rFonts w:ascii="Times New Roman" w:hAnsi="Times New Roman" w:cs="Times New Roman"/>
+        </w:rPr>
+        <w:t>aste management is being improved by AI systems that predict collection needs and optimise recycling processes. All of this contributes to more sustainable cities and a healthier environment.</w:t>
+      </w:r>
+    </w:p>
+    <w:p>
+      <w:pPr>
+        <w:spacing w:line="360" w:lineRule="auto"/>
+        <w:jc w:val="both"/>
+        <w:rPr>
+          <w:rFonts w:ascii="Times New Roman" w:hAnsi="Times New Roman" w:cs="Times New Roman"/>
+        </w:rPr>
+      </w:pPr>
+    </w:p>
+    <w:p>
+      <w:pPr>
+        <w:spacing w:line="360" w:lineRule="auto"/>
+        <w:jc w:val="both"/>
+        <w:rPr>
+          <w:rFonts w:ascii="Times New Roman" w:hAnsi="Times New Roman" w:cs="Times New Roman"/>
+        </w:rPr>
+      </w:pPr>
+      <w:r>
+        <w:rPr>
+          <w:rFonts w:ascii="Times New Roman" w:hAnsi="Times New Roman" w:cs="Times New Roman"/>
+        </w:rPr>
+        <w:t>Public safety is another benefit. AI-supported surveillance and emergency systems can detect unusual patterns and alert authorities more quickly than human observers could. Although this raises ethical debates, the advantage is clear when it comes to preventing accidents, responding to natural disasters, or detecting crimes.</w:t>
+      </w:r>
+    </w:p>
+    <w:p>
+      <w:pPr>
+        <w:spacing w:line="360" w:lineRule="auto"/>
+        <w:jc w:val="both"/>
+        <w:rPr>
+          <w:rFonts w:ascii="Times New Roman" w:hAnsi="Times New Roman" w:cs="Times New Roman"/>
+        </w:rPr>
+      </w:pPr>
+    </w:p>
+    <w:p>
+      <w:pPr>
+        <w:spacing w:line="360" w:lineRule="auto"/>
+        <w:jc w:val="both"/>
+        <w:rPr>
+          <w:rFonts w:ascii="Times New Roman" w:hAnsi="Times New Roman" w:cs="Times New Roman"/>
+        </w:rPr>
+      </w:pPr>
+      <w:r>
+        <w:rPr>
+          <w:rFonts w:ascii="Times New Roman" w:hAnsi="Times New Roman" w:cs="Times New Roman"/>
+        </w:rPr>
+        <w:t>Cities like London and New York are already experimenting with AI solutions to improve transport and reduce pollution, while Singapore has become a global example of how AI can make urban life more efficient and comfortable. In these cases, AI is not just a technological tool but a force that changes the very way citizens interact with their environment.</w:t>
+      </w:r>
+    </w:p>
+    <w:p>
+      <w:pPr>
+        <w:rPr>
+          <w:rFonts w:ascii="Times New Roman" w:hAnsi="Times New Roman" w:cs="Times New Roman"/>
+          <w:b/>
+          <w:bCs/>
+          <w:sz w:val="28"/>
+          <w:szCs w:val="28"/>
+        </w:rPr>
+      </w:pPr>
+      <w:r>
+        <w:rPr>
+          <w:rFonts w:ascii="Times New Roman" w:hAnsi="Times New Roman" w:cs="Times New Roman"/>
+          <w:b/>
+          <w:bCs/>
+          <w:sz w:val="28"/>
+          <w:szCs w:val="28"/>
+        </w:rPr>
+        <w:lastRenderedPageBreak/>
+        <w:t>2.</w:t>
+      </w:r>
+      <w:r>
+        <w:rPr>
+          <w:rFonts w:ascii="Times New Roman" w:hAnsi="Times New Roman" w:cs="Times New Roman"/>
+          <w:b/>
+          <w:bCs/>
+          <w:sz w:val="28"/>
+          <w:szCs w:val="28"/>
+        </w:rPr>
+        <w:t>5</w:t>
+      </w:r>
+      <w:r>
+        <w:rPr>
+          <w:rFonts w:ascii="Times New Roman" w:hAnsi="Times New Roman" w:cs="Times New Roman"/>
+          <w:b/>
+          <w:bCs/>
+          <w:sz w:val="28"/>
+          <w:szCs w:val="28"/>
+        </w:rPr>
+        <w:t xml:space="preserve"> Benefits for Society as a Whole</w:t>
+      </w:r>
+    </w:p>
+    <w:p>
+      <w:pPr>
+        <w:jc w:val="both"/>
+        <w:rPr>
+          <w:rFonts w:ascii="Times New Roman" w:hAnsi="Times New Roman" w:cs="Times New Roman"/>
+          <w:b/>
+          <w:bCs/>
+          <w:sz w:val="28"/>
+          <w:szCs w:val="28"/>
+        </w:rPr>
+      </w:pPr>
+    </w:p>
+    <w:p>
+      <w:pPr>
+        <w:spacing w:line="360" w:lineRule="auto"/>
+        <w:jc w:val="both"/>
+        <w:rPr>
+          <w:rFonts w:ascii="Times New Roman" w:hAnsi="Times New Roman" w:cs="Times New Roman"/>
+        </w:rPr>
+      </w:pPr>
+      <w:r>
+        <w:rPr>
+          <w:rFonts w:ascii="Times New Roman" w:hAnsi="Times New Roman" w:cs="Times New Roman"/>
+        </w:rPr>
+        <w:t>Beyond individual advantages, AI also offers important benefits to society. In education, intelligent tutoring systems adapt to each student’s learning pace, making knowledge more accessible and effective. For people with disabilities, AI-powered tools such as voice recognition, text-to-speech software, and navigation aids provide greater independence and inclusion.</w:t>
+      </w:r>
+    </w:p>
+    <w:p>
+      <w:pPr>
+        <w:spacing w:line="360" w:lineRule="auto"/>
+        <w:jc w:val="both"/>
+        <w:rPr>
+          <w:rFonts w:ascii="Times New Roman" w:hAnsi="Times New Roman" w:cs="Times New Roman"/>
+        </w:rPr>
+      </w:pPr>
+    </w:p>
+    <w:p>
+      <w:pPr>
+        <w:spacing w:line="360" w:lineRule="auto"/>
+        <w:jc w:val="both"/>
+        <w:rPr>
+          <w:rFonts w:ascii="Times New Roman" w:hAnsi="Times New Roman" w:cs="Times New Roman"/>
+        </w:rPr>
+      </w:pPr>
+      <w:r>
+        <w:rPr>
+          <w:rFonts w:ascii="Times New Roman" w:hAnsi="Times New Roman" w:cs="Times New Roman"/>
+        </w:rPr>
+        <w:t>In English-speaking countries, these benefits are closely tied to cultural values. In the United States, the emphasis often lies on innovation, speed, and convenience, which is reflected in the rapid adoption of AI for business and lifestyle. In the United Kingdom, the focus tends to be on sustainability and public welfare, so AI is often seen as a tool to improve healthcare, reduce pollution, and strengthen community life. These cultural differences show that AI is not only a technical development, but also a reflection of the priorities of the societies that adopt it.</w:t>
+      </w:r>
+    </w:p>
+    <w:p>
+      <w:pPr>
+        <w:spacing w:line="360" w:lineRule="auto"/>
+        <w:jc w:val="both"/>
+        <w:rPr>
+          <w:rFonts w:ascii="Times New Roman" w:hAnsi="Times New Roman" w:cs="Times New Roman"/>
+        </w:rPr>
+      </w:pPr>
+    </w:p>
+    <w:p>
+      <w:pPr>
+        <w:spacing w:line="360" w:lineRule="auto"/>
+        <w:jc w:val="both"/>
+        <w:rPr>
+          <w:rFonts w:ascii="Times New Roman" w:hAnsi="Times New Roman" w:cs="Times New Roman"/>
+        </w:rPr>
+      </w:pPr>
+    </w:p>
+    <w:p>
+      <w:pPr>
+        <w:rPr>
+          <w:rFonts w:ascii="Times New Roman" w:hAnsi="Times New Roman" w:cs="Times New Roman"/>
+          <w:b/>
+          <w:bCs/>
+          <w:sz w:val="28"/>
+          <w:szCs w:val="28"/>
+        </w:rPr>
+      </w:pPr>
+      <w:r>
+        <w:rPr>
+          <w:rFonts w:ascii="Times New Roman" w:hAnsi="Times New Roman" w:cs="Times New Roman"/>
+          <w:b/>
+          <w:bCs/>
+          <w:sz w:val="28"/>
+          <w:szCs w:val="28"/>
+        </w:rPr>
+        <w:t>2.</w:t>
+      </w:r>
+      <w:r>
+        <w:rPr>
+          <w:rFonts w:ascii="Times New Roman" w:hAnsi="Times New Roman" w:cs="Times New Roman"/>
+          <w:b/>
+          <w:bCs/>
+          <w:sz w:val="28"/>
+          <w:szCs w:val="28"/>
+        </w:rPr>
+        <w:t>6</w:t>
+      </w:r>
+      <w:r>
+        <w:rPr>
+          <w:rFonts w:ascii="Times New Roman" w:hAnsi="Times New Roman" w:cs="Times New Roman"/>
+          <w:b/>
+          <w:bCs/>
+          <w:sz w:val="28"/>
+          <w:szCs w:val="28"/>
+        </w:rPr>
+        <w:t xml:space="preserve"> Looking Ahead</w:t>
+      </w:r>
+    </w:p>
+    <w:p>
+      <w:pPr>
+        <w:jc w:val="both"/>
+        <w:rPr>
+          <w:rFonts w:ascii="Times New Roman" w:hAnsi="Times New Roman" w:cs="Times New Roman"/>
+          <w:b/>
+          <w:bCs/>
+          <w:sz w:val="28"/>
+          <w:szCs w:val="28"/>
+        </w:rPr>
+      </w:pPr>
+    </w:p>
+    <w:p>
+      <w:pPr>
+        <w:spacing w:line="360" w:lineRule="auto"/>
+        <w:jc w:val="both"/>
+        <w:rPr>
+          <w:rFonts w:ascii="Times New Roman" w:hAnsi="Times New Roman" w:cs="Times New Roman"/>
+        </w:rPr>
+      </w:pPr>
+      <w:r>
+        <w:rPr>
+          <w:noProof/>
+        </w:rPr>
+        <w:drawing>
+          <wp:anchor distT="0" distB="0" distL="114300" distR="114300" simplePos="0" relativeHeight="251660288" behindDoc="1" locked="0" layoutInCell="1" allowOverlap="1" wp14:anchorId="239085BE" wp14:editId="00D94CD1">
+            <wp:simplePos x="0" y="0"/>
+            <wp:positionH relativeFrom="margin">
+              <wp:align>center</wp:align>
+            </wp:positionH>
+            <wp:positionV relativeFrom="paragraph">
+              <wp:posOffset>1975339</wp:posOffset>
+            </wp:positionV>
+            <wp:extent cx="3218571" cy="2145714"/>
+            <wp:effectExtent l="0" t="0" r="1270" b="6985"/>
+            <wp:wrapNone/>
+            <wp:docPr id="1217834032" name="Picture 1" descr="The Smart Cities Of The Future: 5 Ways Technology Is Transforming Our Cities  | Bernard Marr"/>
+            <wp:cNvGraphicFramePr>
+              <a:graphicFrameLocks xmlns:a="http://schemas.openxmlformats.org/drawingml/2006/main" noChangeAspect="1"/>
+            </wp:cNvGraphicFramePr>
+            <a:graphic xmlns:a="http://schemas.openxmlformats.org/drawingml/2006/main">
+              <a:graphicData uri="http://schemas.openxmlformats.org/drawingml/2006/picture">
+                <pic:pic xmlns:pic="http://schemas.openxmlformats.org/drawingml/2006/picture">
+                  <pic:nvPicPr>
+                    <pic:cNvPr id="0" name="Picture 1" descr="The Smart Cities Of The Future: 5 Ways Technology Is Transforming Our Cities  | Bernard Marr"/>
+                    <pic:cNvPicPr>
+                      <a:picLocks noChangeAspect="1" noChangeArrowheads="1"/>
+                    </pic:cNvPicPr>
+                  </pic:nvPicPr>
+                  <pic:blipFill>
+                    <a:blip r:embed="rId13" cstate="print">
+                      <a:extLst>
+                        <a:ext uri="{28A0092B-C50C-407E-A947-70E740481C1C}">
+                          <a14:useLocalDpi xmlns:a14="http://schemas.microsoft.com/office/drawing/2010/main" val="0"/>
+                        </a:ext>
+                      </a:extLst>
+                    </a:blip>
+                    <a:srcRect/>
+                    <a:stretch>
+                      <a:fillRect/>
+                    </a:stretch>
+                  </pic:blipFill>
+                  <pic:spPr bwMode="auto">
+                    <a:xfrm>
+                      <a:off x="0" y="0"/>
+                      <a:ext cx="3218571" cy="2145714"/>
+                    </a:xfrm>
+                    <a:prstGeom prst="rect">
+                      <a:avLst/>
+                    </a:prstGeom>
+                    <a:noFill/>
+                    <a:ln>
+                      <a:noFill/>
+                    </a:ln>
+                  </pic:spPr>
+                </pic:pic>
+              </a:graphicData>
+            </a:graphic>
+            <wp14:sizeRelH relativeFrom="page">
+              <wp14:pctWidth>0</wp14:pctWidth>
+            </wp14:sizeRelH>
+            <wp14:sizeRelV relativeFrom="page">
+              <wp14:pctHeight>0</wp14:pctHeight>
+            </wp14:sizeRelV>
+          </wp:anchor>
+        </w:drawing>
+      </w:r>
+      <w:r>
+        <w:rPr>
+          <w:rFonts w:ascii="Times New Roman" w:hAnsi="Times New Roman" w:cs="Times New Roman"/>
+        </w:rPr>
+        <w:t>The benefits of artificial intelligence are vast and diverse, and they are already transforming the way we live. From workplaces that are becoming more efficient, to homes that are smarter, to cities that are cleaner and safer, AI is a driving force of change. It offers the promise of a future where daily life is easier, healthier, and more connected. As these technologies continue to develop, we can expect even more improvements in areas such as transport, education, and personal wellbeing. However, this future will depend on how responsibly AI is designed and used, reminding us that progress must always be accompanied by careful and thoughtful choices.</w:t>
+      </w:r>
+    </w:p>
+    <w:p>
+      <w:pPr>
+        <w:spacing w:line="360" w:lineRule="auto"/>
+        <w:jc w:val="both"/>
+        <w:rPr>
+          <w:rFonts w:ascii="Times New Roman" w:hAnsi="Times New Roman" w:cs="Times New Roman"/>
+        </w:rPr>
+      </w:pPr>
+    </w:p>
+    <w:p>
+      <w:pPr>
+        <w:spacing w:line="360" w:lineRule="auto"/>
+        <w:jc w:val="both"/>
+        <w:rPr>
+          <w:rFonts w:ascii="Times New Roman" w:hAnsi="Times New Roman" w:cs="Times New Roman"/>
+        </w:rPr>
+      </w:pPr>
+    </w:p>
+    <w:p>
+      <w:pPr>
+        <w:rPr>
+          <w:rFonts w:ascii="Times New Roman" w:hAnsi="Times New Roman" w:cs="Times New Roman"/>
+        </w:rPr>
+      </w:pPr>
+    </w:p>
+    <w:p>
+      <w:pPr>
+        <w:jc w:val="center"/>
         <w:rPr>
           <w:rFonts w:ascii="Times New Roman" w:hAnsi="Times New Roman" w:cs="Times New Roman"/>
           <w:b/>
@@ -3453,72 +3729,7 @@
           <w:szCs w:val="32"/>
         </w:rPr>
       </w:pPr>
-    </w:p>
-    <w:p>
-      <w:pPr>
-        <w:spacing w:line="360" w:lineRule="auto"/>
-        <w:rPr>
-          <w:rFonts w:ascii="Times New Roman" w:hAnsi="Times New Roman" w:cs="Times New Roman"/>
-          <w:b/>
-          <w:bCs/>
-          <w:sz w:val="28"/>
-          <w:szCs w:val="28"/>
-        </w:rPr>
-      </w:pPr>
-      <w:r>
-        <w:rPr>
-          <w:rFonts w:ascii="Times New Roman" w:hAnsi="Times New Roman" w:cs="Times New Roman"/>
-          <w:b/>
-          <w:bCs/>
-          <w:sz w:val="28"/>
-          <w:szCs w:val="28"/>
-        </w:rPr>
-        <w:t>3.2 Privacy and Surveillance</w:t>
-      </w:r>
-    </w:p>
-    <w:p>
-      <w:pPr>
-        <w:spacing w:line="360" w:lineRule="auto"/>
-        <w:rPr>
-          <w:rFonts w:ascii="Times New Roman" w:hAnsi="Times New Roman" w:cs="Times New Roman"/>
-          <w:b/>
-          <w:bCs/>
-          <w:sz w:val="28"/>
-          <w:szCs w:val="28"/>
-        </w:rPr>
-      </w:pPr>
-    </w:p>
-    <w:p>
-      <w:pPr>
-        <w:spacing w:line="360" w:lineRule="auto"/>
-        <w:jc w:val="both"/>
-        <w:rPr>
-          <w:rFonts w:ascii="Times New Roman" w:hAnsi="Times New Roman" w:cs="Times New Roman"/>
-        </w:rPr>
-      </w:pPr>
-      <w:r>
-        <w:rPr>
-          <w:rFonts w:ascii="Times New Roman" w:hAnsi="Times New Roman" w:cs="Times New Roman"/>
-        </w:rPr>
-        <w:t xml:space="preserve">AI systems rely heavily on data — and that data often comes from people’s personal information. From mobile phones to online shopping, almost every digital action we take is recorded and analysed. This raises serious privacy concerns. Many smart devices collect data about where we go, what we buy, and even how we feel. </w:t>
-      </w:r>
-      <w:r>
-        <w:rPr>
-          <w:rFonts w:ascii="Times New Roman" w:hAnsi="Times New Roman" w:cs="Times New Roman"/>
-        </w:rPr>
-        <w:t>Furthermore, i</w:t>
-      </w:r>
-      <w:r>
-        <w:rPr>
-          <w:rFonts w:ascii="Times New Roman" w:hAnsi="Times New Roman" w:cs="Times New Roman"/>
-        </w:rPr>
-        <w:t>n smart cities, surveillance cameras equipped with facial recognition software can track people’s movements in public spaces.</w:t>
-      </w:r>
-    </w:p>
-    <w:p>
-      <w:pPr>
-        <w:spacing w:line="360" w:lineRule="auto"/>
-        <w:jc w:val="both"/>
+      <w:r>
         <w:rPr>
           <w:rFonts w:ascii="Times New Roman" w:hAnsi="Times New Roman" w:cs="Times New Roman"/>
           <w:b/>
@@ -3526,6 +3737,238 @@
           <w:sz w:val="32"/>
           <w:szCs w:val="32"/>
         </w:rPr>
+        <w:lastRenderedPageBreak/>
+        <w:t>Chapter 3</w:t>
+      </w:r>
+      <w:r>
+        <w:rPr>
+          <w:rFonts w:ascii="Times New Roman" w:hAnsi="Times New Roman" w:cs="Times New Roman"/>
+          <w:b/>
+          <w:bCs/>
+          <w:sz w:val="32"/>
+          <w:szCs w:val="32"/>
+        </w:rPr>
+        <w:t>:</w:t>
+      </w:r>
+      <w:r>
+        <w:rPr>
+          <w:rFonts w:ascii="Times New Roman" w:hAnsi="Times New Roman" w:cs="Times New Roman"/>
+          <w:b/>
+          <w:bCs/>
+          <w:sz w:val="32"/>
+          <w:szCs w:val="32"/>
+        </w:rPr>
+        <w:t xml:space="preserve"> Drawbacks</w:t>
+      </w:r>
+    </w:p>
+    <w:p>
+      <w:pPr>
+        <w:jc w:val="center"/>
+        <w:rPr>
+          <w:rFonts w:ascii="Times New Roman" w:hAnsi="Times New Roman" w:cs="Times New Roman"/>
+          <w:b/>
+          <w:bCs/>
+          <w:sz w:val="32"/>
+          <w:szCs w:val="32"/>
+        </w:rPr>
+      </w:pPr>
+    </w:p>
+    <w:p>
+      <w:pPr>
+        <w:jc w:val="center"/>
+        <w:rPr>
+          <w:rFonts w:ascii="Times New Roman" w:hAnsi="Times New Roman" w:cs="Times New Roman"/>
+          <w:b/>
+          <w:bCs/>
+          <w:sz w:val="32"/>
+          <w:szCs w:val="32"/>
+        </w:rPr>
+      </w:pPr>
+    </w:p>
+    <w:p>
+      <w:pPr>
+        <w:spacing w:line="360" w:lineRule="auto"/>
+        <w:rPr>
+          <w:rFonts w:ascii="Times New Roman" w:hAnsi="Times New Roman" w:cs="Times New Roman"/>
+          <w:b/>
+          <w:bCs/>
+          <w:sz w:val="28"/>
+          <w:szCs w:val="28"/>
+        </w:rPr>
+      </w:pPr>
+      <w:r>
+        <w:rPr>
+          <w:rFonts w:ascii="Times New Roman" w:hAnsi="Times New Roman" w:cs="Times New Roman"/>
+          <w:b/>
+          <w:bCs/>
+          <w:sz w:val="28"/>
+          <w:szCs w:val="28"/>
+        </w:rPr>
+        <w:t>3.1 Job Loss and Economic</w:t>
+      </w:r>
+      <w:r>
+        <w:rPr>
+          <w:rFonts w:ascii="Times New Roman" w:hAnsi="Times New Roman" w:cs="Times New Roman"/>
+          <w:b/>
+          <w:bCs/>
+          <w:sz w:val="28"/>
+          <w:szCs w:val="28"/>
+        </w:rPr>
+        <w:t>al</w:t>
+      </w:r>
+      <w:r>
+        <w:rPr>
+          <w:rFonts w:ascii="Times New Roman" w:hAnsi="Times New Roman" w:cs="Times New Roman"/>
+          <w:b/>
+          <w:bCs/>
+          <w:sz w:val="28"/>
+          <w:szCs w:val="28"/>
+        </w:rPr>
+        <w:t xml:space="preserve"> Inequality</w:t>
+      </w:r>
+    </w:p>
+    <w:p>
+      <w:pPr>
+        <w:spacing w:line="360" w:lineRule="auto"/>
+        <w:rPr>
+          <w:rFonts w:ascii="Times New Roman" w:hAnsi="Times New Roman" w:cs="Times New Roman"/>
+          <w:b/>
+          <w:bCs/>
+          <w:sz w:val="28"/>
+          <w:szCs w:val="28"/>
+        </w:rPr>
+      </w:pPr>
+    </w:p>
+    <w:p>
+      <w:pPr>
+        <w:spacing w:line="360" w:lineRule="auto"/>
+        <w:jc w:val="both"/>
+        <w:rPr>
+          <w:rFonts w:ascii="Times New Roman" w:hAnsi="Times New Roman" w:cs="Times New Roman"/>
+        </w:rPr>
+      </w:pPr>
+      <w:r>
+        <w:rPr>
+          <w:rFonts w:ascii="Times New Roman" w:hAnsi="Times New Roman" w:cs="Times New Roman"/>
+        </w:rPr>
+        <w:t>While artificial intelligence offers efficiency and progress, it also creates fear about the future of work. Machines and algorithms can now perform many tasks once done by humans — from driving vehicles to managing office paperwork. This automation often increases productivity but can also lead to job losses, especially in industries such as manufacturing, transport, and customer service. Some experts believe that new jobs will eventually appear, but they may require skills that many people do not yet have.</w:t>
+      </w:r>
+    </w:p>
+    <w:p>
+      <w:pPr>
+        <w:spacing w:line="360" w:lineRule="auto"/>
+        <w:jc w:val="both"/>
+        <w:rPr>
+          <w:rFonts w:ascii="Times New Roman" w:hAnsi="Times New Roman" w:cs="Times New Roman"/>
+        </w:rPr>
+      </w:pPr>
+    </w:p>
+    <w:p>
+      <w:pPr>
+        <w:spacing w:line="360" w:lineRule="auto"/>
+        <w:jc w:val="both"/>
+        <w:rPr>
+          <w:rFonts w:ascii="Times New Roman" w:hAnsi="Times New Roman" w:cs="Times New Roman"/>
+        </w:rPr>
+      </w:pPr>
+      <w:r>
+        <w:rPr>
+          <w:rFonts w:ascii="Times New Roman" w:hAnsi="Times New Roman" w:cs="Times New Roman"/>
+        </w:rPr>
+        <w:t>Another concern is inequality. Large technology companies that develop AI systems hold enormous amounts of data and resources, which gives them economic power over smaller businesses and ordinary workers. This could create a world where wealth and opportunity are concentrated in the hands of a few, while others are left behind. Governments and educational institutions are therefore under pressure to retrain workers and ensure that the benefits of AI are shared more fairly across society.</w:t>
+      </w:r>
+    </w:p>
+    <w:p>
+      <w:pPr>
+        <w:spacing w:line="360" w:lineRule="auto"/>
+        <w:jc w:val="both"/>
+        <w:rPr>
+          <w:rFonts w:ascii="Times New Roman" w:hAnsi="Times New Roman" w:cs="Times New Roman"/>
+        </w:rPr>
+      </w:pPr>
+    </w:p>
+    <w:p>
+      <w:pPr>
+        <w:jc w:val="both"/>
+        <w:rPr>
+          <w:rFonts w:ascii="Times New Roman" w:hAnsi="Times New Roman" w:cs="Times New Roman"/>
+          <w:sz w:val="32"/>
+          <w:szCs w:val="32"/>
+        </w:rPr>
+      </w:pPr>
+    </w:p>
+    <w:p>
+      <w:pPr>
+        <w:spacing w:line="360" w:lineRule="auto"/>
+        <w:rPr>
+          <w:rFonts w:ascii="Times New Roman" w:hAnsi="Times New Roman" w:cs="Times New Roman"/>
+          <w:b/>
+          <w:bCs/>
+          <w:sz w:val="28"/>
+          <w:szCs w:val="28"/>
+        </w:rPr>
+      </w:pPr>
+      <w:r>
+        <w:rPr>
+          <w:rFonts w:ascii="Times New Roman" w:hAnsi="Times New Roman" w:cs="Times New Roman"/>
+          <w:b/>
+          <w:bCs/>
+          <w:sz w:val="28"/>
+          <w:szCs w:val="28"/>
+        </w:rPr>
+        <w:t>3.2 Privacy and Surveillance</w:t>
+      </w:r>
+    </w:p>
+    <w:p>
+      <w:pPr>
+        <w:spacing w:line="360" w:lineRule="auto"/>
+        <w:rPr>
+          <w:rFonts w:ascii="Times New Roman" w:hAnsi="Times New Roman" w:cs="Times New Roman"/>
+          <w:b/>
+          <w:bCs/>
+          <w:sz w:val="28"/>
+          <w:szCs w:val="28"/>
+        </w:rPr>
+      </w:pPr>
+    </w:p>
+    <w:p>
+      <w:pPr>
+        <w:spacing w:line="360" w:lineRule="auto"/>
+        <w:jc w:val="both"/>
+        <w:rPr>
+          <w:rFonts w:ascii="Times New Roman" w:hAnsi="Times New Roman" w:cs="Times New Roman"/>
+        </w:rPr>
+      </w:pPr>
+      <w:r>
+        <w:rPr>
+          <w:rFonts w:ascii="Times New Roman" w:hAnsi="Times New Roman" w:cs="Times New Roman"/>
+        </w:rPr>
+        <w:t xml:space="preserve">AI systems rely heavily on data — and that data often comes from people’s personal information. From mobile phones to online shopping, almost every digital action we take is recorded and analysed. This raises serious privacy concerns. Many smart devices collect data about where we go, what we buy, and even how we feel. </w:t>
+      </w:r>
+      <w:r>
+        <w:rPr>
+          <w:rFonts w:ascii="Times New Roman" w:hAnsi="Times New Roman" w:cs="Times New Roman"/>
+        </w:rPr>
+        <w:t>Furthermore, i</w:t>
+      </w:r>
+      <w:r>
+        <w:rPr>
+          <w:rFonts w:ascii="Times New Roman" w:hAnsi="Times New Roman" w:cs="Times New Roman"/>
+        </w:rPr>
+        <w:t>n smart cities, surveillance cameras equipped with facial recognition software can track people’s movements in public spaces.</w:t>
+      </w:r>
+    </w:p>
+    <w:p>
+      <w:pPr>
+        <w:spacing w:line="360" w:lineRule="auto"/>
+        <w:jc w:val="both"/>
+        <w:rPr>
+          <w:rFonts w:ascii="Times New Roman" w:hAnsi="Times New Roman" w:cs="Times New Roman"/>
+          <w:b/>
+          <w:bCs/>
+          <w:sz w:val="32"/>
+          <w:szCs w:val="32"/>
+        </w:rPr>
       </w:pPr>
       <w:r>
         <w:rPr>
@@ -3567,8 +4010,6 @@
         <w:jc w:val="both"/>
         <w:rPr>
           <w:rFonts w:ascii="Times New Roman" w:hAnsi="Times New Roman" w:cs="Times New Roman"/>
-          <w:b/>
-          <w:bCs/>
           <w:sz w:val="32"/>
           <w:szCs w:val="32"/>
         </w:rPr>
@@ -3579,8 +4020,6 @@
         <w:jc w:val="both"/>
         <w:rPr>
           <w:rFonts w:ascii="Times New Roman" w:hAnsi="Times New Roman" w:cs="Times New Roman"/>
-          <w:b/>
-          <w:bCs/>
           <w:sz w:val="32"/>
           <w:szCs w:val="32"/>
         </w:rPr>
@@ -3643,6 +4082,15 @@
           <w:rFonts w:ascii="Times New Roman" w:hAnsi="Times New Roman" w:cs="Times New Roman"/>
         </w:rPr>
       </w:pPr>
+    </w:p>
+    <w:p>
+      <w:pPr>
+        <w:spacing w:line="360" w:lineRule="auto"/>
+        <w:jc w:val="both"/>
+        <w:rPr>
+          <w:rFonts w:ascii="Times New Roman" w:hAnsi="Times New Roman" w:cs="Times New Roman"/>
+        </w:rPr>
+      </w:pPr>
       <w:r>
         <w:rPr>
           <w:rFonts w:ascii="Times New Roman" w:hAnsi="Times New Roman" w:cs="Times New Roman"/>
@@ -3745,6 +4193,15 @@
         <w:jc w:val="both"/>
         <w:rPr>
           <w:rFonts w:ascii="Times New Roman" w:hAnsi="Times New Roman" w:cs="Times New Roman"/>
+        </w:rPr>
+      </w:pPr>
+    </w:p>
+    <w:p>
+      <w:pPr>
+        <w:spacing w:line="360" w:lineRule="auto"/>
+        <w:jc w:val="both"/>
+        <w:rPr>
+          <w:rFonts w:ascii="Times New Roman" w:hAnsi="Times New Roman" w:cs="Times New Roman"/>
           <w:b/>
           <w:bCs/>
           <w:sz w:val="32"/>
@@ -3881,6 +4338,15 @@
           <w:rFonts w:ascii="Times New Roman" w:hAnsi="Times New Roman" w:cs="Times New Roman"/>
         </w:rPr>
       </w:pPr>
+    </w:p>
+    <w:p>
+      <w:pPr>
+        <w:spacing w:line="360" w:lineRule="auto"/>
+        <w:jc w:val="both"/>
+        <w:rPr>
+          <w:rFonts w:ascii="Times New Roman" w:hAnsi="Times New Roman" w:cs="Times New Roman"/>
+        </w:rPr>
+      </w:pPr>
       <w:r>
         <w:rPr>
           <w:rFonts w:ascii="Times New Roman" w:hAnsi="Times New Roman" w:cs="Times New Roman"/>
@@ -3890,47 +4356,37 @@
     </w:p>
     <w:p>
       <w:pPr>
-        <w:jc w:val="both"/>
-        <w:rPr>
-          <w:rFonts w:ascii="Times New Roman" w:hAnsi="Times New Roman" w:cs="Times New Roman"/>
-          <w:b/>
-          <w:bCs/>
-          <w:sz w:val="32"/>
-          <w:szCs w:val="32"/>
-        </w:rPr>
-      </w:pPr>
-    </w:p>
-    <w:p>
-      <w:pPr>
-        <w:jc w:val="both"/>
-        <w:rPr>
-          <w:rFonts w:ascii="Times New Roman" w:hAnsi="Times New Roman" w:cs="Times New Roman"/>
-          <w:b/>
-          <w:bCs/>
-          <w:sz w:val="32"/>
-          <w:szCs w:val="32"/>
-        </w:rPr>
-      </w:pPr>
-    </w:p>
-    <w:p>
-      <w:pPr>
-        <w:spacing w:line="360" w:lineRule="auto"/>
-        <w:rPr>
-          <w:rFonts w:ascii="Times New Roman" w:hAnsi="Times New Roman" w:cs="Times New Roman"/>
-          <w:b/>
-          <w:bCs/>
-          <w:sz w:val="28"/>
-          <w:szCs w:val="28"/>
-        </w:rPr>
-      </w:pPr>
-      <w:r>
-        <w:rPr>
-          <w:rFonts w:ascii="Times New Roman" w:hAnsi="Times New Roman" w:cs="Times New Roman"/>
-          <w:b/>
-          <w:bCs/>
-          <w:sz w:val="28"/>
-          <w:szCs w:val="28"/>
-        </w:rPr>
+        <w:rPr>
+          <w:rFonts w:ascii="Times New Roman" w:hAnsi="Times New Roman" w:cs="Times New Roman"/>
+        </w:rPr>
+      </w:pPr>
+      <w:r>
+        <w:rPr>
+          <w:rFonts w:ascii="Times New Roman" w:hAnsi="Times New Roman" w:cs="Times New Roman"/>
+        </w:rPr>
+        <w:br w:type="page"/>
+      </w:r>
+    </w:p>
+    <w:p>
+      <w:pPr>
+        <w:spacing w:line="360" w:lineRule="auto"/>
+        <w:rPr>
+          <w:rFonts w:ascii="Times New Roman" w:hAnsi="Times New Roman" w:cs="Times New Roman"/>
+          <w:b/>
+          <w:bCs/>
+          <w:sz w:val="28"/>
+          <w:szCs w:val="28"/>
+        </w:rPr>
+      </w:pPr>
+      <w:r>
+        <w:rPr>
+          <w:rFonts w:ascii="Times New Roman" w:hAnsi="Times New Roman" w:cs="Times New Roman"/>
+          <w:b/>
+          <w:bCs/>
+          <w:sz w:val="28"/>
+          <w:szCs w:val="28"/>
+        </w:rPr>
+        <w:lastRenderedPageBreak/>
         <w:t>3.6 Looking Ahead</w:t>
       </w:r>
     </w:p>
@@ -3958,15 +4414,17 @@
         <w:rPr>
           <w:rFonts w:ascii="Times New Roman" w:hAnsi="Times New Roman" w:cs="Times New Roman"/>
         </w:rPr>
-        <w:t xml:space="preserve">Artificial intelligence is changing society at an incredible pace, but not all change is positive. The same systems that bring progress can also create new divisions, ethical dilemmas, and risks. Job displacement, privacy loss, dependence, and environmental impact are challenges that must </w:t>
-      </w:r>
-      <w:r>
-        <w:rPr>
-          <w:rFonts w:ascii="Times New Roman" w:hAnsi="Times New Roman" w:cs="Times New Roman"/>
-        </w:rPr>
-        <w:lastRenderedPageBreak/>
-        <w:t>be addressed carefully. The key lies in balance: using AI to improve life without allowing it to control or replace what makes us human.</w:t>
-      </w:r>
+        <w:t>Artificial intelligence is changing society at an incredible pace, but not all change is positive. The same systems that bring progress can also create new divisions, ethical dilemmas, and risks. Job displacement, privacy loss, dependence, and environmental impact are challenges that must be addressed carefully. The key lies in balance: using AI to improve life without allowing it to control or replace what makes us human.</w:t>
+      </w:r>
+    </w:p>
+    <w:p>
+      <w:pPr>
+        <w:spacing w:line="360" w:lineRule="auto"/>
+        <w:jc w:val="both"/>
+        <w:rPr>
+          <w:rFonts w:ascii="Times New Roman" w:hAnsi="Times New Roman" w:cs="Times New Roman"/>
+        </w:rPr>
+      </w:pPr>
     </w:p>
     <w:p>
       <w:pPr>
@@ -4048,7 +4506,7 @@
                     </pic:cNvPicPr>
                   </pic:nvPicPr>
                   <pic:blipFill>
-                    <a:blip r:embed="rId13">
+                    <a:blip r:embed="rId14">
                       <a:extLst>
                         <a:ext uri="{28A0092B-C50C-407E-A947-70E740481C1C}">
                           <a14:useLocalDpi xmlns:a14="http://schemas.microsoft.com/office/drawing/2010/main" val="0"/>
@@ -4169,60 +4627,6 @@
     </w:p>
     <w:p>
       <w:pPr>
-        <w:spacing w:line="360" w:lineRule="auto"/>
-        <w:jc w:val="both"/>
-        <w:rPr>
-          <w:rFonts w:ascii="Times New Roman" w:hAnsi="Times New Roman" w:cs="Times New Roman"/>
-        </w:rPr>
-      </w:pPr>
-    </w:p>
-    <w:p>
-      <w:pPr>
-        <w:spacing w:line="360" w:lineRule="auto"/>
-        <w:jc w:val="both"/>
-        <w:rPr>
-          <w:rFonts w:ascii="Times New Roman" w:hAnsi="Times New Roman" w:cs="Times New Roman"/>
-        </w:rPr>
-      </w:pPr>
-    </w:p>
-    <w:p>
-      <w:pPr>
-        <w:spacing w:line="360" w:lineRule="auto"/>
-        <w:jc w:val="both"/>
-        <w:rPr>
-          <w:rFonts w:ascii="Times New Roman" w:hAnsi="Times New Roman" w:cs="Times New Roman"/>
-        </w:rPr>
-      </w:pPr>
-    </w:p>
-    <w:p>
-      <w:pPr>
-        <w:spacing w:line="360" w:lineRule="auto"/>
-        <w:jc w:val="both"/>
-        <w:rPr>
-          <w:rFonts w:ascii="Times New Roman" w:hAnsi="Times New Roman" w:cs="Times New Roman"/>
-        </w:rPr>
-      </w:pPr>
-    </w:p>
-    <w:p>
-      <w:pPr>
-        <w:spacing w:line="360" w:lineRule="auto"/>
-        <w:jc w:val="both"/>
-        <w:rPr>
-          <w:rFonts w:ascii="Times New Roman" w:hAnsi="Times New Roman" w:cs="Times New Roman"/>
-        </w:rPr>
-      </w:pPr>
-    </w:p>
-    <w:p>
-      <w:pPr>
-        <w:spacing w:line="360" w:lineRule="auto"/>
-        <w:jc w:val="both"/>
-        <w:rPr>
-          <w:rFonts w:ascii="Times New Roman" w:hAnsi="Times New Roman" w:cs="Times New Roman"/>
-        </w:rPr>
-      </w:pPr>
-    </w:p>
-    <w:p>
-      <w:pPr>
         <w:rPr>
           <w:rFonts w:ascii="Times New Roman" w:hAnsi="Times New Roman" w:cs="Times New Roman"/>
         </w:rPr>
@@ -4302,6 +4706,14 @@
           <w:rFonts w:ascii="Times New Roman" w:hAnsi="Times New Roman" w:cs="Times New Roman"/>
         </w:rPr>
       </w:pPr>
+    </w:p>
+    <w:p>
+      <w:pPr>
+        <w:jc w:val="both"/>
+        <w:rPr>
+          <w:rFonts w:ascii="Times New Roman" w:hAnsi="Times New Roman" w:cs="Times New Roman"/>
+        </w:rPr>
+      </w:pPr>
       <w:r>
         <w:rPr>
           <w:rFonts w:ascii="Times New Roman" w:hAnsi="Times New Roman" w:cs="Times New Roman"/>
@@ -4344,6 +4756,14 @@
         </w:rPr>
         <w:t xml:space="preserve"> decision-making processes create new ethical dilemmas. Even the environmental cost of running complex AI models reveals that technological progress is never entirely without consequences.</w:t>
       </w:r>
+    </w:p>
+    <w:p>
+      <w:pPr>
+        <w:jc w:val="both"/>
+        <w:rPr>
+          <w:rFonts w:ascii="Times New Roman" w:hAnsi="Times New Roman" w:cs="Times New Roman"/>
+        </w:rPr>
+      </w:pPr>
     </w:p>
     <w:p>
       <w:pPr>
@@ -4432,12 +4852,9 @@
           <w:sz w:val="32"/>
           <w:szCs w:val="32"/>
         </w:rPr>
-        <w:t>iography</w:t>
-      </w:r>
-    </w:p>
-    <w:p>
-      <w:pPr>
-        <w:jc w:val="center"/>
+        <w:t>i</w:t>
+      </w:r>
+      <w:r>
         <w:rPr>
           <w:rFonts w:ascii="Times New Roman" w:hAnsi="Times New Roman" w:cs="Times New Roman"/>
           <w:b/>
@@ -4445,7 +4862,8 @@
           <w:sz w:val="32"/>
           <w:szCs w:val="32"/>
         </w:rPr>
-      </w:pPr>
+        <w:t>bliography</w:t>
+      </w:r>
     </w:p>
     <w:p>
       <w:pPr>
@@ -4461,105 +4879,7 @@
     </w:p>
     <w:p>
       <w:pPr>
-        <w:jc w:val="both"/>
-        <w:rPr>
-          <w:rFonts w:ascii="Times New Roman" w:hAnsi="Times New Roman" w:cs="Times New Roman"/>
-        </w:rPr>
-      </w:pPr>
-      <w:r>
-        <w:rPr>
-          <w:rFonts w:ascii="Times New Roman" w:hAnsi="Times New Roman" w:cs="Times New Roman"/>
-        </w:rPr>
-        <w:t xml:space="preserve">Fry, Hannah — Hello World: How to Be Human in the Age of the Machine, Black Swan (Transworld Publishers), London, 2018 </w:t>
-      </w:r>
-    </w:p>
-    <w:p>
-      <w:pPr>
-        <w:jc w:val="both"/>
-        <w:rPr>
-          <w:rFonts w:ascii="Times New Roman" w:hAnsi="Times New Roman" w:cs="Times New Roman"/>
-        </w:rPr>
-      </w:pPr>
-      <w:r>
-        <w:rPr>
-          <w:rFonts w:ascii="Times New Roman" w:hAnsi="Times New Roman" w:cs="Times New Roman"/>
-        </w:rPr>
-        <w:t xml:space="preserve">Tegmark, Max — Life 3.0: Being Human in the Age of Artificial Intelligence, Knopf, New York, 2017 </w:t>
-      </w:r>
-    </w:p>
-    <w:p>
-      <w:pPr>
-        <w:jc w:val="both"/>
-        <w:rPr>
-          <w:rFonts w:ascii="Times New Roman" w:hAnsi="Times New Roman" w:cs="Times New Roman"/>
-        </w:rPr>
-      </w:pPr>
-      <w:r>
-        <w:rPr>
-          <w:rFonts w:ascii="Times New Roman" w:hAnsi="Times New Roman" w:cs="Times New Roman"/>
-        </w:rPr>
-        <w:t xml:space="preserve">Bostrom, Nick — Superintelligence: Paths, Dangers, Strategies, Oxford University Press, Oxford, 2014 </w:t>
-      </w:r>
-    </w:p>
-    <w:p>
-      <w:pPr>
-        <w:jc w:val="both"/>
-        <w:rPr>
-          <w:rFonts w:ascii="Times New Roman" w:hAnsi="Times New Roman" w:cs="Times New Roman"/>
-        </w:rPr>
-      </w:pPr>
-      <w:r>
-        <w:rPr>
-          <w:rFonts w:ascii="Times New Roman" w:hAnsi="Times New Roman" w:cs="Times New Roman"/>
-        </w:rPr>
-        <w:t xml:space="preserve">Kislev, Elyakim — Relationships 5.0: How AI, VR, and Robots Will Reshape Our Emotional Lives, Oxford University Press, Oxford, 2022 </w:t>
-      </w:r>
-    </w:p>
-    <w:p>
-      <w:pPr>
-        <w:jc w:val="both"/>
-        <w:rPr>
-          <w:rFonts w:ascii="Times New Roman" w:hAnsi="Times New Roman" w:cs="Times New Roman"/>
-        </w:rPr>
-      </w:pPr>
-      <w:r>
-        <w:rPr>
-          <w:rFonts w:ascii="Times New Roman" w:hAnsi="Times New Roman" w:cs="Times New Roman"/>
-        </w:rPr>
-        <w:t xml:space="preserve">Gunkel, David J. — The Machine Question: Critical Perspectives on AI, Robots, and Ethics, MIT Press, Cambridge (MA), 2012 </w:t>
-      </w:r>
-    </w:p>
-    <w:p>
-      <w:pPr>
-        <w:jc w:val="both"/>
-        <w:rPr>
-          <w:rFonts w:ascii="Times New Roman" w:hAnsi="Times New Roman" w:cs="Times New Roman"/>
-        </w:rPr>
-      </w:pPr>
-      <w:r>
-        <w:rPr>
-          <w:rFonts w:ascii="Times New Roman" w:hAnsi="Times New Roman" w:cs="Times New Roman"/>
-        </w:rPr>
-        <w:t xml:space="preserve">Lee, Kai-Fu &amp; </w:t>
-      </w:r>
-      <w:proofErr w:type="spellStart"/>
-      <w:r>
-        <w:rPr>
-          <w:rFonts w:ascii="Times New Roman" w:hAnsi="Times New Roman" w:cs="Times New Roman"/>
-        </w:rPr>
-        <w:t>Qiufan</w:t>
-      </w:r>
-      <w:proofErr w:type="spellEnd"/>
-      <w:r>
-        <w:rPr>
-          <w:rFonts w:ascii="Times New Roman" w:hAnsi="Times New Roman" w:cs="Times New Roman"/>
-        </w:rPr>
-        <w:t>, Chen — AI 2041: Ten Visions for Our Future, (HarperCollins / unspecified in summary), (publication place — typically New York), 2021</w:t>
-      </w:r>
-    </w:p>
-    <w:p>
-      <w:pPr>
-        <w:jc w:val="both"/>
+        <w:jc w:val="center"/>
         <w:rPr>
           <w:rFonts w:ascii="Times New Roman" w:hAnsi="Times New Roman" w:cs="Times New Roman"/>
           <w:b/>
@@ -4569,8 +4889,168 @@
         </w:rPr>
       </w:pPr>
     </w:p>
+    <w:p>
+      <w:pPr>
+        <w:jc w:val="both"/>
+        <w:rPr>
+          <w:rFonts w:ascii="Times New Roman" w:hAnsi="Times New Roman" w:cs="Times New Roman"/>
+        </w:rPr>
+      </w:pPr>
+      <w:r>
+        <w:rPr>
+          <w:rFonts w:ascii="Times New Roman" w:hAnsi="Times New Roman" w:cs="Times New Roman"/>
+        </w:rPr>
+        <w:t>1)</w:t>
+      </w:r>
+      <w:r>
+        <w:rPr>
+          <w:rFonts w:ascii="Times New Roman" w:hAnsi="Times New Roman" w:cs="Times New Roman"/>
+        </w:rPr>
+        <w:t xml:space="preserve"> </w:t>
+      </w:r>
+      <w:r>
+        <w:rPr>
+          <w:rFonts w:ascii="Times New Roman" w:hAnsi="Times New Roman" w:cs="Times New Roman"/>
+        </w:rPr>
+        <w:t xml:space="preserve">Fry, Hannah — Hello World: How to Be Human in the Age of the Machine, Black Swan (Transworld Publishers), London, 2018 </w:t>
+      </w:r>
+    </w:p>
+    <w:p>
+      <w:pPr>
+        <w:jc w:val="both"/>
+        <w:rPr>
+          <w:rFonts w:ascii="Times New Roman" w:hAnsi="Times New Roman" w:cs="Times New Roman"/>
+        </w:rPr>
+      </w:pPr>
+      <w:r>
+        <w:rPr>
+          <w:rFonts w:ascii="Times New Roman" w:hAnsi="Times New Roman" w:cs="Times New Roman"/>
+        </w:rPr>
+        <w:t xml:space="preserve">2) </w:t>
+      </w:r>
+      <w:proofErr w:type="spellStart"/>
+      <w:r>
+        <w:rPr>
+          <w:rFonts w:ascii="Times New Roman" w:hAnsi="Times New Roman" w:cs="Times New Roman"/>
+        </w:rPr>
+        <w:t>Tegmark</w:t>
+      </w:r>
+      <w:proofErr w:type="spellEnd"/>
+      <w:r>
+        <w:rPr>
+          <w:rFonts w:ascii="Times New Roman" w:hAnsi="Times New Roman" w:cs="Times New Roman"/>
+        </w:rPr>
+        <w:t xml:space="preserve">, Max — Life 3.0: Being Human in the Age of Artificial Intelligence, Knopf, New York, 2017 </w:t>
+      </w:r>
+    </w:p>
+    <w:p>
+      <w:pPr>
+        <w:jc w:val="both"/>
+        <w:rPr>
+          <w:rFonts w:ascii="Times New Roman" w:hAnsi="Times New Roman" w:cs="Times New Roman"/>
+        </w:rPr>
+      </w:pPr>
+      <w:r>
+        <w:rPr>
+          <w:rFonts w:ascii="Times New Roman" w:hAnsi="Times New Roman" w:cs="Times New Roman"/>
+        </w:rPr>
+        <w:t xml:space="preserve">3) </w:t>
+      </w:r>
+      <w:r>
+        <w:rPr>
+          <w:rFonts w:ascii="Times New Roman" w:hAnsi="Times New Roman" w:cs="Times New Roman"/>
+        </w:rPr>
+        <w:t xml:space="preserve">Bostrom, Nick — Superintelligence: Paths, Dangers, Strategies, Oxford University Press, Oxford, 2014 </w:t>
+      </w:r>
+    </w:p>
+    <w:p>
+      <w:pPr>
+        <w:jc w:val="both"/>
+        <w:rPr>
+          <w:rFonts w:ascii="Times New Roman" w:hAnsi="Times New Roman" w:cs="Times New Roman"/>
+        </w:rPr>
+      </w:pPr>
+      <w:r>
+        <w:rPr>
+          <w:rFonts w:ascii="Times New Roman" w:hAnsi="Times New Roman" w:cs="Times New Roman"/>
+        </w:rPr>
+        <w:t xml:space="preserve">4) </w:t>
+      </w:r>
+      <w:r>
+        <w:rPr>
+          <w:rFonts w:ascii="Times New Roman" w:hAnsi="Times New Roman" w:cs="Times New Roman"/>
+        </w:rPr>
+        <w:t xml:space="preserve">Kislev, Elyakim — Relationships 5.0: How AI, VR, and Robots Will Reshape Our Emotional Lives, Oxford University Press, Oxford, 2022 </w:t>
+      </w:r>
+    </w:p>
+    <w:p>
+      <w:pPr>
+        <w:jc w:val="both"/>
+        <w:rPr>
+          <w:rFonts w:ascii="Times New Roman" w:hAnsi="Times New Roman" w:cs="Times New Roman"/>
+        </w:rPr>
+      </w:pPr>
+      <w:r>
+        <w:rPr>
+          <w:rFonts w:ascii="Times New Roman" w:hAnsi="Times New Roman" w:cs="Times New Roman"/>
+        </w:rPr>
+        <w:t xml:space="preserve">5) </w:t>
+      </w:r>
+      <w:r>
+        <w:rPr>
+          <w:rFonts w:ascii="Times New Roman" w:hAnsi="Times New Roman" w:cs="Times New Roman"/>
+        </w:rPr>
+        <w:t xml:space="preserve">Gunkel, David J. — The Machine Question: Critical Perspectives on AI, Robots, and Ethics, MIT Press, Cambridge (MA), 2012 </w:t>
+      </w:r>
+    </w:p>
+    <w:p>
+      <w:pPr>
+        <w:jc w:val="both"/>
+        <w:rPr>
+          <w:rFonts w:ascii="Times New Roman" w:hAnsi="Times New Roman" w:cs="Times New Roman"/>
+        </w:rPr>
+      </w:pPr>
+      <w:r>
+        <w:rPr>
+          <w:rFonts w:ascii="Times New Roman" w:hAnsi="Times New Roman" w:cs="Times New Roman"/>
+        </w:rPr>
+        <w:t xml:space="preserve">6) </w:t>
+      </w:r>
+      <w:r>
+        <w:rPr>
+          <w:rFonts w:ascii="Times New Roman" w:hAnsi="Times New Roman" w:cs="Times New Roman"/>
+        </w:rPr>
+        <w:t xml:space="preserve">Lee, Kai-Fu &amp; </w:t>
+      </w:r>
+      <w:proofErr w:type="spellStart"/>
+      <w:r>
+        <w:rPr>
+          <w:rFonts w:ascii="Times New Roman" w:hAnsi="Times New Roman" w:cs="Times New Roman"/>
+        </w:rPr>
+        <w:t>Qiufan</w:t>
+      </w:r>
+      <w:proofErr w:type="spellEnd"/>
+      <w:r>
+        <w:rPr>
+          <w:rFonts w:ascii="Times New Roman" w:hAnsi="Times New Roman" w:cs="Times New Roman"/>
+        </w:rPr>
+        <w:t>, Chen — AI 2041: Ten Visions for Our Future, (HarperCollins / unspecified in summary), (publication place — typically New York), 2021</w:t>
+      </w:r>
+    </w:p>
+    <w:p>
+      <w:pPr>
+        <w:jc w:val="both"/>
+        <w:rPr>
+          <w:rFonts w:ascii="Times New Roman" w:hAnsi="Times New Roman" w:cs="Times New Roman"/>
+          <w:b/>
+          <w:bCs/>
+          <w:sz w:val="32"/>
+          <w:szCs w:val="32"/>
+        </w:rPr>
+      </w:pPr>
+    </w:p>
     <w:sectPr>
-      <w:footerReference w:type="first" r:id="rId14"/>
+      <w:footerReference w:type="first" r:id="rId15"/>
       <w:pgSz w:w="11906" w:h="16838"/>
       <w:pgMar w:top="1417" w:right="1417" w:bottom="1417" w:left="1417" w:header="708" w:footer="708" w:gutter="0"/>
       <w:cols w:space="708"/>
@@ -4706,6 +5186,103 @@
     </w:p>
   </w:footnote>
 </w:footnotes>
+</file>
+
+<file path=word/numbering.xml><?xml version="1.0" encoding="utf-8"?>
+<w:numbering xmlns:wpc="http://schemas.microsoft.com/office/word/2010/wordprocessingCanvas" xmlns:cx="http://schemas.microsoft.com/office/drawing/2014/chartex" xmlns:cx1="http://schemas.microsoft.com/office/drawing/2015/9/8/chartex" xmlns:cx2="http://schemas.microsoft.com/office/drawing/2015/10/21/chartex" xmlns:cx3="http://schemas.microsoft.com/office/drawing/2016/5/9/chartex" xmlns:cx4="http://schemas.microsoft.com/office/drawing/2016/5/10/chartex" xmlns:cx5="http://schemas.microsoft.com/office/drawing/2016/5/11/chartex" xmlns:cx6="http://schemas.microsoft.com/office/drawing/2016/5/12/chartex" xmlns:cx7="http://schemas.microsoft.com/office/drawing/2016/5/13/chartex" xmlns:cx8="http://schemas.microsoft.com/office/drawing/2016/5/14/chartex" xmlns:mc="http://schemas.openxmlformats.org/markup-compatibility/2006" xmlns:aink="http://schemas.microsoft.com/office/drawing/2016/ink" xmlns:am3d="http://schemas.microsoft.com/office/drawing/2017/model3d" xmlns:o="urn:schemas-microsoft-com:office:office" xmlns:oel="http://schemas.microsoft.com/office/2019/extlst" xmlns:r="http://schemas.openxmlformats.org/officeDocument/2006/relationships" xmlns:m="http://schemas.openxmlformats.org/officeDocument/2006/math" xmlns:v="urn:schemas-microsoft-com:vml" xmlns:wp14="http://schemas.microsoft.com/office/word/2010/wordprocessingDrawing" xmlns:wp="http://schemas.openxmlformats.org/drawingml/2006/wordprocessingDrawing" xmlns:w10="urn:schemas-microsoft-com:office:word" xmlns:w="http://schemas.openxmlformats.org/wordprocessingml/2006/main" xmlns:w14="http://schemas.microsoft.com/office/word/2010/wordml" xmlns:w15="http://schemas.microsoft.com/office/word/2012/wordml" xmlns:w16cex="http://schemas.microsoft.com/office/word/2018/wordml/cex" xmlns:w16cid="http://schemas.microsoft.com/office/word/2016/wordml/cid" xmlns:w16="http://schemas.microsoft.com/office/word/2018/wordml" xmlns:w16du="http://schemas.microsoft.com/office/word/2023/wordml/word16du" xmlns:w16sdtdh="http://schemas.microsoft.com/office/word/2020/wordml/sdtdatahash" xmlns:w16sdtfl="http://schemas.microsoft.com/office/word/2024/wordml/sdtformatlock" xmlns:w16se="http://schemas.microsoft.com/office/word/2015/wordml/symex" xmlns:wpg="http://schemas.microsoft.com/office/word/2010/wordprocessingGroup" xmlns:wpi="http://schemas.microsoft.com/office/word/2010/wordprocessingInk" xmlns:wne="http://schemas.microsoft.com/office/word/2006/wordml" xmlns:wps="http://schemas.microsoft.com/office/word/2010/wordprocessingShape" mc:Ignorable="w14 w15 w16se w16cid w16 w16cex w16sdtdh w16sdtfl w16du wp14">
+  <w:abstractNum w:abstractNumId="0" w15:restartNumberingAfterBreak="0">
+    <w:nsid w:val="7756645A"/>
+    <w:multiLevelType w:val="hybridMultilevel"/>
+    <w:tmpl w:val="92B254B0"/>
+    <w:lvl w:ilvl="0" w:tplc="04180011">
+      <w:start w:val="1"/>
+      <w:numFmt w:val="decimal"/>
+      <w:lvlText w:val="%1)"/>
+      <w:lvlJc w:val="left"/>
+      <w:pPr>
+        <w:ind w:left="720" w:hanging="360"/>
+      </w:pPr>
+      <w:rPr>
+        <w:rFonts w:hint="default"/>
+      </w:rPr>
+    </w:lvl>
+    <w:lvl w:ilvl="1" w:tplc="04180019" w:tentative="1">
+      <w:start w:val="1"/>
+      <w:numFmt w:val="lowerLetter"/>
+      <w:lvlText w:val="%2."/>
+      <w:lvlJc w:val="left"/>
+      <w:pPr>
+        <w:ind w:left="1440" w:hanging="360"/>
+      </w:pPr>
+    </w:lvl>
+    <w:lvl w:ilvl="2" w:tplc="0418001B" w:tentative="1">
+      <w:start w:val="1"/>
+      <w:numFmt w:val="lowerRoman"/>
+      <w:lvlText w:val="%3."/>
+      <w:lvlJc w:val="right"/>
+      <w:pPr>
+        <w:ind w:left="2160" w:hanging="180"/>
+      </w:pPr>
+    </w:lvl>
+    <w:lvl w:ilvl="3" w:tplc="0418000F" w:tentative="1">
+      <w:start w:val="1"/>
+      <w:numFmt w:val="decimal"/>
+      <w:lvlText w:val="%4."/>
+      <w:lvlJc w:val="left"/>
+      <w:pPr>
+        <w:ind w:left="2880" w:hanging="360"/>
+      </w:pPr>
+    </w:lvl>
+    <w:lvl w:ilvl="4" w:tplc="04180019" w:tentative="1">
+      <w:start w:val="1"/>
+      <w:numFmt w:val="lowerLetter"/>
+      <w:lvlText w:val="%5."/>
+      <w:lvlJc w:val="left"/>
+      <w:pPr>
+        <w:ind w:left="3600" w:hanging="360"/>
+      </w:pPr>
+    </w:lvl>
+    <w:lvl w:ilvl="5" w:tplc="0418001B" w:tentative="1">
+      <w:start w:val="1"/>
+      <w:numFmt w:val="lowerRoman"/>
+      <w:lvlText w:val="%6."/>
+      <w:lvlJc w:val="right"/>
+      <w:pPr>
+        <w:ind w:left="4320" w:hanging="180"/>
+      </w:pPr>
+    </w:lvl>
+    <w:lvl w:ilvl="6" w:tplc="0418000F" w:tentative="1">
+      <w:start w:val="1"/>
+      <w:numFmt w:val="decimal"/>
+      <w:lvlText w:val="%7."/>
+      <w:lvlJc w:val="left"/>
+      <w:pPr>
+        <w:ind w:left="5040" w:hanging="360"/>
+      </w:pPr>
+    </w:lvl>
+    <w:lvl w:ilvl="7" w:tplc="04180019" w:tentative="1">
+      <w:start w:val="1"/>
+      <w:numFmt w:val="lowerLetter"/>
+      <w:lvlText w:val="%8."/>
+      <w:lvlJc w:val="left"/>
+      <w:pPr>
+        <w:ind w:left="5760" w:hanging="360"/>
+      </w:pPr>
+    </w:lvl>
+    <w:lvl w:ilvl="8" w:tplc="0418001B" w:tentative="1">
+      <w:start w:val="1"/>
+      <w:numFmt w:val="lowerRoman"/>
+      <w:lvlText w:val="%9."/>
+      <w:lvlJc w:val="right"/>
+      <w:pPr>
+        <w:ind w:left="6480" w:hanging="180"/>
+      </w:pPr>
+    </w:lvl>
+  </w:abstractNum>
+  <w:num w:numId="1" w16cid:durableId="1336108937">
+    <w:abstractNumId w:val="0"/>
+  </w:num>
+</w:numbering>
 </file>
 
 <file path=word/styles.xml><?xml version="1.0" encoding="utf-8"?>

--- a/Atestat.docx
+++ b/Atestat.docx
@@ -3624,7 +3624,7 @@
           <w:noProof/>
         </w:rPr>
         <w:drawing>
-          <wp:anchor distT="0" distB="0" distL="114300" distR="114300" simplePos="0" relativeHeight="251660288" behindDoc="1" locked="0" layoutInCell="1" allowOverlap="1" wp14:anchorId="239085BE" wp14:editId="00D94CD1">
+          <wp:anchor distT="0" distB="0" distL="114300" distR="114300" simplePos="0" relativeHeight="251660288" behindDoc="1" locked="0" layoutInCell="1" allowOverlap="1" wp14:anchorId="239085BE" wp14:editId="0387D14C">
             <wp:simplePos x="0" y="0"/>
             <wp:positionH relativeFrom="margin">
               <wp:align>center</wp:align>
@@ -4912,7 +4912,7 @@
         <w:rPr>
           <w:rFonts w:ascii="Times New Roman" w:hAnsi="Times New Roman" w:cs="Times New Roman"/>
         </w:rPr>
-        <w:t xml:space="preserve">Fry, Hannah — Hello World: How to Be Human in the Age of the Machine, Black Swan (Transworld Publishers), London, 2018 </w:t>
+        <w:t xml:space="preserve">Fry, Hannah — Hello World: How to Be Human in the Age of the Machine, Black Swan, London, 2018 </w:t>
       </w:r>
     </w:p>
     <w:p>
@@ -5034,7 +5034,25 @@
         <w:rPr>
           <w:rFonts w:ascii="Times New Roman" w:hAnsi="Times New Roman" w:cs="Times New Roman"/>
         </w:rPr>
-        <w:t>, Chen — AI 2041: Ten Visions for Our Future, (HarperCollins / unspecified in summary), (publication place — typically New York), 2021</w:t>
+        <w:t>, Chen — AI 2041: Ten Visions for Our Future</w:t>
+      </w:r>
+      <w:r>
+        <w:rPr>
+          <w:rFonts w:ascii="Times New Roman" w:hAnsi="Times New Roman" w:cs="Times New Roman"/>
+        </w:rPr>
+        <w:t xml:space="preserve">, </w:t>
+      </w:r>
+      <w:r>
+        <w:rPr>
+          <w:rFonts w:ascii="Times New Roman" w:hAnsi="Times New Roman" w:cs="Times New Roman"/>
+        </w:rPr>
+        <w:t>HarperCollins</w:t>
+      </w:r>
+      <w:r>
+        <w:rPr>
+          <w:rFonts w:ascii="Times New Roman" w:hAnsi="Times New Roman" w:cs="Times New Roman"/>
+        </w:rPr>
+        <w:t>, New York, 2021</w:t>
       </w:r>
     </w:p>
     <w:p>
@@ -5891,7 +5909,6 @@
   <w:style w:type="character" w:default="1" w:styleId="DefaultParagraphFont">
     <w:name w:val="Default Paragraph Font"/>
     <w:uiPriority w:val="1"/>
-    <w:semiHidden/>
     <w:unhideWhenUsed/>
   </w:style>
   <w:style w:type="table" w:default="1" w:styleId="TableNormal">

--- a/Atestat.docx
+++ b/Atestat.docx
@@ -11,13 +11,70 @@
           <w:szCs w:val="32"/>
         </w:rPr>
       </w:pPr>
+      <w:proofErr w:type="spellStart"/>
       <w:r>
         <w:rPr>
           <w:rFonts w:ascii="Times New Roman" w:hAnsi="Times New Roman" w:cs="Times New Roman"/>
           <w:sz w:val="32"/>
           <w:szCs w:val="32"/>
         </w:rPr>
-        <w:t>“Decebal” National College Deva</w:t>
+        <w:t>Colegiul</w:t>
+      </w:r>
+      <w:proofErr w:type="spellEnd"/>
+      <w:r>
+        <w:rPr>
+          <w:rFonts w:ascii="Times New Roman" w:hAnsi="Times New Roman" w:cs="Times New Roman"/>
+          <w:sz w:val="32"/>
+          <w:szCs w:val="32"/>
+        </w:rPr>
+        <w:t xml:space="preserve"> </w:t>
+      </w:r>
+      <w:proofErr w:type="gramStart"/>
+      <w:r>
+        <w:rPr>
+          <w:rFonts w:ascii="Times New Roman" w:hAnsi="Times New Roman" w:cs="Times New Roman"/>
+          <w:sz w:val="32"/>
+          <w:szCs w:val="32"/>
+        </w:rPr>
+        <w:t>Na</w:t>
+      </w:r>
+      <w:proofErr w:type="spellStart"/>
+      <w:r>
+        <w:rPr>
+          <w:rFonts w:ascii="Times New Roman" w:hAnsi="Times New Roman" w:cs="Times New Roman"/>
+          <w:sz w:val="32"/>
+          <w:szCs w:val="32"/>
+          <w:lang w:val="ro-RO"/>
+        </w:rPr>
+        <w:t>țional</w:t>
+      </w:r>
+      <w:proofErr w:type="spellEnd"/>
+      <w:r>
+        <w:rPr>
+          <w:rFonts w:ascii="Times New Roman" w:hAnsi="Times New Roman" w:cs="Times New Roman"/>
+          <w:sz w:val="32"/>
+          <w:szCs w:val="32"/>
+          <w:lang w:val="ro-RO"/>
+        </w:rPr>
+        <w:t xml:space="preserve"> ,,Decebal</w:t>
+      </w:r>
+      <w:proofErr w:type="gramEnd"/>
+      <w:r>
+        <w:rPr>
+          <w:rFonts w:ascii="Times New Roman" w:hAnsi="Times New Roman" w:cs="Times New Roman"/>
+          <w:sz w:val="32"/>
+          <w:szCs w:val="32"/>
+          <w:lang w:val="en-US"/>
+        </w:rPr>
+        <w:t>”,</w:t>
+      </w:r>
+      <w:r>
+        <w:rPr>
+          <w:rFonts w:ascii="Times New Roman" w:hAnsi="Times New Roman" w:cs="Times New Roman"/>
+          <w:sz w:val="32"/>
+          <w:szCs w:val="32"/>
+        </w:rPr>
+        <w:t xml:space="preserve"> Deva</w:t>
       </w:r>
     </w:p>
     <w:p>
@@ -93,12 +150,538 @@
     </w:p>
     <w:p>
       <w:pPr>
+        <w:jc w:val="center"/>
+        <w:rPr>
+          <w:rFonts w:ascii="Times New Roman" w:hAnsi="Times New Roman" w:cs="Times New Roman"/>
+          <w:b/>
+          <w:bCs/>
+          <w:sz w:val="44"/>
+          <w:szCs w:val="44"/>
+        </w:rPr>
+      </w:pPr>
+    </w:p>
+    <w:p>
+      <w:pPr>
+        <w:jc w:val="center"/>
+        <w:rPr>
+          <w:rFonts w:ascii="Times New Roman" w:hAnsi="Times New Roman" w:cs="Times New Roman"/>
+          <w:b/>
+          <w:bCs/>
+          <w:sz w:val="44"/>
+          <w:szCs w:val="44"/>
+        </w:rPr>
+      </w:pPr>
+    </w:p>
+    <w:p>
+      <w:pPr>
+        <w:jc w:val="center"/>
+        <w:rPr>
+          <w:rFonts w:ascii="Times New Roman" w:hAnsi="Times New Roman" w:cs="Times New Roman"/>
+          <w:b/>
+          <w:bCs/>
+          <w:sz w:val="44"/>
+          <w:szCs w:val="44"/>
+        </w:rPr>
+      </w:pPr>
+      <w:r>
+        <w:rPr>
+          <w:rFonts w:ascii="Times New Roman" w:hAnsi="Times New Roman" w:cs="Times New Roman"/>
+          <w:b/>
+          <w:bCs/>
+          <w:sz w:val="44"/>
+          <w:szCs w:val="44"/>
+        </w:rPr>
+        <w:t>The Impact of AI on everyday life</w:t>
+      </w:r>
+    </w:p>
+    <w:p>
+      <w:pPr>
+        <w:jc w:val="center"/>
+        <w:rPr>
+          <w:rFonts w:ascii="Times New Roman" w:hAnsi="Times New Roman" w:cs="Times New Roman"/>
+          <w:b/>
+          <w:bCs/>
+          <w:sz w:val="44"/>
+          <w:szCs w:val="44"/>
+        </w:rPr>
+      </w:pPr>
+    </w:p>
+    <w:p>
+      <w:pPr>
+        <w:jc w:val="center"/>
+        <w:rPr>
+          <w:rFonts w:ascii="Times New Roman" w:hAnsi="Times New Roman" w:cs="Times New Roman"/>
+          <w:b/>
+          <w:bCs/>
+          <w:sz w:val="44"/>
+          <w:szCs w:val="44"/>
+        </w:rPr>
+      </w:pPr>
+    </w:p>
+    <w:p>
+      <w:pPr>
+        <w:rPr>
+          <w:rFonts w:ascii="Times New Roman" w:hAnsi="Times New Roman" w:cs="Times New Roman"/>
+          <w:sz w:val="28"/>
+          <w:szCs w:val="28"/>
+        </w:rPr>
+      </w:pPr>
+      <w:r>
+        <w:rPr>
+          <w:rFonts w:ascii="Times New Roman" w:hAnsi="Times New Roman" w:cs="Times New Roman"/>
+          <w:sz w:val="28"/>
+          <w:szCs w:val="28"/>
+        </w:rPr>
+        <w:t>Coordinating Teacher:</w:t>
+      </w:r>
+      <w:r>
+        <w:rPr>
+          <w:rFonts w:ascii="Times New Roman" w:hAnsi="Times New Roman" w:cs="Times New Roman"/>
+          <w:sz w:val="28"/>
+          <w:szCs w:val="28"/>
+        </w:rPr>
+        <w:tab/>
+      </w:r>
+      <w:r>
+        <w:rPr>
+          <w:rFonts w:ascii="Times New Roman" w:hAnsi="Times New Roman" w:cs="Times New Roman"/>
+          <w:sz w:val="28"/>
+          <w:szCs w:val="28"/>
+        </w:rPr>
+        <w:tab/>
+      </w:r>
+      <w:r>
+        <w:rPr>
+          <w:rFonts w:ascii="Times New Roman" w:hAnsi="Times New Roman" w:cs="Times New Roman"/>
+          <w:sz w:val="28"/>
+          <w:szCs w:val="28"/>
+        </w:rPr>
+        <w:tab/>
+      </w:r>
+      <w:r>
+        <w:rPr>
+          <w:rFonts w:ascii="Times New Roman" w:hAnsi="Times New Roman" w:cs="Times New Roman"/>
+          <w:sz w:val="28"/>
+          <w:szCs w:val="28"/>
+        </w:rPr>
+        <w:tab/>
+      </w:r>
+      <w:r>
+        <w:rPr>
+          <w:rFonts w:ascii="Times New Roman" w:hAnsi="Times New Roman" w:cs="Times New Roman"/>
+          <w:sz w:val="28"/>
+          <w:szCs w:val="28"/>
+        </w:rPr>
+        <w:tab/>
+      </w:r>
+      <w:r>
+        <w:rPr>
+          <w:rFonts w:ascii="Times New Roman" w:hAnsi="Times New Roman" w:cs="Times New Roman"/>
+          <w:sz w:val="28"/>
+          <w:szCs w:val="28"/>
+        </w:rPr>
+        <w:tab/>
+      </w:r>
+      <w:r>
+        <w:rPr>
+          <w:rFonts w:ascii="Times New Roman" w:hAnsi="Times New Roman" w:cs="Times New Roman"/>
+          <w:sz w:val="28"/>
+          <w:szCs w:val="28"/>
+        </w:rPr>
+        <w:tab/>
+      </w:r>
+      <w:r>
+        <w:rPr>
+          <w:rFonts w:ascii="Times New Roman" w:hAnsi="Times New Roman" w:cs="Times New Roman"/>
+          <w:sz w:val="28"/>
+          <w:szCs w:val="28"/>
+        </w:rPr>
+        <w:tab/>
+        <w:t xml:space="preserve">   Student:</w:t>
+      </w:r>
+    </w:p>
+    <w:p>
+      <w:pPr>
+        <w:rPr>
+          <w:rFonts w:ascii="Times New Roman" w:hAnsi="Times New Roman" w:cs="Times New Roman"/>
+          <w:sz w:val="28"/>
+          <w:szCs w:val="28"/>
+          <w:lang w:val="en-US"/>
+        </w:rPr>
+      </w:pPr>
+      <w:r>
+        <w:rPr>
+          <w:rFonts w:ascii="Times New Roman" w:hAnsi="Times New Roman" w:cs="Times New Roman"/>
+          <w:sz w:val="28"/>
+          <w:szCs w:val="28"/>
+        </w:rPr>
+        <w:t>C</w:t>
+      </w:r>
+      <w:r>
+        <w:rPr>
+          <w:rFonts w:ascii="Times New Roman" w:hAnsi="Times New Roman" w:cs="Times New Roman"/>
+          <w:sz w:val="28"/>
+          <w:szCs w:val="28"/>
+          <w:lang w:val="ro-RO"/>
+        </w:rPr>
+        <w:t>îm</w:t>
+      </w:r>
+      <w:r>
+        <w:rPr>
+          <w:rFonts w:ascii="Times New Roman" w:hAnsi="Times New Roman" w:cs="Times New Roman"/>
+          <w:sz w:val="28"/>
+          <w:szCs w:val="28"/>
+          <w:lang w:val="en-US"/>
+        </w:rPr>
+        <w:t>pean Andreea</w:t>
+      </w:r>
+      <w:r>
+        <w:rPr>
+          <w:rFonts w:ascii="Times New Roman" w:hAnsi="Times New Roman" w:cs="Times New Roman"/>
+          <w:sz w:val="28"/>
+          <w:szCs w:val="28"/>
+          <w:lang w:val="en-US"/>
+        </w:rPr>
+        <w:tab/>
+      </w:r>
+      <w:r>
+        <w:rPr>
+          <w:rFonts w:ascii="Times New Roman" w:hAnsi="Times New Roman" w:cs="Times New Roman"/>
+          <w:sz w:val="28"/>
+          <w:szCs w:val="28"/>
+          <w:lang w:val="en-US"/>
+        </w:rPr>
+        <w:tab/>
+      </w:r>
+      <w:r>
+        <w:rPr>
+          <w:rFonts w:ascii="Times New Roman" w:hAnsi="Times New Roman" w:cs="Times New Roman"/>
+          <w:sz w:val="28"/>
+          <w:szCs w:val="28"/>
+          <w:lang w:val="en-US"/>
+        </w:rPr>
+        <w:tab/>
+      </w:r>
+      <w:r>
+        <w:rPr>
+          <w:rFonts w:ascii="Times New Roman" w:hAnsi="Times New Roman" w:cs="Times New Roman"/>
+          <w:sz w:val="28"/>
+          <w:szCs w:val="28"/>
+          <w:lang w:val="en-US"/>
+        </w:rPr>
+        <w:tab/>
+      </w:r>
+      <w:r>
+        <w:rPr>
+          <w:rFonts w:ascii="Times New Roman" w:hAnsi="Times New Roman" w:cs="Times New Roman"/>
+          <w:sz w:val="28"/>
+          <w:szCs w:val="28"/>
+          <w:lang w:val="en-US"/>
+        </w:rPr>
+        <w:tab/>
+      </w:r>
+      <w:r>
+        <w:rPr>
+          <w:rFonts w:ascii="Times New Roman" w:hAnsi="Times New Roman" w:cs="Times New Roman"/>
+          <w:sz w:val="28"/>
+          <w:szCs w:val="28"/>
+          <w:lang w:val="en-US"/>
+        </w:rPr>
+        <w:tab/>
+      </w:r>
+      <w:r>
+        <w:rPr>
+          <w:rFonts w:ascii="Times New Roman" w:hAnsi="Times New Roman" w:cs="Times New Roman"/>
+          <w:sz w:val="28"/>
+          <w:szCs w:val="28"/>
+          <w:lang w:val="en-US"/>
+        </w:rPr>
+        <w:tab/>
+      </w:r>
+      <w:r>
+        <w:rPr>
+          <w:rFonts w:ascii="Times New Roman" w:hAnsi="Times New Roman" w:cs="Times New Roman"/>
+          <w:sz w:val="28"/>
+          <w:szCs w:val="28"/>
+          <w:lang w:val="en-US"/>
+        </w:rPr>
+        <w:tab/>
+        <w:t xml:space="preserve"> Mondea George</w:t>
+      </w:r>
+    </w:p>
+    <w:p>
+      <w:pPr>
+        <w:ind w:left="7788"/>
+        <w:rPr>
+          <w:rFonts w:ascii="Times New Roman" w:hAnsi="Times New Roman" w:cs="Times New Roman"/>
+          <w:sz w:val="28"/>
+          <w:szCs w:val="28"/>
+          <w:lang w:val="en-US"/>
+        </w:rPr>
+      </w:pPr>
+      <w:r>
+        <w:rPr>
+          <w:rFonts w:ascii="Times New Roman" w:hAnsi="Times New Roman" w:cs="Times New Roman"/>
+          <w:sz w:val="28"/>
+          <w:szCs w:val="28"/>
+          <w:lang w:val="en-US"/>
+        </w:rPr>
+        <w:t xml:space="preserve">       XII C</w:t>
+      </w:r>
+    </w:p>
+    <w:p>
+      <w:pPr>
+        <w:rPr>
+          <w:rFonts w:ascii="Times New Roman" w:hAnsi="Times New Roman" w:cs="Times New Roman"/>
+          <w:sz w:val="28"/>
+          <w:szCs w:val="28"/>
+          <w:lang w:val="en-US"/>
+        </w:rPr>
+      </w:pPr>
+      <w:r>
+        <w:rPr>
+          <w:rFonts w:ascii="Times New Roman" w:hAnsi="Times New Roman" w:cs="Times New Roman"/>
+          <w:noProof/>
+          <w:color w:val="FFFFFF" w:themeColor="background1"/>
+          <w:sz w:val="28"/>
+          <w:szCs w:val="28"/>
+          <w:lang w:val="en-US"/>
+        </w:rPr>
+        <mc:AlternateContent>
+          <mc:Choice Requires="wps">
+            <w:drawing>
+              <wp:anchor distT="0" distB="0" distL="114300" distR="114300" simplePos="0" relativeHeight="251666432" behindDoc="0" locked="0" layoutInCell="1" allowOverlap="1" wp14:anchorId="0C1C3FEB" wp14:editId="1D9B4C1E">
+                <wp:simplePos x="0" y="0"/>
+                <wp:positionH relativeFrom="column">
+                  <wp:posOffset>5395595</wp:posOffset>
+                </wp:positionH>
+                <wp:positionV relativeFrom="paragraph">
+                  <wp:posOffset>231775</wp:posOffset>
+                </wp:positionV>
+                <wp:extent cx="631372" cy="500743"/>
+                <wp:effectExtent l="0" t="0" r="16510" b="13970"/>
+                <wp:wrapNone/>
+                <wp:docPr id="1274062819" name="Rectangle 1"/>
+                <wp:cNvGraphicFramePr/>
+                <a:graphic xmlns:a="http://schemas.openxmlformats.org/drawingml/2006/main">
+                  <a:graphicData uri="http://schemas.microsoft.com/office/word/2010/wordprocessingShape">
+                    <wps:wsp>
+                      <wps:cNvSpPr/>
+                      <wps:spPr>
+                        <a:xfrm>
+                          <a:off x="0" y="0"/>
+                          <a:ext cx="631372" cy="500743"/>
+                        </a:xfrm>
+                        <a:prstGeom prst="rect">
+                          <a:avLst/>
+                        </a:prstGeom>
+                        <a:solidFill>
+                          <a:schemeClr val="bg1"/>
+                        </a:solidFill>
+                        <a:ln>
+                          <a:solidFill>
+                            <a:schemeClr val="bg1"/>
+                          </a:solidFill>
+                        </a:ln>
+                      </wps:spPr>
+                      <wps:style>
+                        <a:lnRef idx="2">
+                          <a:schemeClr val="accent1">
+                            <a:shade val="15000"/>
+                          </a:schemeClr>
+                        </a:lnRef>
+                        <a:fillRef idx="1">
+                          <a:schemeClr val="accent1"/>
+                        </a:fillRef>
+                        <a:effectRef idx="0">
+                          <a:schemeClr val="accent1"/>
+                        </a:effectRef>
+                        <a:fontRef idx="minor">
+                          <a:schemeClr val="lt1"/>
+                        </a:fontRef>
+                      </wps:style>
+                      <wps:bodyPr rot="0" spcFirstLastPara="0" vertOverflow="overflow" horzOverflow="overflow" vert="horz" wrap="square" lIns="91440" tIns="45720" rIns="91440" bIns="45720" numCol="1" spcCol="0" rtlCol="0" fromWordArt="0" anchor="ctr" anchorCtr="0" forceAA="0" compatLnSpc="1">
+                        <a:prstTxWarp prst="textNoShape">
+                          <a:avLst/>
+                        </a:prstTxWarp>
+                        <a:noAutofit/>
+                      </wps:bodyPr>
+                    </wps:wsp>
+                  </a:graphicData>
+                </a:graphic>
+              </wp:anchor>
+            </w:drawing>
+          </mc:Choice>
+          <mc:Fallback>
+            <w:pict>
+              <v:rect w14:anchorId="2A5FD594" id="Rectangle 1" o:spid="_x0000_s1026" style="position:absolute;margin-left:424.85pt;margin-top:18.25pt;width:49.7pt;height:39.45pt;z-index:251666432;visibility:visible;mso-wrap-style:square;mso-wrap-distance-left:9pt;mso-wrap-distance-top:0;mso-wrap-distance-right:9pt;mso-wrap-distance-bottom:0;mso-position-horizontal:absolute;mso-position-horizontal-relative:text;mso-position-vertical:absolute;mso-position-vertical-relative:text;v-text-anchor:middle" o:gfxdata="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" fillcolor="white [3212]" strokecolor="white [3212]" strokeweight="1pt"/>
+            </w:pict>
+          </mc:Fallback>
+        </mc:AlternateContent>
+      </w:r>
+      <w:r>
+        <w:rPr>
+          <w:rFonts w:ascii="Times New Roman" w:hAnsi="Times New Roman" w:cs="Times New Roman"/>
+          <w:sz w:val="28"/>
+          <w:szCs w:val="28"/>
+          <w:lang w:val="en-US"/>
+        </w:rPr>
+        <w:br w:type="page"/>
+      </w:r>
+    </w:p>
+    <w:p>
+      <w:pPr>
+        <w:rPr>
+          <w:rFonts w:ascii="Times New Roman" w:hAnsi="Times New Roman" w:cs="Times New Roman"/>
+          <w:sz w:val="28"/>
+          <w:szCs w:val="28"/>
+          <w:lang w:val="en-US"/>
+        </w:rPr>
+      </w:pPr>
+    </w:p>
+    <w:p>
+      <w:pPr>
+        <w:jc w:val="center"/>
         <w:rPr>
           <w:rFonts w:ascii="Times New Roman" w:hAnsi="Times New Roman" w:cs="Times New Roman"/>
           <w:sz w:val="32"/>
           <w:szCs w:val="32"/>
         </w:rPr>
       </w:pPr>
+      <w:proofErr w:type="spellStart"/>
+      <w:r>
+        <w:rPr>
+          <w:rFonts w:ascii="Times New Roman" w:hAnsi="Times New Roman" w:cs="Times New Roman"/>
+          <w:sz w:val="32"/>
+          <w:szCs w:val="32"/>
+        </w:rPr>
+        <w:t>Colegiul</w:t>
+      </w:r>
+      <w:proofErr w:type="spellEnd"/>
+      <w:r>
+        <w:rPr>
+          <w:rFonts w:ascii="Times New Roman" w:hAnsi="Times New Roman" w:cs="Times New Roman"/>
+          <w:sz w:val="32"/>
+          <w:szCs w:val="32"/>
+        </w:rPr>
+        <w:t xml:space="preserve"> </w:t>
+      </w:r>
+      <w:proofErr w:type="gramStart"/>
+      <w:r>
+        <w:rPr>
+          <w:rFonts w:ascii="Times New Roman" w:hAnsi="Times New Roman" w:cs="Times New Roman"/>
+          <w:sz w:val="32"/>
+          <w:szCs w:val="32"/>
+        </w:rPr>
+        <w:t>Na</w:t>
+      </w:r>
+      <w:proofErr w:type="spellStart"/>
+      <w:r>
+        <w:rPr>
+          <w:rFonts w:ascii="Times New Roman" w:hAnsi="Times New Roman" w:cs="Times New Roman"/>
+          <w:sz w:val="32"/>
+          <w:szCs w:val="32"/>
+          <w:lang w:val="ro-RO"/>
+        </w:rPr>
+        <w:t>țional</w:t>
+      </w:r>
+      <w:proofErr w:type="spellEnd"/>
+      <w:r>
+        <w:rPr>
+          <w:rFonts w:ascii="Times New Roman" w:hAnsi="Times New Roman" w:cs="Times New Roman"/>
+          <w:sz w:val="32"/>
+          <w:szCs w:val="32"/>
+          <w:lang w:val="ro-RO"/>
+        </w:rPr>
+        <w:t xml:space="preserve"> ,,Decebal</w:t>
+      </w:r>
+      <w:proofErr w:type="gramEnd"/>
+      <w:r>
+        <w:rPr>
+          <w:rFonts w:ascii="Times New Roman" w:hAnsi="Times New Roman" w:cs="Times New Roman"/>
+          <w:sz w:val="32"/>
+          <w:szCs w:val="32"/>
+          <w:lang w:val="en-US"/>
+        </w:rPr>
+        <w:t>”,</w:t>
+      </w:r>
+      <w:r>
+        <w:rPr>
+          <w:rFonts w:ascii="Times New Roman" w:hAnsi="Times New Roman" w:cs="Times New Roman"/>
+          <w:sz w:val="32"/>
+          <w:szCs w:val="32"/>
+        </w:rPr>
+        <w:t xml:space="preserve"> Deva</w:t>
+      </w:r>
+    </w:p>
+    <w:p>
+      <w:pPr>
+        <w:rPr>
+          <w:rFonts w:ascii="Times New Roman" w:hAnsi="Times New Roman" w:cs="Times New Roman"/>
+          <w:sz w:val="32"/>
+          <w:szCs w:val="32"/>
+        </w:rPr>
+      </w:pPr>
+    </w:p>
+    <w:p>
+      <w:pPr>
+        <w:rPr>
+          <w:noProof/>
+        </w:rPr>
+      </w:pPr>
+    </w:p>
+    <w:p>
+      <w:pPr>
+        <w:rPr>
+          <w:noProof/>
+        </w:rPr>
+      </w:pPr>
+    </w:p>
+    <w:p>
+      <w:pPr>
+        <w:rPr>
+          <w:noProof/>
+        </w:rPr>
+      </w:pPr>
+    </w:p>
+    <w:p>
+      <w:pPr>
+        <w:rPr>
+          <w:noProof/>
+        </w:rPr>
+      </w:pPr>
+    </w:p>
+    <w:p>
+      <w:pPr>
+        <w:rPr>
+          <w:noProof/>
+        </w:rPr>
+      </w:pPr>
+    </w:p>
+    <w:p>
+      <w:pPr>
+        <w:rPr>
+          <w:noProof/>
+        </w:rPr>
+      </w:pPr>
+    </w:p>
+    <w:p>
+      <w:pPr>
+        <w:rPr>
+          <w:rFonts w:ascii="Times New Roman" w:hAnsi="Times New Roman" w:cs="Times New Roman"/>
+          <w:sz w:val="32"/>
+          <w:szCs w:val="32"/>
+        </w:rPr>
+      </w:pPr>
+    </w:p>
+    <w:p>
+      <w:pPr>
+        <w:rPr>
+          <w:rFonts w:ascii="Times New Roman" w:hAnsi="Times New Roman" w:cs="Times New Roman"/>
+          <w:sz w:val="32"/>
+          <w:szCs w:val="32"/>
+        </w:rPr>
+      </w:pPr>
     </w:p>
     <w:p>
       <w:pPr>
@@ -148,6 +731,41 @@
     </w:p>
     <w:p>
       <w:pPr>
+        <w:jc w:val="center"/>
+        <w:rPr>
+          <w:rFonts w:ascii="Times New Roman" w:hAnsi="Times New Roman" w:cs="Times New Roman"/>
+          <w:b/>
+          <w:bCs/>
+          <w:sz w:val="44"/>
+          <w:szCs w:val="44"/>
+        </w:rPr>
+      </w:pPr>
+    </w:p>
+    <w:p>
+      <w:pPr>
+        <w:jc w:val="center"/>
+        <w:rPr>
+          <w:rFonts w:ascii="Times New Roman" w:hAnsi="Times New Roman" w:cs="Times New Roman"/>
+          <w:b/>
+          <w:bCs/>
+          <w:sz w:val="44"/>
+          <w:szCs w:val="44"/>
+        </w:rPr>
+      </w:pPr>
+    </w:p>
+    <w:p>
+      <w:pPr>
+        <w:rPr>
+          <w:rFonts w:ascii="Times New Roman" w:hAnsi="Times New Roman" w:cs="Times New Roman"/>
+          <w:b/>
+          <w:bCs/>
+          <w:sz w:val="44"/>
+          <w:szCs w:val="44"/>
+        </w:rPr>
+      </w:pPr>
+    </w:p>
+    <w:p>
+      <w:pPr>
         <w:rPr>
           <w:rFonts w:ascii="Times New Roman" w:hAnsi="Times New Roman" w:cs="Times New Roman"/>
           <w:sz w:val="28"/>
@@ -245,6 +863,7 @@
         </w:rPr>
         <w:t>C</w:t>
       </w:r>
+      <w:proofErr w:type="spellStart"/>
       <w:r>
         <w:rPr>
           <w:rFonts w:ascii="Times New Roman" w:hAnsi="Times New Roman" w:cs="Times New Roman"/>
@@ -254,6 +873,7 @@
         </w:rPr>
         <w:t>îm</w:t>
       </w:r>
+      <w:proofErr w:type="spellEnd"/>
       <w:r>
         <w:rPr>
           <w:rFonts w:ascii="Times New Roman" w:hAnsi="Times New Roman" w:cs="Times New Roman"/>
@@ -355,6 +975,108 @@
           <w:lang w:val="en-US"/>
         </w:rPr>
         <w:t xml:space="preserve">       XII C</w:t>
+      </w:r>
+    </w:p>
+    <w:p>
+      <w:pPr>
+        <w:rPr>
+          <w:rFonts w:ascii="Times New Roman" w:hAnsi="Times New Roman" w:cs="Times New Roman"/>
+          <w:sz w:val="28"/>
+          <w:szCs w:val="28"/>
+          <w:lang w:val="en-US"/>
+        </w:rPr>
+      </w:pPr>
+      <w:r>
+        <w:rPr>
+          <w:rFonts w:ascii="Times New Roman" w:hAnsi="Times New Roman" w:cs="Times New Roman"/>
+          <w:noProof/>
+          <w:sz w:val="28"/>
+          <w:szCs w:val="28"/>
+          <w:lang w:val="en-US"/>
+        </w:rPr>
+        <mc:AlternateContent>
+          <mc:Choice Requires="wps">
+            <w:drawing>
+              <wp:anchor distT="0" distB="0" distL="114300" distR="114300" simplePos="0" relativeHeight="251668480" behindDoc="0" locked="0" layoutInCell="1" allowOverlap="1" wp14:anchorId="13471310" wp14:editId="709FED6F">
+                <wp:simplePos x="0" y="0"/>
+                <wp:positionH relativeFrom="column">
+                  <wp:posOffset>5424805</wp:posOffset>
+                </wp:positionH>
+                <wp:positionV relativeFrom="paragraph">
+                  <wp:posOffset>1266190</wp:posOffset>
+                </wp:positionV>
+                <wp:extent cx="631372" cy="500743"/>
+                <wp:effectExtent l="0" t="0" r="16510" b="13970"/>
+                <wp:wrapNone/>
+                <wp:docPr id="1166797916" name="Rectangle 1"/>
+                <wp:cNvGraphicFramePr/>
+                <a:graphic xmlns:a="http://schemas.openxmlformats.org/drawingml/2006/main">
+                  <a:graphicData uri="http://schemas.microsoft.com/office/word/2010/wordprocessingShape">
+                    <wps:wsp>
+                      <wps:cNvSpPr/>
+                      <wps:spPr>
+                        <a:xfrm>
+                          <a:off x="0" y="0"/>
+                          <a:ext cx="631372" cy="500743"/>
+                        </a:xfrm>
+                        <a:prstGeom prst="rect">
+                          <a:avLst/>
+                        </a:prstGeom>
+                        <a:solidFill>
+                          <a:schemeClr val="bg1"/>
+                        </a:solidFill>
+                        <a:ln>
+                          <a:solidFill>
+                            <a:schemeClr val="bg1"/>
+                          </a:solidFill>
+                        </a:ln>
+                      </wps:spPr>
+                      <wps:style>
+                        <a:lnRef idx="2">
+                          <a:schemeClr val="accent1">
+                            <a:shade val="15000"/>
+                          </a:schemeClr>
+                        </a:lnRef>
+                        <a:fillRef idx="1">
+                          <a:schemeClr val="accent1"/>
+                        </a:fillRef>
+                        <a:effectRef idx="0">
+                          <a:schemeClr val="accent1"/>
+                        </a:effectRef>
+                        <a:fontRef idx="minor">
+                          <a:schemeClr val="lt1"/>
+                        </a:fontRef>
+                      </wps:style>
+                      <wps:bodyPr rot="0" spcFirstLastPara="0" vertOverflow="overflow" horzOverflow="overflow" vert="horz" wrap="square" lIns="91440" tIns="45720" rIns="91440" bIns="45720" numCol="1" spcCol="0" rtlCol="0" fromWordArt="0" anchor="ctr" anchorCtr="0" forceAA="0" compatLnSpc="1">
+                        <a:prstTxWarp prst="textNoShape">
+                          <a:avLst/>
+                        </a:prstTxWarp>
+                        <a:noAutofit/>
+                      </wps:bodyPr>
+                    </wps:wsp>
+                  </a:graphicData>
+                </a:graphic>
+                <wp14:sizeRelV relativeFrom="margin">
+                  <wp14:pctHeight>0</wp14:pctHeight>
+                </wp14:sizeRelV>
+              </wp:anchor>
+            </w:drawing>
+          </mc:Choice>
+          <mc:Fallback>
+            <w:pict>
+              <v:rect w14:anchorId="0665290E" id="Rectangle 1" o:spid="_x0000_s1026" style="position:absolute;margin-left:427.15pt;margin-top:99.7pt;width:49.7pt;height:39.45pt;z-index:251668480;visibility:visible;mso-wrap-style:square;mso-height-percent:0;mso-wrap-distance-left:9pt;mso-wrap-distance-top:0;mso-wrap-distance-right:9pt;mso-wrap-distance-bottom:0;mso-position-horizontal:absolute;mso-position-horizontal-relative:text;mso-position-vertical:absolute;mso-position-vertical-relative:text;mso-height-percent:0;mso-height-relative:margin;v-text-anchor:middle" o:gfxdata="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" fillcolor="white [3212]" strokecolor="white [3212]" strokeweight="1pt"/>
+            </w:pict>
+          </mc:Fallback>
+        </mc:AlternateContent>
+      </w:r>
+      <w:r>
+        <w:rPr>
+          <w:rFonts w:ascii="Times New Roman" w:hAnsi="Times New Roman" w:cs="Times New Roman"/>
+          <w:sz w:val="28"/>
+          <w:szCs w:val="28"/>
+          <w:lang w:val="en-US"/>
+        </w:rPr>
+        <w:br w:type="page"/>
       </w:r>
     </w:p>
     <w:p>
@@ -371,19 +1093,9 @@
           <w:pgSz w:w="11906" w:h="16838"/>
           <w:pgMar w:top="1417" w:right="1417" w:bottom="1417" w:left="1417" w:header="708" w:footer="708" w:gutter="0"/>
           <w:cols w:space="708"/>
-          <w:titlePg/>
           <w:docGrid w:linePitch="360"/>
         </w:sectPr>
       </w:pPr>
-      <w:r>
-        <w:rPr>
-          <w:rFonts w:ascii="Times New Roman" w:hAnsi="Times New Roman" w:cs="Times New Roman"/>
-          <w:sz w:val="28"/>
-          <w:szCs w:val="28"/>
-          <w:lang w:val="en-US"/>
-        </w:rPr>
-        <w:br w:type="page"/>
-      </w:r>
     </w:p>
     <w:p>
       <w:pPr>
@@ -1509,6 +2221,7 @@
     <w:p>
       <w:pPr>
         <w:spacing w:line="360" w:lineRule="auto"/>
+        <w:ind w:firstLine="708"/>
         <w:jc w:val="both"/>
         <w:rPr>
           <w:rFonts w:ascii="Times New Roman" w:hAnsi="Times New Roman" w:cs="Times New Roman"/>
@@ -1653,6 +2366,7 @@
     <w:p>
       <w:pPr>
         <w:spacing w:line="360" w:lineRule="auto"/>
+        <w:ind w:firstLine="708"/>
         <w:jc w:val="both"/>
         <w:rPr>
           <w:rFonts w:ascii="Times New Roman" w:hAnsi="Times New Roman" w:cs="Times New Roman"/>
@@ -1929,11 +2643,94 @@
     <w:p>
       <w:pPr>
         <w:spacing w:line="360" w:lineRule="auto"/>
-        <w:jc w:val="both"/>
-        <w:rPr>
-          <w:rFonts w:ascii="Times New Roman" w:hAnsi="Times New Roman" w:cs="Times New Roman"/>
-        </w:rPr>
-      </w:pPr>
+        <w:ind w:firstLine="708"/>
+        <w:jc w:val="both"/>
+        <w:rPr>
+          <w:rFonts w:ascii="Times New Roman" w:hAnsi="Times New Roman" w:cs="Times New Roman"/>
+        </w:rPr>
+      </w:pPr>
+      <w:r>
+        <w:rPr>
+          <w:rFonts w:ascii="Times New Roman" w:hAnsi="Times New Roman" w:cs="Times New Roman"/>
+          <w:noProof/>
+          <w:sz w:val="28"/>
+          <w:szCs w:val="28"/>
+          <w:lang w:val="en-US"/>
+        </w:rPr>
+        <mc:AlternateContent>
+          <mc:Choice Requires="wps">
+            <w:drawing>
+              <wp:anchor distT="0" distB="0" distL="114300" distR="114300" simplePos="0" relativeHeight="251670528" behindDoc="0" locked="0" layoutInCell="1" allowOverlap="1" wp14:anchorId="3CF4C8F8" wp14:editId="6FE7059D">
+                <wp:simplePos x="0" y="0"/>
+                <wp:positionH relativeFrom="margin">
+                  <wp:align>center</wp:align>
+                </wp:positionH>
+                <wp:positionV relativeFrom="paragraph">
+                  <wp:posOffset>1814013</wp:posOffset>
+                </wp:positionV>
+                <wp:extent cx="631372" cy="500743"/>
+                <wp:effectExtent l="0" t="0" r="16510" b="13970"/>
+                <wp:wrapNone/>
+                <wp:docPr id="473693163" name="Rectangle 1"/>
+                <wp:cNvGraphicFramePr/>
+                <a:graphic xmlns:a="http://schemas.openxmlformats.org/drawingml/2006/main">
+                  <a:graphicData uri="http://schemas.microsoft.com/office/word/2010/wordprocessingShape">
+                    <wps:wsp>
+                      <wps:cNvSpPr/>
+                      <wps:spPr>
+                        <a:xfrm>
+                          <a:off x="0" y="0"/>
+                          <a:ext cx="631372" cy="500743"/>
+                        </a:xfrm>
+                        <a:prstGeom prst="rect">
+                          <a:avLst/>
+                        </a:prstGeom>
+                        <a:solidFill>
+                          <a:schemeClr val="bg1"/>
+                        </a:solidFill>
+                        <a:ln>
+                          <a:solidFill>
+                            <a:schemeClr val="bg1"/>
+                          </a:solidFill>
+                        </a:ln>
+                      </wps:spPr>
+                      <wps:style>
+                        <a:lnRef idx="2">
+                          <a:schemeClr val="accent1">
+                            <a:shade val="15000"/>
+                          </a:schemeClr>
+                        </a:lnRef>
+                        <a:fillRef idx="1">
+                          <a:schemeClr val="accent1"/>
+                        </a:fillRef>
+                        <a:effectRef idx="0">
+                          <a:schemeClr val="accent1"/>
+                        </a:effectRef>
+                        <a:fontRef idx="minor">
+                          <a:schemeClr val="lt1"/>
+                        </a:fontRef>
+                      </wps:style>
+                      <wps:bodyPr rot="0" spcFirstLastPara="0" vertOverflow="overflow" horzOverflow="overflow" vert="horz" wrap="square" lIns="91440" tIns="45720" rIns="91440" bIns="45720" numCol="1" spcCol="0" rtlCol="0" fromWordArt="0" anchor="ctr" anchorCtr="0" forceAA="0" compatLnSpc="1">
+                        <a:prstTxWarp prst="textNoShape">
+                          <a:avLst/>
+                        </a:prstTxWarp>
+                        <a:noAutofit/>
+                      </wps:bodyPr>
+                    </wps:wsp>
+                  </a:graphicData>
+                </a:graphic>
+              </wp:anchor>
+            </w:drawing>
+          </mc:Choice>
+          <mc:Fallback>
+            <w:pict>
+              <v:rect w14:anchorId="46C9826C" id="Rectangle 1" o:spid="_x0000_s1026" style="position:absolute;margin-left:0;margin-top:142.85pt;width:49.7pt;height:39.45pt;z-index:251670528;visibility:visible;mso-wrap-style:square;mso-wrap-distance-left:9pt;mso-wrap-distance-top:0;mso-wrap-distance-right:9pt;mso-wrap-distance-bottom:0;mso-position-horizontal:center;mso-position-horizontal-relative:margin;mso-position-vertical:absolute;mso-position-vertical-relative:text;v-text-anchor:middle" o:gfxdata="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" fillcolor="white [3212]" strokecolor="white [3212]" strokeweight="1pt">
+                <w10:wrap anchorx="margin"/>
+              </v:rect>
+            </w:pict>
+          </mc:Fallback>
+        </mc:AlternateContent>
+      </w:r>
       <w:r>
         <w:rPr>
           <w:rFonts w:ascii="Times New Roman" w:hAnsi="Times New Roman" w:cs="Times New Roman"/>
@@ -2078,6 +2875,7 @@
     <w:p>
       <w:pPr>
         <w:spacing w:line="360" w:lineRule="auto"/>
+        <w:ind w:firstLine="708"/>
         <w:jc w:val="both"/>
         <w:rPr>
           <w:rFonts w:ascii="Times New Roman" w:hAnsi="Times New Roman" w:cs="Times New Roman"/>
@@ -2133,6 +2931,7 @@
     <w:p>
       <w:pPr>
         <w:spacing w:line="360" w:lineRule="auto"/>
+        <w:ind w:firstLine="708"/>
         <w:jc w:val="both"/>
         <w:rPr>
           <w:rFonts w:ascii="Times New Roman" w:hAnsi="Times New Roman" w:cs="Times New Roman"/>
@@ -2195,6 +2994,7 @@
     <w:p>
       <w:pPr>
         <w:spacing w:line="360" w:lineRule="auto"/>
+        <w:ind w:firstLine="708"/>
         <w:jc w:val="both"/>
         <w:rPr>
           <w:rFonts w:ascii="Times New Roman" w:hAnsi="Times New Roman" w:cs="Times New Roman"/>
@@ -2255,10 +3055,92 @@
     </w:p>
     <w:p>
       <w:pPr>
-        <w:rPr>
-          <w:rFonts w:ascii="Times New Roman" w:hAnsi="Times New Roman" w:cs="Times New Roman"/>
-        </w:rPr>
-      </w:pPr>
+        <w:spacing w:line="360" w:lineRule="auto"/>
+        <w:jc w:val="both"/>
+        <w:rPr>
+          <w:rFonts w:ascii="Times New Roman" w:hAnsi="Times New Roman" w:cs="Times New Roman"/>
+        </w:rPr>
+      </w:pPr>
+      <w:r>
+        <w:rPr>
+          <w:rFonts w:ascii="Times New Roman" w:hAnsi="Times New Roman" w:cs="Times New Roman"/>
+          <w:noProof/>
+          <w:sz w:val="28"/>
+          <w:szCs w:val="28"/>
+          <w:lang w:val="en-US"/>
+        </w:rPr>
+        <mc:AlternateContent>
+          <mc:Choice Requires="wps">
+            <w:drawing>
+              <wp:anchor distT="0" distB="0" distL="114300" distR="114300" simplePos="0" relativeHeight="251672576" behindDoc="0" locked="0" layoutInCell="1" allowOverlap="1" wp14:anchorId="232CE083" wp14:editId="6A75E173">
+                <wp:simplePos x="0" y="0"/>
+                <wp:positionH relativeFrom="column">
+                  <wp:posOffset>2580005</wp:posOffset>
+                </wp:positionH>
+                <wp:positionV relativeFrom="paragraph">
+                  <wp:posOffset>571500</wp:posOffset>
+                </wp:positionV>
+                <wp:extent cx="631372" cy="500743"/>
+                <wp:effectExtent l="0" t="0" r="16510" b="13970"/>
+                <wp:wrapNone/>
+                <wp:docPr id="969188423" name="Rectangle 1"/>
+                <wp:cNvGraphicFramePr/>
+                <a:graphic xmlns:a="http://schemas.openxmlformats.org/drawingml/2006/main">
+                  <a:graphicData uri="http://schemas.microsoft.com/office/word/2010/wordprocessingShape">
+                    <wps:wsp>
+                      <wps:cNvSpPr/>
+                      <wps:spPr>
+                        <a:xfrm>
+                          <a:off x="0" y="0"/>
+                          <a:ext cx="631372" cy="500743"/>
+                        </a:xfrm>
+                        <a:prstGeom prst="rect">
+                          <a:avLst/>
+                        </a:prstGeom>
+                        <a:solidFill>
+                          <a:schemeClr val="bg1"/>
+                        </a:solidFill>
+                        <a:ln>
+                          <a:solidFill>
+                            <a:schemeClr val="bg1"/>
+                          </a:solidFill>
+                        </a:ln>
+                      </wps:spPr>
+                      <wps:style>
+                        <a:lnRef idx="2">
+                          <a:schemeClr val="accent1">
+                            <a:shade val="15000"/>
+                          </a:schemeClr>
+                        </a:lnRef>
+                        <a:fillRef idx="1">
+                          <a:schemeClr val="accent1"/>
+                        </a:fillRef>
+                        <a:effectRef idx="0">
+                          <a:schemeClr val="accent1"/>
+                        </a:effectRef>
+                        <a:fontRef idx="minor">
+                          <a:schemeClr val="lt1"/>
+                        </a:fontRef>
+                      </wps:style>
+                      <wps:bodyPr rot="0" spcFirstLastPara="0" vertOverflow="overflow" horzOverflow="overflow" vert="horz" wrap="square" lIns="91440" tIns="45720" rIns="91440" bIns="45720" numCol="1" spcCol="0" rtlCol="0" fromWordArt="0" anchor="ctr" anchorCtr="0" forceAA="0" compatLnSpc="1">
+                        <a:prstTxWarp prst="textNoShape">
+                          <a:avLst/>
+                        </a:prstTxWarp>
+                        <a:noAutofit/>
+                      </wps:bodyPr>
+                    </wps:wsp>
+                  </a:graphicData>
+                </a:graphic>
+              </wp:anchor>
+            </w:drawing>
+          </mc:Choice>
+          <mc:Fallback>
+            <w:pict>
+              <v:rect w14:anchorId="1B90715C" id="Rectangle 1" o:spid="_x0000_s1026" style="position:absolute;margin-left:203.15pt;margin-top:45pt;width:49.7pt;height:39.45pt;z-index:251672576;visibility:visible;mso-wrap-style:square;mso-wrap-distance-left:9pt;mso-wrap-distance-top:0;mso-wrap-distance-right:9pt;mso-wrap-distance-bottom:0;mso-position-horizontal:absolute;mso-position-horizontal-relative:text;mso-position-vertical:absolute;mso-position-vertical-relative:text;v-text-anchor:middle" o:gfxdata="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" fillcolor="white [3212]" strokecolor="white [3212]" strokeweight="1pt"/>
+            </w:pict>
+          </mc:Fallback>
+        </mc:AlternateContent>
+      </w:r>
       <w:r>
         <w:rPr>
           <w:rFonts w:ascii="Times New Roman" w:hAnsi="Times New Roman" w:cs="Times New Roman"/>
@@ -2370,6 +3252,7 @@
     <w:p>
       <w:pPr>
         <w:spacing w:line="360" w:lineRule="auto"/>
+        <w:ind w:firstLine="708"/>
         <w:jc w:val="both"/>
         <w:rPr>
           <w:rFonts w:ascii="Times New Roman" w:hAnsi="Times New Roman" w:cs="Times New Roman"/>
@@ -2394,6 +3277,7 @@
     <w:p>
       <w:pPr>
         <w:spacing w:line="360" w:lineRule="auto"/>
+        <w:ind w:firstLine="708"/>
         <w:jc w:val="both"/>
         <w:rPr>
           <w:rFonts w:ascii="Times New Roman" w:hAnsi="Times New Roman" w:cs="Times New Roman"/>
@@ -2442,40 +3326,112 @@
     <w:p>
       <w:pPr>
         <w:spacing w:line="360" w:lineRule="auto"/>
-        <w:jc w:val="both"/>
-        <w:rPr>
-          <w:rFonts w:ascii="Times New Roman" w:hAnsi="Times New Roman" w:cs="Times New Roman"/>
-        </w:rPr>
-      </w:pPr>
-      <w:r>
-        <w:rPr>
-          <w:rFonts w:ascii="Times New Roman" w:hAnsi="Times New Roman" w:cs="Times New Roman"/>
-        </w:rPr>
-        <w:t xml:space="preserve">As with all major technological revolutions, the spread of AI brings both opportunities and challenges. It promises efficiency, safety, and convenience, but it also raises important questions about privacy, employment, and the balance between human control and machine autonomy. </w:t>
+        <w:ind w:firstLine="708"/>
+        <w:jc w:val="both"/>
+        <w:rPr>
+          <w:rFonts w:ascii="Times New Roman" w:hAnsi="Times New Roman" w:cs="Times New Roman"/>
+        </w:rPr>
+      </w:pPr>
+      <w:r>
+        <w:rPr>
+          <w:rFonts w:ascii="Times New Roman" w:hAnsi="Times New Roman" w:cs="Times New Roman"/>
+          <w:noProof/>
+          <w:sz w:val="28"/>
+          <w:szCs w:val="28"/>
+          <w:lang w:val="en-US"/>
+        </w:rPr>
+        <mc:AlternateContent>
+          <mc:Choice Requires="wps">
+            <w:drawing>
+              <wp:anchor distT="0" distB="0" distL="114300" distR="114300" simplePos="0" relativeHeight="251674624" behindDoc="0" locked="0" layoutInCell="1" allowOverlap="1" wp14:anchorId="53E90B3A" wp14:editId="2CD9B95A">
+                <wp:simplePos x="0" y="0"/>
+                <wp:positionH relativeFrom="column">
+                  <wp:posOffset>2618105</wp:posOffset>
+                </wp:positionH>
+                <wp:positionV relativeFrom="paragraph">
+                  <wp:posOffset>1212850</wp:posOffset>
+                </wp:positionV>
+                <wp:extent cx="631372" cy="500743"/>
+                <wp:effectExtent l="0" t="0" r="16510" b="13970"/>
+                <wp:wrapNone/>
+                <wp:docPr id="26564770" name="Rectangle 1"/>
+                <wp:cNvGraphicFramePr/>
+                <a:graphic xmlns:a="http://schemas.openxmlformats.org/drawingml/2006/main">
+                  <a:graphicData uri="http://schemas.microsoft.com/office/word/2010/wordprocessingShape">
+                    <wps:wsp>
+                      <wps:cNvSpPr/>
+                      <wps:spPr>
+                        <a:xfrm>
+                          <a:off x="0" y="0"/>
+                          <a:ext cx="631372" cy="500743"/>
+                        </a:xfrm>
+                        <a:prstGeom prst="rect">
+                          <a:avLst/>
+                        </a:prstGeom>
+                        <a:solidFill>
+                          <a:schemeClr val="bg1"/>
+                        </a:solidFill>
+                        <a:ln>
+                          <a:solidFill>
+                            <a:schemeClr val="bg1"/>
+                          </a:solidFill>
+                        </a:ln>
+                      </wps:spPr>
+                      <wps:style>
+                        <a:lnRef idx="2">
+                          <a:schemeClr val="accent1">
+                            <a:shade val="15000"/>
+                          </a:schemeClr>
+                        </a:lnRef>
+                        <a:fillRef idx="1">
+                          <a:schemeClr val="accent1"/>
+                        </a:fillRef>
+                        <a:effectRef idx="0">
+                          <a:schemeClr val="accent1"/>
+                        </a:effectRef>
+                        <a:fontRef idx="minor">
+                          <a:schemeClr val="lt1"/>
+                        </a:fontRef>
+                      </wps:style>
+                      <wps:bodyPr rot="0" spcFirstLastPara="0" vertOverflow="overflow" horzOverflow="overflow" vert="horz" wrap="square" lIns="91440" tIns="45720" rIns="91440" bIns="45720" numCol="1" spcCol="0" rtlCol="0" fromWordArt="0" anchor="ctr" anchorCtr="0" forceAA="0" compatLnSpc="1">
+                        <a:prstTxWarp prst="textNoShape">
+                          <a:avLst/>
+                        </a:prstTxWarp>
+                        <a:noAutofit/>
+                      </wps:bodyPr>
+                    </wps:wsp>
+                  </a:graphicData>
+                </a:graphic>
+              </wp:anchor>
+            </w:drawing>
+          </mc:Choice>
+          <mc:Fallback>
+            <w:pict>
+              <v:rect w14:anchorId="5A574099" id="Rectangle 1" o:spid="_x0000_s1026" style="position:absolute;margin-left:206.15pt;margin-top:95.5pt;width:49.7pt;height:39.45pt;z-index:251674624;visibility:visible;mso-wrap-style:square;mso-wrap-distance-left:9pt;mso-wrap-distance-top:0;mso-wrap-distance-right:9pt;mso-wrap-distance-bottom:0;mso-position-horizontal:absolute;mso-position-horizontal-relative:text;mso-position-vertical:absolute;mso-position-vertical-relative:text;v-text-anchor:middle" o:gfxdata="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" fillcolor="white [3212]" strokecolor="white [3212]" strokeweight="1pt"/>
+            </w:pict>
+          </mc:Fallback>
+        </mc:AlternateContent>
+      </w:r>
+      <w:r>
+        <w:rPr>
+          <w:rFonts w:ascii="Times New Roman" w:hAnsi="Times New Roman" w:cs="Times New Roman"/>
+        </w:rPr>
+        <w:t xml:space="preserve">As with all major technological revolutions, the spread of AI brings both opportunities and challenges. It promises efficiency, safety, and convenience, but it also raises important questions about privacy, employment, and the balance between human control and machine autonomy. These concerns make AI one of the most debated and influential subjects of the </w:t>
       </w:r>
       <w:r>
         <w:rPr>
           <w:rFonts w:ascii="Times New Roman" w:hAnsi="Times New Roman" w:cs="Times New Roman"/>
         </w:rPr>
         <w:lastRenderedPageBreak/>
-        <w:t>These concerns make AI one of the most debated and influential subjects of the present time, and its role in shaping everyday life will only continue to grow in the years to come.</w:t>
-      </w:r>
-    </w:p>
-    <w:p>
-      <w:pPr>
-        <w:spacing w:line="360" w:lineRule="auto"/>
-        <w:jc w:val="both"/>
-        <w:rPr>
-          <w:rFonts w:ascii="Times New Roman" w:hAnsi="Times New Roman" w:cs="Times New Roman"/>
-        </w:rPr>
-      </w:pPr>
-    </w:p>
-    <w:p>
-      <w:pPr>
-        <w:spacing w:line="360" w:lineRule="auto"/>
-        <w:jc w:val="both"/>
-        <w:rPr>
-          <w:rFonts w:ascii="Times New Roman" w:hAnsi="Times New Roman" w:cs="Times New Roman"/>
+        <w:t>present time, and its role in shaping everyday life will only continue to grow in the years to come.</w:t>
+      </w:r>
+    </w:p>
+    <w:p>
+      <w:pPr>
+        <w:rPr>
+          <w:rFonts w:ascii="Times New Roman" w:hAnsi="Times New Roman" w:cs="Times New Roman"/>
+          <w:sz w:val="28"/>
+          <w:szCs w:val="28"/>
         </w:rPr>
       </w:pPr>
       <w:r>
@@ -2483,15 +3439,15 @@
           <w:noProof/>
         </w:rPr>
         <w:drawing>
-          <wp:anchor distT="0" distB="0" distL="114300" distR="114300" simplePos="0" relativeHeight="251663360" behindDoc="1" locked="0" layoutInCell="1" allowOverlap="1" wp14:anchorId="205D88E4" wp14:editId="631F4C8A">
+          <wp:anchor distT="0" distB="0" distL="114300" distR="114300" simplePos="0" relativeHeight="251663360" behindDoc="1" locked="0" layoutInCell="1" allowOverlap="1" wp14:anchorId="205D88E4" wp14:editId="21F5622A">
             <wp:simplePos x="0" y="0"/>
             <wp:positionH relativeFrom="margin">
               <wp:align>center</wp:align>
             </wp:positionH>
             <wp:positionV relativeFrom="paragraph">
-              <wp:posOffset>184150</wp:posOffset>
+              <wp:posOffset>839470</wp:posOffset>
             </wp:positionV>
-            <wp:extent cx="5023338" cy="2751575"/>
+            <wp:extent cx="5022850" cy="2751455"/>
             <wp:effectExtent l="0" t="0" r="6350" b="0"/>
             <wp:wrapNone/>
             <wp:docPr id="2059681895" name="Picture 1"/>
@@ -2523,7 +3479,7 @@
                   <pic:spPr bwMode="auto">
                     <a:xfrm>
                       <a:off x="0" y="0"/>
-                      <a:ext cx="5023338" cy="2751575"/>
+                      <a:ext cx="5022850" cy="2751455"/>
                     </a:xfrm>
                     <a:prstGeom prst="rect">
                       <a:avLst/>
@@ -2545,27 +3501,18 @@
           </wp:anchor>
         </w:drawing>
       </w:r>
-    </w:p>
-    <w:p>
-      <w:pPr>
-        <w:rPr>
-          <w:rFonts w:ascii="Times New Roman" w:hAnsi="Times New Roman" w:cs="Times New Roman"/>
-          <w:sz w:val="28"/>
-          <w:szCs w:val="28"/>
-        </w:rPr>
-      </w:pPr>
       <w:r>
         <w:rPr>
           <w:noProof/>
         </w:rPr>
         <w:drawing>
-          <wp:anchor distT="0" distB="0" distL="114300" distR="114300" simplePos="0" relativeHeight="251665408" behindDoc="1" locked="0" layoutInCell="1" allowOverlap="1" wp14:anchorId="7A33C6F2" wp14:editId="1B6E96E4">
+          <wp:anchor distT="0" distB="0" distL="114300" distR="114300" simplePos="0" relativeHeight="251665408" behindDoc="1" locked="0" layoutInCell="1" allowOverlap="1" wp14:anchorId="7A33C6F2" wp14:editId="1B8B780F">
             <wp:simplePos x="0" y="0"/>
             <wp:positionH relativeFrom="margin">
               <wp:align>center</wp:align>
             </wp:positionH>
             <wp:positionV relativeFrom="paragraph">
-              <wp:posOffset>3119560</wp:posOffset>
+              <wp:posOffset>4389120</wp:posOffset>
             </wp:positionV>
             <wp:extent cx="5011615" cy="3171478"/>
             <wp:effectExtent l="0" t="0" r="0" b="0"/>
@@ -2624,6 +3571,91 @@
       <w:r>
         <w:rPr>
           <w:rFonts w:ascii="Times New Roman" w:hAnsi="Times New Roman" w:cs="Times New Roman"/>
+          <w:noProof/>
+          <w:sz w:val="28"/>
+          <w:szCs w:val="28"/>
+          <w:lang w:val="en-US"/>
+        </w:rPr>
+        <mc:AlternateContent>
+          <mc:Choice Requires="wps">
+            <w:drawing>
+              <wp:anchor distT="0" distB="0" distL="114300" distR="114300" simplePos="0" relativeHeight="251676672" behindDoc="0" locked="0" layoutInCell="1" allowOverlap="1" wp14:anchorId="78882EDD" wp14:editId="5018D561">
+                <wp:simplePos x="0" y="0"/>
+                <wp:positionH relativeFrom="margin">
+                  <wp:align>center</wp:align>
+                </wp:positionH>
+                <wp:positionV relativeFrom="paragraph">
+                  <wp:posOffset>8435340</wp:posOffset>
+                </wp:positionV>
+                <wp:extent cx="631372" cy="500743"/>
+                <wp:effectExtent l="0" t="0" r="16510" b="13970"/>
+                <wp:wrapNone/>
+                <wp:docPr id="2079562865" name="Rectangle 1"/>
+                <wp:cNvGraphicFramePr/>
+                <a:graphic xmlns:a="http://schemas.openxmlformats.org/drawingml/2006/main">
+                  <a:graphicData uri="http://schemas.microsoft.com/office/word/2010/wordprocessingShape">
+                    <wps:wsp>
+                      <wps:cNvSpPr/>
+                      <wps:spPr>
+                        <a:xfrm>
+                          <a:off x="0" y="0"/>
+                          <a:ext cx="631372" cy="500743"/>
+                        </a:xfrm>
+                        <a:prstGeom prst="rect">
+                          <a:avLst/>
+                        </a:prstGeom>
+                        <a:solidFill>
+                          <a:schemeClr val="bg1"/>
+                        </a:solidFill>
+                        <a:ln>
+                          <a:solidFill>
+                            <a:schemeClr val="bg1"/>
+                          </a:solidFill>
+                        </a:ln>
+                      </wps:spPr>
+                      <wps:style>
+                        <a:lnRef idx="2">
+                          <a:schemeClr val="accent1">
+                            <a:shade val="15000"/>
+                          </a:schemeClr>
+                        </a:lnRef>
+                        <a:fillRef idx="1">
+                          <a:schemeClr val="accent1"/>
+                        </a:fillRef>
+                        <a:effectRef idx="0">
+                          <a:schemeClr val="accent1"/>
+                        </a:effectRef>
+                        <a:fontRef idx="minor">
+                          <a:schemeClr val="lt1"/>
+                        </a:fontRef>
+                      </wps:style>
+                      <wps:bodyPr rot="0" spcFirstLastPara="0" vertOverflow="overflow" horzOverflow="overflow" vert="horz" wrap="square" lIns="91440" tIns="45720" rIns="91440" bIns="45720" numCol="1" spcCol="0" rtlCol="0" fromWordArt="0" anchor="ctr" anchorCtr="0" forceAA="0" compatLnSpc="1">
+                        <a:prstTxWarp prst="textNoShape">
+                          <a:avLst/>
+                        </a:prstTxWarp>
+                        <a:noAutofit/>
+                      </wps:bodyPr>
+                    </wps:wsp>
+                  </a:graphicData>
+                </a:graphic>
+                <wp14:sizeRelV relativeFrom="margin">
+                  <wp14:pctHeight>0</wp14:pctHeight>
+                </wp14:sizeRelV>
+              </wp:anchor>
+            </w:drawing>
+          </mc:Choice>
+          <mc:Fallback>
+            <w:pict>
+              <v:rect w14:anchorId="00D7A9AB" id="Rectangle 1" o:spid="_x0000_s1026" style="position:absolute;margin-left:0;margin-top:664.2pt;width:49.7pt;height:39.45pt;z-index:251676672;visibility:visible;mso-wrap-style:square;mso-height-percent:0;mso-wrap-distance-left:9pt;mso-wrap-distance-top:0;mso-wrap-distance-right:9pt;mso-wrap-distance-bottom:0;mso-position-horizontal:center;mso-position-horizontal-relative:margin;mso-position-vertical:absolute;mso-position-vertical-relative:text;mso-height-percent:0;mso-height-relative:margin;v-text-anchor:middle" o:gfxdata="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" fillcolor="white [3212]" strokecolor="white [3212]" strokeweight="1pt">
+                <w10:wrap anchorx="margin"/>
+              </v:rect>
+            </w:pict>
+          </mc:Fallback>
+        </mc:AlternateContent>
+      </w:r>
+      <w:r>
+        <w:rPr>
+          <w:rFonts w:ascii="Times New Roman" w:hAnsi="Times New Roman" w:cs="Times New Roman"/>
           <w:b/>
           <w:bCs/>
           <w:sz w:val="32"/>
@@ -2769,6 +3801,7 @@
     <w:p>
       <w:pPr>
         <w:spacing w:line="360" w:lineRule="auto"/>
+        <w:ind w:firstLine="708"/>
         <w:jc w:val="both"/>
         <w:rPr>
           <w:rFonts w:ascii="Times New Roman" w:hAnsi="Times New Roman" w:cs="Times New Roman"/>
@@ -2864,6 +3897,86 @@
           <w:rFonts w:ascii="Times New Roman" w:hAnsi="Times New Roman" w:cs="Times New Roman"/>
         </w:rPr>
       </w:pPr>
+      <w:r>
+        <w:rPr>
+          <w:rFonts w:ascii="Times New Roman" w:hAnsi="Times New Roman" w:cs="Times New Roman"/>
+          <w:noProof/>
+          <w:sz w:val="28"/>
+          <w:szCs w:val="28"/>
+          <w:lang w:val="en-US"/>
+        </w:rPr>
+        <mc:AlternateContent>
+          <mc:Choice Requires="wps">
+            <w:drawing>
+              <wp:anchor distT="0" distB="0" distL="114300" distR="114300" simplePos="0" relativeHeight="251678720" behindDoc="0" locked="0" layoutInCell="1" allowOverlap="1" wp14:anchorId="1BB33328" wp14:editId="5909D07D">
+                <wp:simplePos x="0" y="0"/>
+                <wp:positionH relativeFrom="column">
+                  <wp:posOffset>2529205</wp:posOffset>
+                </wp:positionH>
+                <wp:positionV relativeFrom="paragraph">
+                  <wp:posOffset>1360170</wp:posOffset>
+                </wp:positionV>
+                <wp:extent cx="631372" cy="500743"/>
+                <wp:effectExtent l="0" t="0" r="16510" b="13970"/>
+                <wp:wrapNone/>
+                <wp:docPr id="753432455" name="Rectangle 1"/>
+                <wp:cNvGraphicFramePr/>
+                <a:graphic xmlns:a="http://schemas.openxmlformats.org/drawingml/2006/main">
+                  <a:graphicData uri="http://schemas.microsoft.com/office/word/2010/wordprocessingShape">
+                    <wps:wsp>
+                      <wps:cNvSpPr/>
+                      <wps:spPr>
+                        <a:xfrm>
+                          <a:off x="0" y="0"/>
+                          <a:ext cx="631372" cy="500743"/>
+                        </a:xfrm>
+                        <a:prstGeom prst="rect">
+                          <a:avLst/>
+                        </a:prstGeom>
+                        <a:solidFill>
+                          <a:schemeClr val="bg1"/>
+                        </a:solidFill>
+                        <a:ln>
+                          <a:solidFill>
+                            <a:schemeClr val="bg1"/>
+                          </a:solidFill>
+                        </a:ln>
+                      </wps:spPr>
+                      <wps:style>
+                        <a:lnRef idx="2">
+                          <a:schemeClr val="accent1">
+                            <a:shade val="15000"/>
+                          </a:schemeClr>
+                        </a:lnRef>
+                        <a:fillRef idx="1">
+                          <a:schemeClr val="accent1"/>
+                        </a:fillRef>
+                        <a:effectRef idx="0">
+                          <a:schemeClr val="accent1"/>
+                        </a:effectRef>
+                        <a:fontRef idx="minor">
+                          <a:schemeClr val="lt1"/>
+                        </a:fontRef>
+                      </wps:style>
+                      <wps:bodyPr rot="0" spcFirstLastPara="0" vertOverflow="overflow" horzOverflow="overflow" vert="horz" wrap="square" lIns="91440" tIns="45720" rIns="91440" bIns="45720" numCol="1" spcCol="0" rtlCol="0" fromWordArt="0" anchor="ctr" anchorCtr="0" forceAA="0" compatLnSpc="1">
+                        <a:prstTxWarp prst="textNoShape">
+                          <a:avLst/>
+                        </a:prstTxWarp>
+                        <a:noAutofit/>
+                      </wps:bodyPr>
+                    </wps:wsp>
+                  </a:graphicData>
+                </a:graphic>
+              </wp:anchor>
+            </w:drawing>
+          </mc:Choice>
+          <mc:Fallback>
+            <w:pict>
+              <v:rect w14:anchorId="60BE116E" id="Rectangle 1" o:spid="_x0000_s1026" style="position:absolute;margin-left:199.15pt;margin-top:107.1pt;width:49.7pt;height:39.45pt;z-index:251678720;visibility:visible;mso-wrap-style:square;mso-wrap-distance-left:9pt;mso-wrap-distance-top:0;mso-wrap-distance-right:9pt;mso-wrap-distance-bottom:0;mso-position-horizontal:absolute;mso-position-horizontal-relative:text;mso-position-vertical:absolute;mso-position-vertical-relative:text;v-text-anchor:middle" o:gfxdata="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" fillcolor="white [3212]" strokecolor="white [3212]" strokeweight="1pt"/>
+            </w:pict>
+          </mc:Fallback>
+        </mc:AlternateContent>
+      </w:r>
       <w:r>
         <w:rPr>
           <w:rFonts w:ascii="Times New Roman" w:hAnsi="Times New Roman" w:cs="Times New Roman"/>
@@ -2916,6 +4029,7 @@
     <w:p>
       <w:pPr>
         <w:spacing w:line="360" w:lineRule="auto"/>
+        <w:ind w:firstLine="708"/>
         <w:jc w:val="both"/>
         <w:rPr>
           <w:rFonts w:ascii="Times New Roman" w:hAnsi="Times New Roman" w:cs="Times New Roman"/>
@@ -3023,6 +4137,7 @@
     <w:p>
       <w:pPr>
         <w:spacing w:line="360" w:lineRule="auto"/>
+        <w:ind w:firstLine="708"/>
         <w:jc w:val="both"/>
         <w:rPr>
           <w:rFonts w:ascii="Times New Roman" w:hAnsi="Times New Roman" w:cs="Times New Roman"/>
@@ -3059,6 +4174,7 @@
     <w:p>
       <w:pPr>
         <w:spacing w:line="360" w:lineRule="auto"/>
+        <w:ind w:firstLine="708"/>
         <w:jc w:val="both"/>
         <w:rPr>
           <w:rFonts w:ascii="Times New Roman" w:hAnsi="Times New Roman" w:cs="Times New Roman"/>
@@ -3103,6 +4219,86 @@
           <w:rFonts w:ascii="Times New Roman" w:hAnsi="Times New Roman" w:cs="Times New Roman"/>
         </w:rPr>
       </w:pPr>
+      <w:r>
+        <w:rPr>
+          <w:rFonts w:ascii="Times New Roman" w:hAnsi="Times New Roman" w:cs="Times New Roman"/>
+          <w:noProof/>
+          <w:sz w:val="28"/>
+          <w:szCs w:val="28"/>
+          <w:lang w:val="en-US"/>
+        </w:rPr>
+        <mc:AlternateContent>
+          <mc:Choice Requires="wps">
+            <w:drawing>
+              <wp:anchor distT="0" distB="0" distL="114300" distR="114300" simplePos="0" relativeHeight="251680768" behindDoc="0" locked="0" layoutInCell="1" allowOverlap="1" wp14:anchorId="28BFAFEE" wp14:editId="47F77E09">
+                <wp:simplePos x="0" y="0"/>
+                <wp:positionH relativeFrom="column">
+                  <wp:posOffset>2529205</wp:posOffset>
+                </wp:positionH>
+                <wp:positionV relativeFrom="paragraph">
+                  <wp:posOffset>1263650</wp:posOffset>
+                </wp:positionV>
+                <wp:extent cx="631372" cy="500743"/>
+                <wp:effectExtent l="0" t="0" r="16510" b="13970"/>
+                <wp:wrapNone/>
+                <wp:docPr id="1217191474" name="Rectangle 1"/>
+                <wp:cNvGraphicFramePr/>
+                <a:graphic xmlns:a="http://schemas.openxmlformats.org/drawingml/2006/main">
+                  <a:graphicData uri="http://schemas.microsoft.com/office/word/2010/wordprocessingShape">
+                    <wps:wsp>
+                      <wps:cNvSpPr/>
+                      <wps:spPr>
+                        <a:xfrm>
+                          <a:off x="0" y="0"/>
+                          <a:ext cx="631372" cy="500743"/>
+                        </a:xfrm>
+                        <a:prstGeom prst="rect">
+                          <a:avLst/>
+                        </a:prstGeom>
+                        <a:solidFill>
+                          <a:schemeClr val="bg1"/>
+                        </a:solidFill>
+                        <a:ln>
+                          <a:solidFill>
+                            <a:schemeClr val="bg1"/>
+                          </a:solidFill>
+                        </a:ln>
+                      </wps:spPr>
+                      <wps:style>
+                        <a:lnRef idx="2">
+                          <a:schemeClr val="accent1">
+                            <a:shade val="15000"/>
+                          </a:schemeClr>
+                        </a:lnRef>
+                        <a:fillRef idx="1">
+                          <a:schemeClr val="accent1"/>
+                        </a:fillRef>
+                        <a:effectRef idx="0">
+                          <a:schemeClr val="accent1"/>
+                        </a:effectRef>
+                        <a:fontRef idx="minor">
+                          <a:schemeClr val="lt1"/>
+                        </a:fontRef>
+                      </wps:style>
+                      <wps:bodyPr rot="0" spcFirstLastPara="0" vertOverflow="overflow" horzOverflow="overflow" vert="horz" wrap="square" lIns="91440" tIns="45720" rIns="91440" bIns="45720" numCol="1" spcCol="0" rtlCol="0" fromWordArt="0" anchor="ctr" anchorCtr="0" forceAA="0" compatLnSpc="1">
+                        <a:prstTxWarp prst="textNoShape">
+                          <a:avLst/>
+                        </a:prstTxWarp>
+                        <a:noAutofit/>
+                      </wps:bodyPr>
+                    </wps:wsp>
+                  </a:graphicData>
+                </a:graphic>
+              </wp:anchor>
+            </w:drawing>
+          </mc:Choice>
+          <mc:Fallback>
+            <w:pict>
+              <v:rect w14:anchorId="6A8F2AB4" id="Rectangle 1" o:spid="_x0000_s1026" style="position:absolute;margin-left:199.15pt;margin-top:99.5pt;width:49.7pt;height:39.45pt;z-index:251680768;visibility:visible;mso-wrap-style:square;mso-wrap-distance-left:9pt;mso-wrap-distance-top:0;mso-wrap-distance-right:9pt;mso-wrap-distance-bottom:0;mso-position-horizontal:absolute;mso-position-horizontal-relative:text;mso-position-vertical:absolute;mso-position-vertical-relative:text;v-text-anchor:middle" o:gfxdata="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" fillcolor="white [3212]" strokecolor="white [3212]" strokeweight="1pt"/>
+            </w:pict>
+          </mc:Fallback>
+        </mc:AlternateContent>
+      </w:r>
       <w:r>
         <w:rPr>
           <w:rFonts w:ascii="Times New Roman" w:hAnsi="Times New Roman" w:cs="Times New Roman"/>
@@ -3203,6 +4399,7 @@
     <w:p>
       <w:pPr>
         <w:spacing w:line="360" w:lineRule="auto"/>
+        <w:ind w:firstLine="708"/>
         <w:jc w:val="both"/>
         <w:rPr>
           <w:rFonts w:ascii="Times New Roman" w:hAnsi="Times New Roman" w:cs="Times New Roman"/>
@@ -3363,6 +4560,7 @@
     <w:p>
       <w:pPr>
         <w:spacing w:line="360" w:lineRule="auto"/>
+        <w:ind w:firstLine="708"/>
         <w:jc w:val="both"/>
         <w:rPr>
           <w:rFonts w:ascii="Times New Roman" w:hAnsi="Times New Roman" w:cs="Times New Roman"/>
@@ -3411,6 +4609,7 @@
     <w:p>
       <w:pPr>
         <w:spacing w:line="360" w:lineRule="auto"/>
+        <w:ind w:firstLine="708"/>
         <w:jc w:val="both"/>
         <w:rPr>
           <w:rFonts w:ascii="Times New Roman" w:hAnsi="Times New Roman" w:cs="Times New Roman"/>
@@ -3435,16 +4634,105 @@
     <w:p>
       <w:pPr>
         <w:spacing w:line="360" w:lineRule="auto"/>
-        <w:jc w:val="both"/>
-        <w:rPr>
-          <w:rFonts w:ascii="Times New Roman" w:hAnsi="Times New Roman" w:cs="Times New Roman"/>
-        </w:rPr>
-      </w:pPr>
+        <w:ind w:firstLine="708"/>
+        <w:jc w:val="both"/>
+        <w:rPr>
+          <w:rFonts w:ascii="Times New Roman" w:hAnsi="Times New Roman" w:cs="Times New Roman"/>
+        </w:rPr>
+      </w:pPr>
+      <w:r>
+        <w:rPr>
+          <w:rFonts w:ascii="Times New Roman" w:hAnsi="Times New Roman" w:cs="Times New Roman"/>
+          <w:noProof/>
+          <w:sz w:val="28"/>
+          <w:szCs w:val="28"/>
+          <w:lang w:val="en-US"/>
+        </w:rPr>
+        <mc:AlternateContent>
+          <mc:Choice Requires="wps">
+            <w:drawing>
+              <wp:anchor distT="0" distB="0" distL="114300" distR="114300" simplePos="0" relativeHeight="251682816" behindDoc="0" locked="0" layoutInCell="1" allowOverlap="1" wp14:anchorId="3BF994C6" wp14:editId="6B5B2BD4">
+                <wp:simplePos x="0" y="0"/>
+                <wp:positionH relativeFrom="margin">
+                  <wp:align>center</wp:align>
+                </wp:positionH>
+                <wp:positionV relativeFrom="paragraph">
+                  <wp:posOffset>1234350</wp:posOffset>
+                </wp:positionV>
+                <wp:extent cx="631372" cy="500743"/>
+                <wp:effectExtent l="0" t="0" r="16510" b="13970"/>
+                <wp:wrapNone/>
+                <wp:docPr id="1321328055" name="Rectangle 1"/>
+                <wp:cNvGraphicFramePr/>
+                <a:graphic xmlns:a="http://schemas.openxmlformats.org/drawingml/2006/main">
+                  <a:graphicData uri="http://schemas.microsoft.com/office/word/2010/wordprocessingShape">
+                    <wps:wsp>
+                      <wps:cNvSpPr/>
+                      <wps:spPr>
+                        <a:xfrm>
+                          <a:off x="0" y="0"/>
+                          <a:ext cx="631372" cy="500743"/>
+                        </a:xfrm>
+                        <a:prstGeom prst="rect">
+                          <a:avLst/>
+                        </a:prstGeom>
+                        <a:solidFill>
+                          <a:schemeClr val="bg1"/>
+                        </a:solidFill>
+                        <a:ln>
+                          <a:solidFill>
+                            <a:schemeClr val="bg1"/>
+                          </a:solidFill>
+                        </a:ln>
+                      </wps:spPr>
+                      <wps:style>
+                        <a:lnRef idx="2">
+                          <a:schemeClr val="accent1">
+                            <a:shade val="15000"/>
+                          </a:schemeClr>
+                        </a:lnRef>
+                        <a:fillRef idx="1">
+                          <a:schemeClr val="accent1"/>
+                        </a:fillRef>
+                        <a:effectRef idx="0">
+                          <a:schemeClr val="accent1"/>
+                        </a:effectRef>
+                        <a:fontRef idx="minor">
+                          <a:schemeClr val="lt1"/>
+                        </a:fontRef>
+                      </wps:style>
+                      <wps:bodyPr rot="0" spcFirstLastPara="0" vertOverflow="overflow" horzOverflow="overflow" vert="horz" wrap="square" lIns="91440" tIns="45720" rIns="91440" bIns="45720" numCol="1" spcCol="0" rtlCol="0" fromWordArt="0" anchor="ctr" anchorCtr="0" forceAA="0" compatLnSpc="1">
+                        <a:prstTxWarp prst="textNoShape">
+                          <a:avLst/>
+                        </a:prstTxWarp>
+                        <a:noAutofit/>
+                      </wps:bodyPr>
+                    </wps:wsp>
+                  </a:graphicData>
+                </a:graphic>
+              </wp:anchor>
+            </w:drawing>
+          </mc:Choice>
+          <mc:Fallback>
+            <w:pict>
+              <v:rect w14:anchorId="2E406415" id="Rectangle 1" o:spid="_x0000_s1026" style="position:absolute;margin-left:0;margin-top:97.2pt;width:49.7pt;height:39.45pt;z-index:251682816;visibility:visible;mso-wrap-style:square;mso-wrap-distance-left:9pt;mso-wrap-distance-top:0;mso-wrap-distance-right:9pt;mso-wrap-distance-bottom:0;mso-position-horizontal:center;mso-position-horizontal-relative:margin;mso-position-vertical:absolute;mso-position-vertical-relative:text;v-text-anchor:middle" o:gfxdata="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" fillcolor="white [3212]" strokecolor="white [3212]" strokeweight="1pt">
+                <w10:wrap anchorx="margin"/>
+              </v:rect>
+            </w:pict>
+          </mc:Fallback>
+        </mc:AlternateContent>
+      </w:r>
       <w:r>
         <w:rPr>
           <w:rFonts w:ascii="Times New Roman" w:hAnsi="Times New Roman" w:cs="Times New Roman"/>
         </w:rPr>
         <w:t>Cities like London and New York are already experimenting with AI solutions to improve transport and reduce pollution, while Singapore has become a global example of how AI can make urban life more efficient and comfortable. In these cases, AI is not just a technological tool but a force that changes the very way citizens interact with their environment.</w:t>
+      </w:r>
+      <w:r>
+        <w:rPr>
+          <w:rFonts w:ascii="Times New Roman" w:hAnsi="Times New Roman" w:cs="Times New Roman"/>
+        </w:rPr>
+        <w:br w:type="page"/>
       </w:r>
     </w:p>
     <w:p>
@@ -3528,6 +4816,7 @@
     <w:p>
       <w:pPr>
         <w:spacing w:line="360" w:lineRule="auto"/>
+        <w:ind w:firstLine="708"/>
         <w:jc w:val="both"/>
         <w:rPr>
           <w:rFonts w:ascii="Times New Roman" w:hAnsi="Times New Roman" w:cs="Times New Roman"/>
@@ -3624,7 +4913,7 @@
           <w:noProof/>
         </w:rPr>
         <w:drawing>
-          <wp:anchor distT="0" distB="0" distL="114300" distR="114300" simplePos="0" relativeHeight="251660288" behindDoc="1" locked="0" layoutInCell="1" allowOverlap="1" wp14:anchorId="239085BE" wp14:editId="0387D14C">
+          <wp:anchor distT="0" distB="0" distL="114300" distR="114300" simplePos="0" relativeHeight="251660288" behindDoc="1" locked="0" layoutInCell="1" allowOverlap="1" wp14:anchorId="239085BE" wp14:editId="2DE1150C">
             <wp:simplePos x="0" y="0"/>
             <wp:positionH relativeFrom="margin">
               <wp:align>center</wp:align>
@@ -3695,28 +4984,16 @@
     </w:p>
     <w:p>
       <w:pPr>
-        <w:spacing w:line="360" w:lineRule="auto"/>
-        <w:jc w:val="both"/>
-        <w:rPr>
-          <w:rFonts w:ascii="Times New Roman" w:hAnsi="Times New Roman" w:cs="Times New Roman"/>
-        </w:rPr>
-      </w:pPr>
-    </w:p>
-    <w:p>
-      <w:pPr>
-        <w:spacing w:line="360" w:lineRule="auto"/>
-        <w:jc w:val="both"/>
-        <w:rPr>
-          <w:rFonts w:ascii="Times New Roman" w:hAnsi="Times New Roman" w:cs="Times New Roman"/>
-        </w:rPr>
-      </w:pPr>
-    </w:p>
-    <w:p>
-      <w:pPr>
-        <w:rPr>
-          <w:rFonts w:ascii="Times New Roman" w:hAnsi="Times New Roman" w:cs="Times New Roman"/>
-        </w:rPr>
-      </w:pPr>
+        <w:rPr>
+          <w:rFonts w:ascii="Times New Roman" w:hAnsi="Times New Roman" w:cs="Times New Roman"/>
+        </w:rPr>
+      </w:pPr>
+      <w:r>
+        <w:rPr>
+          <w:rFonts w:ascii="Times New Roman" w:hAnsi="Times New Roman" w:cs="Times New Roman"/>
+        </w:rPr>
+        <w:br w:type="page"/>
+      </w:r>
     </w:p>
     <w:p>
       <w:pPr>
@@ -3866,6 +5143,7 @@
     <w:p>
       <w:pPr>
         <w:spacing w:line="360" w:lineRule="auto"/>
+        <w:ind w:firstLine="708"/>
         <w:jc w:val="both"/>
         <w:rPr>
           <w:rFonts w:ascii="Times New Roman" w:hAnsi="Times New Roman" w:cs="Times New Roman"/>
@@ -3942,6 +5220,86 @@
       <w:r>
         <w:rPr>
           <w:rFonts w:ascii="Times New Roman" w:hAnsi="Times New Roman" w:cs="Times New Roman"/>
+          <w:noProof/>
+          <w:sz w:val="28"/>
+          <w:szCs w:val="28"/>
+          <w:lang w:val="en-US"/>
+        </w:rPr>
+        <mc:AlternateContent>
+          <mc:Choice Requires="wps">
+            <w:drawing>
+              <wp:anchor distT="0" distB="0" distL="114300" distR="114300" simplePos="0" relativeHeight="251684864" behindDoc="0" locked="0" layoutInCell="1" allowOverlap="1" wp14:anchorId="0D3744CE" wp14:editId="671A9B0E">
+                <wp:simplePos x="0" y="0"/>
+                <wp:positionH relativeFrom="column">
+                  <wp:posOffset>2592705</wp:posOffset>
+                </wp:positionH>
+                <wp:positionV relativeFrom="paragraph">
+                  <wp:posOffset>1772285</wp:posOffset>
+                </wp:positionV>
+                <wp:extent cx="631372" cy="500743"/>
+                <wp:effectExtent l="0" t="0" r="16510" b="13970"/>
+                <wp:wrapNone/>
+                <wp:docPr id="39075416" name="Rectangle 1"/>
+                <wp:cNvGraphicFramePr/>
+                <a:graphic xmlns:a="http://schemas.openxmlformats.org/drawingml/2006/main">
+                  <a:graphicData uri="http://schemas.microsoft.com/office/word/2010/wordprocessingShape">
+                    <wps:wsp>
+                      <wps:cNvSpPr/>
+                      <wps:spPr>
+                        <a:xfrm>
+                          <a:off x="0" y="0"/>
+                          <a:ext cx="631372" cy="500743"/>
+                        </a:xfrm>
+                        <a:prstGeom prst="rect">
+                          <a:avLst/>
+                        </a:prstGeom>
+                        <a:solidFill>
+                          <a:schemeClr val="bg1"/>
+                        </a:solidFill>
+                        <a:ln>
+                          <a:solidFill>
+                            <a:schemeClr val="bg1"/>
+                          </a:solidFill>
+                        </a:ln>
+                      </wps:spPr>
+                      <wps:style>
+                        <a:lnRef idx="2">
+                          <a:schemeClr val="accent1">
+                            <a:shade val="15000"/>
+                          </a:schemeClr>
+                        </a:lnRef>
+                        <a:fillRef idx="1">
+                          <a:schemeClr val="accent1"/>
+                        </a:fillRef>
+                        <a:effectRef idx="0">
+                          <a:schemeClr val="accent1"/>
+                        </a:effectRef>
+                        <a:fontRef idx="minor">
+                          <a:schemeClr val="lt1"/>
+                        </a:fontRef>
+                      </wps:style>
+                      <wps:bodyPr rot="0" spcFirstLastPara="0" vertOverflow="overflow" horzOverflow="overflow" vert="horz" wrap="square" lIns="91440" tIns="45720" rIns="91440" bIns="45720" numCol="1" spcCol="0" rtlCol="0" fromWordArt="0" anchor="ctr" anchorCtr="0" forceAA="0" compatLnSpc="1">
+                        <a:prstTxWarp prst="textNoShape">
+                          <a:avLst/>
+                        </a:prstTxWarp>
+                        <a:noAutofit/>
+                      </wps:bodyPr>
+                    </wps:wsp>
+                  </a:graphicData>
+                </a:graphic>
+              </wp:anchor>
+            </w:drawing>
+          </mc:Choice>
+          <mc:Fallback>
+            <w:pict>
+              <v:rect w14:anchorId="63A5757A" id="Rectangle 1" o:spid="_x0000_s1026" style="position:absolute;margin-left:204.15pt;margin-top:139.55pt;width:49.7pt;height:39.45pt;z-index:251684864;visibility:visible;mso-wrap-style:square;mso-wrap-distance-left:9pt;mso-wrap-distance-top:0;mso-wrap-distance-right:9pt;mso-wrap-distance-bottom:0;mso-position-horizontal:absolute;mso-position-horizontal-relative:text;mso-position-vertical:absolute;mso-position-vertical-relative:text;v-text-anchor:middle" o:gfxdata="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" fillcolor="white [3212]" strokecolor="white [3212]" strokeweight="1pt"/>
+            </w:pict>
+          </mc:Fallback>
+        </mc:AlternateContent>
+      </w:r>
+      <w:r>
+        <w:rPr>
+          <w:rFonts w:ascii="Times New Roman" w:hAnsi="Times New Roman" w:cs="Times New Roman"/>
         </w:rPr>
         <w:t xml:space="preserve">AI systems rely heavily on data — and that data often comes from people’s personal information. From mobile phones to online shopping, almost every digital action we take is recorded and analysed. This raises serious privacy concerns. Many smart devices collect data about where we go, what we buy, and even how we feel. </w:t>
       </w:r>
@@ -3957,10 +5315,21 @@
         </w:rPr>
         <w:t>n smart cities, surveillance cameras equipped with facial recognition software can track people’s movements in public spaces.</w:t>
       </w:r>
-    </w:p>
-    <w:p>
-      <w:pPr>
-        <w:spacing w:line="360" w:lineRule="auto"/>
+      <w:r>
+        <w:rPr>
+          <w:rFonts w:ascii="Times New Roman" w:hAnsi="Times New Roman" w:cs="Times New Roman"/>
+          <w:noProof/>
+          <w:sz w:val="28"/>
+          <w:szCs w:val="28"/>
+          <w:lang w:val="en-US"/>
+        </w:rPr>
+        <w:t xml:space="preserve"> </w:t>
+      </w:r>
+    </w:p>
+    <w:p>
+      <w:pPr>
+        <w:spacing w:line="360" w:lineRule="auto"/>
+        <w:ind w:firstLine="708"/>
         <w:jc w:val="both"/>
         <w:rPr>
           <w:rFonts w:ascii="Times New Roman" w:hAnsi="Times New Roman" w:cs="Times New Roman"/>
@@ -4086,6 +5455,7 @@
     <w:p>
       <w:pPr>
         <w:spacing w:line="360" w:lineRule="auto"/>
+        <w:ind w:firstLine="708"/>
         <w:jc w:val="both"/>
         <w:rPr>
           <w:rFonts w:ascii="Times New Roman" w:hAnsi="Times New Roman" w:cs="Times New Roman"/>
@@ -4167,6 +5537,91 @@
       <w:r>
         <w:rPr>
           <w:rFonts w:ascii="Times New Roman" w:hAnsi="Times New Roman" w:cs="Times New Roman"/>
+          <w:noProof/>
+          <w:sz w:val="28"/>
+          <w:szCs w:val="28"/>
+          <w:lang w:val="en-US"/>
+        </w:rPr>
+        <mc:AlternateContent>
+          <mc:Choice Requires="wps">
+            <w:drawing>
+              <wp:anchor distT="0" distB="0" distL="114300" distR="114300" simplePos="0" relativeHeight="251686912" behindDoc="0" locked="0" layoutInCell="1" allowOverlap="1" wp14:anchorId="48C6A6E9" wp14:editId="4454D36A">
+                <wp:simplePos x="0" y="0"/>
+                <wp:positionH relativeFrom="margin">
+                  <wp:align>center</wp:align>
+                </wp:positionH>
+                <wp:positionV relativeFrom="paragraph">
+                  <wp:posOffset>1143635</wp:posOffset>
+                </wp:positionV>
+                <wp:extent cx="631372" cy="500743"/>
+                <wp:effectExtent l="0" t="0" r="16510" b="13970"/>
+                <wp:wrapNone/>
+                <wp:docPr id="1157736281" name="Rectangle 1"/>
+                <wp:cNvGraphicFramePr/>
+                <a:graphic xmlns:a="http://schemas.openxmlformats.org/drawingml/2006/main">
+                  <a:graphicData uri="http://schemas.microsoft.com/office/word/2010/wordprocessingShape">
+                    <wps:wsp>
+                      <wps:cNvSpPr/>
+                      <wps:spPr>
+                        <a:xfrm>
+                          <a:off x="0" y="0"/>
+                          <a:ext cx="631372" cy="500743"/>
+                        </a:xfrm>
+                        <a:prstGeom prst="rect">
+                          <a:avLst/>
+                        </a:prstGeom>
+                        <a:solidFill>
+                          <a:schemeClr val="bg1"/>
+                        </a:solidFill>
+                        <a:ln>
+                          <a:solidFill>
+                            <a:schemeClr val="bg1"/>
+                          </a:solidFill>
+                        </a:ln>
+                      </wps:spPr>
+                      <wps:style>
+                        <a:lnRef idx="2">
+                          <a:schemeClr val="accent1">
+                            <a:shade val="15000"/>
+                          </a:schemeClr>
+                        </a:lnRef>
+                        <a:fillRef idx="1">
+                          <a:schemeClr val="accent1"/>
+                        </a:fillRef>
+                        <a:effectRef idx="0">
+                          <a:schemeClr val="accent1"/>
+                        </a:effectRef>
+                        <a:fontRef idx="minor">
+                          <a:schemeClr val="lt1"/>
+                        </a:fontRef>
+                      </wps:style>
+                      <wps:bodyPr rot="0" spcFirstLastPara="0" vertOverflow="overflow" horzOverflow="overflow" vert="horz" wrap="square" lIns="91440" tIns="45720" rIns="91440" bIns="45720" numCol="1" spcCol="0" rtlCol="0" fromWordArt="0" anchor="ctr" anchorCtr="0" forceAA="0" compatLnSpc="1">
+                        <a:prstTxWarp prst="textNoShape">
+                          <a:avLst/>
+                        </a:prstTxWarp>
+                        <a:noAutofit/>
+                      </wps:bodyPr>
+                    </wps:wsp>
+                  </a:graphicData>
+                </a:graphic>
+                <wp14:sizeRelV relativeFrom="margin">
+                  <wp14:pctHeight>0</wp14:pctHeight>
+                </wp14:sizeRelV>
+              </wp:anchor>
+            </w:drawing>
+          </mc:Choice>
+          <mc:Fallback>
+            <w:pict>
+              <v:rect w14:anchorId="2F6371D2" id="Rectangle 1" o:spid="_x0000_s1026" style="position:absolute;margin-left:0;margin-top:90.05pt;width:49.7pt;height:39.45pt;z-index:251686912;visibility:visible;mso-wrap-style:square;mso-height-percent:0;mso-wrap-distance-left:9pt;mso-wrap-distance-top:0;mso-wrap-distance-right:9pt;mso-wrap-distance-bottom:0;mso-position-horizontal:center;mso-position-horizontal-relative:margin;mso-position-vertical:absolute;mso-position-vertical-relative:text;mso-height-percent:0;mso-height-relative:margin;v-text-anchor:middle" o:gfxdata="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" fillcolor="white [3212]" strokecolor="white [3212]" strokeweight="1pt">
+                <w10:wrap anchorx="margin"/>
+              </v:rect>
+            </w:pict>
+          </mc:Fallback>
+        </mc:AlternateContent>
+      </w:r>
+      <w:r>
+        <w:rPr>
+          <w:rFonts w:ascii="Times New Roman" w:hAnsi="Times New Roman" w:cs="Times New Roman"/>
         </w:rPr>
         <w:t>AI not only brings technical and economic problems but also raises deep ethical questions. One of the biggest issues is bias. AI systems learn from data created by humans, and if that data reflects existing social inequalities, the system may reproduce them. This has already happened in hiring programs, law enforcement tools, and even loan approval algorithms.</w:t>
       </w:r>
@@ -4174,6 +5629,7 @@
     <w:p>
       <w:pPr>
         <w:spacing w:line="360" w:lineRule="auto"/>
+        <w:ind w:firstLine="708"/>
         <w:jc w:val="both"/>
         <w:rPr>
           <w:rFonts w:ascii="Times New Roman" w:hAnsi="Times New Roman" w:cs="Times New Roman"/>
@@ -4199,6 +5655,7 @@
     <w:p>
       <w:pPr>
         <w:spacing w:line="360" w:lineRule="auto"/>
+        <w:ind w:firstLine="708"/>
         <w:jc w:val="both"/>
         <w:rPr>
           <w:rFonts w:ascii="Times New Roman" w:hAnsi="Times New Roman" w:cs="Times New Roman"/>
@@ -4342,6 +5799,7 @@
     <w:p>
       <w:pPr>
         <w:spacing w:line="360" w:lineRule="auto"/>
+        <w:ind w:firstLine="708"/>
         <w:jc w:val="both"/>
         <w:rPr>
           <w:rFonts w:ascii="Times New Roman" w:hAnsi="Times New Roman" w:cs="Times New Roman"/>
@@ -4360,6 +5818,88 @@
           <w:rFonts w:ascii="Times New Roman" w:hAnsi="Times New Roman" w:cs="Times New Roman"/>
         </w:rPr>
       </w:pPr>
+      <w:r>
+        <w:rPr>
+          <w:rFonts w:ascii="Times New Roman" w:hAnsi="Times New Roman" w:cs="Times New Roman"/>
+          <w:noProof/>
+          <w:sz w:val="28"/>
+          <w:szCs w:val="28"/>
+          <w:lang w:val="en-US"/>
+        </w:rPr>
+        <mc:AlternateContent>
+          <mc:Choice Requires="wps">
+            <w:drawing>
+              <wp:anchor distT="0" distB="0" distL="114300" distR="114300" simplePos="0" relativeHeight="251688960" behindDoc="0" locked="0" layoutInCell="1" allowOverlap="1" wp14:anchorId="25113842" wp14:editId="27390E65">
+                <wp:simplePos x="0" y="0"/>
+                <wp:positionH relativeFrom="margin">
+                  <wp:align>center</wp:align>
+                </wp:positionH>
+                <wp:positionV relativeFrom="paragraph">
+                  <wp:posOffset>2158365</wp:posOffset>
+                </wp:positionV>
+                <wp:extent cx="631372" cy="500743"/>
+                <wp:effectExtent l="0" t="0" r="16510" b="13970"/>
+                <wp:wrapNone/>
+                <wp:docPr id="2054652985" name="Rectangle 1"/>
+                <wp:cNvGraphicFramePr/>
+                <a:graphic xmlns:a="http://schemas.openxmlformats.org/drawingml/2006/main">
+                  <a:graphicData uri="http://schemas.microsoft.com/office/word/2010/wordprocessingShape">
+                    <wps:wsp>
+                      <wps:cNvSpPr/>
+                      <wps:spPr>
+                        <a:xfrm>
+                          <a:off x="0" y="0"/>
+                          <a:ext cx="631372" cy="500743"/>
+                        </a:xfrm>
+                        <a:prstGeom prst="rect">
+                          <a:avLst/>
+                        </a:prstGeom>
+                        <a:solidFill>
+                          <a:schemeClr val="bg1"/>
+                        </a:solidFill>
+                        <a:ln>
+                          <a:solidFill>
+                            <a:schemeClr val="bg1"/>
+                          </a:solidFill>
+                        </a:ln>
+                      </wps:spPr>
+                      <wps:style>
+                        <a:lnRef idx="2">
+                          <a:schemeClr val="accent1">
+                            <a:shade val="15000"/>
+                          </a:schemeClr>
+                        </a:lnRef>
+                        <a:fillRef idx="1">
+                          <a:schemeClr val="accent1"/>
+                        </a:fillRef>
+                        <a:effectRef idx="0">
+                          <a:schemeClr val="accent1"/>
+                        </a:effectRef>
+                        <a:fontRef idx="minor">
+                          <a:schemeClr val="lt1"/>
+                        </a:fontRef>
+                      </wps:style>
+                      <wps:bodyPr rot="0" spcFirstLastPara="0" vertOverflow="overflow" horzOverflow="overflow" vert="horz" wrap="square" lIns="91440" tIns="45720" rIns="91440" bIns="45720" numCol="1" spcCol="0" rtlCol="0" fromWordArt="0" anchor="ctr" anchorCtr="0" forceAA="0" compatLnSpc="1">
+                        <a:prstTxWarp prst="textNoShape">
+                          <a:avLst/>
+                        </a:prstTxWarp>
+                        <a:noAutofit/>
+                      </wps:bodyPr>
+                    </wps:wsp>
+                  </a:graphicData>
+                </a:graphic>
+              </wp:anchor>
+            </w:drawing>
+          </mc:Choice>
+          <mc:Fallback>
+            <w:pict>
+              <v:rect w14:anchorId="742262F1" id="Rectangle 1" o:spid="_x0000_s1026" style="position:absolute;margin-left:0;margin-top:169.95pt;width:49.7pt;height:39.45pt;z-index:251688960;visibility:visible;mso-wrap-style:square;mso-wrap-distance-left:9pt;mso-wrap-distance-top:0;mso-wrap-distance-right:9pt;mso-wrap-distance-bottom:0;mso-position-horizontal:center;mso-position-horizontal-relative:margin;mso-position-vertical:absolute;mso-position-vertical-relative:text;v-text-anchor:middle" o:gfxdata="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" fillcolor="white [3212]" strokecolor="white [3212]" strokeweight="1pt">
+                <w10:wrap anchorx="margin"/>
+              </v:rect>
+            </w:pict>
+          </mc:Fallback>
+        </mc:AlternateContent>
+      </w:r>
       <w:r>
         <w:rPr>
           <w:rFonts w:ascii="Times New Roman" w:hAnsi="Times New Roman" w:cs="Times New Roman"/>
@@ -4429,6 +5969,7 @@
     <w:p>
       <w:pPr>
         <w:spacing w:line="360" w:lineRule="auto"/>
+        <w:ind w:firstLine="708"/>
         <w:jc w:val="both"/>
         <w:rPr>
           <w:rFonts w:ascii="Times New Roman" w:hAnsi="Times New Roman" w:cs="Times New Roman"/>
@@ -4443,35 +5984,6 @@
     </w:p>
     <w:p>
       <w:pPr>
-        <w:spacing w:line="360" w:lineRule="auto"/>
-        <w:jc w:val="both"/>
-        <w:rPr>
-          <w:rFonts w:ascii="Times New Roman" w:hAnsi="Times New Roman" w:cs="Times New Roman"/>
-        </w:rPr>
-      </w:pPr>
-    </w:p>
-    <w:p>
-      <w:pPr>
-        <w:spacing w:line="360" w:lineRule="auto"/>
-        <w:jc w:val="both"/>
-        <w:rPr>
-          <w:rFonts w:ascii="Times New Roman" w:hAnsi="Times New Roman" w:cs="Times New Roman"/>
-        </w:rPr>
-      </w:pPr>
-    </w:p>
-    <w:p>
-      <w:pPr>
-        <w:spacing w:line="360" w:lineRule="auto"/>
-        <w:jc w:val="both"/>
-        <w:rPr>
-          <w:rFonts w:ascii="Times New Roman" w:hAnsi="Times New Roman" w:cs="Times New Roman"/>
-        </w:rPr>
-      </w:pPr>
-    </w:p>
-    <w:p>
-      <w:pPr>
-        <w:spacing w:line="360" w:lineRule="auto"/>
-        <w:jc w:val="both"/>
         <w:rPr>
           <w:rFonts w:ascii="Times New Roman" w:hAnsi="Times New Roman" w:cs="Times New Roman"/>
         </w:rPr>
@@ -4481,13 +5993,13 @@
           <w:noProof/>
         </w:rPr>
         <w:drawing>
-          <wp:anchor distT="0" distB="0" distL="114300" distR="114300" simplePos="0" relativeHeight="251661312" behindDoc="1" locked="0" layoutInCell="1" allowOverlap="1" wp14:anchorId="650016A0" wp14:editId="7BCEF6BC">
+          <wp:anchor distT="0" distB="0" distL="114300" distR="114300" simplePos="0" relativeHeight="251661312" behindDoc="1" locked="0" layoutInCell="1" allowOverlap="1" wp14:anchorId="650016A0" wp14:editId="5C4501A9">
             <wp:simplePos x="0" y="0"/>
-            <wp:positionH relativeFrom="column">
-              <wp:posOffset>1905</wp:posOffset>
+            <wp:positionH relativeFrom="margin">
+              <wp:align>left</wp:align>
             </wp:positionH>
             <wp:positionV relativeFrom="paragraph">
-              <wp:posOffset>-1905</wp:posOffset>
+              <wp:posOffset>1067435</wp:posOffset>
             </wp:positionV>
             <wp:extent cx="5760720" cy="3233420"/>
             <wp:effectExtent l="0" t="0" r="0" b="5080"/>
@@ -4543,94 +6055,88 @@
           </wp:anchor>
         </w:drawing>
       </w:r>
-    </w:p>
-    <w:p>
-      <w:pPr>
-        <w:spacing w:line="360" w:lineRule="auto"/>
-        <w:jc w:val="both"/>
-        <w:rPr>
-          <w:rFonts w:ascii="Times New Roman" w:hAnsi="Times New Roman" w:cs="Times New Roman"/>
-        </w:rPr>
-      </w:pPr>
-    </w:p>
-    <w:p>
-      <w:pPr>
-        <w:spacing w:line="360" w:lineRule="auto"/>
-        <w:jc w:val="both"/>
-        <w:rPr>
-          <w:rFonts w:ascii="Times New Roman" w:hAnsi="Times New Roman" w:cs="Times New Roman"/>
-        </w:rPr>
-      </w:pPr>
-    </w:p>
-    <w:p>
-      <w:pPr>
-        <w:spacing w:line="360" w:lineRule="auto"/>
-        <w:jc w:val="both"/>
-        <w:rPr>
-          <w:rFonts w:ascii="Times New Roman" w:hAnsi="Times New Roman" w:cs="Times New Roman"/>
-        </w:rPr>
-      </w:pPr>
-    </w:p>
-    <w:p>
-      <w:pPr>
-        <w:spacing w:line="360" w:lineRule="auto"/>
-        <w:jc w:val="both"/>
-        <w:rPr>
-          <w:rFonts w:ascii="Times New Roman" w:hAnsi="Times New Roman" w:cs="Times New Roman"/>
-        </w:rPr>
-      </w:pPr>
-    </w:p>
-    <w:p>
-      <w:pPr>
-        <w:spacing w:line="360" w:lineRule="auto"/>
-        <w:jc w:val="both"/>
-        <w:rPr>
-          <w:rFonts w:ascii="Times New Roman" w:hAnsi="Times New Roman" w:cs="Times New Roman"/>
-        </w:rPr>
-      </w:pPr>
-    </w:p>
-    <w:p>
-      <w:pPr>
-        <w:spacing w:line="360" w:lineRule="auto"/>
-        <w:jc w:val="both"/>
-        <w:rPr>
-          <w:rFonts w:ascii="Times New Roman" w:hAnsi="Times New Roman" w:cs="Times New Roman"/>
-        </w:rPr>
-      </w:pPr>
-    </w:p>
-    <w:p>
-      <w:pPr>
-        <w:spacing w:line="360" w:lineRule="auto"/>
-        <w:jc w:val="both"/>
-        <w:rPr>
-          <w:rFonts w:ascii="Times New Roman" w:hAnsi="Times New Roman" w:cs="Times New Roman"/>
-        </w:rPr>
-      </w:pPr>
-    </w:p>
-    <w:p>
-      <w:pPr>
-        <w:spacing w:line="360" w:lineRule="auto"/>
-        <w:jc w:val="both"/>
-        <w:rPr>
-          <w:rFonts w:ascii="Times New Roman" w:hAnsi="Times New Roman" w:cs="Times New Roman"/>
-        </w:rPr>
-      </w:pPr>
-    </w:p>
-    <w:p>
-      <w:pPr>
-        <w:spacing w:line="360" w:lineRule="auto"/>
-        <w:jc w:val="both"/>
-        <w:rPr>
-          <w:rFonts w:ascii="Times New Roman" w:hAnsi="Times New Roman" w:cs="Times New Roman"/>
-        </w:rPr>
-      </w:pPr>
-    </w:p>
-    <w:p>
-      <w:pPr>
-        <w:rPr>
-          <w:rFonts w:ascii="Times New Roman" w:hAnsi="Times New Roman" w:cs="Times New Roman"/>
-        </w:rPr>
-      </w:pPr>
+      <w:r>
+        <w:rPr>
+          <w:rFonts w:ascii="Times New Roman" w:hAnsi="Times New Roman" w:cs="Times New Roman"/>
+          <w:noProof/>
+          <w:sz w:val="28"/>
+          <w:szCs w:val="28"/>
+          <w:lang w:val="en-US"/>
+        </w:rPr>
+        <mc:AlternateContent>
+          <mc:Choice Requires="wps">
+            <w:drawing>
+              <wp:anchor distT="0" distB="0" distL="114300" distR="114300" simplePos="0" relativeHeight="251691008" behindDoc="0" locked="0" layoutInCell="1" allowOverlap="1" wp14:anchorId="59DAF446" wp14:editId="040D3296">
+                <wp:simplePos x="0" y="0"/>
+                <wp:positionH relativeFrom="margin">
+                  <wp:align>center</wp:align>
+                </wp:positionH>
+                <wp:positionV relativeFrom="paragraph">
+                  <wp:posOffset>5283200</wp:posOffset>
+                </wp:positionV>
+                <wp:extent cx="631372" cy="500743"/>
+                <wp:effectExtent l="0" t="0" r="16510" b="13970"/>
+                <wp:wrapNone/>
+                <wp:docPr id="1986146841" name="Rectangle 1"/>
+                <wp:cNvGraphicFramePr/>
+                <a:graphic xmlns:a="http://schemas.openxmlformats.org/drawingml/2006/main">
+                  <a:graphicData uri="http://schemas.microsoft.com/office/word/2010/wordprocessingShape">
+                    <wps:wsp>
+                      <wps:cNvSpPr/>
+                      <wps:spPr>
+                        <a:xfrm>
+                          <a:off x="0" y="0"/>
+                          <a:ext cx="631372" cy="500743"/>
+                        </a:xfrm>
+                        <a:prstGeom prst="rect">
+                          <a:avLst/>
+                        </a:prstGeom>
+                        <a:solidFill>
+                          <a:schemeClr val="bg1"/>
+                        </a:solidFill>
+                        <a:ln>
+                          <a:solidFill>
+                            <a:schemeClr val="bg1"/>
+                          </a:solidFill>
+                        </a:ln>
+                      </wps:spPr>
+                      <wps:style>
+                        <a:lnRef idx="2">
+                          <a:schemeClr val="accent1">
+                            <a:shade val="15000"/>
+                          </a:schemeClr>
+                        </a:lnRef>
+                        <a:fillRef idx="1">
+                          <a:schemeClr val="accent1"/>
+                        </a:fillRef>
+                        <a:effectRef idx="0">
+                          <a:schemeClr val="accent1"/>
+                        </a:effectRef>
+                        <a:fontRef idx="minor">
+                          <a:schemeClr val="lt1"/>
+                        </a:fontRef>
+                      </wps:style>
+                      <wps:bodyPr rot="0" spcFirstLastPara="0" vertOverflow="overflow" horzOverflow="overflow" vert="horz" wrap="square" lIns="91440" tIns="45720" rIns="91440" bIns="45720" numCol="1" spcCol="0" rtlCol="0" fromWordArt="0" anchor="ctr" anchorCtr="0" forceAA="0" compatLnSpc="1">
+                        <a:prstTxWarp prst="textNoShape">
+                          <a:avLst/>
+                        </a:prstTxWarp>
+                        <a:noAutofit/>
+                      </wps:bodyPr>
+                    </wps:wsp>
+                  </a:graphicData>
+                </a:graphic>
+              </wp:anchor>
+            </w:drawing>
+          </mc:Choice>
+          <mc:Fallback>
+            <w:pict>
+              <v:rect w14:anchorId="45230614" id="Rectangle 1" o:spid="_x0000_s1026" style="position:absolute;margin-left:0;margin-top:416pt;width:49.7pt;height:39.45pt;z-index:251691008;visibility:visible;mso-wrap-style:square;mso-wrap-distance-left:9pt;mso-wrap-distance-top:0;mso-wrap-distance-right:9pt;mso-wrap-distance-bottom:0;mso-position-horizontal:center;mso-position-horizontal-relative:margin;mso-position-vertical:absolute;mso-position-vertical-relative:text;v-text-anchor:middle" o:gfxdata="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" fillcolor="white [3212]" strokecolor="white [3212]" strokeweight="1pt">
+                <w10:wrap anchorx="margin"/>
+              </v:rect>
+            </w:pict>
+          </mc:Fallback>
+        </mc:AlternateContent>
+      </w:r>
       <w:r>
         <w:rPr>
           <w:rFonts w:ascii="Times New Roman" w:hAnsi="Times New Roman" w:cs="Times New Roman"/>
@@ -4709,6 +6215,7 @@
     </w:p>
     <w:p>
       <w:pPr>
+        <w:ind w:firstLine="708"/>
         <w:jc w:val="both"/>
         <w:rPr>
           <w:rFonts w:ascii="Times New Roman" w:hAnsi="Times New Roman" w:cs="Times New Roman"/>
@@ -4767,6 +6274,7 @@
     </w:p>
     <w:p>
       <w:pPr>
+        <w:ind w:firstLine="708"/>
         <w:jc w:val="both"/>
         <w:rPr>
           <w:rFonts w:ascii="Times New Roman" w:hAnsi="Times New Roman" w:cs="Times New Roman"/>
@@ -4814,6 +6322,88 @@
       <w:r>
         <w:rPr>
           <w:rFonts w:ascii="Times New Roman" w:hAnsi="Times New Roman" w:cs="Times New Roman"/>
+          <w:noProof/>
+          <w:sz w:val="28"/>
+          <w:szCs w:val="28"/>
+          <w:lang w:val="en-US"/>
+        </w:rPr>
+        <mc:AlternateContent>
+          <mc:Choice Requires="wps">
+            <w:drawing>
+              <wp:anchor distT="0" distB="0" distL="114300" distR="114300" simplePos="0" relativeHeight="251693056" behindDoc="0" locked="0" layoutInCell="1" allowOverlap="1" wp14:anchorId="50F10DFB" wp14:editId="194DD023">
+                <wp:simplePos x="0" y="0"/>
+                <wp:positionH relativeFrom="margin">
+                  <wp:align>center</wp:align>
+                </wp:positionH>
+                <wp:positionV relativeFrom="paragraph">
+                  <wp:posOffset>2183765</wp:posOffset>
+                </wp:positionV>
+                <wp:extent cx="631372" cy="500743"/>
+                <wp:effectExtent l="0" t="0" r="16510" b="13970"/>
+                <wp:wrapNone/>
+                <wp:docPr id="416122613" name="Rectangle 1"/>
+                <wp:cNvGraphicFramePr/>
+                <a:graphic xmlns:a="http://schemas.openxmlformats.org/drawingml/2006/main">
+                  <a:graphicData uri="http://schemas.microsoft.com/office/word/2010/wordprocessingShape">
+                    <wps:wsp>
+                      <wps:cNvSpPr/>
+                      <wps:spPr>
+                        <a:xfrm>
+                          <a:off x="0" y="0"/>
+                          <a:ext cx="631372" cy="500743"/>
+                        </a:xfrm>
+                        <a:prstGeom prst="rect">
+                          <a:avLst/>
+                        </a:prstGeom>
+                        <a:solidFill>
+                          <a:schemeClr val="bg1"/>
+                        </a:solidFill>
+                        <a:ln>
+                          <a:solidFill>
+                            <a:schemeClr val="bg1"/>
+                          </a:solidFill>
+                        </a:ln>
+                      </wps:spPr>
+                      <wps:style>
+                        <a:lnRef idx="2">
+                          <a:schemeClr val="accent1">
+                            <a:shade val="15000"/>
+                          </a:schemeClr>
+                        </a:lnRef>
+                        <a:fillRef idx="1">
+                          <a:schemeClr val="accent1"/>
+                        </a:fillRef>
+                        <a:effectRef idx="0">
+                          <a:schemeClr val="accent1"/>
+                        </a:effectRef>
+                        <a:fontRef idx="minor">
+                          <a:schemeClr val="lt1"/>
+                        </a:fontRef>
+                      </wps:style>
+                      <wps:bodyPr rot="0" spcFirstLastPara="0" vertOverflow="overflow" horzOverflow="overflow" vert="horz" wrap="square" lIns="91440" tIns="45720" rIns="91440" bIns="45720" numCol="1" spcCol="0" rtlCol="0" fromWordArt="0" anchor="ctr" anchorCtr="0" forceAA="0" compatLnSpc="1">
+                        <a:prstTxWarp prst="textNoShape">
+                          <a:avLst/>
+                        </a:prstTxWarp>
+                        <a:noAutofit/>
+                      </wps:bodyPr>
+                    </wps:wsp>
+                  </a:graphicData>
+                </a:graphic>
+              </wp:anchor>
+            </w:drawing>
+          </mc:Choice>
+          <mc:Fallback>
+            <w:pict>
+              <v:rect w14:anchorId="6E786D48" id="Rectangle 1" o:spid="_x0000_s1026" style="position:absolute;margin-left:0;margin-top:171.95pt;width:49.7pt;height:39.45pt;z-index:251693056;visibility:visible;mso-wrap-style:square;mso-wrap-distance-left:9pt;mso-wrap-distance-top:0;mso-wrap-distance-right:9pt;mso-wrap-distance-bottom:0;mso-position-horizontal:center;mso-position-horizontal-relative:margin;mso-position-vertical:absolute;mso-position-vertical-relative:text;v-text-anchor:middle" o:gfxdata="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" fillcolor="white [3212]" strokecolor="white [3212]" strokeweight="1pt">
+                <w10:wrap anchorx="margin"/>
+              </v:rect>
+            </w:pict>
+          </mc:Fallback>
+        </mc:AlternateContent>
+      </w:r>
+      <w:r>
+        <w:rPr>
+          <w:rFonts w:ascii="Times New Roman" w:hAnsi="Times New Roman" w:cs="Times New Roman"/>
           <w:b/>
           <w:bCs/>
           <w:sz w:val="32"/>
@@ -4922,6 +6512,14 @@
           <w:rFonts w:ascii="Times New Roman" w:hAnsi="Times New Roman" w:cs="Times New Roman"/>
         </w:rPr>
       </w:pPr>
+    </w:p>
+    <w:p>
+      <w:pPr>
+        <w:jc w:val="both"/>
+        <w:rPr>
+          <w:rFonts w:ascii="Times New Roman" w:hAnsi="Times New Roman" w:cs="Times New Roman"/>
+        </w:rPr>
+      </w:pPr>
       <w:r>
         <w:rPr>
           <w:rFonts w:ascii="Times New Roman" w:hAnsi="Times New Roman" w:cs="Times New Roman"/>
@@ -4950,6 +6548,14 @@
           <w:rFonts w:ascii="Times New Roman" w:hAnsi="Times New Roman" w:cs="Times New Roman"/>
         </w:rPr>
       </w:pPr>
+    </w:p>
+    <w:p>
+      <w:pPr>
+        <w:jc w:val="both"/>
+        <w:rPr>
+          <w:rFonts w:ascii="Times New Roman" w:hAnsi="Times New Roman" w:cs="Times New Roman"/>
+        </w:rPr>
+      </w:pPr>
       <w:r>
         <w:rPr>
           <w:rFonts w:ascii="Times New Roman" w:hAnsi="Times New Roman" w:cs="Times New Roman"/>
@@ -4970,6 +6576,14 @@
           <w:rFonts w:ascii="Times New Roman" w:hAnsi="Times New Roman" w:cs="Times New Roman"/>
         </w:rPr>
       </w:pPr>
+    </w:p>
+    <w:p>
+      <w:pPr>
+        <w:jc w:val="both"/>
+        <w:rPr>
+          <w:rFonts w:ascii="Times New Roman" w:hAnsi="Times New Roman" w:cs="Times New Roman"/>
+        </w:rPr>
+      </w:pPr>
       <w:r>
         <w:rPr>
           <w:rFonts w:ascii="Times New Roman" w:hAnsi="Times New Roman" w:cs="Times New Roman"/>
@@ -4990,6 +6604,14 @@
           <w:rFonts w:ascii="Times New Roman" w:hAnsi="Times New Roman" w:cs="Times New Roman"/>
         </w:rPr>
       </w:pPr>
+    </w:p>
+    <w:p>
+      <w:pPr>
+        <w:jc w:val="both"/>
+        <w:rPr>
+          <w:rFonts w:ascii="Times New Roman" w:hAnsi="Times New Roman" w:cs="Times New Roman"/>
+        </w:rPr>
+      </w:pPr>
       <w:r>
         <w:rPr>
           <w:rFonts w:ascii="Times New Roman" w:hAnsi="Times New Roman" w:cs="Times New Roman"/>
@@ -5010,6 +6632,376 @@
           <w:rFonts w:ascii="Times New Roman" w:hAnsi="Times New Roman" w:cs="Times New Roman"/>
         </w:rPr>
       </w:pPr>
+    </w:p>
+    <w:p>
+      <w:pPr>
+        <w:jc w:val="both"/>
+        <w:rPr>
+          <w:rFonts w:ascii="Times New Roman" w:hAnsi="Times New Roman" w:cs="Times New Roman"/>
+        </w:rPr>
+      </w:pPr>
+      <w:r>
+        <w:rPr>
+          <w:rFonts w:ascii="Times New Roman" w:hAnsi="Times New Roman" w:cs="Times New Roman"/>
+          <w:noProof/>
+          <w:sz w:val="28"/>
+          <w:szCs w:val="28"/>
+          <w:lang w:val="en-US"/>
+        </w:rPr>
+        <mc:AlternateContent>
+          <mc:Choice Requires="wps">
+            <w:drawing>
+              <wp:anchor distT="0" distB="0" distL="114300" distR="114300" simplePos="0" relativeHeight="251695104" behindDoc="0" locked="0" layoutInCell="1" allowOverlap="1" wp14:anchorId="4780402F" wp14:editId="001B2EDA">
+                <wp:simplePos x="0" y="0"/>
+                <wp:positionH relativeFrom="margin">
+                  <wp:align>center</wp:align>
+                </wp:positionH>
+                <wp:positionV relativeFrom="paragraph">
+                  <wp:posOffset>3923665</wp:posOffset>
+                </wp:positionV>
+                <wp:extent cx="631372" cy="500743"/>
+                <wp:effectExtent l="0" t="0" r="16510" b="13970"/>
+                <wp:wrapNone/>
+                <wp:docPr id="894096914" name="Rectangle 1"/>
+                <wp:cNvGraphicFramePr/>
+                <a:graphic xmlns:a="http://schemas.openxmlformats.org/drawingml/2006/main">
+                  <a:graphicData uri="http://schemas.microsoft.com/office/word/2010/wordprocessingShape">
+                    <wps:wsp>
+                      <wps:cNvSpPr/>
+                      <wps:spPr>
+                        <a:xfrm>
+                          <a:off x="0" y="0"/>
+                          <a:ext cx="631372" cy="500743"/>
+                        </a:xfrm>
+                        <a:prstGeom prst="rect">
+                          <a:avLst/>
+                        </a:prstGeom>
+                        <a:solidFill>
+                          <a:schemeClr val="bg1"/>
+                        </a:solidFill>
+                        <a:ln>
+                          <a:solidFill>
+                            <a:schemeClr val="bg1"/>
+                          </a:solidFill>
+                        </a:ln>
+                      </wps:spPr>
+                      <wps:style>
+                        <a:lnRef idx="2">
+                          <a:schemeClr val="accent1">
+                            <a:shade val="15000"/>
+                          </a:schemeClr>
+                        </a:lnRef>
+                        <a:fillRef idx="1">
+                          <a:schemeClr val="accent1"/>
+                        </a:fillRef>
+                        <a:effectRef idx="0">
+                          <a:schemeClr val="accent1"/>
+                        </a:effectRef>
+                        <a:fontRef idx="minor">
+                          <a:schemeClr val="lt1"/>
+                        </a:fontRef>
+                      </wps:style>
+                      <wps:txbx>
+                        <w:txbxContent>
+                          <w:p>
+                            <w:pPr>
+                              <w:jc w:val="center"/>
+                              <w:rPr>
+                                <w:lang w:val="en-US"/>
+                              </w:rPr>
+                            </w:pPr>
+                          </w:p>
+                          <w:p>
+                            <w:pPr>
+                              <w:jc w:val="center"/>
+                              <w:rPr>
+                                <w:lang w:val="en-US"/>
+                              </w:rPr>
+                            </w:pPr>
+                          </w:p>
+                          <w:p>
+                            <w:pPr>
+                              <w:jc w:val="center"/>
+                              <w:rPr>
+                                <w:lang w:val="en-US"/>
+                              </w:rPr>
+                            </w:pPr>
+                          </w:p>
+                          <w:p>
+                            <w:pPr>
+                              <w:jc w:val="center"/>
+                              <w:rPr>
+                                <w:lang w:val="en-US"/>
+                              </w:rPr>
+                            </w:pPr>
+                          </w:p>
+                          <w:p>
+                            <w:pPr>
+                              <w:jc w:val="center"/>
+                              <w:rPr>
+                                <w:lang w:val="en-US"/>
+                              </w:rPr>
+                            </w:pPr>
+                          </w:p>
+                          <w:p>
+                            <w:pPr>
+                              <w:jc w:val="center"/>
+                              <w:rPr>
+                                <w:lang w:val="en-US"/>
+                              </w:rPr>
+                            </w:pPr>
+                          </w:p>
+                          <w:p>
+                            <w:pPr>
+                              <w:jc w:val="center"/>
+                              <w:rPr>
+                                <w:lang w:val="en-US"/>
+                              </w:rPr>
+                            </w:pPr>
+                          </w:p>
+                          <w:p>
+                            <w:pPr>
+                              <w:jc w:val="center"/>
+                              <w:rPr>
+                                <w:lang w:val="en-US"/>
+                              </w:rPr>
+                            </w:pPr>
+                          </w:p>
+                          <w:p>
+                            <w:pPr>
+                              <w:jc w:val="center"/>
+                              <w:rPr>
+                                <w:lang w:val="en-US"/>
+                              </w:rPr>
+                            </w:pPr>
+                          </w:p>
+                          <w:p>
+                            <w:pPr>
+                              <w:jc w:val="center"/>
+                              <w:rPr>
+                                <w:lang w:val="en-US"/>
+                              </w:rPr>
+                            </w:pPr>
+                          </w:p>
+                          <w:p>
+                            <w:pPr>
+                              <w:jc w:val="center"/>
+                              <w:rPr>
+                                <w:lang w:val="en-US"/>
+                              </w:rPr>
+                            </w:pPr>
+                          </w:p>
+                          <w:p>
+                            <w:pPr>
+                              <w:jc w:val="center"/>
+                              <w:rPr>
+                                <w:lang w:val="en-US"/>
+                              </w:rPr>
+                            </w:pPr>
+                          </w:p>
+                          <w:p>
+                            <w:pPr>
+                              <w:jc w:val="center"/>
+                              <w:rPr>
+                                <w:lang w:val="en-US"/>
+                              </w:rPr>
+                            </w:pPr>
+                          </w:p>
+                          <w:p>
+                            <w:pPr>
+                              <w:jc w:val="center"/>
+                              <w:rPr>
+                                <w:lang w:val="en-US"/>
+                              </w:rPr>
+                            </w:pPr>
+                          </w:p>
+                          <w:p>
+                            <w:pPr>
+                              <w:jc w:val="center"/>
+                              <w:rPr>
+                                <w:lang w:val="en-US"/>
+                              </w:rPr>
+                            </w:pPr>
+                          </w:p>
+                          <w:p>
+                            <w:pPr>
+                              <w:jc w:val="center"/>
+                              <w:rPr>
+                                <w:lang w:val="en-US"/>
+                              </w:rPr>
+                            </w:pPr>
+                          </w:p>
+                          <w:p>
+                            <w:pPr>
+                              <w:jc w:val="center"/>
+                              <w:rPr>
+                                <w:lang w:val="en-US"/>
+                              </w:rPr>
+                            </w:pPr>
+                          </w:p>
+                        </w:txbxContent>
+                      </wps:txbx>
+                      <wps:bodyPr rot="0" spcFirstLastPara="0" vertOverflow="overflow" horzOverflow="overflow" vert="horz" wrap="square" lIns="91440" tIns="45720" rIns="91440" bIns="45720" numCol="1" spcCol="0" rtlCol="0" fromWordArt="0" anchor="ctr" anchorCtr="0" forceAA="0" compatLnSpc="1">
+                        <a:prstTxWarp prst="textNoShape">
+                          <a:avLst/>
+                        </a:prstTxWarp>
+                        <a:noAutofit/>
+                      </wps:bodyPr>
+                    </wps:wsp>
+                  </a:graphicData>
+                </a:graphic>
+              </wp:anchor>
+            </w:drawing>
+          </mc:Choice>
+          <mc:Fallback>
+            <w:pict>
+              <v:rect w14:anchorId="4780402F" id="Rectangle 1" o:spid="_x0000_s1026" style="position:absolute;left:0;text-align:left;margin-left:0;margin-top:308.95pt;width:49.7pt;height:39.45pt;z-index:251695104;visibility:visible;mso-wrap-style:square;mso-wrap-distance-left:9pt;mso-wrap-distance-top:0;mso-wrap-distance-right:9pt;mso-wrap-distance-bottom:0;mso-position-horizontal:center;mso-position-horizontal-relative:margin;mso-position-vertical:absolute;mso-position-vertical-relative:text;v-text-anchor:middle" o:gfxdata="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" fillcolor="white [3212]" strokecolor="white [3212]" strokeweight="1pt">
+                <v:textbox>
+                  <w:txbxContent>
+                    <w:p>
+                      <w:pPr>
+                        <w:jc w:val="center"/>
+                        <w:rPr>
+                          <w:lang w:val="en-US"/>
+                        </w:rPr>
+                      </w:pPr>
+                    </w:p>
+                    <w:p>
+                      <w:pPr>
+                        <w:jc w:val="center"/>
+                        <w:rPr>
+                          <w:lang w:val="en-US"/>
+                        </w:rPr>
+                      </w:pPr>
+                    </w:p>
+                    <w:p>
+                      <w:pPr>
+                        <w:jc w:val="center"/>
+                        <w:rPr>
+                          <w:lang w:val="en-US"/>
+                        </w:rPr>
+                      </w:pPr>
+                    </w:p>
+                    <w:p>
+                      <w:pPr>
+                        <w:jc w:val="center"/>
+                        <w:rPr>
+                          <w:lang w:val="en-US"/>
+                        </w:rPr>
+                      </w:pPr>
+                    </w:p>
+                    <w:p>
+                      <w:pPr>
+                        <w:jc w:val="center"/>
+                        <w:rPr>
+                          <w:lang w:val="en-US"/>
+                        </w:rPr>
+                      </w:pPr>
+                    </w:p>
+                    <w:p>
+                      <w:pPr>
+                        <w:jc w:val="center"/>
+                        <w:rPr>
+                          <w:lang w:val="en-US"/>
+                        </w:rPr>
+                      </w:pPr>
+                    </w:p>
+                    <w:p>
+                      <w:pPr>
+                        <w:jc w:val="center"/>
+                        <w:rPr>
+                          <w:lang w:val="en-US"/>
+                        </w:rPr>
+                      </w:pPr>
+                    </w:p>
+                    <w:p>
+                      <w:pPr>
+                        <w:jc w:val="center"/>
+                        <w:rPr>
+                          <w:lang w:val="en-US"/>
+                        </w:rPr>
+                      </w:pPr>
+                    </w:p>
+                    <w:p>
+                      <w:pPr>
+                        <w:jc w:val="center"/>
+                        <w:rPr>
+                          <w:lang w:val="en-US"/>
+                        </w:rPr>
+                      </w:pPr>
+                    </w:p>
+                    <w:p>
+                      <w:pPr>
+                        <w:jc w:val="center"/>
+                        <w:rPr>
+                          <w:lang w:val="en-US"/>
+                        </w:rPr>
+                      </w:pPr>
+                    </w:p>
+                    <w:p>
+                      <w:pPr>
+                        <w:jc w:val="center"/>
+                        <w:rPr>
+                          <w:lang w:val="en-US"/>
+                        </w:rPr>
+                      </w:pPr>
+                    </w:p>
+                    <w:p>
+                      <w:pPr>
+                        <w:jc w:val="center"/>
+                        <w:rPr>
+                          <w:lang w:val="en-US"/>
+                        </w:rPr>
+                      </w:pPr>
+                    </w:p>
+                    <w:p>
+                      <w:pPr>
+                        <w:jc w:val="center"/>
+                        <w:rPr>
+                          <w:lang w:val="en-US"/>
+                        </w:rPr>
+                      </w:pPr>
+                    </w:p>
+                    <w:p>
+                      <w:pPr>
+                        <w:jc w:val="center"/>
+                        <w:rPr>
+                          <w:lang w:val="en-US"/>
+                        </w:rPr>
+                      </w:pPr>
+                    </w:p>
+                    <w:p>
+                      <w:pPr>
+                        <w:jc w:val="center"/>
+                        <w:rPr>
+                          <w:lang w:val="en-US"/>
+                        </w:rPr>
+                      </w:pPr>
+                    </w:p>
+                    <w:p>
+                      <w:pPr>
+                        <w:jc w:val="center"/>
+                        <w:rPr>
+                          <w:lang w:val="en-US"/>
+                        </w:rPr>
+                      </w:pPr>
+                    </w:p>
+                    <w:p>
+                      <w:pPr>
+                        <w:jc w:val="center"/>
+                        <w:rPr>
+                          <w:lang w:val="en-US"/>
+                        </w:rPr>
+                      </w:pPr>
+                    </w:p>
+                  </w:txbxContent>
+                </v:textbox>
+                <w10:wrap anchorx="margin"/>
+              </v:rect>
+            </w:pict>
+          </mc:Fallback>
+        </mc:AlternateContent>
+      </w:r>
       <w:r>
         <w:rPr>
           <w:rFonts w:ascii="Times New Roman" w:hAnsi="Times New Roman" w:cs="Times New Roman"/>
@@ -5054,18 +7046,6 @@
         </w:rPr>
         <w:t>, New York, 2021</w:t>
       </w:r>
-    </w:p>
-    <w:p>
-      <w:pPr>
-        <w:jc w:val="both"/>
-        <w:rPr>
-          <w:rFonts w:ascii="Times New Roman" w:hAnsi="Times New Roman" w:cs="Times New Roman"/>
-          <w:b/>
-          <w:bCs/>
-          <w:sz w:val="32"/>
-          <w:szCs w:val="32"/>
-        </w:rPr>
-      </w:pPr>
     </w:p>
     <w:sectPr>
       <w:footerReference w:type="first" r:id="rId15"/>
@@ -5144,7 +7124,11 @@
   <w:p>
     <w:pPr>
       <w:pStyle w:val="Footer"/>
+      <w:jc w:val="center"/>
     </w:pPr>
+    <w:r>
+      <w:t>2026</w:t>
+    </w:r>
   </w:p>
 </w:ftr>
 </file>
@@ -5154,7 +7138,6 @@
   <w:p>
     <w:pPr>
       <w:pStyle w:val="Footer"/>
-      <w:jc w:val="center"/>
       <w:rPr>
         <w:rFonts w:ascii="Times New Roman" w:hAnsi="Times New Roman" w:cs="Times New Roman"/>
         <w:lang w:val="en-US"/>
@@ -5165,7 +7148,21 @@
         <w:rFonts w:ascii="Times New Roman" w:hAnsi="Times New Roman" w:cs="Times New Roman"/>
         <w:lang w:val="en-US"/>
       </w:rPr>
+      <w:tab/>
+    </w:r>
+    <w:r>
+      <w:rPr>
+        <w:rFonts w:ascii="Times New Roman" w:hAnsi="Times New Roman" w:cs="Times New Roman"/>
+        <w:lang w:val="en-US"/>
+      </w:rPr>
       <w:t>2026</w:t>
+    </w:r>
+    <w:r>
+      <w:rPr>
+        <w:rFonts w:ascii="Times New Roman" w:hAnsi="Times New Roman" w:cs="Times New Roman"/>
+        <w:lang w:val="en-US"/>
+      </w:rPr>
+      <w:tab/>
     </w:r>
   </w:p>
 </w:ftr>
@@ -5176,6 +7173,9 @@
   <w:p>
     <w:pPr>
       <w:pStyle w:val="Footer"/>
+      <w:rPr>
+        <w:lang w:val="en-US"/>
+      </w:rPr>
     </w:pPr>
   </w:p>
 </w:ftr>
@@ -5909,6 +7909,7 @@
   <w:style w:type="character" w:default="1" w:styleId="DefaultParagraphFont">
     <w:name w:val="Default Paragraph Font"/>
     <w:uiPriority w:val="1"/>
+    <w:semiHidden/>
     <w:unhideWhenUsed/>
   </w:style>
   <w:style w:type="table" w:default="1" w:styleId="TableNormal">

--- a/Atestat.docx
+++ b/Atestat.docx
@@ -3428,6 +3428,7 @@
     </w:p>
     <w:p>
       <w:pPr>
+        <w:jc w:val="center"/>
         <w:rPr>
           <w:rFonts w:ascii="Times New Roman" w:hAnsi="Times New Roman" w:cs="Times New Roman"/>
           <w:sz w:val="28"/>
@@ -4913,7 +4914,7 @@
           <w:noProof/>
         </w:rPr>
         <w:drawing>
-          <wp:anchor distT="0" distB="0" distL="114300" distR="114300" simplePos="0" relativeHeight="251660288" behindDoc="1" locked="0" layoutInCell="1" allowOverlap="1" wp14:anchorId="239085BE" wp14:editId="2DE1150C">
+          <wp:anchor distT="0" distB="0" distL="114300" distR="114300" simplePos="0" relativeHeight="251660288" behindDoc="1" locked="0" layoutInCell="1" allowOverlap="1" wp14:anchorId="239085BE" wp14:editId="2AAECC98">
             <wp:simplePos x="0" y="0"/>
             <wp:positionH relativeFrom="margin">
               <wp:align>center</wp:align>

--- a/Atestat.docx
+++ b/Atestat.docx
@@ -4911,84 +4911,97 @@
       </w:pPr>
       <w:r>
         <w:rPr>
+          <w:rFonts w:ascii="Times New Roman" w:hAnsi="Times New Roman" w:cs="Times New Roman"/>
+        </w:rPr>
+        <w:t>The benefits of artificial intelligence are vast and diverse, and they are already transforming the way we live. From workplaces that are becoming more efficient, to homes that are smarter, to cities that are cleaner and safer, AI is a driving force of change. It offers the promise of a future where daily life is easier, healthier, and more connected. As these technologies continue to develop, we can expect even more improvements in areas such as transport, education, and personal wellbeing. However, this future will depend on how responsibly AI is designed and used, reminding us that progress must always be accompanied by careful and thoughtful choices.</w:t>
+      </w:r>
+    </w:p>
+    <w:p>
+      <w:pPr>
+        <w:rPr>
+          <w:rFonts w:ascii="Times New Roman" w:hAnsi="Times New Roman" w:cs="Times New Roman"/>
+        </w:rPr>
+      </w:pPr>
+      <w:r>
+        <w:rPr>
+          <w:rFonts w:ascii="Times New Roman" w:hAnsi="Times New Roman" w:cs="Times New Roman"/>
           <w:noProof/>
-        </w:rPr>
-        <w:drawing>
-          <wp:anchor distT="0" distB="0" distL="114300" distR="114300" simplePos="0" relativeHeight="251660288" behindDoc="1" locked="0" layoutInCell="1" allowOverlap="1" wp14:anchorId="239085BE" wp14:editId="2AAECC98">
-            <wp:simplePos x="0" y="0"/>
-            <wp:positionH relativeFrom="margin">
-              <wp:align>center</wp:align>
-            </wp:positionH>
-            <wp:positionV relativeFrom="paragraph">
-              <wp:posOffset>1975339</wp:posOffset>
-            </wp:positionV>
-            <wp:extent cx="3218571" cy="2145714"/>
-            <wp:effectExtent l="0" t="0" r="1270" b="6985"/>
-            <wp:wrapNone/>
-            <wp:docPr id="1217834032" name="Picture 1" descr="The Smart Cities Of The Future: 5 Ways Technology Is Transforming Our Cities  | Bernard Marr"/>
-            <wp:cNvGraphicFramePr>
-              <a:graphicFrameLocks xmlns:a="http://schemas.openxmlformats.org/drawingml/2006/main" noChangeAspect="1"/>
-            </wp:cNvGraphicFramePr>
-            <a:graphic xmlns:a="http://schemas.openxmlformats.org/drawingml/2006/main">
-              <a:graphicData uri="http://schemas.openxmlformats.org/drawingml/2006/picture">
-                <pic:pic xmlns:pic="http://schemas.openxmlformats.org/drawingml/2006/picture">
-                  <pic:nvPicPr>
-                    <pic:cNvPr id="0" name="Picture 1" descr="The Smart Cities Of The Future: 5 Ways Technology Is Transforming Our Cities  | Bernard Marr"/>
-                    <pic:cNvPicPr>
-                      <a:picLocks noChangeAspect="1" noChangeArrowheads="1"/>
-                    </pic:cNvPicPr>
-                  </pic:nvPicPr>
-                  <pic:blipFill>
-                    <a:blip r:embed="rId13" cstate="print">
-                      <a:extLst>
-                        <a:ext uri="{28A0092B-C50C-407E-A947-70E740481C1C}">
-                          <a14:useLocalDpi xmlns:a14="http://schemas.microsoft.com/office/drawing/2010/main" val="0"/>
-                        </a:ext>
-                      </a:extLst>
-                    </a:blip>
-                    <a:srcRect/>
-                    <a:stretch>
-                      <a:fillRect/>
-                    </a:stretch>
-                  </pic:blipFill>
-                  <pic:spPr bwMode="auto">
-                    <a:xfrm>
-                      <a:off x="0" y="0"/>
-                      <a:ext cx="3218571" cy="2145714"/>
-                    </a:xfrm>
-                    <a:prstGeom prst="rect">
-                      <a:avLst/>
-                    </a:prstGeom>
-                    <a:noFill/>
-                    <a:ln>
-                      <a:noFill/>
-                    </a:ln>
-                  </pic:spPr>
-                </pic:pic>
-              </a:graphicData>
-            </a:graphic>
-            <wp14:sizeRelH relativeFrom="page">
-              <wp14:pctWidth>0</wp14:pctWidth>
-            </wp14:sizeRelH>
-            <wp14:sizeRelV relativeFrom="page">
-              <wp14:pctHeight>0</wp14:pctHeight>
-            </wp14:sizeRelV>
-          </wp:anchor>
-        </w:drawing>
-      </w:r>
-      <w:r>
-        <w:rPr>
-          <w:rFonts w:ascii="Times New Roman" w:hAnsi="Times New Roman" w:cs="Times New Roman"/>
-        </w:rPr>
-        <w:t>The benefits of artificial intelligence are vast and diverse, and they are already transforming the way we live. From workplaces that are becoming more efficient, to homes that are smarter, to cities that are cleaner and safer, AI is a driving force of change. It offers the promise of a future where daily life is easier, healthier, and more connected. As these technologies continue to develop, we can expect even more improvements in areas such as transport, education, and personal wellbeing. However, this future will depend on how responsibly AI is designed and used, reminding us that progress must always be accompanied by careful and thoughtful choices.</w:t>
-      </w:r>
-    </w:p>
-    <w:p>
-      <w:pPr>
-        <w:rPr>
-          <w:rFonts w:ascii="Times New Roman" w:hAnsi="Times New Roman" w:cs="Times New Roman"/>
-        </w:rPr>
-      </w:pPr>
+          <w:sz w:val="28"/>
+          <w:szCs w:val="28"/>
+          <w:lang w:val="en-US"/>
+        </w:rPr>
+        <mc:AlternateContent>
+          <mc:Choice Requires="wps">
+            <w:drawing>
+              <wp:anchor distT="0" distB="0" distL="114300" distR="114300" simplePos="0" relativeHeight="251697152" behindDoc="0" locked="0" layoutInCell="1" allowOverlap="1" wp14:anchorId="72B3CEFA" wp14:editId="5E4EA783">
+                <wp:simplePos x="0" y="0"/>
+                <wp:positionH relativeFrom="column">
+                  <wp:posOffset>2525590</wp:posOffset>
+                </wp:positionH>
+                <wp:positionV relativeFrom="paragraph">
+                  <wp:posOffset>1266092</wp:posOffset>
+                </wp:positionV>
+                <wp:extent cx="631372" cy="500743"/>
+                <wp:effectExtent l="0" t="0" r="16510" b="13970"/>
+                <wp:wrapNone/>
+                <wp:docPr id="1139506475" name="Rectangle 1"/>
+                <wp:cNvGraphicFramePr/>
+                <a:graphic xmlns:a="http://schemas.openxmlformats.org/drawingml/2006/main">
+                  <a:graphicData uri="http://schemas.microsoft.com/office/word/2010/wordprocessingShape">
+                    <wps:wsp>
+                      <wps:cNvSpPr/>
+                      <wps:spPr>
+                        <a:xfrm>
+                          <a:off x="0" y="0"/>
+                          <a:ext cx="631372" cy="500743"/>
+                        </a:xfrm>
+                        <a:prstGeom prst="rect">
+                          <a:avLst/>
+                        </a:prstGeom>
+                        <a:solidFill>
+                          <a:schemeClr val="bg1"/>
+                        </a:solidFill>
+                        <a:ln>
+                          <a:solidFill>
+                            <a:schemeClr val="bg1"/>
+                          </a:solidFill>
+                        </a:ln>
+                      </wps:spPr>
+                      <wps:style>
+                        <a:lnRef idx="2">
+                          <a:schemeClr val="accent1">
+                            <a:shade val="15000"/>
+                          </a:schemeClr>
+                        </a:lnRef>
+                        <a:fillRef idx="1">
+                          <a:schemeClr val="accent1"/>
+                        </a:fillRef>
+                        <a:effectRef idx="0">
+                          <a:schemeClr val="accent1"/>
+                        </a:effectRef>
+                        <a:fontRef idx="minor">
+                          <a:schemeClr val="lt1"/>
+                        </a:fontRef>
+                      </wps:style>
+                      <wps:bodyPr rot="0" spcFirstLastPara="0" vertOverflow="overflow" horzOverflow="overflow" vert="horz" wrap="square" lIns="91440" tIns="45720" rIns="91440" bIns="45720" numCol="1" spcCol="0" rtlCol="0" fromWordArt="0" anchor="ctr" anchorCtr="0" forceAA="0" compatLnSpc="1">
+                        <a:prstTxWarp prst="textNoShape">
+                          <a:avLst/>
+                        </a:prstTxWarp>
+                        <a:noAutofit/>
+                      </wps:bodyPr>
+                    </wps:wsp>
+                  </a:graphicData>
+                </a:graphic>
+              </wp:anchor>
+            </w:drawing>
+          </mc:Choice>
+          <mc:Fallback>
+            <w:pict>
+              <v:rect w14:anchorId="2740CC5D" id="Rectangle 1" o:spid="_x0000_s1026" style="position:absolute;margin-left:198.85pt;margin-top:99.7pt;width:49.7pt;height:39.45pt;z-index:251697152;visibility:visible;mso-wrap-style:square;mso-wrap-distance-left:9pt;mso-wrap-distance-top:0;mso-wrap-distance-right:9pt;mso-wrap-distance-bottom:0;mso-position-horizontal:absolute;mso-position-horizontal-relative:text;mso-position-vertical:absolute;mso-position-vertical-relative:text;v-text-anchor:middle" o:gfxdata="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" fillcolor="white [3212]" strokecolor="white [3212]" strokeweight="1pt"/>
+            </w:pict>
+          </mc:Fallback>
+        </mc:AlternateContent>
+      </w:r>
       <w:r>
         <w:rPr>
           <w:rFonts w:ascii="Times New Roman" w:hAnsi="Times New Roman" w:cs="Times New Roman"/>
@@ -6019,7 +6032,7 @@
                     </pic:cNvPicPr>
                   </pic:nvPicPr>
                   <pic:blipFill>
-                    <a:blip r:embed="rId14">
+                    <a:blip r:embed="rId13">
                       <a:extLst>
                         <a:ext uri="{28A0092B-C50C-407E-A947-70E740481C1C}">
                           <a14:useLocalDpi xmlns:a14="http://schemas.microsoft.com/office/drawing/2010/main" val="0"/>
@@ -6194,6 +6207,7 @@
     </w:p>
     <w:p>
       <w:pPr>
+        <w:spacing w:line="360" w:lineRule="auto"/>
         <w:jc w:val="both"/>
         <w:rPr>
           <w:rFonts w:ascii="Times New Roman" w:hAnsi="Times New Roman" w:cs="Times New Roman"/>
@@ -6208,15 +6222,16 @@
     </w:p>
     <w:p>
       <w:pPr>
-        <w:jc w:val="both"/>
-        <w:rPr>
-          <w:rFonts w:ascii="Times New Roman" w:hAnsi="Times New Roman" w:cs="Times New Roman"/>
-        </w:rPr>
-      </w:pPr>
-    </w:p>
-    <w:p>
-      <w:pPr>
-        <w:ind w:firstLine="708"/>
+        <w:spacing w:line="360" w:lineRule="auto"/>
+        <w:jc w:val="both"/>
+        <w:rPr>
+          <w:rFonts w:ascii="Times New Roman" w:hAnsi="Times New Roman" w:cs="Times New Roman"/>
+        </w:rPr>
+      </w:pPr>
+    </w:p>
+    <w:p>
+      <w:pPr>
+        <w:spacing w:line="360" w:lineRule="auto"/>
         <w:jc w:val="both"/>
         <w:rPr>
           <w:rFonts w:ascii="Times New Roman" w:hAnsi="Times New Roman" w:cs="Times New Roman"/>
@@ -6267,23 +6282,19 @@
     </w:p>
     <w:p>
       <w:pPr>
-        <w:jc w:val="both"/>
-        <w:rPr>
-          <w:rFonts w:ascii="Times New Roman" w:hAnsi="Times New Roman" w:cs="Times New Roman"/>
-        </w:rPr>
-      </w:pPr>
-    </w:p>
-    <w:p>
-      <w:pPr>
-        <w:ind w:firstLine="708"/>
-        <w:jc w:val="both"/>
-        <w:rPr>
-          <w:rFonts w:ascii="Times New Roman" w:hAnsi="Times New Roman" w:cs="Times New Roman"/>
-          <w:b/>
-          <w:bCs/>
-          <w:sz w:val="32"/>
-          <w:szCs w:val="32"/>
-          <w:lang w:val="ro-RO"/>
+        <w:spacing w:line="360" w:lineRule="auto"/>
+        <w:jc w:val="both"/>
+        <w:rPr>
+          <w:rFonts w:ascii="Times New Roman" w:hAnsi="Times New Roman" w:cs="Times New Roman"/>
+        </w:rPr>
+      </w:pPr>
+    </w:p>
+    <w:p>
+      <w:pPr>
+        <w:spacing w:line="360" w:lineRule="auto"/>
+        <w:jc w:val="both"/>
+        <w:rPr>
+          <w:rFonts w:ascii="Times New Roman" w:hAnsi="Times New Roman" w:cs="Times New Roman"/>
         </w:rPr>
       </w:pPr>
       <w:r>
@@ -6295,11 +6306,6 @@
       <w:r>
         <w:rPr>
           <w:rFonts w:ascii="Times New Roman" w:hAnsi="Times New Roman" w:cs="Times New Roman"/>
-          <w:b/>
-          <w:bCs/>
-          <w:sz w:val="32"/>
-          <w:szCs w:val="32"/>
-          <w:lang w:val="ro-RO"/>
         </w:rPr>
         <w:t xml:space="preserve"> </w:t>
       </w:r>
@@ -6312,21 +6318,16 @@
     </w:p>
     <w:p>
       <w:pPr>
-        <w:rPr>
-          <w:rFonts w:ascii="Times New Roman" w:hAnsi="Times New Roman" w:cs="Times New Roman"/>
-          <w:b/>
-          <w:bCs/>
-          <w:sz w:val="32"/>
-          <w:szCs w:val="32"/>
+        <w:spacing w:line="360" w:lineRule="auto"/>
+        <w:jc w:val="both"/>
+        <w:rPr>
+          <w:rFonts w:ascii="Times New Roman" w:hAnsi="Times New Roman" w:cs="Times New Roman"/>
         </w:rPr>
       </w:pPr>
       <w:r>
         <w:rPr>
           <w:rFonts w:ascii="Times New Roman" w:hAnsi="Times New Roman" w:cs="Times New Roman"/>
           <w:noProof/>
-          <w:sz w:val="28"/>
-          <w:szCs w:val="28"/>
-          <w:lang w:val="en-US"/>
         </w:rPr>
         <mc:AlternateContent>
           <mc:Choice Requires="wps">
@@ -6405,17 +6406,22 @@
       <w:r>
         <w:rPr>
           <w:rFonts w:ascii="Times New Roman" w:hAnsi="Times New Roman" w:cs="Times New Roman"/>
+        </w:rPr>
+        <w:br w:type="page"/>
+      </w:r>
+    </w:p>
+    <w:p>
+      <w:pPr>
+        <w:jc w:val="center"/>
+        <w:rPr>
+          <w:rFonts w:ascii="Times New Roman" w:hAnsi="Times New Roman" w:cs="Times New Roman"/>
           <w:b/>
           <w:bCs/>
           <w:sz w:val="32"/>
           <w:szCs w:val="32"/>
         </w:rPr>
-        <w:br w:type="page"/>
-      </w:r>
-    </w:p>
-    <w:p>
-      <w:pPr>
-        <w:jc w:val="center"/>
+      </w:pPr>
+      <w:r>
         <w:rPr>
           <w:rFonts w:ascii="Times New Roman" w:hAnsi="Times New Roman" w:cs="Times New Roman"/>
           <w:b/>
@@ -6423,7 +6429,9 @@
           <w:sz w:val="32"/>
           <w:szCs w:val="32"/>
         </w:rPr>
-      </w:pPr>
+        <w:lastRenderedPageBreak/>
+        <w:t>B</w:t>
+      </w:r>
       <w:r>
         <w:rPr>
           <w:rFonts w:ascii="Times New Roman" w:hAnsi="Times New Roman" w:cs="Times New Roman"/>
@@ -6432,8 +6440,7 @@
           <w:sz w:val="32"/>
           <w:szCs w:val="32"/>
         </w:rPr>
-        <w:lastRenderedPageBreak/>
-        <w:t>B</w:t>
+        <w:t>i</w:t>
       </w:r>
       <w:r>
         <w:rPr>
@@ -6443,9 +6450,12 @@
           <w:sz w:val="32"/>
           <w:szCs w:val="32"/>
         </w:rPr>
-        <w:t>i</w:t>
-      </w:r>
-      <w:r>
+        <w:t>bliography</w:t>
+      </w:r>
+    </w:p>
+    <w:p>
+      <w:pPr>
+        <w:jc w:val="center"/>
         <w:rPr>
           <w:rFonts w:ascii="Times New Roman" w:hAnsi="Times New Roman" w:cs="Times New Roman"/>
           <w:b/>
@@ -6453,8 +6463,7 @@
           <w:sz w:val="32"/>
           <w:szCs w:val="32"/>
         </w:rPr>
-        <w:t>bliography</w:t>
-      </w:r>
+      </w:pPr>
     </w:p>
     <w:p>
       <w:pPr>
@@ -6470,18 +6479,7 @@
     </w:p>
     <w:p>
       <w:pPr>
-        <w:jc w:val="center"/>
-        <w:rPr>
-          <w:rFonts w:ascii="Times New Roman" w:hAnsi="Times New Roman" w:cs="Times New Roman"/>
-          <w:b/>
-          <w:bCs/>
-          <w:sz w:val="32"/>
-          <w:szCs w:val="32"/>
-        </w:rPr>
-      </w:pPr>
-    </w:p>
-    <w:p>
-      <w:pPr>
+        <w:spacing w:line="360" w:lineRule="auto"/>
         <w:jc w:val="both"/>
         <w:rPr>
           <w:rFonts w:ascii="Times New Roman" w:hAnsi="Times New Roman" w:cs="Times New Roman"/>
@@ -6508,14 +6506,16 @@
     </w:p>
     <w:p>
       <w:pPr>
-        <w:jc w:val="both"/>
-        <w:rPr>
-          <w:rFonts w:ascii="Times New Roman" w:hAnsi="Times New Roman" w:cs="Times New Roman"/>
-        </w:rPr>
-      </w:pPr>
-    </w:p>
-    <w:p>
-      <w:pPr>
+        <w:spacing w:line="360" w:lineRule="auto"/>
+        <w:jc w:val="both"/>
+        <w:rPr>
+          <w:rFonts w:ascii="Times New Roman" w:hAnsi="Times New Roman" w:cs="Times New Roman"/>
+        </w:rPr>
+      </w:pPr>
+    </w:p>
+    <w:p>
+      <w:pPr>
+        <w:spacing w:line="360" w:lineRule="auto"/>
         <w:jc w:val="both"/>
         <w:rPr>
           <w:rFonts w:ascii="Times New Roman" w:hAnsi="Times New Roman" w:cs="Times New Roman"/>
@@ -6544,14 +6544,16 @@
     </w:p>
     <w:p>
       <w:pPr>
-        <w:jc w:val="both"/>
-        <w:rPr>
-          <w:rFonts w:ascii="Times New Roman" w:hAnsi="Times New Roman" w:cs="Times New Roman"/>
-        </w:rPr>
-      </w:pPr>
-    </w:p>
-    <w:p>
-      <w:pPr>
+        <w:spacing w:line="360" w:lineRule="auto"/>
+        <w:jc w:val="both"/>
+        <w:rPr>
+          <w:rFonts w:ascii="Times New Roman" w:hAnsi="Times New Roman" w:cs="Times New Roman"/>
+        </w:rPr>
+      </w:pPr>
+    </w:p>
+    <w:p>
+      <w:pPr>
+        <w:spacing w:line="360" w:lineRule="auto"/>
         <w:jc w:val="both"/>
         <w:rPr>
           <w:rFonts w:ascii="Times New Roman" w:hAnsi="Times New Roman" w:cs="Times New Roman"/>
@@ -6572,14 +6574,16 @@
     </w:p>
     <w:p>
       <w:pPr>
-        <w:jc w:val="both"/>
-        <w:rPr>
-          <w:rFonts w:ascii="Times New Roman" w:hAnsi="Times New Roman" w:cs="Times New Roman"/>
-        </w:rPr>
-      </w:pPr>
-    </w:p>
-    <w:p>
-      <w:pPr>
+        <w:spacing w:line="360" w:lineRule="auto"/>
+        <w:jc w:val="both"/>
+        <w:rPr>
+          <w:rFonts w:ascii="Times New Roman" w:hAnsi="Times New Roman" w:cs="Times New Roman"/>
+        </w:rPr>
+      </w:pPr>
+    </w:p>
+    <w:p>
+      <w:pPr>
+        <w:spacing w:line="360" w:lineRule="auto"/>
         <w:jc w:val="both"/>
         <w:rPr>
           <w:rFonts w:ascii="Times New Roman" w:hAnsi="Times New Roman" w:cs="Times New Roman"/>
@@ -6600,14 +6604,16 @@
     </w:p>
     <w:p>
       <w:pPr>
-        <w:jc w:val="both"/>
-        <w:rPr>
-          <w:rFonts w:ascii="Times New Roman" w:hAnsi="Times New Roman" w:cs="Times New Roman"/>
-        </w:rPr>
-      </w:pPr>
-    </w:p>
-    <w:p>
-      <w:pPr>
+        <w:spacing w:line="360" w:lineRule="auto"/>
+        <w:jc w:val="both"/>
+        <w:rPr>
+          <w:rFonts w:ascii="Times New Roman" w:hAnsi="Times New Roman" w:cs="Times New Roman"/>
+        </w:rPr>
+      </w:pPr>
+    </w:p>
+    <w:p>
+      <w:pPr>
+        <w:spacing w:line="360" w:lineRule="auto"/>
         <w:jc w:val="both"/>
         <w:rPr>
           <w:rFonts w:ascii="Times New Roman" w:hAnsi="Times New Roman" w:cs="Times New Roman"/>
@@ -6628,14 +6634,16 @@
     </w:p>
     <w:p>
       <w:pPr>
-        <w:jc w:val="both"/>
-        <w:rPr>
-          <w:rFonts w:ascii="Times New Roman" w:hAnsi="Times New Roman" w:cs="Times New Roman"/>
-        </w:rPr>
-      </w:pPr>
-    </w:p>
-    <w:p>
-      <w:pPr>
+        <w:spacing w:line="360" w:lineRule="auto"/>
+        <w:jc w:val="both"/>
+        <w:rPr>
+          <w:rFonts w:ascii="Times New Roman" w:hAnsi="Times New Roman" w:cs="Times New Roman"/>
+        </w:rPr>
+      </w:pPr>
+    </w:p>
+    <w:p>
+      <w:pPr>
+        <w:spacing w:line="360" w:lineRule="auto"/>
         <w:jc w:val="both"/>
         <w:rPr>
           <w:rFonts w:ascii="Times New Roman" w:hAnsi="Times New Roman" w:cs="Times New Roman"/>
@@ -6645,9 +6653,6 @@
         <w:rPr>
           <w:rFonts w:ascii="Times New Roman" w:hAnsi="Times New Roman" w:cs="Times New Roman"/>
           <w:noProof/>
-          <w:sz w:val="28"/>
-          <w:szCs w:val="28"/>
-          <w:lang w:val="en-US"/>
         </w:rPr>
         <mc:AlternateContent>
           <mc:Choice Requires="wps">
@@ -7049,7 +7054,7 @@
       </w:r>
     </w:p>
     <w:sectPr>
-      <w:footerReference w:type="first" r:id="rId15"/>
+      <w:footerReference w:type="first" r:id="rId14"/>
       <w:pgSz w:w="11906" w:h="16838"/>
       <w:pgMar w:top="1417" w:right="1417" w:bottom="1417" w:left="1417" w:header="708" w:footer="708" w:gutter="0"/>
       <w:cols w:space="708"/>

--- a/Atestat.docx
+++ b/Atestat.docx
@@ -1206,39 +1206,805 @@
         <w:rPr>
           <w:rFonts w:ascii="Times New Roman" w:hAnsi="Times New Roman" w:cs="Times New Roman"/>
         </w:rPr>
+        <w:t>4</w:t>
+      </w:r>
+    </w:p>
+    <w:p>
+      <w:pPr>
+        <w:jc w:val="both"/>
+        <w:rPr>
+          <w:rFonts w:ascii="Times New Roman" w:hAnsi="Times New Roman" w:cs="Times New Roman"/>
+        </w:rPr>
+      </w:pPr>
+      <w:r>
+        <w:rPr>
+          <w:rFonts w:ascii="Times New Roman" w:hAnsi="Times New Roman" w:cs="Times New Roman"/>
+        </w:rPr>
+        <w:t>Pr</w:t>
+      </w:r>
+      <w:r>
+        <w:rPr>
+          <w:rFonts w:ascii="Times New Roman" w:hAnsi="Times New Roman" w:cs="Times New Roman"/>
+        </w:rPr>
+        <w:t>é</w:t>
+      </w:r>
+      <w:r>
+        <w:rPr>
+          <w:rFonts w:ascii="Times New Roman" w:hAnsi="Times New Roman" w:cs="Times New Roman"/>
+        </w:rPr>
+        <w:t>cis</w:t>
+      </w:r>
+      <w:r>
+        <w:rPr>
+          <w:rFonts w:ascii="Times New Roman" w:hAnsi="Times New Roman" w:cs="Times New Roman"/>
+        </w:rPr>
+        <w:t>...............................................................................................</w:t>
+      </w:r>
+      <w:r>
+        <w:rPr>
+          <w:rFonts w:ascii="Times New Roman" w:hAnsi="Times New Roman" w:cs="Times New Roman"/>
+        </w:rPr>
+        <w:t>.</w:t>
+      </w:r>
+      <w:r>
+        <w:rPr>
+          <w:rFonts w:ascii="Times New Roman" w:hAnsi="Times New Roman" w:cs="Times New Roman"/>
+        </w:rPr>
+        <w:t>........................</w:t>
+      </w:r>
+      <w:r>
+        <w:rPr>
+          <w:rFonts w:ascii="Times New Roman" w:hAnsi="Times New Roman" w:cs="Times New Roman"/>
+        </w:rPr>
+        <w:t>......</w:t>
+      </w:r>
+      <w:r>
+        <w:rPr>
+          <w:rFonts w:ascii="Times New Roman" w:hAnsi="Times New Roman" w:cs="Times New Roman"/>
+        </w:rPr>
+        <w:t>.</w:t>
+      </w:r>
+      <w:r>
+        <w:rPr>
+          <w:rFonts w:ascii="Times New Roman" w:hAnsi="Times New Roman" w:cs="Times New Roman"/>
+        </w:rPr>
+        <w:t>...........</w:t>
+      </w:r>
+      <w:r>
+        <w:rPr>
+          <w:rFonts w:ascii="Times New Roman" w:hAnsi="Times New Roman" w:cs="Times New Roman"/>
+        </w:rPr>
+        <w:t>5</w:t>
+      </w:r>
+    </w:p>
+    <w:p>
+      <w:pPr>
+        <w:jc w:val="both"/>
+        <w:rPr>
+          <w:rFonts w:ascii="Times New Roman" w:hAnsi="Times New Roman" w:cs="Times New Roman"/>
+        </w:rPr>
+      </w:pPr>
+      <w:r>
+        <w:rPr>
+          <w:rFonts w:ascii="Times New Roman" w:hAnsi="Times New Roman" w:cs="Times New Roman"/>
+        </w:rPr>
+        <w:t>Chapter 1</w:t>
+      </w:r>
+      <w:r>
+        <w:rPr>
+          <w:rFonts w:ascii="Times New Roman" w:hAnsi="Times New Roman" w:cs="Times New Roman"/>
+        </w:rPr>
+        <w:t>:</w:t>
+      </w:r>
+      <w:r>
+        <w:rPr>
+          <w:rFonts w:ascii="Times New Roman" w:hAnsi="Times New Roman" w:cs="Times New Roman"/>
+        </w:rPr>
+        <w:t xml:space="preserve"> Introduction</w:t>
+      </w:r>
+      <w:r>
+        <w:rPr>
+          <w:rFonts w:ascii="Times New Roman" w:hAnsi="Times New Roman" w:cs="Times New Roman"/>
+        </w:rPr>
+        <w:t>..............</w:t>
+      </w:r>
+      <w:r>
+        <w:rPr>
+          <w:rFonts w:ascii="Times New Roman" w:hAnsi="Times New Roman" w:cs="Times New Roman"/>
+        </w:rPr>
+        <w:t>.</w:t>
+      </w:r>
+      <w:r>
+        <w:rPr>
+          <w:rFonts w:ascii="Times New Roman" w:hAnsi="Times New Roman" w:cs="Times New Roman"/>
+        </w:rPr>
+        <w:t>................................................</w:t>
+      </w:r>
+      <w:r>
+        <w:rPr>
+          <w:rFonts w:ascii="Times New Roman" w:hAnsi="Times New Roman" w:cs="Times New Roman"/>
+        </w:rPr>
+        <w:t>......</w:t>
+      </w:r>
+      <w:r>
+        <w:rPr>
+          <w:rFonts w:ascii="Times New Roman" w:hAnsi="Times New Roman" w:cs="Times New Roman"/>
+        </w:rPr>
+        <w:t>.</w:t>
+      </w:r>
+      <w:r>
+        <w:rPr>
+          <w:rFonts w:ascii="Times New Roman" w:hAnsi="Times New Roman" w:cs="Times New Roman"/>
+        </w:rPr>
+        <w:t>...................</w:t>
+      </w:r>
+      <w:r>
+        <w:rPr>
+          <w:rFonts w:ascii="Times New Roman" w:hAnsi="Times New Roman" w:cs="Times New Roman"/>
+        </w:rPr>
+        <w:t>.</w:t>
+      </w:r>
+      <w:r>
+        <w:rPr>
+          <w:rFonts w:ascii="Times New Roman" w:hAnsi="Times New Roman" w:cs="Times New Roman"/>
+        </w:rPr>
+        <w:t>........</w:t>
+      </w:r>
+      <w:r>
+        <w:rPr>
+          <w:rFonts w:ascii="Times New Roman" w:hAnsi="Times New Roman" w:cs="Times New Roman"/>
+        </w:rPr>
+        <w:t>.....</w:t>
+      </w:r>
+      <w:r>
+        <w:rPr>
+          <w:rFonts w:ascii="Times New Roman" w:hAnsi="Times New Roman" w:cs="Times New Roman"/>
+        </w:rPr>
+        <w:t>...</w:t>
+      </w:r>
+      <w:r>
+        <w:rPr>
+          <w:rFonts w:ascii="Times New Roman" w:hAnsi="Times New Roman" w:cs="Times New Roman"/>
+        </w:rPr>
+        <w:t>.</w:t>
+      </w:r>
+      <w:r>
+        <w:rPr>
+          <w:rFonts w:ascii="Times New Roman" w:hAnsi="Times New Roman" w:cs="Times New Roman"/>
+        </w:rPr>
+        <w:t>...</w:t>
+      </w:r>
+      <w:r>
+        <w:rPr>
+          <w:rFonts w:ascii="Times New Roman" w:hAnsi="Times New Roman" w:cs="Times New Roman"/>
+        </w:rPr>
+        <w:t>6</w:t>
+      </w:r>
+    </w:p>
+    <w:p>
+      <w:pPr>
+        <w:jc w:val="both"/>
+        <w:rPr>
+          <w:rFonts w:ascii="Times New Roman" w:hAnsi="Times New Roman" w:cs="Times New Roman"/>
+        </w:rPr>
+      </w:pPr>
+      <w:r>
+        <w:rPr>
+          <w:rFonts w:ascii="Times New Roman" w:hAnsi="Times New Roman" w:cs="Times New Roman"/>
+        </w:rPr>
+        <w:t xml:space="preserve">Chapter </w:t>
+      </w:r>
+      <w:r>
+        <w:rPr>
+          <w:rFonts w:ascii="Times New Roman" w:hAnsi="Times New Roman" w:cs="Times New Roman"/>
+        </w:rPr>
+        <w:t>2</w:t>
+      </w:r>
+      <w:r>
+        <w:rPr>
+          <w:rFonts w:ascii="Times New Roman" w:hAnsi="Times New Roman" w:cs="Times New Roman"/>
+        </w:rPr>
+        <w:t>:</w:t>
+      </w:r>
+      <w:r>
+        <w:rPr>
+          <w:rFonts w:ascii="Times New Roman" w:hAnsi="Times New Roman" w:cs="Times New Roman"/>
+        </w:rPr>
+        <w:t xml:space="preserve"> </w:t>
+      </w:r>
+      <w:r>
+        <w:rPr>
+          <w:rFonts w:ascii="Times New Roman" w:hAnsi="Times New Roman" w:cs="Times New Roman"/>
+        </w:rPr>
+        <w:t>Benefits</w:t>
+      </w:r>
+      <w:r>
+        <w:rPr>
+          <w:rFonts w:ascii="Times New Roman" w:hAnsi="Times New Roman" w:cs="Times New Roman"/>
+        </w:rPr>
+        <w:t>...........................................................................</w:t>
+      </w:r>
+      <w:r>
+        <w:rPr>
+          <w:rFonts w:ascii="Times New Roman" w:hAnsi="Times New Roman" w:cs="Times New Roman"/>
+        </w:rPr>
+        <w:t>.</w:t>
+      </w:r>
+      <w:r>
+        <w:rPr>
+          <w:rFonts w:ascii="Times New Roman" w:hAnsi="Times New Roman" w:cs="Times New Roman"/>
+        </w:rPr>
+        <w:t>......</w:t>
+      </w:r>
+      <w:r>
+        <w:rPr>
+          <w:rFonts w:ascii="Times New Roman" w:hAnsi="Times New Roman" w:cs="Times New Roman"/>
+        </w:rPr>
+        <w:t>........</w:t>
+      </w:r>
+      <w:r>
+        <w:rPr>
+          <w:rFonts w:ascii="Times New Roman" w:hAnsi="Times New Roman" w:cs="Times New Roman"/>
+        </w:rPr>
+        <w:t>.</w:t>
+      </w:r>
+      <w:r>
+        <w:rPr>
+          <w:rFonts w:ascii="Times New Roman" w:hAnsi="Times New Roman" w:cs="Times New Roman"/>
+        </w:rPr>
+        <w:t>.</w:t>
+      </w:r>
+      <w:r>
+        <w:rPr>
+          <w:rFonts w:ascii="Times New Roman" w:hAnsi="Times New Roman" w:cs="Times New Roman"/>
+        </w:rPr>
+        <w:t>...</w:t>
+      </w:r>
+      <w:r>
+        <w:rPr>
+          <w:rFonts w:ascii="Times New Roman" w:hAnsi="Times New Roman" w:cs="Times New Roman"/>
+        </w:rPr>
+        <w:t>.......</w:t>
+      </w:r>
+      <w:r>
+        <w:rPr>
+          <w:rFonts w:ascii="Times New Roman" w:hAnsi="Times New Roman" w:cs="Times New Roman"/>
+        </w:rPr>
+        <w:t>......</w:t>
+      </w:r>
+      <w:r>
+        <w:rPr>
+          <w:rFonts w:ascii="Times New Roman" w:hAnsi="Times New Roman" w:cs="Times New Roman"/>
+        </w:rPr>
+        <w:t>........</w:t>
+      </w:r>
+      <w:r>
+        <w:rPr>
+          <w:rFonts w:ascii="Times New Roman" w:hAnsi="Times New Roman" w:cs="Times New Roman"/>
+        </w:rPr>
+        <w:t>8</w:t>
+      </w:r>
+    </w:p>
+    <w:p>
+      <w:pPr>
+        <w:ind w:firstLine="708"/>
+        <w:jc w:val="both"/>
+        <w:rPr>
+          <w:rFonts w:ascii="Times New Roman" w:hAnsi="Times New Roman" w:cs="Times New Roman"/>
+        </w:rPr>
+      </w:pPr>
+      <w:r>
+        <w:rPr>
+          <w:rFonts w:ascii="Times New Roman" w:hAnsi="Times New Roman" w:cs="Times New Roman"/>
+        </w:rPr>
+        <w:t>2.1 Transforming Work Life</w:t>
+      </w:r>
+      <w:r>
+        <w:rPr>
+          <w:rFonts w:ascii="Times New Roman" w:hAnsi="Times New Roman" w:cs="Times New Roman"/>
+        </w:rPr>
+        <w:t>...........................................................................</w:t>
+      </w:r>
+      <w:r>
+        <w:rPr>
+          <w:rFonts w:ascii="Times New Roman" w:hAnsi="Times New Roman" w:cs="Times New Roman"/>
+        </w:rPr>
+        <w:t>...</w:t>
+      </w:r>
+      <w:r>
+        <w:rPr>
+          <w:rFonts w:ascii="Times New Roman" w:hAnsi="Times New Roman" w:cs="Times New Roman"/>
+        </w:rPr>
+        <w:t>............</w:t>
+      </w:r>
+      <w:r>
+        <w:rPr>
+          <w:rFonts w:ascii="Times New Roman" w:hAnsi="Times New Roman" w:cs="Times New Roman"/>
+        </w:rPr>
+        <w:t>8</w:t>
+      </w:r>
+    </w:p>
+    <w:p>
+      <w:pPr>
+        <w:ind w:firstLine="708"/>
+        <w:jc w:val="both"/>
+        <w:rPr>
+          <w:rFonts w:ascii="Times New Roman" w:hAnsi="Times New Roman" w:cs="Times New Roman"/>
+        </w:rPr>
+      </w:pPr>
+      <w:r>
+        <w:rPr>
+          <w:rFonts w:ascii="Times New Roman" w:hAnsi="Times New Roman" w:cs="Times New Roman"/>
+        </w:rPr>
+        <w:t>2.2 Enhancing Personal Life</w:t>
+      </w:r>
+      <w:r>
+        <w:rPr>
+          <w:rFonts w:ascii="Times New Roman" w:hAnsi="Times New Roman" w:cs="Times New Roman"/>
+        </w:rPr>
+        <w:t>.......................................................................</w:t>
+      </w:r>
+      <w:r>
+        <w:rPr>
+          <w:rFonts w:ascii="Times New Roman" w:hAnsi="Times New Roman" w:cs="Times New Roman"/>
+        </w:rPr>
+        <w:t>...</w:t>
+      </w:r>
+      <w:r>
+        <w:rPr>
+          <w:rFonts w:ascii="Times New Roman" w:hAnsi="Times New Roman" w:cs="Times New Roman"/>
+        </w:rPr>
+        <w:t>................</w:t>
+      </w:r>
+      <w:r>
+        <w:rPr>
+          <w:rFonts w:ascii="Times New Roman" w:hAnsi="Times New Roman" w:cs="Times New Roman"/>
+        </w:rPr>
+        <w:t>8</w:t>
+      </w:r>
+    </w:p>
+    <w:p>
+      <w:pPr>
+        <w:ind w:firstLine="708"/>
+        <w:jc w:val="both"/>
+        <w:rPr>
+          <w:rFonts w:ascii="Times New Roman" w:hAnsi="Times New Roman" w:cs="Times New Roman"/>
+        </w:rPr>
+      </w:pPr>
+      <w:r>
+        <w:rPr>
+          <w:rFonts w:ascii="Times New Roman" w:hAnsi="Times New Roman" w:cs="Times New Roman"/>
+        </w:rPr>
+        <w:t>2.3 Healthcare and Wellbeing</w:t>
+      </w:r>
+      <w:r>
+        <w:rPr>
+          <w:rFonts w:ascii="Times New Roman" w:hAnsi="Times New Roman" w:cs="Times New Roman"/>
+        </w:rPr>
+        <w:t>............................................................................</w:t>
+      </w:r>
+      <w:r>
+        <w:rPr>
+          <w:rFonts w:ascii="Times New Roman" w:hAnsi="Times New Roman" w:cs="Times New Roman"/>
+        </w:rPr>
+        <w:t>...</w:t>
+      </w:r>
+      <w:r>
+        <w:rPr>
+          <w:rFonts w:ascii="Times New Roman" w:hAnsi="Times New Roman" w:cs="Times New Roman"/>
+        </w:rPr>
+        <w:t>.........</w:t>
+      </w:r>
+      <w:r>
+        <w:rPr>
+          <w:rFonts w:ascii="Times New Roman" w:hAnsi="Times New Roman" w:cs="Times New Roman"/>
+        </w:rPr>
+        <w:t>9</w:t>
+      </w:r>
+    </w:p>
+    <w:p>
+      <w:pPr>
+        <w:ind w:firstLine="708"/>
+        <w:jc w:val="both"/>
+        <w:rPr>
+          <w:rFonts w:ascii="Times New Roman" w:hAnsi="Times New Roman" w:cs="Times New Roman"/>
+        </w:rPr>
+      </w:pPr>
+      <w:r>
+        <w:rPr>
+          <w:rFonts w:ascii="Times New Roman" w:hAnsi="Times New Roman" w:cs="Times New Roman"/>
+        </w:rPr>
+        <w:t>2.4 Smart Cities and Urban Living</w:t>
+      </w:r>
+      <w:r>
+        <w:rPr>
+          <w:rFonts w:ascii="Times New Roman" w:hAnsi="Times New Roman" w:cs="Times New Roman"/>
+        </w:rPr>
+        <w:t>...............................................................................</w:t>
+      </w:r>
+      <w:r>
+        <w:rPr>
+          <w:rFonts w:ascii="Times New Roman" w:hAnsi="Times New Roman" w:cs="Times New Roman"/>
+        </w:rPr>
+        <w:t>10</w:t>
+      </w:r>
+    </w:p>
+    <w:p>
+      <w:pPr>
+        <w:ind w:firstLine="708"/>
+        <w:jc w:val="both"/>
+        <w:rPr>
+          <w:rFonts w:ascii="Times New Roman" w:hAnsi="Times New Roman" w:cs="Times New Roman"/>
+        </w:rPr>
+      </w:pPr>
+      <w:r>
+        <w:rPr>
+          <w:rFonts w:ascii="Times New Roman" w:hAnsi="Times New Roman" w:cs="Times New Roman"/>
+        </w:rPr>
+        <w:t>2.5 Benefits for Society as a Whole</w:t>
+      </w:r>
+      <w:r>
+        <w:rPr>
+          <w:rFonts w:ascii="Times New Roman" w:hAnsi="Times New Roman" w:cs="Times New Roman"/>
+        </w:rPr>
+        <w:t>..............................................................................</w:t>
+      </w:r>
+      <w:r>
+        <w:rPr>
+          <w:rFonts w:ascii="Times New Roman" w:hAnsi="Times New Roman" w:cs="Times New Roman"/>
+        </w:rPr>
+        <w:t>11</w:t>
+      </w:r>
+    </w:p>
+    <w:p>
+      <w:pPr>
+        <w:ind w:firstLine="708"/>
+        <w:jc w:val="both"/>
+        <w:rPr>
+          <w:rFonts w:ascii="Times New Roman" w:hAnsi="Times New Roman" w:cs="Times New Roman"/>
+        </w:rPr>
+      </w:pPr>
+      <w:r>
+        <w:rPr>
+          <w:rFonts w:ascii="Times New Roman" w:hAnsi="Times New Roman" w:cs="Times New Roman"/>
+        </w:rPr>
+        <w:t>2.6 Looking Ahead</w:t>
+      </w:r>
+      <w:r>
+        <w:rPr>
+          <w:rFonts w:ascii="Times New Roman" w:hAnsi="Times New Roman" w:cs="Times New Roman"/>
+        </w:rPr>
+        <w:t>........................................................................................................</w:t>
+      </w:r>
+      <w:r>
+        <w:rPr>
+          <w:rFonts w:ascii="Times New Roman" w:hAnsi="Times New Roman" w:cs="Times New Roman"/>
+        </w:rPr>
+        <w:t>11</w:t>
+      </w:r>
+    </w:p>
+    <w:p>
+      <w:pPr>
+        <w:jc w:val="both"/>
+        <w:rPr>
+          <w:rFonts w:ascii="Times New Roman" w:hAnsi="Times New Roman" w:cs="Times New Roman"/>
+        </w:rPr>
+      </w:pPr>
+      <w:r>
+        <w:rPr>
+          <w:rFonts w:ascii="Times New Roman" w:hAnsi="Times New Roman" w:cs="Times New Roman"/>
+        </w:rPr>
+        <w:t>Chapter 3</w:t>
+      </w:r>
+      <w:r>
+        <w:rPr>
+          <w:rFonts w:ascii="Times New Roman" w:hAnsi="Times New Roman" w:cs="Times New Roman"/>
+        </w:rPr>
+        <w:t>:</w:t>
+      </w:r>
+      <w:r>
+        <w:rPr>
+          <w:rFonts w:ascii="Times New Roman" w:hAnsi="Times New Roman" w:cs="Times New Roman"/>
+        </w:rPr>
+        <w:t xml:space="preserve"> Drawbacks</w:t>
+      </w:r>
+      <w:r>
+        <w:rPr>
+          <w:rFonts w:ascii="Times New Roman" w:hAnsi="Times New Roman" w:cs="Times New Roman"/>
+        </w:rPr>
+        <w:t>.............................................................................</w:t>
+      </w:r>
+      <w:r>
+        <w:rPr>
+          <w:rFonts w:ascii="Times New Roman" w:hAnsi="Times New Roman" w:cs="Times New Roman"/>
+        </w:rPr>
+        <w:t>.....</w:t>
+      </w:r>
+      <w:r>
+        <w:rPr>
+          <w:rFonts w:ascii="Times New Roman" w:hAnsi="Times New Roman" w:cs="Times New Roman"/>
+        </w:rPr>
+        <w:t>.....</w:t>
+      </w:r>
+      <w:r>
+        <w:rPr>
+          <w:rFonts w:ascii="Times New Roman" w:hAnsi="Times New Roman" w:cs="Times New Roman"/>
+        </w:rPr>
+        <w:t>.</w:t>
+      </w:r>
+      <w:r>
+        <w:rPr>
+          <w:rFonts w:ascii="Times New Roman" w:hAnsi="Times New Roman" w:cs="Times New Roman"/>
+        </w:rPr>
+        <w:t>......................</w:t>
+      </w:r>
+      <w:r>
+        <w:rPr>
+          <w:rFonts w:ascii="Times New Roman" w:hAnsi="Times New Roman" w:cs="Times New Roman"/>
+        </w:rPr>
+        <w:t>1</w:t>
+      </w:r>
+      <w:r>
+        <w:rPr>
+          <w:rFonts w:ascii="Times New Roman" w:hAnsi="Times New Roman" w:cs="Times New Roman"/>
+        </w:rPr>
+        <w:t>2</w:t>
+      </w:r>
+    </w:p>
+    <w:p>
+      <w:pPr>
+        <w:ind w:firstLine="708"/>
+        <w:jc w:val="both"/>
+        <w:rPr>
+          <w:rFonts w:ascii="Times New Roman" w:hAnsi="Times New Roman" w:cs="Times New Roman"/>
+        </w:rPr>
+      </w:pPr>
+      <w:r>
+        <w:rPr>
+          <w:rFonts w:ascii="Times New Roman" w:hAnsi="Times New Roman" w:cs="Times New Roman"/>
+        </w:rPr>
+        <w:t>3.1 Job Loss and Economical Inequality</w:t>
+      </w:r>
+      <w:r>
+        <w:rPr>
+          <w:rFonts w:ascii="Times New Roman" w:hAnsi="Times New Roman" w:cs="Times New Roman"/>
+        </w:rPr>
+        <w:t>......................................................................</w:t>
+      </w:r>
+      <w:r>
+        <w:rPr>
+          <w:rFonts w:ascii="Times New Roman" w:hAnsi="Times New Roman" w:cs="Times New Roman"/>
+        </w:rPr>
+        <w:t>1</w:t>
+      </w:r>
+      <w:r>
+        <w:rPr>
+          <w:rFonts w:ascii="Times New Roman" w:hAnsi="Times New Roman" w:cs="Times New Roman"/>
+        </w:rPr>
+        <w:t>2</w:t>
+      </w:r>
+    </w:p>
+    <w:p>
+      <w:pPr>
+        <w:ind w:firstLine="708"/>
+        <w:jc w:val="both"/>
+        <w:rPr>
+          <w:rFonts w:ascii="Times New Roman" w:hAnsi="Times New Roman" w:cs="Times New Roman"/>
+        </w:rPr>
+      </w:pPr>
+      <w:r>
+        <w:rPr>
+          <w:rFonts w:ascii="Times New Roman" w:hAnsi="Times New Roman" w:cs="Times New Roman"/>
+        </w:rPr>
+        <w:t>3.2 Privacy and Surveillance</w:t>
+      </w:r>
+      <w:r>
+        <w:rPr>
+          <w:rFonts w:ascii="Times New Roman" w:hAnsi="Times New Roman" w:cs="Times New Roman"/>
+        </w:rPr>
+        <w:t>........................................................................................</w:t>
+      </w:r>
+      <w:r>
+        <w:rPr>
+          <w:rFonts w:ascii="Times New Roman" w:hAnsi="Times New Roman" w:cs="Times New Roman"/>
+        </w:rPr>
+        <w:t>1</w:t>
+      </w:r>
+      <w:r>
+        <w:rPr>
+          <w:rFonts w:ascii="Times New Roman" w:hAnsi="Times New Roman" w:cs="Times New Roman"/>
+        </w:rPr>
+        <w:t>2</w:t>
+      </w:r>
+    </w:p>
+    <w:p>
+      <w:pPr>
+        <w:ind w:firstLine="708"/>
+        <w:jc w:val="both"/>
+        <w:rPr>
+          <w:rFonts w:ascii="Times New Roman" w:hAnsi="Times New Roman" w:cs="Times New Roman"/>
+        </w:rPr>
+      </w:pPr>
+      <w:r>
+        <w:rPr>
+          <w:rFonts w:ascii="Times New Roman" w:hAnsi="Times New Roman" w:cs="Times New Roman"/>
+        </w:rPr>
+        <w:t>3.3 Dependence on Technology</w:t>
+      </w:r>
+      <w:r>
+        <w:rPr>
+          <w:rFonts w:ascii="Times New Roman" w:hAnsi="Times New Roman" w:cs="Times New Roman"/>
+        </w:rPr>
+        <w:t>....................................................................................</w:t>
+      </w:r>
+      <w:r>
+        <w:rPr>
+          <w:rFonts w:ascii="Times New Roman" w:hAnsi="Times New Roman" w:cs="Times New Roman"/>
+        </w:rPr>
+        <w:t>1</w:t>
+      </w:r>
+      <w:r>
+        <w:rPr>
+          <w:rFonts w:ascii="Times New Roman" w:hAnsi="Times New Roman" w:cs="Times New Roman"/>
+        </w:rPr>
         <w:t>3</w:t>
       </w:r>
     </w:p>
     <w:p>
       <w:pPr>
-        <w:jc w:val="both"/>
-        <w:rPr>
-          <w:rFonts w:ascii="Times New Roman" w:hAnsi="Times New Roman" w:cs="Times New Roman"/>
-        </w:rPr>
-      </w:pPr>
-      <w:r>
-        <w:rPr>
-          <w:rFonts w:ascii="Times New Roman" w:hAnsi="Times New Roman" w:cs="Times New Roman"/>
-        </w:rPr>
-        <w:t>Pr</w:t>
-      </w:r>
-      <w:r>
-        <w:rPr>
-          <w:rFonts w:ascii="Times New Roman" w:hAnsi="Times New Roman" w:cs="Times New Roman"/>
-        </w:rPr>
-        <w:t>é</w:t>
-      </w:r>
-      <w:r>
-        <w:rPr>
-          <w:rFonts w:ascii="Times New Roman" w:hAnsi="Times New Roman" w:cs="Times New Roman"/>
-        </w:rPr>
-        <w:t>cis</w:t>
-      </w:r>
-      <w:r>
-        <w:rPr>
-          <w:rFonts w:ascii="Times New Roman" w:hAnsi="Times New Roman" w:cs="Times New Roman"/>
-        </w:rPr>
-        <w:t>...............................................................................................</w:t>
+        <w:ind w:firstLine="708"/>
+        <w:jc w:val="both"/>
+        <w:rPr>
+          <w:rFonts w:ascii="Times New Roman" w:hAnsi="Times New Roman" w:cs="Times New Roman"/>
+        </w:rPr>
+      </w:pPr>
+      <w:r>
+        <w:rPr>
+          <w:rFonts w:ascii="Times New Roman" w:hAnsi="Times New Roman" w:cs="Times New Roman"/>
+        </w:rPr>
+        <w:t>3.4 Ethical and Social Challenges</w:t>
+      </w:r>
+      <w:r>
+        <w:rPr>
+          <w:rFonts w:ascii="Times New Roman" w:hAnsi="Times New Roman" w:cs="Times New Roman"/>
+        </w:rPr>
+        <w:t>................................................................................</w:t>
+      </w:r>
+      <w:r>
+        <w:rPr>
+          <w:rFonts w:ascii="Times New Roman" w:hAnsi="Times New Roman" w:cs="Times New Roman"/>
+        </w:rPr>
+        <w:t>1</w:t>
+      </w:r>
+      <w:r>
+        <w:rPr>
+          <w:rFonts w:ascii="Times New Roman" w:hAnsi="Times New Roman" w:cs="Times New Roman"/>
+        </w:rPr>
+        <w:t>3</w:t>
+      </w:r>
+    </w:p>
+    <w:p>
+      <w:pPr>
+        <w:ind w:firstLine="708"/>
+        <w:jc w:val="both"/>
+        <w:rPr>
+          <w:rFonts w:ascii="Times New Roman" w:hAnsi="Times New Roman" w:cs="Times New Roman"/>
+        </w:rPr>
+      </w:pPr>
+      <w:r>
+        <w:rPr>
+          <w:rFonts w:ascii="Times New Roman" w:hAnsi="Times New Roman" w:cs="Times New Roman"/>
+        </w:rPr>
+        <w:t>3.5 Environmental Costs</w:t>
+      </w:r>
+      <w:r>
+        <w:rPr>
+          <w:rFonts w:ascii="Times New Roman" w:hAnsi="Times New Roman" w:cs="Times New Roman"/>
+        </w:rPr>
+        <w:t>..............................................................................................</w:t>
+      </w:r>
+      <w:r>
+        <w:rPr>
+          <w:rFonts w:ascii="Times New Roman" w:hAnsi="Times New Roman" w:cs="Times New Roman"/>
+        </w:rPr>
+        <w:t>1</w:t>
+      </w:r>
+      <w:r>
+        <w:rPr>
+          <w:rFonts w:ascii="Times New Roman" w:hAnsi="Times New Roman" w:cs="Times New Roman"/>
+        </w:rPr>
+        <w:t>4</w:t>
+      </w:r>
+    </w:p>
+    <w:p>
+      <w:pPr>
+        <w:ind w:firstLine="708"/>
+        <w:jc w:val="both"/>
+        <w:rPr>
+          <w:rFonts w:ascii="Times New Roman" w:hAnsi="Times New Roman" w:cs="Times New Roman"/>
+        </w:rPr>
+      </w:pPr>
+      <w:r>
+        <w:rPr>
+          <w:rFonts w:ascii="Times New Roman" w:hAnsi="Times New Roman" w:cs="Times New Roman"/>
+        </w:rPr>
+        <w:t>3.6 Looking Ahead</w:t>
+      </w:r>
+      <w:r>
+        <w:rPr>
+          <w:rFonts w:ascii="Times New Roman" w:hAnsi="Times New Roman" w:cs="Times New Roman"/>
+        </w:rPr>
+        <w:t>.......................................................................................................</w:t>
+      </w:r>
+      <w:r>
+        <w:rPr>
+          <w:rFonts w:ascii="Times New Roman" w:hAnsi="Times New Roman" w:cs="Times New Roman"/>
+        </w:rPr>
+        <w:t>1</w:t>
+      </w:r>
+      <w:r>
+        <w:rPr>
+          <w:rFonts w:ascii="Times New Roman" w:hAnsi="Times New Roman" w:cs="Times New Roman"/>
+        </w:rPr>
+        <w:t>5</w:t>
+      </w:r>
+    </w:p>
+    <w:p>
+      <w:pPr>
+        <w:jc w:val="both"/>
+        <w:rPr>
+          <w:rFonts w:ascii="Times New Roman" w:hAnsi="Times New Roman" w:cs="Times New Roman"/>
+        </w:rPr>
+      </w:pPr>
+      <w:r>
+        <w:rPr>
+          <w:rFonts w:ascii="Times New Roman" w:hAnsi="Times New Roman" w:cs="Times New Roman"/>
+        </w:rPr>
+        <w:t>Conclusion</w:t>
+      </w:r>
+      <w:r>
+        <w:rPr>
+          <w:rFonts w:ascii="Times New Roman" w:hAnsi="Times New Roman" w:cs="Times New Roman"/>
+        </w:rPr>
+        <w:t>...............................................................................................................................</w:t>
+      </w:r>
+      <w:r>
+        <w:rPr>
+          <w:rFonts w:ascii="Times New Roman" w:hAnsi="Times New Roman" w:cs="Times New Roman"/>
+        </w:rPr>
+        <w:t>1</w:t>
+      </w:r>
+      <w:r>
+        <w:rPr>
+          <w:rFonts w:ascii="Times New Roman" w:hAnsi="Times New Roman" w:cs="Times New Roman"/>
+        </w:rPr>
+        <w:t>6</w:t>
+      </w:r>
+    </w:p>
+    <w:p>
+      <w:pPr>
+        <w:jc w:val="both"/>
+        <w:rPr>
+          <w:rFonts w:ascii="Times New Roman" w:hAnsi="Times New Roman" w:cs="Times New Roman"/>
+        </w:rPr>
+      </w:pPr>
+      <w:r>
+        <w:rPr>
+          <w:rFonts w:ascii="Times New Roman" w:hAnsi="Times New Roman" w:cs="Times New Roman"/>
+        </w:rPr>
+        <w:t>Bi</w:t>
+      </w:r>
+      <w:r>
+        <w:rPr>
+          <w:rFonts w:ascii="Times New Roman" w:hAnsi="Times New Roman" w:cs="Times New Roman"/>
+        </w:rPr>
+        <w:t>bliography</w:t>
+      </w:r>
+      <w:r>
+        <w:rPr>
+          <w:rFonts w:ascii="Times New Roman" w:hAnsi="Times New Roman" w:cs="Times New Roman"/>
+        </w:rPr>
+        <w:t>................................................................................</w:t>
       </w:r>
       <w:r>
         <w:rPr>
@@ -1250,737 +2016,19 @@
         <w:rPr>
           <w:rFonts w:ascii="Times New Roman" w:hAnsi="Times New Roman" w:cs="Times New Roman"/>
         </w:rPr>
-        <w:t>........................</w:t>
-      </w:r>
-      <w:r>
-        <w:rPr>
-          <w:rFonts w:ascii="Times New Roman" w:hAnsi="Times New Roman" w:cs="Times New Roman"/>
-        </w:rPr>
-        <w:t>......</w:t>
-      </w:r>
-      <w:r>
-        <w:rPr>
-          <w:rFonts w:ascii="Times New Roman" w:hAnsi="Times New Roman" w:cs="Times New Roman"/>
-        </w:rPr>
-        <w:t>.</w:t>
-      </w:r>
-      <w:r>
-        <w:rPr>
-          <w:rFonts w:ascii="Times New Roman" w:hAnsi="Times New Roman" w:cs="Times New Roman"/>
-        </w:rPr>
-        <w:t>...........</w:t>
-      </w:r>
-      <w:r>
-        <w:rPr>
-          <w:rFonts w:ascii="Times New Roman" w:hAnsi="Times New Roman" w:cs="Times New Roman"/>
-        </w:rPr>
-        <w:t>4</w:t>
-      </w:r>
-    </w:p>
-    <w:p>
-      <w:pPr>
-        <w:jc w:val="both"/>
-        <w:rPr>
-          <w:rFonts w:ascii="Times New Roman" w:hAnsi="Times New Roman" w:cs="Times New Roman"/>
-        </w:rPr>
-      </w:pPr>
-      <w:r>
-        <w:rPr>
-          <w:rFonts w:ascii="Times New Roman" w:hAnsi="Times New Roman" w:cs="Times New Roman"/>
-        </w:rPr>
-        <w:t>Chapter 1</w:t>
-      </w:r>
-      <w:r>
-        <w:rPr>
-          <w:rFonts w:ascii="Times New Roman" w:hAnsi="Times New Roman" w:cs="Times New Roman"/>
-        </w:rPr>
-        <w:t>:</w:t>
-      </w:r>
-      <w:r>
-        <w:rPr>
-          <w:rFonts w:ascii="Times New Roman" w:hAnsi="Times New Roman" w:cs="Times New Roman"/>
-        </w:rPr>
-        <w:t xml:space="preserve"> Introduction</w:t>
-      </w:r>
-      <w:r>
-        <w:rPr>
-          <w:rFonts w:ascii="Times New Roman" w:hAnsi="Times New Roman" w:cs="Times New Roman"/>
-        </w:rPr>
-        <w:t>..............</w:t>
-      </w:r>
-      <w:r>
-        <w:rPr>
-          <w:rFonts w:ascii="Times New Roman" w:hAnsi="Times New Roman" w:cs="Times New Roman"/>
-        </w:rPr>
-        <w:t>.</w:t>
-      </w:r>
-      <w:r>
-        <w:rPr>
-          <w:rFonts w:ascii="Times New Roman" w:hAnsi="Times New Roman" w:cs="Times New Roman"/>
-        </w:rPr>
-        <w:t>................................................</w:t>
-      </w:r>
-      <w:r>
-        <w:rPr>
-          <w:rFonts w:ascii="Times New Roman" w:hAnsi="Times New Roman" w:cs="Times New Roman"/>
-        </w:rPr>
-        <w:t>......</w:t>
-      </w:r>
-      <w:r>
-        <w:rPr>
-          <w:rFonts w:ascii="Times New Roman" w:hAnsi="Times New Roman" w:cs="Times New Roman"/>
-        </w:rPr>
-        <w:t>.</w:t>
-      </w:r>
-      <w:r>
-        <w:rPr>
-          <w:rFonts w:ascii="Times New Roman" w:hAnsi="Times New Roman" w:cs="Times New Roman"/>
-        </w:rPr>
-        <w:t>...................</w:t>
-      </w:r>
-      <w:r>
-        <w:rPr>
-          <w:rFonts w:ascii="Times New Roman" w:hAnsi="Times New Roman" w:cs="Times New Roman"/>
-        </w:rPr>
-        <w:t>.</w:t>
-      </w:r>
-      <w:r>
-        <w:rPr>
-          <w:rFonts w:ascii="Times New Roman" w:hAnsi="Times New Roman" w:cs="Times New Roman"/>
-        </w:rPr>
-        <w:t>........</w:t>
-      </w:r>
-      <w:r>
-        <w:rPr>
-          <w:rFonts w:ascii="Times New Roman" w:hAnsi="Times New Roman" w:cs="Times New Roman"/>
-        </w:rPr>
-        <w:t>.....</w:t>
-      </w:r>
-      <w:r>
-        <w:rPr>
-          <w:rFonts w:ascii="Times New Roman" w:hAnsi="Times New Roman" w:cs="Times New Roman"/>
-        </w:rPr>
-        <w:t>...</w:t>
-      </w:r>
-      <w:r>
-        <w:rPr>
-          <w:rFonts w:ascii="Times New Roman" w:hAnsi="Times New Roman" w:cs="Times New Roman"/>
-        </w:rPr>
-        <w:t>.</w:t>
-      </w:r>
-      <w:r>
-        <w:rPr>
-          <w:rFonts w:ascii="Times New Roman" w:hAnsi="Times New Roman" w:cs="Times New Roman"/>
-        </w:rPr>
-        <w:t>...</w:t>
-      </w:r>
-      <w:r>
-        <w:rPr>
-          <w:rFonts w:ascii="Times New Roman" w:hAnsi="Times New Roman" w:cs="Times New Roman"/>
-        </w:rPr>
-        <w:t>5</w:t>
-      </w:r>
-    </w:p>
-    <w:p>
-      <w:pPr>
-        <w:jc w:val="both"/>
-        <w:rPr>
-          <w:rFonts w:ascii="Times New Roman" w:hAnsi="Times New Roman" w:cs="Times New Roman"/>
-        </w:rPr>
-      </w:pPr>
-      <w:r>
-        <w:rPr>
-          <w:rFonts w:ascii="Times New Roman" w:hAnsi="Times New Roman" w:cs="Times New Roman"/>
-        </w:rPr>
-        <w:t xml:space="preserve">Chapter </w:t>
-      </w:r>
-      <w:r>
-        <w:rPr>
-          <w:rFonts w:ascii="Times New Roman" w:hAnsi="Times New Roman" w:cs="Times New Roman"/>
-        </w:rPr>
-        <w:t>2</w:t>
-      </w:r>
-      <w:r>
-        <w:rPr>
-          <w:rFonts w:ascii="Times New Roman" w:hAnsi="Times New Roman" w:cs="Times New Roman"/>
-        </w:rPr>
-        <w:t>:</w:t>
-      </w:r>
-      <w:r>
-        <w:rPr>
-          <w:rFonts w:ascii="Times New Roman" w:hAnsi="Times New Roman" w:cs="Times New Roman"/>
-        </w:rPr>
-        <w:t xml:space="preserve"> </w:t>
-      </w:r>
-      <w:r>
-        <w:rPr>
-          <w:rFonts w:ascii="Times New Roman" w:hAnsi="Times New Roman" w:cs="Times New Roman"/>
-        </w:rPr>
-        <w:t>Benefits</w:t>
-      </w:r>
-      <w:r>
-        <w:rPr>
-          <w:rFonts w:ascii="Times New Roman" w:hAnsi="Times New Roman" w:cs="Times New Roman"/>
-        </w:rPr>
-        <w:t>...........................................................................</w:t>
-      </w:r>
-      <w:r>
-        <w:rPr>
-          <w:rFonts w:ascii="Times New Roman" w:hAnsi="Times New Roman" w:cs="Times New Roman"/>
-        </w:rPr>
-        <w:t>.</w:t>
-      </w:r>
-      <w:r>
-        <w:rPr>
-          <w:rFonts w:ascii="Times New Roman" w:hAnsi="Times New Roman" w:cs="Times New Roman"/>
-        </w:rPr>
-        <w:t>......</w:t>
-      </w:r>
-      <w:r>
-        <w:rPr>
-          <w:rFonts w:ascii="Times New Roman" w:hAnsi="Times New Roman" w:cs="Times New Roman"/>
-        </w:rPr>
-        <w:t>........</w:t>
-      </w:r>
-      <w:r>
-        <w:rPr>
-          <w:rFonts w:ascii="Times New Roman" w:hAnsi="Times New Roman" w:cs="Times New Roman"/>
-        </w:rPr>
-        <w:t>.</w:t>
-      </w:r>
-      <w:r>
-        <w:rPr>
-          <w:rFonts w:ascii="Times New Roman" w:hAnsi="Times New Roman" w:cs="Times New Roman"/>
-        </w:rPr>
-        <w:t>.</w:t>
-      </w:r>
-      <w:r>
-        <w:rPr>
-          <w:rFonts w:ascii="Times New Roman" w:hAnsi="Times New Roman" w:cs="Times New Roman"/>
-        </w:rPr>
-        <w:t>...</w:t>
-      </w:r>
-      <w:r>
-        <w:rPr>
-          <w:rFonts w:ascii="Times New Roman" w:hAnsi="Times New Roman" w:cs="Times New Roman"/>
-        </w:rPr>
-        <w:t>.......</w:t>
-      </w:r>
-      <w:r>
-        <w:rPr>
-          <w:rFonts w:ascii="Times New Roman" w:hAnsi="Times New Roman" w:cs="Times New Roman"/>
-        </w:rPr>
-        <w:t>......</w:t>
-      </w:r>
-      <w:r>
-        <w:rPr>
-          <w:rFonts w:ascii="Times New Roman" w:hAnsi="Times New Roman" w:cs="Times New Roman"/>
-        </w:rPr>
-        <w:t>........</w:t>
-      </w:r>
-      <w:r>
-        <w:rPr>
-          <w:rFonts w:ascii="Times New Roman" w:hAnsi="Times New Roman" w:cs="Times New Roman"/>
-        </w:rPr>
-        <w:t>6</w:t>
-      </w:r>
-    </w:p>
-    <w:p>
-      <w:pPr>
-        <w:ind w:firstLine="708"/>
-        <w:jc w:val="both"/>
-        <w:rPr>
-          <w:rFonts w:ascii="Times New Roman" w:hAnsi="Times New Roman" w:cs="Times New Roman"/>
-        </w:rPr>
-      </w:pPr>
-      <w:r>
-        <w:rPr>
-          <w:rFonts w:ascii="Times New Roman" w:hAnsi="Times New Roman" w:cs="Times New Roman"/>
-        </w:rPr>
-        <w:t>2.1 Transforming Work Life</w:t>
-      </w:r>
-      <w:r>
-        <w:rPr>
-          <w:rFonts w:ascii="Times New Roman" w:hAnsi="Times New Roman" w:cs="Times New Roman"/>
-        </w:rPr>
-        <w:t>...........................................................................</w:t>
-      </w:r>
-      <w:r>
-        <w:rPr>
-          <w:rFonts w:ascii="Times New Roman" w:hAnsi="Times New Roman" w:cs="Times New Roman"/>
-        </w:rPr>
-        <w:t>...</w:t>
-      </w:r>
-      <w:r>
-        <w:rPr>
-          <w:rFonts w:ascii="Times New Roman" w:hAnsi="Times New Roman" w:cs="Times New Roman"/>
-        </w:rPr>
-        <w:t>............</w:t>
-      </w:r>
-      <w:r>
-        <w:rPr>
-          <w:rFonts w:ascii="Times New Roman" w:hAnsi="Times New Roman" w:cs="Times New Roman"/>
-        </w:rPr>
-        <w:t>6</w:t>
-      </w:r>
-    </w:p>
-    <w:p>
-      <w:pPr>
-        <w:ind w:firstLine="708"/>
-        <w:jc w:val="both"/>
-        <w:rPr>
-          <w:rFonts w:ascii="Times New Roman" w:hAnsi="Times New Roman" w:cs="Times New Roman"/>
-        </w:rPr>
-      </w:pPr>
-      <w:r>
-        <w:rPr>
-          <w:rFonts w:ascii="Times New Roman" w:hAnsi="Times New Roman" w:cs="Times New Roman"/>
-        </w:rPr>
-        <w:t>2.2 Enhancing Personal Life</w:t>
-      </w:r>
-      <w:r>
-        <w:rPr>
-          <w:rFonts w:ascii="Times New Roman" w:hAnsi="Times New Roman" w:cs="Times New Roman"/>
-        </w:rPr>
-        <w:t>.......................................................................</w:t>
-      </w:r>
-      <w:r>
-        <w:rPr>
-          <w:rFonts w:ascii="Times New Roman" w:hAnsi="Times New Roman" w:cs="Times New Roman"/>
-        </w:rPr>
-        <w:t>...</w:t>
-      </w:r>
-      <w:r>
-        <w:rPr>
-          <w:rFonts w:ascii="Times New Roman" w:hAnsi="Times New Roman" w:cs="Times New Roman"/>
-        </w:rPr>
-        <w:t>................</w:t>
-      </w:r>
-      <w:r>
-        <w:rPr>
-          <w:rFonts w:ascii="Times New Roman" w:hAnsi="Times New Roman" w:cs="Times New Roman"/>
-        </w:rPr>
-        <w:t>6</w:t>
-      </w:r>
-    </w:p>
-    <w:p>
-      <w:pPr>
-        <w:ind w:firstLine="708"/>
-        <w:jc w:val="both"/>
-        <w:rPr>
-          <w:rFonts w:ascii="Times New Roman" w:hAnsi="Times New Roman" w:cs="Times New Roman"/>
-        </w:rPr>
-      </w:pPr>
-      <w:r>
-        <w:rPr>
-          <w:rFonts w:ascii="Times New Roman" w:hAnsi="Times New Roman" w:cs="Times New Roman"/>
-        </w:rPr>
-        <w:t>2.3 Healthcare and Wellbeing</w:t>
-      </w:r>
-      <w:r>
-        <w:rPr>
-          <w:rFonts w:ascii="Times New Roman" w:hAnsi="Times New Roman" w:cs="Times New Roman"/>
-        </w:rPr>
-        <w:t>............................................................................</w:t>
-      </w:r>
-      <w:r>
-        <w:rPr>
-          <w:rFonts w:ascii="Times New Roman" w:hAnsi="Times New Roman" w:cs="Times New Roman"/>
-        </w:rPr>
-        <w:t>...</w:t>
-      </w:r>
-      <w:r>
-        <w:rPr>
-          <w:rFonts w:ascii="Times New Roman" w:hAnsi="Times New Roman" w:cs="Times New Roman"/>
-        </w:rPr>
-        <w:t>.........</w:t>
+        <w:t>...........................................</w:t>
+      </w:r>
+      <w:r>
+        <w:rPr>
+          <w:rFonts w:ascii="Times New Roman" w:hAnsi="Times New Roman" w:cs="Times New Roman"/>
+        </w:rPr>
+        <w:t>1</w:t>
       </w:r>
       <w:r>
         <w:rPr>
           <w:rFonts w:ascii="Times New Roman" w:hAnsi="Times New Roman" w:cs="Times New Roman"/>
         </w:rPr>
         <w:t>7</w:t>
-      </w:r>
-    </w:p>
-    <w:p>
-      <w:pPr>
-        <w:ind w:firstLine="708"/>
-        <w:jc w:val="both"/>
-        <w:rPr>
-          <w:rFonts w:ascii="Times New Roman" w:hAnsi="Times New Roman" w:cs="Times New Roman"/>
-        </w:rPr>
-      </w:pPr>
-      <w:r>
-        <w:rPr>
-          <w:rFonts w:ascii="Times New Roman" w:hAnsi="Times New Roman" w:cs="Times New Roman"/>
-        </w:rPr>
-        <w:t>2.4 Smart Cities and Urban Living</w:t>
-      </w:r>
-      <w:r>
-        <w:rPr>
-          <w:rFonts w:ascii="Times New Roman" w:hAnsi="Times New Roman" w:cs="Times New Roman"/>
-        </w:rPr>
-        <w:t>................................................................................</w:t>
-      </w:r>
-      <w:r>
-        <w:rPr>
-          <w:rFonts w:ascii="Times New Roman" w:hAnsi="Times New Roman" w:cs="Times New Roman"/>
-        </w:rPr>
-        <w:t>7</w:t>
-      </w:r>
-    </w:p>
-    <w:p>
-      <w:pPr>
-        <w:ind w:firstLine="708"/>
-        <w:jc w:val="both"/>
-        <w:rPr>
-          <w:rFonts w:ascii="Times New Roman" w:hAnsi="Times New Roman" w:cs="Times New Roman"/>
-        </w:rPr>
-      </w:pPr>
-      <w:r>
-        <w:rPr>
-          <w:rFonts w:ascii="Times New Roman" w:hAnsi="Times New Roman" w:cs="Times New Roman"/>
-        </w:rPr>
-        <w:t>2.5 Benefits for Society as a Whole</w:t>
-      </w:r>
-      <w:r>
-        <w:rPr>
-          <w:rFonts w:ascii="Times New Roman" w:hAnsi="Times New Roman" w:cs="Times New Roman"/>
-        </w:rPr>
-        <w:t>...............................................................................</w:t>
-      </w:r>
-      <w:r>
-        <w:rPr>
-          <w:rFonts w:ascii="Times New Roman" w:hAnsi="Times New Roman" w:cs="Times New Roman"/>
-        </w:rPr>
-        <w:t>8</w:t>
-      </w:r>
-    </w:p>
-    <w:p>
-      <w:pPr>
-        <w:ind w:firstLine="708"/>
-        <w:jc w:val="both"/>
-        <w:rPr>
-          <w:rFonts w:ascii="Times New Roman" w:hAnsi="Times New Roman" w:cs="Times New Roman"/>
-        </w:rPr>
-      </w:pPr>
-      <w:r>
-        <w:rPr>
-          <w:rFonts w:ascii="Times New Roman" w:hAnsi="Times New Roman" w:cs="Times New Roman"/>
-        </w:rPr>
-        <w:t>2.6 Looking Ahead</w:t>
-      </w:r>
-      <w:r>
-        <w:rPr>
-          <w:rFonts w:ascii="Times New Roman" w:hAnsi="Times New Roman" w:cs="Times New Roman"/>
-        </w:rPr>
-        <w:t>.........................................................................................................</w:t>
-      </w:r>
-      <w:r>
-        <w:rPr>
-          <w:rFonts w:ascii="Times New Roman" w:hAnsi="Times New Roman" w:cs="Times New Roman"/>
-        </w:rPr>
-        <w:t>9</w:t>
-      </w:r>
-    </w:p>
-    <w:p>
-      <w:pPr>
-        <w:jc w:val="both"/>
-        <w:rPr>
-          <w:rFonts w:ascii="Times New Roman" w:hAnsi="Times New Roman" w:cs="Times New Roman"/>
-        </w:rPr>
-      </w:pPr>
-      <w:r>
-        <w:rPr>
-          <w:rFonts w:ascii="Times New Roman" w:hAnsi="Times New Roman" w:cs="Times New Roman"/>
-        </w:rPr>
-        <w:t>Chapter 3</w:t>
-      </w:r>
-      <w:r>
-        <w:rPr>
-          <w:rFonts w:ascii="Times New Roman" w:hAnsi="Times New Roman" w:cs="Times New Roman"/>
-        </w:rPr>
-        <w:t>:</w:t>
-      </w:r>
-      <w:r>
-        <w:rPr>
-          <w:rFonts w:ascii="Times New Roman" w:hAnsi="Times New Roman" w:cs="Times New Roman"/>
-        </w:rPr>
-        <w:t xml:space="preserve"> Drawbacks</w:t>
-      </w:r>
-      <w:r>
-        <w:rPr>
-          <w:rFonts w:ascii="Times New Roman" w:hAnsi="Times New Roman" w:cs="Times New Roman"/>
-        </w:rPr>
-        <w:t>.............................................................................</w:t>
-      </w:r>
-      <w:r>
-        <w:rPr>
-          <w:rFonts w:ascii="Times New Roman" w:hAnsi="Times New Roman" w:cs="Times New Roman"/>
-        </w:rPr>
-        <w:t>.....</w:t>
-      </w:r>
-      <w:r>
-        <w:rPr>
-          <w:rFonts w:ascii="Times New Roman" w:hAnsi="Times New Roman" w:cs="Times New Roman"/>
-        </w:rPr>
-        <w:t>.....</w:t>
-      </w:r>
-      <w:r>
-        <w:rPr>
-          <w:rFonts w:ascii="Times New Roman" w:hAnsi="Times New Roman" w:cs="Times New Roman"/>
-        </w:rPr>
-        <w:t>.</w:t>
-      </w:r>
-      <w:r>
-        <w:rPr>
-          <w:rFonts w:ascii="Times New Roman" w:hAnsi="Times New Roman" w:cs="Times New Roman"/>
-        </w:rPr>
-        <w:t>......................</w:t>
-      </w:r>
-      <w:r>
-        <w:rPr>
-          <w:rFonts w:ascii="Times New Roman" w:hAnsi="Times New Roman" w:cs="Times New Roman"/>
-        </w:rPr>
-        <w:t>10</w:t>
-      </w:r>
-    </w:p>
-    <w:p>
-      <w:pPr>
-        <w:ind w:firstLine="708"/>
-        <w:jc w:val="both"/>
-        <w:rPr>
-          <w:rFonts w:ascii="Times New Roman" w:hAnsi="Times New Roman" w:cs="Times New Roman"/>
-        </w:rPr>
-      </w:pPr>
-      <w:r>
-        <w:rPr>
-          <w:rFonts w:ascii="Times New Roman" w:hAnsi="Times New Roman" w:cs="Times New Roman"/>
-        </w:rPr>
-        <w:t>3.1 Job Loss and Economical Inequality</w:t>
-      </w:r>
-      <w:r>
-        <w:rPr>
-          <w:rFonts w:ascii="Times New Roman" w:hAnsi="Times New Roman" w:cs="Times New Roman"/>
-        </w:rPr>
-        <w:t>......................................................................</w:t>
-      </w:r>
-      <w:r>
-        <w:rPr>
-          <w:rFonts w:ascii="Times New Roman" w:hAnsi="Times New Roman" w:cs="Times New Roman"/>
-        </w:rPr>
-        <w:t>1</w:t>
-      </w:r>
-      <w:r>
-        <w:rPr>
-          <w:rFonts w:ascii="Times New Roman" w:hAnsi="Times New Roman" w:cs="Times New Roman"/>
-        </w:rPr>
-        <w:t>0</w:t>
-      </w:r>
-    </w:p>
-    <w:p>
-      <w:pPr>
-        <w:ind w:firstLine="708"/>
-        <w:jc w:val="both"/>
-        <w:rPr>
-          <w:rFonts w:ascii="Times New Roman" w:hAnsi="Times New Roman" w:cs="Times New Roman"/>
-        </w:rPr>
-      </w:pPr>
-      <w:r>
-        <w:rPr>
-          <w:rFonts w:ascii="Times New Roman" w:hAnsi="Times New Roman" w:cs="Times New Roman"/>
-        </w:rPr>
-        <w:t>3.2 Privacy and Surveillance</w:t>
-      </w:r>
-      <w:r>
-        <w:rPr>
-          <w:rFonts w:ascii="Times New Roman" w:hAnsi="Times New Roman" w:cs="Times New Roman"/>
-        </w:rPr>
-        <w:t>........................................................................................</w:t>
-      </w:r>
-      <w:r>
-        <w:rPr>
-          <w:rFonts w:ascii="Times New Roman" w:hAnsi="Times New Roman" w:cs="Times New Roman"/>
-        </w:rPr>
-        <w:t>10</w:t>
-      </w:r>
-    </w:p>
-    <w:p>
-      <w:pPr>
-        <w:ind w:firstLine="708"/>
-        <w:jc w:val="both"/>
-        <w:rPr>
-          <w:rFonts w:ascii="Times New Roman" w:hAnsi="Times New Roman" w:cs="Times New Roman"/>
-        </w:rPr>
-      </w:pPr>
-      <w:r>
-        <w:rPr>
-          <w:rFonts w:ascii="Times New Roman" w:hAnsi="Times New Roman" w:cs="Times New Roman"/>
-        </w:rPr>
-        <w:t>3.3 Dependence on Technology</w:t>
-      </w:r>
-      <w:r>
-        <w:rPr>
-          <w:rFonts w:ascii="Times New Roman" w:hAnsi="Times New Roman" w:cs="Times New Roman"/>
-        </w:rPr>
-        <w:t>....................................................................................</w:t>
-      </w:r>
-      <w:r>
-        <w:rPr>
-          <w:rFonts w:ascii="Times New Roman" w:hAnsi="Times New Roman" w:cs="Times New Roman"/>
-        </w:rPr>
-        <w:t>11</w:t>
-      </w:r>
-    </w:p>
-    <w:p>
-      <w:pPr>
-        <w:ind w:firstLine="708"/>
-        <w:jc w:val="both"/>
-        <w:rPr>
-          <w:rFonts w:ascii="Times New Roman" w:hAnsi="Times New Roman" w:cs="Times New Roman"/>
-        </w:rPr>
-      </w:pPr>
-      <w:r>
-        <w:rPr>
-          <w:rFonts w:ascii="Times New Roman" w:hAnsi="Times New Roman" w:cs="Times New Roman"/>
-        </w:rPr>
-        <w:t>3.4 Ethical and Social Challenges</w:t>
-      </w:r>
-      <w:r>
-        <w:rPr>
-          <w:rFonts w:ascii="Times New Roman" w:hAnsi="Times New Roman" w:cs="Times New Roman"/>
-        </w:rPr>
-        <w:t>................................................................................</w:t>
-      </w:r>
-      <w:r>
-        <w:rPr>
-          <w:rFonts w:ascii="Times New Roman" w:hAnsi="Times New Roman" w:cs="Times New Roman"/>
-        </w:rPr>
-        <w:t>11</w:t>
-      </w:r>
-    </w:p>
-    <w:p>
-      <w:pPr>
-        <w:ind w:firstLine="708"/>
-        <w:jc w:val="both"/>
-        <w:rPr>
-          <w:rFonts w:ascii="Times New Roman" w:hAnsi="Times New Roman" w:cs="Times New Roman"/>
-        </w:rPr>
-      </w:pPr>
-      <w:r>
-        <w:rPr>
-          <w:rFonts w:ascii="Times New Roman" w:hAnsi="Times New Roman" w:cs="Times New Roman"/>
-        </w:rPr>
-        <w:t>3.5 Environmental Costs</w:t>
-      </w:r>
-      <w:r>
-        <w:rPr>
-          <w:rFonts w:ascii="Times New Roman" w:hAnsi="Times New Roman" w:cs="Times New Roman"/>
-        </w:rPr>
-        <w:t>..............................................................................................</w:t>
-      </w:r>
-      <w:r>
-        <w:rPr>
-          <w:rFonts w:ascii="Times New Roman" w:hAnsi="Times New Roman" w:cs="Times New Roman"/>
-        </w:rPr>
-        <w:t>12</w:t>
-      </w:r>
-    </w:p>
-    <w:p>
-      <w:pPr>
-        <w:ind w:firstLine="708"/>
-        <w:jc w:val="both"/>
-        <w:rPr>
-          <w:rFonts w:ascii="Times New Roman" w:hAnsi="Times New Roman" w:cs="Times New Roman"/>
-        </w:rPr>
-      </w:pPr>
-      <w:r>
-        <w:rPr>
-          <w:rFonts w:ascii="Times New Roman" w:hAnsi="Times New Roman" w:cs="Times New Roman"/>
-        </w:rPr>
-        <w:t>3.6 Looking Ahead</w:t>
-      </w:r>
-      <w:r>
-        <w:rPr>
-          <w:rFonts w:ascii="Times New Roman" w:hAnsi="Times New Roman" w:cs="Times New Roman"/>
-        </w:rPr>
-        <w:t>.......................................................................................................</w:t>
-      </w:r>
-      <w:r>
-        <w:rPr>
-          <w:rFonts w:ascii="Times New Roman" w:hAnsi="Times New Roman" w:cs="Times New Roman"/>
-        </w:rPr>
-        <w:t>12</w:t>
-      </w:r>
-    </w:p>
-    <w:p>
-      <w:pPr>
-        <w:jc w:val="both"/>
-        <w:rPr>
-          <w:rFonts w:ascii="Times New Roman" w:hAnsi="Times New Roman" w:cs="Times New Roman"/>
-        </w:rPr>
-      </w:pPr>
-      <w:r>
-        <w:rPr>
-          <w:rFonts w:ascii="Times New Roman" w:hAnsi="Times New Roman" w:cs="Times New Roman"/>
-        </w:rPr>
-        <w:t>Conclusion</w:t>
-      </w:r>
-      <w:r>
-        <w:rPr>
-          <w:rFonts w:ascii="Times New Roman" w:hAnsi="Times New Roman" w:cs="Times New Roman"/>
-        </w:rPr>
-        <w:t>...............................................................................................................................</w:t>
-      </w:r>
-      <w:r>
-        <w:rPr>
-          <w:rFonts w:ascii="Times New Roman" w:hAnsi="Times New Roman" w:cs="Times New Roman"/>
-        </w:rPr>
-        <w:t>14</w:t>
-      </w:r>
-    </w:p>
-    <w:p>
-      <w:pPr>
-        <w:jc w:val="both"/>
-        <w:rPr>
-          <w:rFonts w:ascii="Times New Roman" w:hAnsi="Times New Roman" w:cs="Times New Roman"/>
-        </w:rPr>
-      </w:pPr>
-      <w:r>
-        <w:rPr>
-          <w:rFonts w:ascii="Times New Roman" w:hAnsi="Times New Roman" w:cs="Times New Roman"/>
-        </w:rPr>
-        <w:t>Bi</w:t>
-      </w:r>
-      <w:r>
-        <w:rPr>
-          <w:rFonts w:ascii="Times New Roman" w:hAnsi="Times New Roman" w:cs="Times New Roman"/>
-        </w:rPr>
-        <w:t>bliography</w:t>
-      </w:r>
-      <w:r>
-        <w:rPr>
-          <w:rFonts w:ascii="Times New Roman" w:hAnsi="Times New Roman" w:cs="Times New Roman"/>
-        </w:rPr>
-        <w:t>................................................................................</w:t>
-      </w:r>
-      <w:r>
-        <w:rPr>
-          <w:rFonts w:ascii="Times New Roman" w:hAnsi="Times New Roman" w:cs="Times New Roman"/>
-        </w:rPr>
-        <w:t>.</w:t>
-      </w:r>
-      <w:r>
-        <w:rPr>
-          <w:rFonts w:ascii="Times New Roman" w:hAnsi="Times New Roman" w:cs="Times New Roman"/>
-        </w:rPr>
-        <w:t>...........................................</w:t>
-      </w:r>
-      <w:r>
-        <w:rPr>
-          <w:rFonts w:ascii="Times New Roman" w:hAnsi="Times New Roman" w:cs="Times New Roman"/>
-        </w:rPr>
-        <w:t>15</w:t>
       </w:r>
     </w:p>
     <w:p>
@@ -6328,6 +6376,88 @@
         <w:rPr>
           <w:rFonts w:ascii="Times New Roman" w:hAnsi="Times New Roman" w:cs="Times New Roman"/>
           <w:noProof/>
+          <w:sz w:val="28"/>
+          <w:szCs w:val="28"/>
+          <w:lang w:val="en-US"/>
+        </w:rPr>
+        <mc:AlternateContent>
+          <mc:Choice Requires="wps">
+            <w:drawing>
+              <wp:anchor distT="0" distB="0" distL="114300" distR="114300" simplePos="0" relativeHeight="251699200" behindDoc="0" locked="0" layoutInCell="1" allowOverlap="1" wp14:anchorId="39F19771" wp14:editId="73F4D4C9">
+                <wp:simplePos x="0" y="0"/>
+                <wp:positionH relativeFrom="margin">
+                  <wp:posOffset>2543175</wp:posOffset>
+                </wp:positionH>
+                <wp:positionV relativeFrom="paragraph">
+                  <wp:posOffset>742315</wp:posOffset>
+                </wp:positionV>
+                <wp:extent cx="631372" cy="500743"/>
+                <wp:effectExtent l="0" t="0" r="16510" b="13970"/>
+                <wp:wrapNone/>
+                <wp:docPr id="1529075691" name="Rectangle 1"/>
+                <wp:cNvGraphicFramePr/>
+                <a:graphic xmlns:a="http://schemas.openxmlformats.org/drawingml/2006/main">
+                  <a:graphicData uri="http://schemas.microsoft.com/office/word/2010/wordprocessingShape">
+                    <wps:wsp>
+                      <wps:cNvSpPr/>
+                      <wps:spPr>
+                        <a:xfrm>
+                          <a:off x="0" y="0"/>
+                          <a:ext cx="631372" cy="500743"/>
+                        </a:xfrm>
+                        <a:prstGeom prst="rect">
+                          <a:avLst/>
+                        </a:prstGeom>
+                        <a:solidFill>
+                          <a:schemeClr val="bg1"/>
+                        </a:solidFill>
+                        <a:ln>
+                          <a:solidFill>
+                            <a:schemeClr val="bg1"/>
+                          </a:solidFill>
+                        </a:ln>
+                      </wps:spPr>
+                      <wps:style>
+                        <a:lnRef idx="2">
+                          <a:schemeClr val="accent1">
+                            <a:shade val="15000"/>
+                          </a:schemeClr>
+                        </a:lnRef>
+                        <a:fillRef idx="1">
+                          <a:schemeClr val="accent1"/>
+                        </a:fillRef>
+                        <a:effectRef idx="0">
+                          <a:schemeClr val="accent1"/>
+                        </a:effectRef>
+                        <a:fontRef idx="minor">
+                          <a:schemeClr val="lt1"/>
+                        </a:fontRef>
+                      </wps:style>
+                      <wps:bodyPr rot="0" spcFirstLastPara="0" vertOverflow="overflow" horzOverflow="overflow" vert="horz" wrap="square" lIns="91440" tIns="45720" rIns="91440" bIns="45720" numCol="1" spcCol="0" rtlCol="0" fromWordArt="0" anchor="ctr" anchorCtr="0" forceAA="0" compatLnSpc="1">
+                        <a:prstTxWarp prst="textNoShape">
+                          <a:avLst/>
+                        </a:prstTxWarp>
+                        <a:noAutofit/>
+                      </wps:bodyPr>
+                    </wps:wsp>
+                  </a:graphicData>
+                </a:graphic>
+              </wp:anchor>
+            </w:drawing>
+          </mc:Choice>
+          <mc:Fallback>
+            <w:pict>
+              <v:rect w14:anchorId="6E5D88CB" id="Rectangle 1" o:spid="_x0000_s1026" style="position:absolute;margin-left:200.25pt;margin-top:58.45pt;width:49.7pt;height:39.45pt;z-index:251699200;visibility:visible;mso-wrap-style:square;mso-wrap-distance-left:9pt;mso-wrap-distance-top:0;mso-wrap-distance-right:9pt;mso-wrap-distance-bottom:0;mso-position-horizontal:absolute;mso-position-horizontal-relative:margin;mso-position-vertical:absolute;mso-position-vertical-relative:text;v-text-anchor:middle" o:gfxdata="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" fillcolor="white [3212]" strokecolor="white [3212]" strokeweight="1pt">
+                <w10:wrap anchorx="margin"/>
+              </v:rect>
+            </w:pict>
+          </mc:Fallback>
+        </mc:AlternateContent>
+      </w:r>
+      <w:r>
+        <w:rPr>
+          <w:rFonts w:ascii="Times New Roman" w:hAnsi="Times New Roman" w:cs="Times New Roman"/>
+          <w:noProof/>
         </w:rPr>
         <mc:AlternateContent>
           <mc:Choice Requires="wps">
@@ -6649,6 +6779,88 @@
           <w:rFonts w:ascii="Times New Roman" w:hAnsi="Times New Roman" w:cs="Times New Roman"/>
         </w:rPr>
       </w:pPr>
+      <w:r>
+        <w:rPr>
+          <w:rFonts w:ascii="Times New Roman" w:hAnsi="Times New Roman" w:cs="Times New Roman"/>
+          <w:noProof/>
+          <w:sz w:val="28"/>
+          <w:szCs w:val="28"/>
+          <w:lang w:val="en-US"/>
+        </w:rPr>
+        <mc:AlternateContent>
+          <mc:Choice Requires="wps">
+            <w:drawing>
+              <wp:anchor distT="0" distB="0" distL="114300" distR="114300" simplePos="0" relativeHeight="251701248" behindDoc="0" locked="0" layoutInCell="1" allowOverlap="1" wp14:anchorId="378402EC" wp14:editId="1122B1DB">
+                <wp:simplePos x="0" y="0"/>
+                <wp:positionH relativeFrom="margin">
+                  <wp:align>center</wp:align>
+                </wp:positionH>
+                <wp:positionV relativeFrom="paragraph">
+                  <wp:posOffset>2958465</wp:posOffset>
+                </wp:positionV>
+                <wp:extent cx="631372" cy="500743"/>
+                <wp:effectExtent l="0" t="0" r="16510" b="13970"/>
+                <wp:wrapNone/>
+                <wp:docPr id="1019815473" name="Rectangle 1"/>
+                <wp:cNvGraphicFramePr/>
+                <a:graphic xmlns:a="http://schemas.openxmlformats.org/drawingml/2006/main">
+                  <a:graphicData uri="http://schemas.microsoft.com/office/word/2010/wordprocessingShape">
+                    <wps:wsp>
+                      <wps:cNvSpPr/>
+                      <wps:spPr>
+                        <a:xfrm>
+                          <a:off x="0" y="0"/>
+                          <a:ext cx="631372" cy="500743"/>
+                        </a:xfrm>
+                        <a:prstGeom prst="rect">
+                          <a:avLst/>
+                        </a:prstGeom>
+                        <a:solidFill>
+                          <a:schemeClr val="bg1"/>
+                        </a:solidFill>
+                        <a:ln>
+                          <a:solidFill>
+                            <a:schemeClr val="bg1"/>
+                          </a:solidFill>
+                        </a:ln>
+                      </wps:spPr>
+                      <wps:style>
+                        <a:lnRef idx="2">
+                          <a:schemeClr val="accent1">
+                            <a:shade val="15000"/>
+                          </a:schemeClr>
+                        </a:lnRef>
+                        <a:fillRef idx="1">
+                          <a:schemeClr val="accent1"/>
+                        </a:fillRef>
+                        <a:effectRef idx="0">
+                          <a:schemeClr val="accent1"/>
+                        </a:effectRef>
+                        <a:fontRef idx="minor">
+                          <a:schemeClr val="lt1"/>
+                        </a:fontRef>
+                      </wps:style>
+                      <wps:bodyPr rot="0" spcFirstLastPara="0" vertOverflow="overflow" horzOverflow="overflow" vert="horz" wrap="square" lIns="91440" tIns="45720" rIns="91440" bIns="45720" numCol="1" spcCol="0" rtlCol="0" fromWordArt="0" anchor="ctr" anchorCtr="0" forceAA="0" compatLnSpc="1">
+                        <a:prstTxWarp prst="textNoShape">
+                          <a:avLst/>
+                        </a:prstTxWarp>
+                        <a:noAutofit/>
+                      </wps:bodyPr>
+                    </wps:wsp>
+                  </a:graphicData>
+                </a:graphic>
+              </wp:anchor>
+            </w:drawing>
+          </mc:Choice>
+          <mc:Fallback>
+            <w:pict>
+              <v:rect w14:anchorId="1ABD1332" id="Rectangle 1" o:spid="_x0000_s1026" style="position:absolute;margin-left:0;margin-top:232.95pt;width:49.7pt;height:39.45pt;z-index:251701248;visibility:visible;mso-wrap-style:square;mso-wrap-distance-left:9pt;mso-wrap-distance-top:0;mso-wrap-distance-right:9pt;mso-wrap-distance-bottom:0;mso-position-horizontal:center;mso-position-horizontal-relative:margin;mso-position-vertical:absolute;mso-position-vertical-relative:text;v-text-anchor:middle" o:gfxdata="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" fillcolor="white [3212]" strokecolor="white [3212]" strokeweight="1pt">
+                <w10:wrap anchorx="margin"/>
+              </v:rect>
+            </w:pict>
+          </mc:Fallback>
+        </mc:AlternateContent>
+      </w:r>
       <w:r>
         <w:rPr>
           <w:rFonts w:ascii="Times New Roman" w:hAnsi="Times New Roman" w:cs="Times New Roman"/>

--- a/Atestat.docx
+++ b/Atestat.docx
@@ -564,16 +564,7 @@
           <w:sz w:val="32"/>
           <w:szCs w:val="32"/>
         </w:rPr>
-        <w:t xml:space="preserve"> </w:t>
-      </w:r>
-      <w:proofErr w:type="gramStart"/>
-      <w:r>
-        <w:rPr>
-          <w:rFonts w:ascii="Times New Roman" w:hAnsi="Times New Roman" w:cs="Times New Roman"/>
-          <w:sz w:val="32"/>
-          <w:szCs w:val="32"/>
-        </w:rPr>
-        <w:t>Na</w:t>
+        <w:t xml:space="preserve"> Na</w:t>
       </w:r>
       <w:proofErr w:type="spellStart"/>
       <w:r>
@@ -595,7 +586,6 @@
         </w:rPr>
         <w:t xml:space="preserve"> ,,Decebal</w:t>
       </w:r>
-      <w:proofErr w:type="gramEnd"/>
       <w:r>
         <w:rPr>
           <w:rFonts w:ascii="Times New Roman" w:hAnsi="Times New Roman" w:cs="Times New Roman"/>
@@ -3013,65 +3003,51 @@
         <w:rPr>
           <w:rFonts w:ascii="Times New Roman" w:hAnsi="Times New Roman" w:cs="Times New Roman"/>
         </w:rPr>
+        <w:t xml:space="preserve"> analyses the positive effects of artificial intelligence on daily life. The chapter discusses improvements in work environments through automation and increased flexibility, as well as enhancements in personal life through smart devices and digital services. It also examines the role of AI in the development of smart cities, focusing on more efficient transport systems, better energy management, and improved public services. Special attention is given to healthcare, where artificial intelligence supports early diagnosis, personalised treatment, and preventive care, contributing to a higher quality of life.</w:t>
+      </w:r>
+    </w:p>
+    <w:p>
+      <w:pPr>
+        <w:spacing w:line="360" w:lineRule="auto"/>
+        <w:jc w:val="both"/>
+        <w:rPr>
+          <w:rFonts w:ascii="Times New Roman" w:hAnsi="Times New Roman" w:cs="Times New Roman"/>
+        </w:rPr>
+      </w:pPr>
+    </w:p>
+    <w:p>
+      <w:pPr>
+        <w:spacing w:line="360" w:lineRule="auto"/>
+        <w:ind w:firstLine="708"/>
+        <w:jc w:val="both"/>
+        <w:rPr>
+          <w:rFonts w:ascii="Times New Roman" w:hAnsi="Times New Roman" w:cs="Times New Roman"/>
+        </w:rPr>
+      </w:pPr>
+      <w:r>
+        <w:rPr>
+          <w:rFonts w:ascii="Times New Roman" w:hAnsi="Times New Roman" w:cs="Times New Roman"/>
+          <w:b/>
+          <w:bCs/>
+        </w:rPr>
+        <w:t>Chapter 3</w:t>
+      </w:r>
+      <w:r>
+        <w:rPr>
+          <w:rFonts w:ascii="Times New Roman" w:hAnsi="Times New Roman" w:cs="Times New Roman"/>
+          <w:b/>
+          <w:bCs/>
+        </w:rPr>
+        <w:t>:</w:t>
+      </w:r>
+      <w:r>
+        <w:rPr>
+          <w:rFonts w:ascii="Times New Roman" w:hAnsi="Times New Roman" w:cs="Times New Roman"/>
+          <w:b/>
+          <w:bCs/>
+        </w:rPr>
         <w:t xml:space="preserve"> </w:t>
       </w:r>
-      <w:proofErr w:type="gramStart"/>
-      <w:r>
-        <w:rPr>
-          <w:rFonts w:ascii="Times New Roman" w:hAnsi="Times New Roman" w:cs="Times New Roman"/>
-        </w:rPr>
-        <w:t>analyses</w:t>
-      </w:r>
-      <w:proofErr w:type="gramEnd"/>
-      <w:r>
-        <w:rPr>
-          <w:rFonts w:ascii="Times New Roman" w:hAnsi="Times New Roman" w:cs="Times New Roman"/>
-        </w:rPr>
-        <w:t xml:space="preserve"> the positive effects of artificial intelligence on daily life. The chapter discusses improvements in work environments through automation and increased flexibility, as well as enhancements in personal life through smart devices and digital services. It also examines the role of AI in the development of smart cities, focusing on more efficient transport systems, better energy management, and improved public services. Special attention is given to healthcare, where artificial intelligence supports early diagnosis, personalised treatment, and preventive care, contributing to a higher quality of life.</w:t>
-      </w:r>
-    </w:p>
-    <w:p>
-      <w:pPr>
-        <w:spacing w:line="360" w:lineRule="auto"/>
-        <w:jc w:val="both"/>
-        <w:rPr>
-          <w:rFonts w:ascii="Times New Roman" w:hAnsi="Times New Roman" w:cs="Times New Roman"/>
-        </w:rPr>
-      </w:pPr>
-    </w:p>
-    <w:p>
-      <w:pPr>
-        <w:spacing w:line="360" w:lineRule="auto"/>
-        <w:ind w:firstLine="708"/>
-        <w:jc w:val="both"/>
-        <w:rPr>
-          <w:rFonts w:ascii="Times New Roman" w:hAnsi="Times New Roman" w:cs="Times New Roman"/>
-        </w:rPr>
-      </w:pPr>
-      <w:r>
-        <w:rPr>
-          <w:rFonts w:ascii="Times New Roman" w:hAnsi="Times New Roman" w:cs="Times New Roman"/>
-          <w:b/>
-          <w:bCs/>
-        </w:rPr>
-        <w:t>Chapter 3</w:t>
-      </w:r>
-      <w:r>
-        <w:rPr>
-          <w:rFonts w:ascii="Times New Roman" w:hAnsi="Times New Roman" w:cs="Times New Roman"/>
-          <w:b/>
-          <w:bCs/>
-        </w:rPr>
-        <w:t>:</w:t>
-      </w:r>
-      <w:r>
-        <w:rPr>
-          <w:rFonts w:ascii="Times New Roman" w:hAnsi="Times New Roman" w:cs="Times New Roman"/>
-          <w:b/>
-          <w:bCs/>
-        </w:rPr>
-        <w:t xml:space="preserve"> </w:t>
-      </w:r>
       <w:r>
         <w:rPr>
           <w:rFonts w:ascii="Times New Roman" w:hAnsi="Times New Roman" w:cs="Times New Roman"/>
@@ -3084,21 +3060,7 @@
         <w:rPr>
           <w:rFonts w:ascii="Times New Roman" w:hAnsi="Times New Roman" w:cs="Times New Roman"/>
         </w:rPr>
-        <w:t xml:space="preserve"> </w:t>
-      </w:r>
-      <w:proofErr w:type="gramStart"/>
-      <w:r>
-        <w:rPr>
-          <w:rFonts w:ascii="Times New Roman" w:hAnsi="Times New Roman" w:cs="Times New Roman"/>
-        </w:rPr>
-        <w:t>examines</w:t>
-      </w:r>
-      <w:proofErr w:type="gramEnd"/>
-      <w:r>
-        <w:rPr>
-          <w:rFonts w:ascii="Times New Roman" w:hAnsi="Times New Roman" w:cs="Times New Roman"/>
-        </w:rPr>
-        <w:t xml:space="preserve"> the negative consequences and risks associated with artificial intelligence in equal depth. It addresses concerns related to job displacement and economic inequality caused by automation, as well as the growing collection of personal data and the threat to individual privacy. The chapter also explores the ethical challenges of biased algorithms, unclear responsibility in AI decision-making, and increased dependence on technology. Furthermore, it considers the environmental impact of large-scale AI systems and the social effects of reduced human interaction in an increasingly digital world.</w:t>
+        <w:t xml:space="preserve"> examines the negative consequences and risks associated with artificial intelligence in equal depth. It addresses concerns related to job displacement and economic inequality caused by automation, as well as the growing collection of personal data and the threat to individual privacy. The chapter also explores the ethical challenges of biased algorithms, unclear responsibility in AI decision-making, and increased dependence on technology. Furthermore, it considers the environmental impact of large-scale AI systems and the social effects of reduced human interaction in an increasingly digital world.</w:t>
       </w:r>
     </w:p>
     <w:p>
@@ -4030,21 +3992,7 @@
         <w:rPr>
           <w:rFonts w:ascii="Times New Roman" w:hAnsi="Times New Roman" w:cs="Times New Roman"/>
         </w:rPr>
-        <w:t xml:space="preserve">AI is not limited to the professional sphere. It is also present in our private lives in ways that bring convenience, comfort, and even health benefits. Smart homes, for example, are becoming increasingly common. They use AI to regulate heating, cooling, and lighting </w:t>
-      </w:r>
-      <w:proofErr w:type="gramStart"/>
-      <w:r>
-        <w:rPr>
-          <w:rFonts w:ascii="Times New Roman" w:hAnsi="Times New Roman" w:cs="Times New Roman"/>
-        </w:rPr>
-        <w:t>in order to</w:t>
-      </w:r>
-      <w:proofErr w:type="gramEnd"/>
-      <w:r>
-        <w:rPr>
-          <w:rFonts w:ascii="Times New Roman" w:hAnsi="Times New Roman" w:cs="Times New Roman"/>
-        </w:rPr>
-        <w:t xml:space="preserve"> save energy and reduce costs.</w:t>
+        <w:t>AI is not limited to the professional sphere. It is also present in our private lives in ways that bring convenience, comfort, and even health benefits. Smart homes, for example, are becoming increasingly common. They use AI to regulate heating, cooling, and lighting in order to save energy and reduce costs.</w:t>
       </w:r>
       <w:r>
         <w:rPr>
@@ -4088,21 +4036,7 @@
         <w:rPr>
           <w:rFonts w:ascii="Times New Roman" w:hAnsi="Times New Roman" w:cs="Times New Roman"/>
         </w:rPr>
-        <w:t xml:space="preserve">Entertainment and communication are further examples of AI’s impact on daily life. Streaming platforms recommend films and music based on personal taste, while translation apps allow people to communicate across language barriers. </w:t>
-      </w:r>
-      <w:proofErr w:type="gramStart"/>
-      <w:r>
-        <w:rPr>
-          <w:rFonts w:ascii="Times New Roman" w:hAnsi="Times New Roman" w:cs="Times New Roman"/>
-        </w:rPr>
-        <w:t>All of</w:t>
-      </w:r>
-      <w:proofErr w:type="gramEnd"/>
-      <w:r>
-        <w:rPr>
-          <w:rFonts w:ascii="Times New Roman" w:hAnsi="Times New Roman" w:cs="Times New Roman"/>
-        </w:rPr>
-        <w:t xml:space="preserve"> these technologies bring a sense of personalisation and accessibility that was unthinkable just a few decades ago.</w:t>
+        <w:t>Entertainment and communication are further examples of AI’s impact on daily life. Streaming platforms recommend films and music based on personal taste, while translation apps allow people to communicate across language barriers. All of these technologies bring a sense of personalisation and accessibility that was unthinkable just a few decades ago.</w:t>
       </w:r>
     </w:p>
     <w:p>
@@ -4247,14 +4181,12 @@
         </w:rPr>
         <w:t xml:space="preserve">t just lengthen </w:t>
       </w:r>
-      <w:proofErr w:type="gramStart"/>
       <w:r>
         <w:rPr>
           <w:rFonts w:ascii="Times New Roman" w:hAnsi="Times New Roman" w:cs="Times New Roman"/>
         </w:rPr>
         <w:t>life,</w:t>
       </w:r>
-      <w:proofErr w:type="gramEnd"/>
       <w:r>
         <w:rPr>
           <w:rFonts w:ascii="Times New Roman" w:hAnsi="Times New Roman" w:cs="Times New Roman"/>
@@ -4458,21 +4390,7 @@
         <w:rPr>
           <w:rFonts w:ascii="Times New Roman" w:hAnsi="Times New Roman" w:cs="Times New Roman"/>
         </w:rPr>
-        <w:t xml:space="preserve">Transportation is one of the areas where smart cities can offer the greatest benefits. AI-powered traffic systems </w:t>
-      </w:r>
-      <w:proofErr w:type="gramStart"/>
-      <w:r>
-        <w:rPr>
-          <w:rFonts w:ascii="Times New Roman" w:hAnsi="Times New Roman" w:cs="Times New Roman"/>
-        </w:rPr>
-        <w:t>are able to</w:t>
-      </w:r>
-      <w:proofErr w:type="gramEnd"/>
-      <w:r>
-        <w:rPr>
-          <w:rFonts w:ascii="Times New Roman" w:hAnsi="Times New Roman" w:cs="Times New Roman"/>
-        </w:rPr>
-        <w:t xml:space="preserve"> analyse data</w:t>
+        <w:t>Transportation is one of the areas where smart cities can offer the greatest benefits. AI-powered traffic systems are able to analyse data</w:t>
       </w:r>
       <w:r>
         <w:rPr>
@@ -4562,21 +4480,7 @@
         <w:rPr>
           <w:rFonts w:ascii="Times New Roman" w:hAnsi="Times New Roman" w:cs="Times New Roman"/>
         </w:rPr>
-        <w:t xml:space="preserve">adapt their </w:t>
-      </w:r>
-      <w:proofErr w:type="gramStart"/>
-      <w:r>
-        <w:rPr>
-          <w:rFonts w:ascii="Times New Roman" w:hAnsi="Times New Roman" w:cs="Times New Roman"/>
-        </w:rPr>
-        <w:t>speed</w:t>
-      </w:r>
-      <w:proofErr w:type="gramEnd"/>
-      <w:r>
-        <w:rPr>
-          <w:rFonts w:ascii="Times New Roman" w:hAnsi="Times New Roman" w:cs="Times New Roman"/>
-        </w:rPr>
-        <w:t xml:space="preserve"> accordingly</w:t>
+        <w:t>adapt their speed accordingly</w:t>
       </w:r>
       <w:r>
         <w:rPr>
@@ -5731,21 +5635,7 @@
         <w:rPr>
           <w:rFonts w:ascii="Times New Roman" w:hAnsi="Times New Roman" w:cs="Times New Roman"/>
         </w:rPr>
-        <w:t xml:space="preserve">Socially, the spread of AI can also change the way people interact with each other. AI-powered chatbots and virtual assistants may make life easier, but they also risk reducing human contact. Some experts warn that as technology becomes more personal and </w:t>
-      </w:r>
-      <w:proofErr w:type="gramStart"/>
-      <w:r>
-        <w:rPr>
-          <w:rFonts w:ascii="Times New Roman" w:hAnsi="Times New Roman" w:cs="Times New Roman"/>
-        </w:rPr>
-        <w:t>responsive,</w:t>
-      </w:r>
-      <w:proofErr w:type="gramEnd"/>
-      <w:r>
-        <w:rPr>
-          <w:rFonts w:ascii="Times New Roman" w:hAnsi="Times New Roman" w:cs="Times New Roman"/>
-        </w:rPr>
-        <w:t xml:space="preserve"> it might replace genuine human relationships with artificial connections.</w:t>
+        <w:t>Socially, the spread of AI can also change the way people interact with each other. AI-powered chatbots and virtual assistants may make life easier, but they also risk reducing human contact. Some experts warn that as technology becomes more personal and responsive, it might replace genuine human relationships with artificial connections.</w:t>
       </w:r>
     </w:p>
     <w:p>
@@ -6280,6 +6170,7 @@
     <w:p>
       <w:pPr>
         <w:spacing w:line="360" w:lineRule="auto"/>
+        <w:ind w:firstLine="708"/>
         <w:jc w:val="both"/>
         <w:rPr>
           <w:rFonts w:ascii="Times New Roman" w:hAnsi="Times New Roman" w:cs="Times New Roman"/>
@@ -6340,6 +6231,7 @@
     <w:p>
       <w:pPr>
         <w:spacing w:line="360" w:lineRule="auto"/>
+        <w:ind w:firstLine="708"/>
         <w:jc w:val="both"/>
         <w:rPr>
           <w:rFonts w:ascii="Times New Roman" w:hAnsi="Times New Roman" w:cs="Times New Roman"/>

--- a/Atestat.docx
+++ b/Atestat.docx
@@ -11,34 +11,14 @@
           <w:szCs w:val="32"/>
         </w:rPr>
       </w:pPr>
-      <w:proofErr w:type="spellStart"/>
       <w:r>
         <w:rPr>
           <w:rFonts w:ascii="Times New Roman" w:hAnsi="Times New Roman" w:cs="Times New Roman"/>
           <w:sz w:val="32"/>
           <w:szCs w:val="32"/>
         </w:rPr>
-        <w:t>Colegiul</w:t>
-      </w:r>
-      <w:proofErr w:type="spellEnd"/>
-      <w:r>
-        <w:rPr>
-          <w:rFonts w:ascii="Times New Roman" w:hAnsi="Times New Roman" w:cs="Times New Roman"/>
-          <w:sz w:val="32"/>
-          <w:szCs w:val="32"/>
-        </w:rPr>
-        <w:t xml:space="preserve"> </w:t>
-      </w:r>
-      <w:proofErr w:type="gramStart"/>
-      <w:r>
-        <w:rPr>
-          <w:rFonts w:ascii="Times New Roman" w:hAnsi="Times New Roman" w:cs="Times New Roman"/>
-          <w:sz w:val="32"/>
-          <w:szCs w:val="32"/>
-        </w:rPr>
-        <w:t>Na</w:t>
-      </w:r>
-      <w:proofErr w:type="spellStart"/>
+        <w:t>Colegiul Na</w:t>
+      </w:r>
       <w:r>
         <w:rPr>
           <w:rFonts w:ascii="Times New Roman" w:hAnsi="Times New Roman" w:cs="Times New Roman"/>
@@ -46,19 +26,8 @@
           <w:szCs w:val="32"/>
           <w:lang w:val="ro-RO"/>
         </w:rPr>
-        <w:t>țional</w:t>
-      </w:r>
-      <w:proofErr w:type="spellEnd"/>
-      <w:r>
-        <w:rPr>
-          <w:rFonts w:ascii="Times New Roman" w:hAnsi="Times New Roman" w:cs="Times New Roman"/>
-          <w:sz w:val="32"/>
-          <w:szCs w:val="32"/>
-          <w:lang w:val="ro-RO"/>
-        </w:rPr>
-        <w:t xml:space="preserve"> ,,Decebal</w:t>
-      </w:r>
-      <w:proofErr w:type="gramEnd"/>
+        <w:t>țional ,,Decebal</w:t>
+      </w:r>
       <w:r>
         <w:rPr>
           <w:rFonts w:ascii="Times New Roman" w:hAnsi="Times New Roman" w:cs="Times New Roman"/>
@@ -548,25 +517,14 @@
           <w:szCs w:val="32"/>
         </w:rPr>
       </w:pPr>
-      <w:proofErr w:type="spellStart"/>
       <w:r>
         <w:rPr>
           <w:rFonts w:ascii="Times New Roman" w:hAnsi="Times New Roman" w:cs="Times New Roman"/>
           <w:sz w:val="32"/>
           <w:szCs w:val="32"/>
         </w:rPr>
-        <w:t>Colegiul</w:t>
-      </w:r>
-      <w:proofErr w:type="spellEnd"/>
-      <w:r>
-        <w:rPr>
-          <w:rFonts w:ascii="Times New Roman" w:hAnsi="Times New Roman" w:cs="Times New Roman"/>
-          <w:sz w:val="32"/>
-          <w:szCs w:val="32"/>
-        </w:rPr>
-        <w:t xml:space="preserve"> Na</w:t>
-      </w:r>
-      <w:proofErr w:type="spellStart"/>
+        <w:t>Colegiul Na</w:t>
+      </w:r>
       <w:r>
         <w:rPr>
           <w:rFonts w:ascii="Times New Roman" w:hAnsi="Times New Roman" w:cs="Times New Roman"/>
@@ -574,17 +532,7 @@
           <w:szCs w:val="32"/>
           <w:lang w:val="ro-RO"/>
         </w:rPr>
-        <w:t>țional</w:t>
-      </w:r>
-      <w:proofErr w:type="spellEnd"/>
-      <w:r>
-        <w:rPr>
-          <w:rFonts w:ascii="Times New Roman" w:hAnsi="Times New Roman" w:cs="Times New Roman"/>
-          <w:sz w:val="32"/>
-          <w:szCs w:val="32"/>
-          <w:lang w:val="ro-RO"/>
-        </w:rPr>
-        <w:t xml:space="preserve"> ,,Decebal</w:t>
+        <w:t>țional ,,Decebal</w:t>
       </w:r>
       <w:r>
         <w:rPr>
@@ -853,7 +801,6 @@
         </w:rPr>
         <w:t>C</w:t>
       </w:r>
-      <w:proofErr w:type="spellStart"/>
       <w:r>
         <w:rPr>
           <w:rFonts w:ascii="Times New Roman" w:hAnsi="Times New Roman" w:cs="Times New Roman"/>
@@ -863,7 +810,6 @@
         </w:rPr>
         <w:t>îm</w:t>
       </w:r>
-      <w:proofErr w:type="spellEnd"/>
       <w:r>
         <w:rPr>
           <w:rFonts w:ascii="Times New Roman" w:hAnsi="Times New Roman" w:cs="Times New Roman"/>
@@ -2414,7 +2360,19 @@
         <w:rPr>
           <w:rFonts w:ascii="Times New Roman" w:hAnsi="Times New Roman" w:cs="Times New Roman"/>
         </w:rPr>
-        <w:t>One of the reasons I picked this topic for my project is that I genuinely think AI is going to keep changing the way we live, in ways we</w:t>
+        <w:t xml:space="preserve">One of the reasons I picked this topic for my </w:t>
+      </w:r>
+      <w:r>
+        <w:rPr>
+          <w:rFonts w:ascii="Times New Roman" w:hAnsi="Times New Roman" w:cs="Times New Roman"/>
+        </w:rPr>
+        <w:t xml:space="preserve">paper </w:t>
+      </w:r>
+      <w:r>
+        <w:rPr>
+          <w:rFonts w:ascii="Times New Roman" w:hAnsi="Times New Roman" w:cs="Times New Roman"/>
+        </w:rPr>
+        <w:t>is that I genuinely think AI is going to keep changing the way we live, in ways we</w:t>
       </w:r>
       <w:r>
         <w:rPr>
@@ -2773,7 +2731,19 @@
         <w:rPr>
           <w:rFonts w:ascii="Times New Roman" w:hAnsi="Times New Roman" w:cs="Times New Roman"/>
         </w:rPr>
-        <w:t>With this project, I want to explore how AI is affecting everyday life</w:t>
+        <w:t>With this</w:t>
+      </w:r>
+      <w:r>
+        <w:rPr>
+          <w:rFonts w:ascii="Times New Roman" w:hAnsi="Times New Roman" w:cs="Times New Roman"/>
+        </w:rPr>
+        <w:t xml:space="preserve"> paper</w:t>
+      </w:r>
+      <w:r>
+        <w:rPr>
+          <w:rFonts w:ascii="Times New Roman" w:hAnsi="Times New Roman" w:cs="Times New Roman"/>
+        </w:rPr>
+        <w:t>, I want to explore how AI is affecting everyday life</w:t>
       </w:r>
       <w:r>
         <w:rPr>
@@ -6155,7 +6125,19 @@
         <w:rPr>
           <w:rFonts w:ascii="Times New Roman" w:hAnsi="Times New Roman" w:cs="Times New Roman"/>
         </w:rPr>
-        <w:t>The rapid evolution of artificial intelligence has already transformed many aspects of everyday life, and its influence will continue to expand in the years ahead. Throughout this project, I have examined the ways in which AI brings significant advantages but also creates new challenges for individuals and society. Modern technologies assist people at work by automating repetitive tasks, improving productivity, and opening the path to more flexible forms of employment. In personal life, AI increases comfort and accessibility through smart homes, digital assistants, and health-monitoring devices. The development of smart cities further shows how urban environments can become cleaner, safer, and more efficient when guided by intelligent systems.</w:t>
+        <w:t>The rapid evolution of artificial intelligence has already transformed many aspects of everyday life, and its influence will continue to expand in the years ahead. Throughout this</w:t>
+      </w:r>
+      <w:r>
+        <w:rPr>
+          <w:rFonts w:ascii="Times New Roman" w:hAnsi="Times New Roman" w:cs="Times New Roman"/>
+        </w:rPr>
+        <w:t xml:space="preserve"> paper</w:t>
+      </w:r>
+      <w:r>
+        <w:rPr>
+          <w:rFonts w:ascii="Times New Roman" w:hAnsi="Times New Roman" w:cs="Times New Roman"/>
+        </w:rPr>
+        <w:t>, I have examined the ways in which AI brings significant advantages but also creates new challenges for individuals and society. Modern technologies assist people at work by automating repetitive tasks, improving productivity, and opening the path to more flexible forms of employment. In personal life, AI increases comfort and accessibility through smart homes, digital assistants, and health-monitoring devices. The development of smart cities further shows how urban environments can become cleaner, safer, and more efficient when guided by intelligent systems.</w:t>
       </w:r>
     </w:p>
     <w:p>
@@ -6549,19 +6531,11 @@
         </w:rPr>
         <w:t xml:space="preserve">2) </w:t>
       </w:r>
-      <w:proofErr w:type="spellStart"/>
-      <w:r>
-        <w:rPr>
-          <w:rFonts w:ascii="Times New Roman" w:hAnsi="Times New Roman" w:cs="Times New Roman"/>
-        </w:rPr>
-        <w:t>Tegmark</w:t>
-      </w:r>
-      <w:proofErr w:type="spellEnd"/>
-      <w:r>
-        <w:rPr>
-          <w:rFonts w:ascii="Times New Roman" w:hAnsi="Times New Roman" w:cs="Times New Roman"/>
-        </w:rPr>
-        <w:t xml:space="preserve">, Max — Life 3.0: Being Human in the Age of Artificial Intelligence, Knopf, New York, 2017 </w:t>
+      <w:r>
+        <w:rPr>
+          <w:rFonts w:ascii="Times New Roman" w:hAnsi="Times New Roman" w:cs="Times New Roman"/>
+        </w:rPr>
+        <w:t xml:space="preserve">Tegmark, Max — Life 3.0: Being Human in the Age of Artificial Intelligence, Knopf, New York, 2017 </w:t>
       </w:r>
     </w:p>
     <w:p>
@@ -7122,21 +7096,7 @@
         <w:rPr>
           <w:rFonts w:ascii="Times New Roman" w:hAnsi="Times New Roman" w:cs="Times New Roman"/>
         </w:rPr>
-        <w:t xml:space="preserve">Lee, Kai-Fu &amp; </w:t>
-      </w:r>
-      <w:proofErr w:type="spellStart"/>
-      <w:r>
-        <w:rPr>
-          <w:rFonts w:ascii="Times New Roman" w:hAnsi="Times New Roman" w:cs="Times New Roman"/>
-        </w:rPr>
-        <w:t>Qiufan</w:t>
-      </w:r>
-      <w:proofErr w:type="spellEnd"/>
-      <w:r>
-        <w:rPr>
-          <w:rFonts w:ascii="Times New Roman" w:hAnsi="Times New Roman" w:cs="Times New Roman"/>
-        </w:rPr>
-        <w:t>, Chen — AI 2041: Ten Visions for Our Future</w:t>
+        <w:t>Lee, Kai-Fu &amp; Qiufan, Chen — AI 2041: Ten Visions for Our Future</w:t>
       </w:r>
       <w:r>
         <w:rPr>
